--- a/ГЛАВА 2 (заполненный).docx
+++ b/ГЛАВА 2 (заполненный).docx
@@ -2496,7 +2496,7 @@
                 <w:rFonts w:ascii="Times New Roman" w:hAnsi="Times New Roman"/>
                 <w:sz w:val="24"/>
               </w:rPr>
-              <w:t>5 040</w:t>
+              <w:t>–</w:t>
             </w:r>
           </w:p>
         </w:tc>
@@ -2517,7 +2517,7 @@
                 <w:rFonts w:ascii="Times New Roman" w:hAnsi="Times New Roman"/>
                 <w:sz w:val="24"/>
               </w:rPr>
-              <w:t>6 480</w:t>
+              <w:t>–</w:t>
             </w:r>
           </w:p>
         </w:tc>
@@ -2538,7 +2538,7 @@
                 <w:rFonts w:ascii="Times New Roman" w:hAnsi="Times New Roman"/>
                 <w:sz w:val="24"/>
               </w:rPr>
-              <w:t>7 920</w:t>
+              <w:t>–</w:t>
             </w:r>
           </w:p>
         </w:tc>
@@ -2559,7 +2559,7 @@
                 <w:rFonts w:ascii="Times New Roman" w:hAnsi="Times New Roman"/>
                 <w:sz w:val="24"/>
               </w:rPr>
-              <w:t>10 080</w:t>
+              <w:t>–</w:t>
             </w:r>
           </w:p>
         </w:tc>
@@ -2580,7 +2580,7 @@
                 <w:rFonts w:ascii="Times New Roman" w:hAnsi="Times New Roman"/>
                 <w:sz w:val="24"/>
               </w:rPr>
-              <w:t>10 800</w:t>
+              <w:t>–</w:t>
             </w:r>
           </w:p>
         </w:tc>
@@ -2614,7 +2614,7 @@
                 <w:rFonts w:ascii="Times New Roman" w:hAnsi="Times New Roman"/>
                 <w:sz w:val="24"/>
               </w:rPr>
-              <w:t>4 760</w:t>
+              <w:t>–</w:t>
             </w:r>
           </w:p>
         </w:tc>
@@ -2635,7 +2635,7 @@
                 <w:rFonts w:ascii="Times New Roman" w:hAnsi="Times New Roman"/>
                 <w:sz w:val="24"/>
               </w:rPr>
-              <w:t>6 120</w:t>
+              <w:t>–</w:t>
             </w:r>
           </w:p>
         </w:tc>
@@ -2656,7 +2656,7 @@
                 <w:rFonts w:ascii="Times New Roman" w:hAnsi="Times New Roman"/>
                 <w:sz w:val="24"/>
               </w:rPr>
-              <w:t>7 480</w:t>
+              <w:t>317</w:t>
             </w:r>
           </w:p>
         </w:tc>
@@ -2677,7 +2677,7 @@
                 <w:rFonts w:ascii="Times New Roman" w:hAnsi="Times New Roman"/>
                 <w:sz w:val="24"/>
               </w:rPr>
-              <w:t>9 520</w:t>
+              <w:t>317</w:t>
             </w:r>
           </w:p>
         </w:tc>
@@ -2698,7 +2698,7 @@
                 <w:rFonts w:ascii="Times New Roman" w:hAnsi="Times New Roman"/>
                 <w:sz w:val="24"/>
               </w:rPr>
-              <w:t>10 200</w:t>
+              <w:t>251</w:t>
             </w:r>
           </w:p>
         </w:tc>
@@ -2732,7 +2732,7 @@
                 <w:rFonts w:ascii="Times New Roman" w:hAnsi="Times New Roman"/>
                 <w:sz w:val="24"/>
               </w:rPr>
-              <w:t>2 800</w:t>
+              <w:t>–</w:t>
             </w:r>
           </w:p>
         </w:tc>
@@ -2753,7 +2753,7 @@
                 <w:rFonts w:ascii="Times New Roman" w:hAnsi="Times New Roman"/>
                 <w:sz w:val="24"/>
               </w:rPr>
-              <w:t>3 600</w:t>
+              <w:t>–</w:t>
             </w:r>
           </w:p>
         </w:tc>
@@ -2774,7 +2774,7 @@
                 <w:rFonts w:ascii="Times New Roman" w:hAnsi="Times New Roman"/>
                 <w:sz w:val="24"/>
               </w:rPr>
-              <w:t>4 400</w:t>
+              <w:t>–</w:t>
             </w:r>
           </w:p>
         </w:tc>
@@ -2795,7 +2795,7 @@
                 <w:rFonts w:ascii="Times New Roman" w:hAnsi="Times New Roman"/>
                 <w:sz w:val="24"/>
               </w:rPr>
-              <w:t>5 600</w:t>
+              <w:t>12 128</w:t>
             </w:r>
           </w:p>
         </w:tc>
@@ -2816,7 +2816,7 @@
                 <w:rFonts w:ascii="Times New Roman" w:hAnsi="Times New Roman"/>
                 <w:sz w:val="24"/>
               </w:rPr>
-              <w:t>6 000</w:t>
+              <w:t>18 521</w:t>
             </w:r>
           </w:p>
         </w:tc>
@@ -2850,7 +2850,7 @@
                 <w:rFonts w:ascii="Times New Roman" w:hAnsi="Times New Roman"/>
                 <w:sz w:val="24"/>
               </w:rPr>
-              <w:t>700</w:t>
+              <w:t>–</w:t>
             </w:r>
           </w:p>
         </w:tc>
@@ -2871,7 +2871,7 @@
                 <w:rFonts w:ascii="Times New Roman" w:hAnsi="Times New Roman"/>
                 <w:sz w:val="24"/>
               </w:rPr>
-              <w:t>900</w:t>
+              <w:t>–</w:t>
             </w:r>
           </w:p>
         </w:tc>
@@ -2892,7 +2892,7 @@
                 <w:rFonts w:ascii="Times New Roman" w:hAnsi="Times New Roman"/>
                 <w:sz w:val="24"/>
               </w:rPr>
-              <w:t>1 100</w:t>
+              <w:t>–</w:t>
             </w:r>
           </w:p>
         </w:tc>
@@ -2913,7 +2913,7 @@
                 <w:rFonts w:ascii="Times New Roman" w:hAnsi="Times New Roman"/>
                 <w:sz w:val="24"/>
               </w:rPr>
-              <w:t>1 400</w:t>
+              <w:t>–</w:t>
             </w:r>
           </w:p>
         </w:tc>
@@ -2934,7 +2934,7 @@
                 <w:rFonts w:ascii="Times New Roman" w:hAnsi="Times New Roman"/>
                 <w:sz w:val="24"/>
               </w:rPr>
-              <w:t>1 500</w:t>
+              <w:t>–</w:t>
             </w:r>
           </w:p>
         </w:tc>
@@ -2973,7 +2973,7 @@
                 <w:rFonts w:ascii="Times New Roman" w:hAnsi="Times New Roman"/>
                 <w:sz w:val="24"/>
               </w:rPr>
-              <w:t>700</w:t>
+              <w:t>–</w:t>
             </w:r>
           </w:p>
         </w:tc>
@@ -2994,7 +2994,7 @@
                 <w:rFonts w:ascii="Times New Roman" w:hAnsi="Times New Roman"/>
                 <w:sz w:val="24"/>
               </w:rPr>
-              <w:t>900</w:t>
+              <w:t>–</w:t>
             </w:r>
           </w:p>
         </w:tc>
@@ -3015,7 +3015,7 @@
                 <w:rFonts w:ascii="Times New Roman" w:hAnsi="Times New Roman"/>
                 <w:sz w:val="24"/>
               </w:rPr>
-              <w:t>1 100</w:t>
+              <w:t>–</w:t>
             </w:r>
           </w:p>
         </w:tc>
@@ -3036,7 +3036,7 @@
                 <w:rFonts w:ascii="Times New Roman" w:hAnsi="Times New Roman"/>
                 <w:sz w:val="24"/>
               </w:rPr>
-              <w:t>1 400</w:t>
+              <w:t>–</w:t>
             </w:r>
           </w:p>
         </w:tc>
@@ -3057,7 +3057,7 @@
                 <w:rFonts w:ascii="Times New Roman" w:hAnsi="Times New Roman"/>
                 <w:sz w:val="24"/>
               </w:rPr>
-              <w:t>1 500</w:t>
+              <w:t>–</w:t>
             </w:r>
           </w:p>
         </w:tc>
@@ -3090,7 +3090,7 @@
                 <w:rFonts w:ascii="Times New Roman" w:hAnsi="Times New Roman"/>
                 <w:sz w:val="24"/>
               </w:rPr>
-              <w:t>14 000</w:t>
+              <w:t>–</w:t>
             </w:r>
           </w:p>
         </w:tc>
@@ -3111,7 +3111,7 @@
                 <w:rFonts w:ascii="Times New Roman" w:hAnsi="Times New Roman"/>
                 <w:sz w:val="24"/>
               </w:rPr>
-              <w:t>18 000</w:t>
+              <w:t>–</w:t>
             </w:r>
           </w:p>
         </w:tc>
@@ -3132,7 +3132,7 @@
                 <w:rFonts w:ascii="Times New Roman" w:hAnsi="Times New Roman"/>
                 <w:sz w:val="24"/>
               </w:rPr>
-              <w:t>22 000</w:t>
+              <w:t>317</w:t>
             </w:r>
           </w:p>
         </w:tc>
@@ -3153,7 +3153,7 @@
                 <w:rFonts w:ascii="Times New Roman" w:hAnsi="Times New Roman"/>
                 <w:sz w:val="24"/>
               </w:rPr>
-              <w:t>28 000</w:t>
+              <w:t>12 445</w:t>
             </w:r>
           </w:p>
         </w:tc>
@@ -3174,7 +3174,7 @@
                 <w:rFonts w:ascii="Times New Roman" w:hAnsi="Times New Roman"/>
                 <w:sz w:val="24"/>
               </w:rPr>
-              <w:t>30 000</w:t>
+              <w:t>18 772</w:t>
             </w:r>
           </w:p>
         </w:tc>
@@ -3440,7 +3440,7 @@
                 <w:rFonts w:ascii="Times New Roman" w:hAnsi="Times New Roman"/>
                 <w:sz w:val="24"/>
               </w:rPr>
-              <w:t>36,0</w:t>
+              <w:t>–</w:t>
             </w:r>
           </w:p>
         </w:tc>
@@ -3461,7 +3461,7 @@
                 <w:rFonts w:ascii="Times New Roman" w:hAnsi="Times New Roman"/>
                 <w:sz w:val="24"/>
               </w:rPr>
-              <w:t>36,0</w:t>
+              <w:t>–</w:t>
             </w:r>
           </w:p>
         </w:tc>
@@ -3482,7 +3482,7 @@
                 <w:rFonts w:ascii="Times New Roman" w:hAnsi="Times New Roman"/>
                 <w:sz w:val="24"/>
               </w:rPr>
-              <w:t>36,0</w:t>
+              <w:t>–</w:t>
             </w:r>
           </w:p>
         </w:tc>
@@ -3503,7 +3503,7 @@
                 <w:rFonts w:ascii="Times New Roman" w:hAnsi="Times New Roman"/>
                 <w:sz w:val="24"/>
               </w:rPr>
-              <w:t>36,0</w:t>
+              <w:t>–</w:t>
             </w:r>
           </w:p>
         </w:tc>
@@ -3524,7 +3524,7 @@
                 <w:rFonts w:ascii="Times New Roman" w:hAnsi="Times New Roman"/>
                 <w:sz w:val="24"/>
               </w:rPr>
-              <w:t>36,0</w:t>
+              <w:t>–</w:t>
             </w:r>
           </w:p>
         </w:tc>
@@ -3558,7 +3558,7 @@
                 <w:rFonts w:ascii="Times New Roman" w:hAnsi="Times New Roman"/>
                 <w:sz w:val="24"/>
               </w:rPr>
-              <w:t>34,0</w:t>
+              <w:t>–</w:t>
             </w:r>
           </w:p>
         </w:tc>
@@ -3579,7 +3579,7 @@
                 <w:rFonts w:ascii="Times New Roman" w:hAnsi="Times New Roman"/>
                 <w:sz w:val="24"/>
               </w:rPr>
-              <w:t>34,0</w:t>
+              <w:t>–</w:t>
             </w:r>
           </w:p>
         </w:tc>
@@ -3600,7 +3600,7 @@
                 <w:rFonts w:ascii="Times New Roman" w:hAnsi="Times New Roman"/>
                 <w:sz w:val="24"/>
               </w:rPr>
-              <w:t>34,0</w:t>
+              <w:t>100,0</w:t>
             </w:r>
           </w:p>
         </w:tc>
@@ -3621,7 +3621,7 @@
                 <w:rFonts w:ascii="Times New Roman" w:hAnsi="Times New Roman"/>
                 <w:sz w:val="24"/>
               </w:rPr>
-              <w:t>34,0</w:t>
+              <w:t>2,5</w:t>
             </w:r>
           </w:p>
         </w:tc>
@@ -3642,7 +3642,7 @@
                 <w:rFonts w:ascii="Times New Roman" w:hAnsi="Times New Roman"/>
                 <w:sz w:val="24"/>
               </w:rPr>
-              <w:t>34,0</w:t>
+              <w:t>1,3</w:t>
             </w:r>
           </w:p>
         </w:tc>
@@ -3676,7 +3676,7 @@
                 <w:rFonts w:ascii="Times New Roman" w:hAnsi="Times New Roman"/>
                 <w:sz w:val="24"/>
               </w:rPr>
-              <w:t>20,0</w:t>
+              <w:t>–</w:t>
             </w:r>
           </w:p>
         </w:tc>
@@ -3697,7 +3697,7 @@
                 <w:rFonts w:ascii="Times New Roman" w:hAnsi="Times New Roman"/>
                 <w:sz w:val="24"/>
               </w:rPr>
-              <w:t>20,0</w:t>
+              <w:t>–</w:t>
             </w:r>
           </w:p>
         </w:tc>
@@ -3718,7 +3718,7 @@
                 <w:rFonts w:ascii="Times New Roman" w:hAnsi="Times New Roman"/>
                 <w:sz w:val="24"/>
               </w:rPr>
-              <w:t>20,0</w:t>
+              <w:t>–</w:t>
             </w:r>
           </w:p>
         </w:tc>
@@ -3739,7 +3739,7 @@
                 <w:rFonts w:ascii="Times New Roman" w:hAnsi="Times New Roman"/>
                 <w:sz w:val="24"/>
               </w:rPr>
-              <w:t>20,0</w:t>
+              <w:t>97,5</w:t>
             </w:r>
           </w:p>
         </w:tc>
@@ -3760,7 +3760,7 @@
                 <w:rFonts w:ascii="Times New Roman" w:hAnsi="Times New Roman"/>
                 <w:sz w:val="24"/>
               </w:rPr>
-              <w:t>20,0</w:t>
+              <w:t>98,7</w:t>
             </w:r>
           </w:p>
         </w:tc>
@@ -3794,7 +3794,7 @@
                 <w:rFonts w:ascii="Times New Roman" w:hAnsi="Times New Roman"/>
                 <w:sz w:val="24"/>
               </w:rPr>
-              <w:t>5,0</w:t>
+              <w:t>–</w:t>
             </w:r>
           </w:p>
         </w:tc>
@@ -3815,7 +3815,7 @@
                 <w:rFonts w:ascii="Times New Roman" w:hAnsi="Times New Roman"/>
                 <w:sz w:val="24"/>
               </w:rPr>
-              <w:t>5,0</w:t>
+              <w:t>–</w:t>
             </w:r>
           </w:p>
         </w:tc>
@@ -3836,7 +3836,7 @@
                 <w:rFonts w:ascii="Times New Roman" w:hAnsi="Times New Roman"/>
                 <w:sz w:val="24"/>
               </w:rPr>
-              <w:t>5,0</w:t>
+              <w:t>–</w:t>
             </w:r>
           </w:p>
         </w:tc>
@@ -3857,7 +3857,7 @@
                 <w:rFonts w:ascii="Times New Roman" w:hAnsi="Times New Roman"/>
                 <w:sz w:val="24"/>
               </w:rPr>
-              <w:t>5,0</w:t>
+              <w:t>–</w:t>
             </w:r>
           </w:p>
         </w:tc>
@@ -3878,7 +3878,7 @@
                 <w:rFonts w:ascii="Times New Roman" w:hAnsi="Times New Roman"/>
                 <w:sz w:val="24"/>
               </w:rPr>
-              <w:t>5,0</w:t>
+              <w:t>–</w:t>
             </w:r>
           </w:p>
         </w:tc>
@@ -3917,7 +3917,7 @@
                 <w:rFonts w:ascii="Times New Roman" w:hAnsi="Times New Roman"/>
                 <w:sz w:val="24"/>
               </w:rPr>
-              <w:t>5,0</w:t>
+              <w:t>–</w:t>
             </w:r>
           </w:p>
         </w:tc>
@@ -3938,7 +3938,7 @@
                 <w:rFonts w:ascii="Times New Roman" w:hAnsi="Times New Roman"/>
                 <w:sz w:val="24"/>
               </w:rPr>
-              <w:t>5,0</w:t>
+              <w:t>–</w:t>
             </w:r>
           </w:p>
         </w:tc>
@@ -3959,7 +3959,7 @@
                 <w:rFonts w:ascii="Times New Roman" w:hAnsi="Times New Roman"/>
                 <w:sz w:val="24"/>
               </w:rPr>
-              <w:t>5,0</w:t>
+              <w:t>–</w:t>
             </w:r>
           </w:p>
         </w:tc>
@@ -3980,7 +3980,7 @@
                 <w:rFonts w:ascii="Times New Roman" w:hAnsi="Times New Roman"/>
                 <w:sz w:val="24"/>
               </w:rPr>
-              <w:t>5,0</w:t>
+              <w:t>–</w:t>
             </w:r>
           </w:p>
         </w:tc>
@@ -4001,7 +4001,7 @@
                 <w:rFonts w:ascii="Times New Roman" w:hAnsi="Times New Roman"/>
                 <w:sz w:val="24"/>
               </w:rPr>
-              <w:t>5,0</w:t>
+              <w:t>–</w:t>
             </w:r>
           </w:p>
         </w:tc>
@@ -4030,7 +4030,11 @@
               <w:jc w:val="center"/>
             </w:pPr>
             <w:r>
-              <w:t>100</w:t>
+              <w:rPr>
+                <w:rFonts w:ascii="Times New Roman" w:hAnsi="Times New Roman"/>
+                <w:sz w:val="24"/>
+              </w:rPr>
+              <w:t>–</w:t>
             </w:r>
           </w:p>
         </w:tc>
@@ -4047,7 +4051,11 @@
               <w:jc w:val="center"/>
             </w:pPr>
             <w:r>
-              <w:t>100</w:t>
+              <w:rPr>
+                <w:rFonts w:ascii="Times New Roman" w:hAnsi="Times New Roman"/>
+                <w:sz w:val="24"/>
+              </w:rPr>
+              <w:t>–</w:t>
             </w:r>
           </w:p>
         </w:tc>
@@ -4064,7 +4072,11 @@
               <w:jc w:val="center"/>
             </w:pPr>
             <w:r>
-              <w:t>100</w:t>
+              <w:rPr>
+                <w:rFonts w:ascii="Times New Roman" w:hAnsi="Times New Roman"/>
+                <w:sz w:val="24"/>
+              </w:rPr>
+              <w:t>100,0</w:t>
             </w:r>
           </w:p>
         </w:tc>
@@ -4081,7 +4093,11 @@
               <w:jc w:val="center"/>
             </w:pPr>
             <w:r>
-              <w:t>100</w:t>
+              <w:rPr>
+                <w:rFonts w:ascii="Times New Roman" w:hAnsi="Times New Roman"/>
+                <w:sz w:val="24"/>
+              </w:rPr>
+              <w:t>100,0</w:t>
             </w:r>
           </w:p>
         </w:tc>
@@ -4098,7 +4114,11 @@
               <w:jc w:val="center"/>
             </w:pPr>
             <w:r>
-              <w:t>100</w:t>
+              <w:rPr>
+                <w:rFonts w:ascii="Times New Roman" w:hAnsi="Times New Roman"/>
+                <w:sz w:val="24"/>
+              </w:rPr>
+              <w:t>100,0</w:t>
             </w:r>
           </w:p>
         </w:tc>
@@ -5134,7 +5154,7 @@
                 <w:rFonts w:ascii="Times New Roman" w:hAnsi="Times New Roman"/>
                 <w:sz w:val="24"/>
               </w:rPr>
-              <w:t>12 000</w:t>
+              <w:t>–</w:t>
             </w:r>
           </w:p>
         </w:tc>
@@ -5160,7 +5180,7 @@
                 <w:rFonts w:ascii="Times New Roman" w:hAnsi="Times New Roman"/>
                 <w:sz w:val="24"/>
               </w:rPr>
-              <w:t>14 000</w:t>
+              <w:t>–</w:t>
             </w:r>
           </w:p>
         </w:tc>
@@ -5186,7 +5206,7 @@
                 <w:rFonts w:ascii="Times New Roman" w:hAnsi="Times New Roman"/>
                 <w:sz w:val="24"/>
               </w:rPr>
-              <w:t>18 000</w:t>
+              <w:t>–</w:t>
             </w:r>
           </w:p>
         </w:tc>
@@ -5212,7 +5232,7 @@
                 <w:rFonts w:ascii="Times New Roman" w:hAnsi="Times New Roman"/>
                 <w:sz w:val="24"/>
               </w:rPr>
-              <w:t>22 000</w:t>
+              <w:t>317</w:t>
             </w:r>
           </w:p>
         </w:tc>
@@ -5238,7 +5258,7 @@
                 <w:rFonts w:ascii="Times New Roman" w:hAnsi="Times New Roman"/>
                 <w:sz w:val="24"/>
               </w:rPr>
-              <w:t>28 000</w:t>
+              <w:t>12 445</w:t>
             </w:r>
           </w:p>
         </w:tc>
@@ -5303,7 +5323,7 @@
                 <w:rFonts w:ascii="Times New Roman" w:hAnsi="Times New Roman"/>
                 <w:sz w:val="24"/>
               </w:rPr>
-              <w:t>2 500</w:t>
+              <w:t>–</w:t>
             </w:r>
           </w:p>
         </w:tc>
@@ -5329,7 +5349,7 @@
                 <w:rFonts w:ascii="Times New Roman" w:hAnsi="Times New Roman"/>
                 <w:sz w:val="24"/>
               </w:rPr>
-              <w:t>4 500</w:t>
+              <w:t>–</w:t>
             </w:r>
           </w:p>
         </w:tc>
@@ -5355,7 +5375,7 @@
                 <w:rFonts w:ascii="Times New Roman" w:hAnsi="Times New Roman"/>
                 <w:sz w:val="24"/>
               </w:rPr>
-              <w:t>4 500</w:t>
+              <w:t>317</w:t>
             </w:r>
           </w:p>
         </w:tc>
@@ -5381,7 +5401,7 @@
                 <w:rFonts w:ascii="Times New Roman" w:hAnsi="Times New Roman"/>
                 <w:sz w:val="24"/>
               </w:rPr>
-              <w:t>6 500</w:t>
+              <w:t>12 128</w:t>
             </w:r>
           </w:p>
         </w:tc>
@@ -5407,7 +5427,7 @@
                 <w:rFonts w:ascii="Times New Roman" w:hAnsi="Times New Roman"/>
                 <w:sz w:val="24"/>
               </w:rPr>
-              <w:t>2 500</w:t>
+              <w:t>8 736</w:t>
             </w:r>
           </w:p>
         </w:tc>
@@ -5472,7 +5492,7 @@
                 <w:rFonts w:ascii="Times New Roman" w:hAnsi="Times New Roman"/>
                 <w:sz w:val="24"/>
               </w:rPr>
-              <w:t>500</w:t>
+              <w:t>–</w:t>
             </w:r>
           </w:p>
         </w:tc>
@@ -5498,7 +5518,7 @@
                 <w:rFonts w:ascii="Times New Roman" w:hAnsi="Times New Roman"/>
                 <w:sz w:val="24"/>
               </w:rPr>
-              <w:t>500</w:t>
+              <w:t>–</w:t>
             </w:r>
           </w:p>
         </w:tc>
@@ -5524,7 +5544,7 @@
                 <w:rFonts w:ascii="Times New Roman" w:hAnsi="Times New Roman"/>
                 <w:sz w:val="24"/>
               </w:rPr>
-              <w:t>500</w:t>
+              <w:t>–</w:t>
             </w:r>
           </w:p>
         </w:tc>
@@ -5550,7 +5570,7 @@
                 <w:rFonts w:ascii="Times New Roman" w:hAnsi="Times New Roman"/>
                 <w:sz w:val="24"/>
               </w:rPr>
-              <w:t>500</w:t>
+              <w:t>–</w:t>
             </w:r>
           </w:p>
         </w:tc>
@@ -5576,7 +5596,7 @@
                 <w:rFonts w:ascii="Times New Roman" w:hAnsi="Times New Roman"/>
                 <w:sz w:val="24"/>
               </w:rPr>
-              <w:t>500</w:t>
+              <w:t>12 128</w:t>
             </w:r>
           </w:p>
         </w:tc>
@@ -5641,7 +5661,7 @@
                 <w:rFonts w:ascii="Times New Roman" w:hAnsi="Times New Roman"/>
                 <w:sz w:val="24"/>
               </w:rPr>
-              <w:t>14 000</w:t>
+              <w:t>–</w:t>
             </w:r>
           </w:p>
         </w:tc>
@@ -5667,7 +5687,7 @@
                 <w:rFonts w:ascii="Times New Roman" w:hAnsi="Times New Roman"/>
                 <w:sz w:val="24"/>
               </w:rPr>
-              <w:t>18 000</w:t>
+              <w:t>–</w:t>
             </w:r>
           </w:p>
         </w:tc>
@@ -5693,7 +5713,7 @@
                 <w:rFonts w:ascii="Times New Roman" w:hAnsi="Times New Roman"/>
                 <w:sz w:val="24"/>
               </w:rPr>
-              <w:t>22 000</w:t>
+              <w:t>317</w:t>
             </w:r>
           </w:p>
         </w:tc>
@@ -5719,7 +5739,7 @@
                 <w:rFonts w:ascii="Times New Roman" w:hAnsi="Times New Roman"/>
                 <w:sz w:val="24"/>
               </w:rPr>
-              <w:t>28 000</w:t>
+              <w:t>12 445</w:t>
             </w:r>
           </w:p>
         </w:tc>
@@ -5745,7 +5765,7 @@
                 <w:rFonts w:ascii="Times New Roman" w:hAnsi="Times New Roman"/>
                 <w:sz w:val="24"/>
               </w:rPr>
-              <w:t>30 000</w:t>
+              <w:t>21 181</w:t>
             </w:r>
           </w:p>
         </w:tc>
@@ -5811,7 +5831,7 @@
                 <w:rFonts w:ascii="Times New Roman" w:hAnsi="Times New Roman"/>
                 <w:sz w:val="24"/>
               </w:rPr>
-              <w:t>13 000</w:t>
+              <w:t>–</w:t>
             </w:r>
           </w:p>
         </w:tc>
@@ -5837,7 +5857,7 @@
                 <w:rFonts w:ascii="Times New Roman" w:hAnsi="Times New Roman"/>
                 <w:sz w:val="24"/>
               </w:rPr>
-              <w:t>16 000</w:t>
+              <w:t>–</w:t>
             </w:r>
           </w:p>
         </w:tc>
@@ -5863,7 +5883,7 @@
                 <w:rFonts w:ascii="Times New Roman" w:hAnsi="Times New Roman"/>
                 <w:sz w:val="24"/>
               </w:rPr>
-              <w:t>20 000</w:t>
+              <w:t>136</w:t>
             </w:r>
           </w:p>
         </w:tc>
@@ -5889,7 +5909,7 @@
                 <w:rFonts w:ascii="Times New Roman" w:hAnsi="Times New Roman"/>
                 <w:sz w:val="24"/>
               </w:rPr>
-              <w:t>25 000</w:t>
+              <w:t>6 206</w:t>
             </w:r>
           </w:p>
         </w:tc>
@@ -5915,7 +5935,7 @@
                 <w:rFonts w:ascii="Times New Roman" w:hAnsi="Times New Roman"/>
                 <w:sz w:val="24"/>
               </w:rPr>
-              <w:t>29 000</w:t>
+              <w:t>15 397</w:t>
             </w:r>
           </w:p>
         </w:tc>
@@ -5966,7 +5986,7 @@
                 <w:rFonts w:ascii="Times New Roman" w:hAnsi="Times New Roman"/>
                 <w:sz w:val="24"/>
               </w:rPr>
-              <w:t>0,18</w:t>
+              <w:t>–</w:t>
             </w:r>
           </w:p>
         </w:tc>
@@ -5992,7 +6012,7 @@
                 <w:rFonts w:ascii="Times New Roman" w:hAnsi="Times New Roman"/>
                 <w:sz w:val="24"/>
               </w:rPr>
-              <w:t>0,25</w:t>
+              <w:t>–</w:t>
             </w:r>
           </w:p>
         </w:tc>
@@ -6018,7 +6038,7 @@
                 <w:rFonts w:ascii="Times New Roman" w:hAnsi="Times New Roman"/>
                 <w:sz w:val="24"/>
               </w:rPr>
-              <w:t>0,20</w:t>
+              <w:t>1,00</w:t>
             </w:r>
           </w:p>
         </w:tc>
@@ -6044,7 +6064,7 @@
                 <w:rFonts w:ascii="Times New Roman" w:hAnsi="Times New Roman"/>
                 <w:sz w:val="24"/>
               </w:rPr>
-              <w:t>0,23</w:t>
+              <w:t>0,97</w:t>
             </w:r>
           </w:p>
         </w:tc>
@@ -6070,7 +6090,7 @@
                 <w:rFonts w:ascii="Times New Roman" w:hAnsi="Times New Roman"/>
                 <w:sz w:val="24"/>
               </w:rPr>
-              <w:t>0,08</w:t>
+              <w:t>0,41</w:t>
             </w:r>
           </w:p>
         </w:tc>
@@ -6121,7 +6141,7 @@
                 <w:rFonts w:ascii="Times New Roman" w:hAnsi="Times New Roman"/>
                 <w:sz w:val="24"/>
               </w:rPr>
-              <w:t>0,04</w:t>
+              <w:t>–</w:t>
             </w:r>
           </w:p>
         </w:tc>
@@ -6147,7 +6167,7 @@
                 <w:rFonts w:ascii="Times New Roman" w:hAnsi="Times New Roman"/>
                 <w:sz w:val="24"/>
               </w:rPr>
-              <w:t>0,04</w:t>
+              <w:t>–</w:t>
             </w:r>
           </w:p>
         </w:tc>
@@ -6173,7 +6193,7 @@
                 <w:rFonts w:ascii="Times New Roman" w:hAnsi="Times New Roman"/>
                 <w:sz w:val="24"/>
               </w:rPr>
-              <w:t>0,03</w:t>
+              <w:t>–</w:t>
             </w:r>
           </w:p>
         </w:tc>
@@ -6199,7 +6219,7 @@
                 <w:rFonts w:ascii="Times New Roman" w:hAnsi="Times New Roman"/>
                 <w:sz w:val="24"/>
               </w:rPr>
-              <w:t>0,02</w:t>
+              <w:t>–</w:t>
             </w:r>
           </w:p>
         </w:tc>
@@ -6225,7 +6245,7 @@
                 <w:rFonts w:ascii="Times New Roman" w:hAnsi="Times New Roman"/>
                 <w:sz w:val="24"/>
               </w:rPr>
-              <w:t>0,02</w:t>
+              <w:t>0,97</w:t>
             </w:r>
           </w:p>
         </w:tc>
@@ -7943,7 +7963,7 @@
                 <w:rFonts w:ascii="Times New Roman" w:hAnsi="Times New Roman"/>
                 <w:sz w:val="24"/>
               </w:rPr>
-              <w:t>55 000</w:t>
+              <w:t>30 000</w:t>
             </w:r>
           </w:p>
         </w:tc>
@@ -7964,7 +7984,7 @@
                 <w:rFonts w:ascii="Times New Roman" w:hAnsi="Times New Roman"/>
                 <w:sz w:val="24"/>
               </w:rPr>
-              <w:t>65 000</w:t>
+              <w:t>36 856</w:t>
             </w:r>
           </w:p>
         </w:tc>
@@ -7985,7 +8005,7 @@
                 <w:rFonts w:ascii="Times New Roman" w:hAnsi="Times New Roman"/>
                 <w:sz w:val="24"/>
               </w:rPr>
-              <w:t>78 000</w:t>
+              <w:t>227 036</w:t>
             </w:r>
           </w:p>
         </w:tc>
@@ -8006,7 +8026,7 @@
                 <w:rFonts w:ascii="Times New Roman" w:hAnsi="Times New Roman"/>
                 <w:sz w:val="24"/>
               </w:rPr>
-              <w:t>92 000</w:t>
+              <w:t>269 632</w:t>
             </w:r>
           </w:p>
         </w:tc>
@@ -8027,7 +8047,7 @@
                 <w:rFonts w:ascii="Times New Roman" w:hAnsi="Times New Roman"/>
                 <w:sz w:val="24"/>
               </w:rPr>
-              <w:t>105 000</w:t>
+              <w:t>399 379</w:t>
             </w:r>
           </w:p>
         </w:tc>
@@ -8068,7 +8088,7 @@
                 <w:rFonts w:ascii="Times New Roman" w:hAnsi="Times New Roman"/>
                 <w:sz w:val="24"/>
               </w:rPr>
-              <w:t>8 800</w:t>
+              <w:t>1 255</w:t>
             </w:r>
           </w:p>
         </w:tc>
@@ -8089,7 +8109,7 @@
                 <w:rFonts w:ascii="Times New Roman" w:hAnsi="Times New Roman"/>
                 <w:sz w:val="24"/>
               </w:rPr>
-              <w:t>10 400</w:t>
+              <w:t>1 378</w:t>
             </w:r>
           </w:p>
         </w:tc>
@@ -8110,7 +8130,7 @@
                 <w:rFonts w:ascii="Times New Roman" w:hAnsi="Times New Roman"/>
                 <w:sz w:val="24"/>
               </w:rPr>
-              <w:t>12 480</w:t>
+              <w:t>3 688</w:t>
             </w:r>
           </w:p>
         </w:tc>
@@ -8131,7 +8151,7 @@
                 <w:rFonts w:ascii="Times New Roman" w:hAnsi="Times New Roman"/>
                 <w:sz w:val="24"/>
               </w:rPr>
-              <w:t>14 720</w:t>
+              <w:t>3 021</w:t>
             </w:r>
           </w:p>
         </w:tc>
@@ -8152,7 +8172,7 @@
                 <w:rFonts w:ascii="Times New Roman" w:hAnsi="Times New Roman"/>
                 <w:sz w:val="24"/>
               </w:rPr>
-              <w:t>16 800</w:t>
+              <w:t>14 632</w:t>
             </w:r>
           </w:p>
         </w:tc>
@@ -8194,7 +8214,7 @@
                 <w:rFonts w:ascii="Times New Roman" w:hAnsi="Times New Roman"/>
                 <w:sz w:val="24"/>
               </w:rPr>
-              <w:t>13 000</w:t>
+              <w:t>–</w:t>
             </w:r>
           </w:p>
         </w:tc>
@@ -8215,7 +8235,7 @@
                 <w:rFonts w:ascii="Times New Roman" w:hAnsi="Times New Roman"/>
                 <w:sz w:val="24"/>
               </w:rPr>
-              <w:t>16 000</w:t>
+              <w:t>–</w:t>
             </w:r>
           </w:p>
         </w:tc>
@@ -8236,7 +8256,7 @@
                 <w:rFonts w:ascii="Times New Roman" w:hAnsi="Times New Roman"/>
                 <w:sz w:val="24"/>
               </w:rPr>
-              <w:t>20 000</w:t>
+              <w:t>136</w:t>
             </w:r>
           </w:p>
         </w:tc>
@@ -8257,7 +8277,7 @@
                 <w:rFonts w:ascii="Times New Roman" w:hAnsi="Times New Roman"/>
                 <w:sz w:val="24"/>
               </w:rPr>
-              <w:t>25 000</w:t>
+              <w:t>6 206</w:t>
             </w:r>
           </w:p>
         </w:tc>
@@ -8278,7 +8298,7 @@
                 <w:rFonts w:ascii="Times New Roman" w:hAnsi="Times New Roman"/>
                 <w:sz w:val="24"/>
               </w:rPr>
-              <w:t>29 000</w:t>
+              <w:t>15 397</w:t>
             </w:r>
           </w:p>
         </w:tc>
@@ -8447,7 +8467,7 @@
                 <w:rFonts w:ascii="Times New Roman" w:hAnsi="Times New Roman"/>
                 <w:sz w:val="24"/>
               </w:rPr>
-              <w:t>4,23</w:t>
+              <w:t>–</w:t>
             </w:r>
           </w:p>
         </w:tc>
@@ -8468,7 +8488,7 @@
                 <w:rFonts w:ascii="Times New Roman" w:hAnsi="Times New Roman"/>
                 <w:sz w:val="24"/>
               </w:rPr>
-              <w:t>4,06</w:t>
+              <w:t>–</w:t>
             </w:r>
           </w:p>
         </w:tc>
@@ -8489,7 +8509,7 @@
                 <w:rFonts w:ascii="Times New Roman" w:hAnsi="Times New Roman"/>
                 <w:sz w:val="24"/>
               </w:rPr>
-              <w:t>3,90</w:t>
+              <w:t>1675,54</w:t>
             </w:r>
           </w:p>
         </w:tc>
@@ -8510,7 +8530,7 @@
                 <w:rFonts w:ascii="Times New Roman" w:hAnsi="Times New Roman"/>
                 <w:sz w:val="24"/>
               </w:rPr>
-              <w:t>3,68</w:t>
+              <w:t>43,45</w:t>
             </w:r>
           </w:p>
         </w:tc>
@@ -8531,7 +8551,7 @@
                 <w:rFonts w:ascii="Times New Roman" w:hAnsi="Times New Roman"/>
                 <w:sz w:val="24"/>
               </w:rPr>
-              <w:t>3,62</w:t>
+              <w:t>25,94</w:t>
             </w:r>
           </w:p>
         </w:tc>
@@ -8575,7 +8595,7 @@
                 <w:rFonts w:ascii="Times New Roman" w:hAnsi="Times New Roman"/>
                 <w:sz w:val="24"/>
               </w:rPr>
-              <w:t>0,24</w:t>
+              <w:t>–</w:t>
             </w:r>
           </w:p>
         </w:tc>
@@ -8596,7 +8616,7 @@
                 <w:rFonts w:ascii="Times New Roman" w:hAnsi="Times New Roman"/>
                 <w:sz w:val="24"/>
               </w:rPr>
-              <w:t>0,25</w:t>
+              <w:t>–</w:t>
             </w:r>
           </w:p>
         </w:tc>
@@ -8617,7 +8637,7 @@
                 <w:rFonts w:ascii="Times New Roman" w:hAnsi="Times New Roman"/>
                 <w:sz w:val="24"/>
               </w:rPr>
-              <w:t>0,26</w:t>
+              <w:t>0,00</w:t>
             </w:r>
           </w:p>
         </w:tc>
@@ -8638,7 +8658,7 @@
                 <w:rFonts w:ascii="Times New Roman" w:hAnsi="Times New Roman"/>
                 <w:sz w:val="24"/>
               </w:rPr>
-              <w:t>0,27</w:t>
+              <w:t>0,02</w:t>
             </w:r>
           </w:p>
         </w:tc>
@@ -8659,7 +8679,7 @@
                 <w:rFonts w:ascii="Times New Roman" w:hAnsi="Times New Roman"/>
                 <w:sz w:val="24"/>
               </w:rPr>
-              <w:t>0,28</w:t>
+              <w:t>0,04</w:t>
             </w:r>
           </w:p>
         </w:tc>
@@ -8701,7 +8721,7 @@
                 <w:rFonts w:ascii="Times New Roman" w:hAnsi="Times New Roman"/>
                 <w:sz w:val="24"/>
               </w:rPr>
-              <w:t>162</w:t>
+              <w:t>–</w:t>
             </w:r>
           </w:p>
         </w:tc>
@@ -8722,7 +8742,7 @@
                 <w:rFonts w:ascii="Times New Roman" w:hAnsi="Times New Roman"/>
                 <w:sz w:val="24"/>
               </w:rPr>
-              <w:t>200</w:t>
+              <w:t>–</w:t>
             </w:r>
           </w:p>
         </w:tc>
@@ -8743,7 +8763,7 @@
                 <w:rFonts w:ascii="Times New Roman" w:hAnsi="Times New Roman"/>
                 <w:sz w:val="24"/>
               </w:rPr>
-              <w:t>250</w:t>
+              <w:t>2</w:t>
             </w:r>
           </w:p>
         </w:tc>
@@ -8764,7 +8784,7 @@
                 <w:rFonts w:ascii="Times New Roman" w:hAnsi="Times New Roman"/>
                 <w:sz w:val="24"/>
               </w:rPr>
-              <w:t>312</w:t>
+              <w:t>78</w:t>
             </w:r>
           </w:p>
         </w:tc>
@@ -8785,7 +8805,7 @@
                 <w:rFonts w:ascii="Times New Roman" w:hAnsi="Times New Roman"/>
                 <w:sz w:val="24"/>
               </w:rPr>
-              <w:t>362</w:t>
+              <w:t>192</w:t>
             </w:r>
           </w:p>
         </w:tc>
@@ -8827,7 +8847,7 @@
                 <w:rFonts w:ascii="Times New Roman" w:hAnsi="Times New Roman"/>
                 <w:sz w:val="24"/>
               </w:rPr>
-              <w:t>67,7</w:t>
+              <w:t>–</w:t>
             </w:r>
           </w:p>
         </w:tc>
@@ -8848,7 +8868,7 @@
                 <w:rFonts w:ascii="Times New Roman" w:hAnsi="Times New Roman"/>
                 <w:sz w:val="24"/>
               </w:rPr>
-              <w:t>65,0</w:t>
+              <w:t>–</w:t>
             </w:r>
           </w:p>
         </w:tc>
@@ -8869,7 +8889,7 @@
                 <w:rFonts w:ascii="Times New Roman" w:hAnsi="Times New Roman"/>
                 <w:sz w:val="24"/>
               </w:rPr>
-              <w:t>62,4</w:t>
+              <w:t>2721,8</w:t>
             </w:r>
           </w:p>
         </w:tc>
@@ -8890,7 +8910,7 @@
                 <w:rFonts w:ascii="Times New Roman" w:hAnsi="Times New Roman"/>
                 <w:sz w:val="24"/>
               </w:rPr>
-              <w:t>58,9</w:t>
+              <w:t>48,7</w:t>
             </w:r>
           </w:p>
         </w:tc>
@@ -8911,7 +8931,7 @@
                 <w:rFonts w:ascii="Times New Roman" w:hAnsi="Times New Roman"/>
                 <w:sz w:val="24"/>
               </w:rPr>
-              <w:t>57,9</w:t>
+              <w:t>95,0</w:t>
             </w:r>
           </w:p>
         </w:tc>
@@ -9507,7 +9527,7 @@
                 <w:rFonts w:ascii="Times New Roman" w:hAnsi="Times New Roman"/>
                 <w:sz w:val="24"/>
               </w:rPr>
-              <w:t>7 000</w:t>
+              <w:t>–</w:t>
             </w:r>
           </w:p>
         </w:tc>
@@ -9528,7 +9548,7 @@
                 <w:rFonts w:ascii="Times New Roman" w:hAnsi="Times New Roman"/>
                 <w:sz w:val="24"/>
               </w:rPr>
-              <w:t>8 000</w:t>
+              <w:t>–</w:t>
             </w:r>
           </w:p>
         </w:tc>
@@ -9549,7 +9569,7 @@
                 <w:rFonts w:ascii="Times New Roman" w:hAnsi="Times New Roman"/>
                 <w:sz w:val="24"/>
               </w:rPr>
-              <w:t>10 920</w:t>
+              <w:t>34 215</w:t>
             </w:r>
           </w:p>
         </w:tc>
@@ -9570,7 +9590,7 @@
                 <w:rFonts w:ascii="Times New Roman" w:hAnsi="Times New Roman"/>
                 <w:sz w:val="24"/>
               </w:rPr>
-              <w:t>12 000</w:t>
+              <w:t>69 513</w:t>
             </w:r>
           </w:p>
         </w:tc>
@@ -9591,7 +9611,7 @@
                 <w:rFonts w:ascii="Times New Roman" w:hAnsi="Times New Roman"/>
                 <w:sz w:val="24"/>
               </w:rPr>
-              <w:t>13 000</w:t>
+              <w:t>229 299</w:t>
             </w:r>
           </w:p>
         </w:tc>
@@ -9625,7 +9645,7 @@
                 <w:rFonts w:ascii="Times New Roman" w:hAnsi="Times New Roman"/>
                 <w:sz w:val="24"/>
               </w:rPr>
-              <w:t>12 800</w:t>
+              <w:t>3 500</w:t>
             </w:r>
           </w:p>
         </w:tc>
@@ -9646,7 +9666,7 @@
                 <w:rFonts w:ascii="Times New Roman" w:hAnsi="Times New Roman"/>
                 <w:sz w:val="24"/>
               </w:rPr>
-              <w:t>16 000</w:t>
+              <w:t>3 124</w:t>
             </w:r>
           </w:p>
         </w:tc>
@@ -9667,7 +9687,7 @@
                 <w:rFonts w:ascii="Times New Roman" w:hAnsi="Times New Roman"/>
                 <w:sz w:val="24"/>
               </w:rPr>
-              <w:t>21 840</w:t>
+              <w:t>21 431</w:t>
             </w:r>
           </w:p>
         </w:tc>
@@ -9688,7 +9708,7 @@
                 <w:rFonts w:ascii="Times New Roman" w:hAnsi="Times New Roman"/>
                 <w:sz w:val="24"/>
               </w:rPr>
-              <w:t>25 000</w:t>
+              <w:t>278 456</w:t>
             </w:r>
           </w:p>
         </w:tc>
@@ -9709,7 +9729,7 @@
                 <w:rFonts w:ascii="Times New Roman" w:hAnsi="Times New Roman"/>
                 <w:sz w:val="24"/>
               </w:rPr>
-              <w:t>27 000</w:t>
+              <w:t>264 196</w:t>
             </w:r>
           </w:p>
         </w:tc>
@@ -9744,7 +9764,7 @@
                 <w:rFonts w:ascii="Times New Roman" w:hAnsi="Times New Roman"/>
                 <w:sz w:val="24"/>
               </w:rPr>
-              <w:t>2 000</w:t>
+              <w:t>1 150</w:t>
             </w:r>
           </w:p>
         </w:tc>
@@ -9765,7 +9785,7 @@
                 <w:rFonts w:ascii="Times New Roman" w:hAnsi="Times New Roman"/>
                 <w:sz w:val="24"/>
               </w:rPr>
-              <w:t>3 000</w:t>
+              <w:t>582</w:t>
             </w:r>
           </w:p>
         </w:tc>
@@ -9786,7 +9806,7 @@
                 <w:rFonts w:ascii="Times New Roman" w:hAnsi="Times New Roman"/>
                 <w:sz w:val="24"/>
               </w:rPr>
-              <w:t>5 460</w:t>
+              <w:t>6 895</w:t>
             </w:r>
           </w:p>
         </w:tc>
@@ -9807,7 +9827,7 @@
                 <w:rFonts w:ascii="Times New Roman" w:hAnsi="Times New Roman"/>
                 <w:sz w:val="24"/>
               </w:rPr>
-              <w:t>6 000</w:t>
+              <w:t>56 532</w:t>
             </w:r>
           </w:p>
         </w:tc>
@@ -9828,7 +9848,7 @@
                 <w:rFonts w:ascii="Times New Roman" w:hAnsi="Times New Roman"/>
                 <w:sz w:val="24"/>
               </w:rPr>
-              <w:t>7 000</w:t>
+              <w:t>13 959</w:t>
             </w:r>
           </w:p>
         </w:tc>
@@ -9862,7 +9882,7 @@
                 <w:rFonts w:ascii="Times New Roman" w:hAnsi="Times New Roman"/>
                 <w:sz w:val="24"/>
               </w:rPr>
-              <w:t>22 000</w:t>
+              <w:t>5 704</w:t>
             </w:r>
           </w:p>
         </w:tc>
@@ -9883,7 +9903,7 @@
                 <w:rFonts w:ascii="Times New Roman" w:hAnsi="Times New Roman"/>
                 <w:sz w:val="24"/>
               </w:rPr>
-              <w:t>28 000</w:t>
+              <w:t>5 491</w:t>
             </w:r>
           </w:p>
         </w:tc>
@@ -9904,7 +9924,7 @@
                 <w:rFonts w:ascii="Times New Roman" w:hAnsi="Times New Roman"/>
                 <w:sz w:val="24"/>
               </w:rPr>
-              <w:t>38 560</w:t>
+              <w:t>65 137</w:t>
             </w:r>
           </w:p>
         </w:tc>
@@ -9925,7 +9945,7 @@
                 <w:rFonts w:ascii="Times New Roman" w:hAnsi="Times New Roman"/>
                 <w:sz w:val="24"/>
               </w:rPr>
-              <w:t>47 000</w:t>
+              <w:t>406 875</w:t>
             </w:r>
           </w:p>
         </w:tc>
@@ -9946,7 +9966,7 @@
                 <w:rFonts w:ascii="Times New Roman" w:hAnsi="Times New Roman"/>
                 <w:sz w:val="24"/>
               </w:rPr>
-              <w:t>65 000</w:t>
+              <w:t>508 002</w:t>
             </w:r>
           </w:p>
         </w:tc>
@@ -10197,7 +10217,7 @@
                 <w:rFonts w:ascii="Times New Roman" w:hAnsi="Times New Roman"/>
                 <w:sz w:val="24"/>
               </w:rPr>
-              <w:t>31,8</w:t>
+              <w:t>–</w:t>
             </w:r>
           </w:p>
         </w:tc>
@@ -10218,7 +10238,7 @@
                 <w:rFonts w:ascii="Times New Roman" w:hAnsi="Times New Roman"/>
                 <w:sz w:val="24"/>
               </w:rPr>
-              <w:t>28,6</w:t>
+              <w:t>–</w:t>
             </w:r>
           </w:p>
         </w:tc>
@@ -10239,7 +10259,7 @@
                 <w:rFonts w:ascii="Times New Roman" w:hAnsi="Times New Roman"/>
                 <w:sz w:val="24"/>
               </w:rPr>
-              <w:t>28,3</w:t>
+              <w:t>52,5</w:t>
             </w:r>
           </w:p>
         </w:tc>
@@ -10260,7 +10280,7 @@
                 <w:rFonts w:ascii="Times New Roman" w:hAnsi="Times New Roman"/>
                 <w:sz w:val="24"/>
               </w:rPr>
-              <w:t>25,5</w:t>
+              <w:t>17,1</w:t>
             </w:r>
           </w:p>
         </w:tc>
@@ -10281,7 +10301,7 @@
                 <w:rFonts w:ascii="Times New Roman" w:hAnsi="Times New Roman"/>
                 <w:sz w:val="24"/>
               </w:rPr>
-              <w:t>20,0</w:t>
+              <w:t>45,1</w:t>
             </w:r>
           </w:p>
         </w:tc>
@@ -10315,7 +10335,7 @@
                 <w:rFonts w:ascii="Times New Roman" w:hAnsi="Times New Roman"/>
                 <w:sz w:val="24"/>
               </w:rPr>
-              <w:t>58,2</w:t>
+              <w:t>61,4</w:t>
             </w:r>
           </w:p>
         </w:tc>
@@ -10336,7 +10356,7 @@
                 <w:rFonts w:ascii="Times New Roman" w:hAnsi="Times New Roman"/>
                 <w:sz w:val="24"/>
               </w:rPr>
-              <w:t>57,1</w:t>
+              <w:t>56,9</w:t>
             </w:r>
           </w:p>
         </w:tc>
@@ -10357,7 +10377,7 @@
                 <w:rFonts w:ascii="Times New Roman" w:hAnsi="Times New Roman"/>
                 <w:sz w:val="24"/>
               </w:rPr>
-              <w:t>56,6</w:t>
+              <w:t>32,9</w:t>
             </w:r>
           </w:p>
         </w:tc>
@@ -10378,7 +10398,7 @@
                 <w:rFonts w:ascii="Times New Roman" w:hAnsi="Times New Roman"/>
                 <w:sz w:val="24"/>
               </w:rPr>
-              <w:t>53,2</w:t>
+              <w:t>68,4</w:t>
             </w:r>
           </w:p>
         </w:tc>
@@ -10399,7 +10419,7 @@
                 <w:rFonts w:ascii="Times New Roman" w:hAnsi="Times New Roman"/>
                 <w:sz w:val="24"/>
               </w:rPr>
-              <w:t>41,5</w:t>
+              <w:t>52,0</w:t>
             </w:r>
           </w:p>
         </w:tc>
@@ -10433,7 +10453,7 @@
                 <w:rFonts w:ascii="Times New Roman" w:hAnsi="Times New Roman"/>
                 <w:sz w:val="24"/>
               </w:rPr>
-              <w:t>9,1</w:t>
+              <w:t>20,2</w:t>
             </w:r>
           </w:p>
         </w:tc>
@@ -10454,7 +10474,7 @@
                 <w:rFonts w:ascii="Times New Roman" w:hAnsi="Times New Roman"/>
                 <w:sz w:val="24"/>
               </w:rPr>
-              <w:t>10,7</w:t>
+              <w:t>10,6</w:t>
             </w:r>
           </w:p>
         </w:tc>
@@ -10475,7 +10495,7 @@
                 <w:rFonts w:ascii="Times New Roman" w:hAnsi="Times New Roman"/>
                 <w:sz w:val="24"/>
               </w:rPr>
-              <w:t>14,2</w:t>
+              <w:t>10,6</w:t>
             </w:r>
           </w:p>
         </w:tc>
@@ -10496,7 +10516,7 @@
                 <w:rFonts w:ascii="Times New Roman" w:hAnsi="Times New Roman"/>
                 <w:sz w:val="24"/>
               </w:rPr>
-              <w:t>12,8</w:t>
+              <w:t>13,9</w:t>
             </w:r>
           </w:p>
         </w:tc>
@@ -10517,7 +10537,7 @@
                 <w:rFonts w:ascii="Times New Roman" w:hAnsi="Times New Roman"/>
                 <w:sz w:val="24"/>
               </w:rPr>
-              <w:t>10,8</w:t>
+              <w:t>2,7</w:t>
             </w:r>
           </w:p>
         </w:tc>
@@ -10554,7 +10574,7 @@
                 <w:rFonts w:ascii="Times New Roman" w:hAnsi="Times New Roman"/>
                 <w:sz w:val="24"/>
               </w:rPr>
-              <w:t>0,2</w:t>
+              <w:t>–</w:t>
             </w:r>
           </w:p>
         </w:tc>
@@ -10575,7 +10595,7 @@
                 <w:rFonts w:ascii="Times New Roman" w:hAnsi="Times New Roman"/>
                 <w:sz w:val="24"/>
               </w:rPr>
-              <w:t>0,5</w:t>
+              <w:t>–</w:t>
             </w:r>
           </w:p>
         </w:tc>
@@ -10596,7 +10616,7 @@
                 <w:rFonts w:ascii="Times New Roman" w:hAnsi="Times New Roman"/>
                 <w:sz w:val="24"/>
               </w:rPr>
-              <w:t>0,5</w:t>
+              <w:t>0,6</w:t>
             </w:r>
           </w:p>
         </w:tc>
@@ -10617,7 +10637,7 @@
                 <w:rFonts w:ascii="Times New Roman" w:hAnsi="Times New Roman"/>
                 <w:sz w:val="24"/>
               </w:rPr>
-              <w:t>1,1</w:t>
+              <w:t>0,0</w:t>
             </w:r>
           </w:p>
         </w:tc>
@@ -10638,7 +10658,7 @@
                 <w:rFonts w:ascii="Times New Roman" w:hAnsi="Times New Roman"/>
                 <w:sz w:val="24"/>
               </w:rPr>
-              <w:t>1,1</w:t>
+              <w:t>0,0</w:t>
             </w:r>
           </w:p>
         </w:tc>
@@ -10675,7 +10695,7 @@
                 <w:rFonts w:ascii="Times New Roman" w:hAnsi="Times New Roman"/>
                 <w:sz w:val="24"/>
               </w:rPr>
-              <w:t>0,0</w:t>
+              <w:t>–</w:t>
             </w:r>
           </w:p>
         </w:tc>
@@ -10696,7 +10716,7 @@
                 <w:rFonts w:ascii="Times New Roman" w:hAnsi="Times New Roman"/>
                 <w:sz w:val="24"/>
               </w:rPr>
-              <w:t>0,0</w:t>
+              <w:t>–</w:t>
             </w:r>
           </w:p>
         </w:tc>
@@ -10717,7 +10737,7 @@
                 <w:rFonts w:ascii="Times New Roman" w:hAnsi="Times New Roman"/>
                 <w:sz w:val="24"/>
               </w:rPr>
-              <w:t>0,0</w:t>
+              <w:t>–</w:t>
             </w:r>
           </w:p>
         </w:tc>
@@ -10738,7 +10758,7 @@
                 <w:rFonts w:ascii="Times New Roman" w:hAnsi="Times New Roman"/>
                 <w:sz w:val="24"/>
               </w:rPr>
-              <w:t>0,0</w:t>
+              <w:t>–</w:t>
             </w:r>
           </w:p>
         </w:tc>
@@ -10796,7 +10816,7 @@
                 <w:rFonts w:ascii="Times New Roman" w:hAnsi="Times New Roman"/>
                 <w:sz w:val="24"/>
               </w:rPr>
-              <w:t>0,7</w:t>
+              <w:t>18,5</w:t>
             </w:r>
           </w:p>
         </w:tc>
@@ -10817,7 +10837,7 @@
                 <w:rFonts w:ascii="Times New Roman" w:hAnsi="Times New Roman"/>
                 <w:sz w:val="24"/>
               </w:rPr>
-              <w:t>3,0</w:t>
+              <w:t>32,5</w:t>
             </w:r>
           </w:p>
         </w:tc>
@@ -10838,7 +10858,7 @@
                 <w:rFonts w:ascii="Times New Roman" w:hAnsi="Times New Roman"/>
                 <w:sz w:val="24"/>
               </w:rPr>
-              <w:t>0,4</w:t>
+              <w:t>3,4</w:t>
             </w:r>
           </w:p>
         </w:tc>
@@ -10859,7 +10879,7 @@
                 <w:rFonts w:ascii="Times New Roman" w:hAnsi="Times New Roman"/>
                 <w:sz w:val="24"/>
               </w:rPr>
-              <w:t>7,4</w:t>
+              <w:t>0,5</w:t>
             </w:r>
           </w:p>
         </w:tc>
@@ -10880,7 +10900,7 @@
                 <w:rFonts w:ascii="Times New Roman" w:hAnsi="Times New Roman"/>
                 <w:sz w:val="24"/>
               </w:rPr>
-              <w:t>26,6</w:t>
+              <w:t>0,1</w:t>
             </w:r>
           </w:p>
         </w:tc>
@@ -10910,7 +10930,11 @@
               <w:jc w:val="center"/>
             </w:pPr>
             <w:r>
-              <w:t>100</w:t>
+              <w:rPr>
+                <w:rFonts w:ascii="Times New Roman" w:hAnsi="Times New Roman"/>
+                <w:sz w:val="24"/>
+              </w:rPr>
+              <w:t>100,0</w:t>
             </w:r>
           </w:p>
         </w:tc>
@@ -10927,7 +10951,11 @@
               <w:jc w:val="center"/>
             </w:pPr>
             <w:r>
-              <w:t>100</w:t>
+              <w:rPr>
+                <w:rFonts w:ascii="Times New Roman" w:hAnsi="Times New Roman"/>
+                <w:sz w:val="24"/>
+              </w:rPr>
+              <w:t>100,0</w:t>
             </w:r>
           </w:p>
         </w:tc>
@@ -10944,7 +10972,11 @@
               <w:jc w:val="center"/>
             </w:pPr>
             <w:r>
-              <w:t>100</w:t>
+              <w:rPr>
+                <w:rFonts w:ascii="Times New Roman" w:hAnsi="Times New Roman"/>
+                <w:sz w:val="24"/>
+              </w:rPr>
+              <w:t>100,0</w:t>
             </w:r>
           </w:p>
         </w:tc>
@@ -10961,7 +10993,11 @@
               <w:jc w:val="center"/>
             </w:pPr>
             <w:r>
-              <w:t>100</w:t>
+              <w:rPr>
+                <w:rFonts w:ascii="Times New Roman" w:hAnsi="Times New Roman"/>
+                <w:sz w:val="24"/>
+              </w:rPr>
+              <w:t>100,0</w:t>
             </w:r>
           </w:p>
         </w:tc>
@@ -10978,7 +11014,11 @@
               <w:jc w:val="center"/>
             </w:pPr>
             <w:r>
-              <w:t>100</w:t>
+              <w:rPr>
+                <w:rFonts w:ascii="Times New Roman" w:hAnsi="Times New Roman"/>
+                <w:sz w:val="24"/>
+              </w:rPr>
+              <w:t>100,0</w:t>
             </w:r>
           </w:p>
         </w:tc>
@@ -12641,7 +12681,7 @@
                 <w:rFonts w:ascii="Times New Roman" w:hAnsi="Times New Roman"/>
                 <w:sz w:val="24"/>
               </w:rPr>
-              <w:t>55 000</w:t>
+              <w:t>30 000</w:t>
             </w:r>
           </w:p>
         </w:tc>
@@ -12659,7 +12699,7 @@
                 <w:rFonts w:ascii="Times New Roman" w:hAnsi="Times New Roman"/>
                 <w:sz w:val="24"/>
               </w:rPr>
-              <w:t>65 000</w:t>
+              <w:t>36 856</w:t>
             </w:r>
           </w:p>
         </w:tc>
@@ -12677,7 +12717,7 @@
                 <w:rFonts w:ascii="Times New Roman" w:hAnsi="Times New Roman"/>
                 <w:sz w:val="24"/>
               </w:rPr>
-              <w:t>78 000</w:t>
+              <w:t>227 036</w:t>
             </w:r>
           </w:p>
         </w:tc>
@@ -12695,7 +12735,7 @@
                 <w:rFonts w:ascii="Times New Roman" w:hAnsi="Times New Roman"/>
                 <w:sz w:val="24"/>
               </w:rPr>
-              <w:t>92 000</w:t>
+              <w:t>269 632</w:t>
             </w:r>
           </w:p>
         </w:tc>
@@ -12713,7 +12753,7 @@
                 <w:rFonts w:ascii="Times New Roman" w:hAnsi="Times New Roman"/>
                 <w:sz w:val="24"/>
               </w:rPr>
-              <w:t>105 000</w:t>
+              <w:t>399 379</w:t>
             </w:r>
           </w:p>
         </w:tc>
@@ -12731,7 +12771,7 @@
                 <w:rFonts w:ascii="Times New Roman" w:hAnsi="Times New Roman"/>
                 <w:sz w:val="24"/>
               </w:rPr>
-              <w:t>50 000</w:t>
+              <w:t>369 379</w:t>
             </w:r>
           </w:p>
         </w:tc>
@@ -12749,7 +12789,7 @@
                 <w:rFonts w:ascii="Times New Roman" w:hAnsi="Times New Roman"/>
                 <w:sz w:val="24"/>
               </w:rPr>
-              <w:t>90,9</w:t>
+              <w:t>1231,3</w:t>
             </w:r>
           </w:p>
         </w:tc>
@@ -12784,7 +12824,7 @@
                 <w:rFonts w:ascii="Times New Roman" w:hAnsi="Times New Roman"/>
                 <w:sz w:val="24"/>
               </w:rPr>
-              <w:t>21 000</w:t>
+              <w:t>5 102</w:t>
             </w:r>
           </w:p>
         </w:tc>
@@ -12802,7 +12842,7 @@
                 <w:rFonts w:ascii="Times New Roman" w:hAnsi="Times New Roman"/>
                 <w:sz w:val="24"/>
               </w:rPr>
-              <w:t>25 000</w:t>
+              <w:t>5 598</w:t>
             </w:r>
           </w:p>
         </w:tc>
@@ -12820,7 +12860,7 @@
                 <w:rFonts w:ascii="Times New Roman" w:hAnsi="Times New Roman"/>
                 <w:sz w:val="24"/>
               </w:rPr>
-              <w:t>33 280</w:t>
+              <w:t>35 314</w:t>
             </w:r>
           </w:p>
         </w:tc>
@@ -12838,7 +12878,7 @@
                 <w:rFonts w:ascii="Times New Roman" w:hAnsi="Times New Roman"/>
                 <w:sz w:val="24"/>
               </w:rPr>
-              <w:t>42 780</w:t>
+              <w:t>236 006</w:t>
             </w:r>
           </w:p>
         </w:tc>
@@ -12856,7 +12896,7 @@
                 <w:rFonts w:ascii="Times New Roman" w:hAnsi="Times New Roman"/>
                 <w:sz w:val="24"/>
               </w:rPr>
-              <w:t>56 000</w:t>
+              <w:t>457 438</w:t>
             </w:r>
           </w:p>
         </w:tc>
@@ -12874,7 +12914,7 @@
                 <w:rFonts w:ascii="Times New Roman" w:hAnsi="Times New Roman"/>
                 <w:sz w:val="24"/>
               </w:rPr>
-              <w:t>35 000</w:t>
+              <w:t>452 336</w:t>
             </w:r>
           </w:p>
         </w:tc>
@@ -12892,7 +12932,7 @@
                 <w:rFonts w:ascii="Times New Roman" w:hAnsi="Times New Roman"/>
                 <w:sz w:val="24"/>
               </w:rPr>
-              <w:t>166,7</w:t>
+              <w:t>8865,9</w:t>
             </w:r>
           </w:p>
         </w:tc>
@@ -12929,7 +12969,7 @@
                 <w:rFonts w:ascii="Times New Roman" w:hAnsi="Times New Roman"/>
                 <w:sz w:val="24"/>
               </w:rPr>
-              <w:t>6 520</w:t>
+              <w:t>720</w:t>
             </w:r>
           </w:p>
         </w:tc>
@@ -12947,7 +12987,7 @@
                 <w:rFonts w:ascii="Times New Roman" w:hAnsi="Times New Roman"/>
                 <w:sz w:val="24"/>
               </w:rPr>
-              <w:t>7 704</w:t>
+              <w:t>3 941</w:t>
             </w:r>
           </w:p>
         </w:tc>
@@ -12965,7 +13005,7 @@
                 <w:rFonts w:ascii="Times New Roman" w:hAnsi="Times New Roman"/>
                 <w:sz w:val="24"/>
               </w:rPr>
-              <w:t>9 240</w:t>
+              <w:t>3 100</w:t>
             </w:r>
           </w:p>
         </w:tc>
@@ -12983,7 +13023,7 @@
                 <w:rFonts w:ascii="Times New Roman" w:hAnsi="Times New Roman"/>
                 <w:sz w:val="24"/>
               </w:rPr>
-              <w:t>10 912</w:t>
+              <w:t>824</w:t>
             </w:r>
           </w:p>
         </w:tc>
@@ -13001,7 +13041,7 @@
                 <w:rFonts w:ascii="Times New Roman" w:hAnsi="Times New Roman"/>
                 <w:sz w:val="24"/>
               </w:rPr>
-              <w:t>12 480</w:t>
+              <w:t>10 747</w:t>
             </w:r>
           </w:p>
         </w:tc>
@@ -13019,7 +13059,7 @@
                 <w:rFonts w:ascii="Times New Roman" w:hAnsi="Times New Roman"/>
                 <w:sz w:val="24"/>
               </w:rPr>
-              <w:t>5 960</w:t>
+              <w:t>10 027</w:t>
             </w:r>
           </w:p>
         </w:tc>
@@ -13037,7 +13077,7 @@
                 <w:rFonts w:ascii="Times New Roman" w:hAnsi="Times New Roman"/>
                 <w:sz w:val="24"/>
               </w:rPr>
-              <w:t>91,4</w:t>
+              <w:t>1392,6</w:t>
             </w:r>
           </w:p>
         </w:tc>
@@ -13394,7 +13434,7 @@
                 <w:rFonts w:ascii="Times New Roman" w:hAnsi="Times New Roman"/>
                 <w:sz w:val="24"/>
               </w:rPr>
-              <w:t>2,62</w:t>
+              <w:t>5,88</w:t>
             </w:r>
           </w:p>
         </w:tc>
@@ -13416,7 +13456,7 @@
                 <w:rFonts w:ascii="Times New Roman" w:hAnsi="Times New Roman"/>
                 <w:sz w:val="24"/>
               </w:rPr>
-              <w:t>2,60</w:t>
+              <w:t>6,58</w:t>
             </w:r>
           </w:p>
         </w:tc>
@@ -13438,7 +13478,7 @@
                 <w:rFonts w:ascii="Times New Roman" w:hAnsi="Times New Roman"/>
                 <w:sz w:val="24"/>
               </w:rPr>
-              <w:t>2,34</w:t>
+              <w:t>6,43</w:t>
             </w:r>
           </w:p>
         </w:tc>
@@ -13460,7 +13500,7 @@
                 <w:rFonts w:ascii="Times New Roman" w:hAnsi="Times New Roman"/>
                 <w:sz w:val="24"/>
               </w:rPr>
-              <w:t>2,15</w:t>
+              <w:t>1,14</w:t>
             </w:r>
           </w:p>
         </w:tc>
@@ -13482,7 +13522,7 @@
                 <w:rFonts w:ascii="Times New Roman" w:hAnsi="Times New Roman"/>
                 <w:sz w:val="24"/>
               </w:rPr>
-              <w:t>1,88</w:t>
+              <w:t>0,87</w:t>
             </w:r>
           </w:p>
         </w:tc>
@@ -13504,7 +13544,7 @@
                 <w:rFonts w:ascii="Times New Roman" w:hAnsi="Times New Roman"/>
                 <w:sz w:val="24"/>
               </w:rPr>
-              <w:t>-0,74</w:t>
+              <w:t>-5,01</w:t>
             </w:r>
           </w:p>
         </w:tc>
@@ -13552,7 +13592,7 @@
                 <w:rFonts w:ascii="Times New Roman" w:hAnsi="Times New Roman"/>
                 <w:sz w:val="24"/>
               </w:rPr>
-              <w:t>139</w:t>
+              <w:t>62</w:t>
             </w:r>
           </w:p>
         </w:tc>
@@ -13574,7 +13614,7 @@
                 <w:rFonts w:ascii="Times New Roman" w:hAnsi="Times New Roman"/>
                 <w:sz w:val="24"/>
               </w:rPr>
-              <w:t>140</w:t>
+              <w:t>55</w:t>
             </w:r>
           </w:p>
         </w:tc>
@@ -13596,7 +13636,7 @@
                 <w:rFonts w:ascii="Times New Roman" w:hAnsi="Times New Roman"/>
                 <w:sz w:val="24"/>
               </w:rPr>
-              <w:t>156</w:t>
+              <w:t>57</w:t>
             </w:r>
           </w:p>
         </w:tc>
@@ -13618,7 +13658,7 @@
                 <w:rFonts w:ascii="Times New Roman" w:hAnsi="Times New Roman"/>
                 <w:sz w:val="24"/>
               </w:rPr>
-              <w:t>170</w:t>
+              <w:t>319</w:t>
             </w:r>
           </w:p>
         </w:tc>
@@ -13640,7 +13680,7 @@
                 <w:rFonts w:ascii="Times New Roman" w:hAnsi="Times New Roman"/>
                 <w:sz w:val="24"/>
               </w:rPr>
-              <w:t>195</w:t>
+              <w:t>418</w:t>
             </w:r>
           </w:p>
         </w:tc>
@@ -13662,7 +13702,7 @@
                 <w:rFonts w:ascii="Times New Roman" w:hAnsi="Times New Roman"/>
                 <w:sz w:val="24"/>
               </w:rPr>
-              <w:t>55</w:t>
+              <w:t>356</w:t>
             </w:r>
           </w:p>
         </w:tc>
@@ -13710,7 +13750,7 @@
                 <w:rFonts w:ascii="Times New Roman" w:hAnsi="Times New Roman"/>
                 <w:sz w:val="24"/>
               </w:rPr>
-              <w:t>38,2</w:t>
+              <w:t>17,0</w:t>
             </w:r>
           </w:p>
         </w:tc>
@@ -13732,7 +13772,7 @@
                 <w:rFonts w:ascii="Times New Roman" w:hAnsi="Times New Roman"/>
                 <w:sz w:val="24"/>
               </w:rPr>
-              <w:t>38,5</w:t>
+              <w:t>15,2</w:t>
             </w:r>
           </w:p>
         </w:tc>
@@ -13754,7 +13794,7 @@
                 <w:rFonts w:ascii="Times New Roman" w:hAnsi="Times New Roman"/>
                 <w:sz w:val="24"/>
               </w:rPr>
-              <w:t>42,7</w:t>
+              <w:t>15,6</w:t>
             </w:r>
           </w:p>
         </w:tc>
@@ -13776,7 +13816,7 @@
                 <w:rFonts w:ascii="Times New Roman" w:hAnsi="Times New Roman"/>
                 <w:sz w:val="24"/>
               </w:rPr>
-              <w:t>46,5</w:t>
+              <w:t>87,5</w:t>
             </w:r>
           </w:p>
         </w:tc>
@@ -13798,7 +13838,7 @@
                 <w:rFonts w:ascii="Times New Roman" w:hAnsi="Times New Roman"/>
                 <w:sz w:val="24"/>
               </w:rPr>
-              <w:t>53,3</w:t>
+              <w:t>114,5</w:t>
             </w:r>
           </w:p>
         </w:tc>
@@ -13820,7 +13860,7 @@
                 <w:rFonts w:ascii="Times New Roman" w:hAnsi="Times New Roman"/>
                 <w:sz w:val="24"/>
               </w:rPr>
-              <w:t>15,2</w:t>
+              <w:t>97,5</w:t>
             </w:r>
           </w:p>
         </w:tc>
@@ -13868,7 +13908,7 @@
                 <w:rFonts w:ascii="Times New Roman" w:hAnsi="Times New Roman"/>
                 <w:sz w:val="24"/>
               </w:rPr>
-              <w:t>31,0</w:t>
+              <w:t>14,1</w:t>
             </w:r>
           </w:p>
         </w:tc>
@@ -13890,7 +13930,7 @@
                 <w:rFonts w:ascii="Times New Roman" w:hAnsi="Times New Roman"/>
                 <w:sz w:val="24"/>
               </w:rPr>
-              <w:t>30,8</w:t>
+              <w:t>70,4</w:t>
             </w:r>
           </w:p>
         </w:tc>
@@ -13912,7 +13952,7 @@
                 <w:rFonts w:ascii="Times New Roman" w:hAnsi="Times New Roman"/>
                 <w:sz w:val="24"/>
               </w:rPr>
-              <w:t>27,8</w:t>
+              <w:t>8,8</w:t>
             </w:r>
           </w:p>
         </w:tc>
@@ -13934,7 +13974,7 @@
                 <w:rFonts w:ascii="Times New Roman" w:hAnsi="Times New Roman"/>
                 <w:sz w:val="24"/>
               </w:rPr>
-              <w:t>25,5</w:t>
+              <w:t>0,3</w:t>
             </w:r>
           </w:p>
         </w:tc>
@@ -13956,7 +13996,7 @@
                 <w:rFonts w:ascii="Times New Roman" w:hAnsi="Times New Roman"/>
                 <w:sz w:val="24"/>
               </w:rPr>
-              <w:t>22,3</w:t>
+              <w:t>2,3</w:t>
             </w:r>
           </w:p>
         </w:tc>
@@ -13978,7 +14018,7 @@
                 <w:rFonts w:ascii="Times New Roman" w:hAnsi="Times New Roman"/>
                 <w:sz w:val="24"/>
               </w:rPr>
-              <w:t>-8,8</w:t>
+              <w:t>-11,8</w:t>
             </w:r>
           </w:p>
         </w:tc>
@@ -14822,7 +14862,7 @@
                 <w:rFonts w:ascii="Times New Roman" w:hAnsi="Times New Roman"/>
                 <w:sz w:val="24"/>
               </w:rPr>
-              <w:t>24 000</w:t>
+              <w:t>1 800</w:t>
             </w:r>
           </w:p>
         </w:tc>
@@ -14846,7 +14886,7 @@
                 <w:rFonts w:ascii="Times New Roman" w:hAnsi="Times New Roman"/>
                 <w:sz w:val="24"/>
               </w:rPr>
-              <w:t>26 400</w:t>
+              <w:t>2 400</w:t>
             </w:r>
           </w:p>
         </w:tc>
@@ -14870,7 +14910,7 @@
                 <w:rFonts w:ascii="Times New Roman" w:hAnsi="Times New Roman"/>
                 <w:sz w:val="24"/>
               </w:rPr>
-              <w:t>28 800</w:t>
+              <w:t>16 376</w:t>
             </w:r>
           </w:p>
         </w:tc>
@@ -14894,7 +14934,7 @@
                 <w:rFonts w:ascii="Times New Roman" w:hAnsi="Times New Roman"/>
                 <w:sz w:val="24"/>
               </w:rPr>
-              <w:t>31 200</w:t>
+              <w:t>16 311</w:t>
             </w:r>
           </w:p>
         </w:tc>
@@ -14918,7 +14958,7 @@
                 <w:rFonts w:ascii="Times New Roman" w:hAnsi="Times New Roman"/>
                 <w:sz w:val="24"/>
               </w:rPr>
-              <w:t>33 600</w:t>
+              <w:t>18 347</w:t>
             </w:r>
           </w:p>
         </w:tc>
@@ -15123,7 +15163,7 @@
                 <w:rFonts w:ascii="Times New Roman" w:hAnsi="Times New Roman"/>
                 <w:sz w:val="24"/>
               </w:rPr>
-              <w:t>25,00</w:t>
+              <w:t>1,88</w:t>
             </w:r>
           </w:p>
         </w:tc>
@@ -15147,7 +15187,7 @@
                 <w:rFonts w:ascii="Times New Roman" w:hAnsi="Times New Roman"/>
                 <w:sz w:val="24"/>
               </w:rPr>
-              <w:t>27,50</w:t>
+              <w:t>2,50</w:t>
             </w:r>
           </w:p>
         </w:tc>
@@ -15174,7 +15214,7 @@
                 <w:rFonts w:ascii="Times New Roman" w:hAnsi="Times New Roman"/>
                 <w:sz w:val="24"/>
               </w:rPr>
-              <w:t>30,00</w:t>
+              <w:t>17,06</w:t>
             </w:r>
           </w:p>
         </w:tc>
@@ -15201,7 +15241,7 @@
                 <w:rFonts w:ascii="Times New Roman" w:hAnsi="Times New Roman"/>
                 <w:sz w:val="24"/>
               </w:rPr>
-              <w:t>32,50</w:t>
+              <w:t>16,99</w:t>
             </w:r>
           </w:p>
         </w:tc>
@@ -15225,7 +15265,7 @@
                 <w:rFonts w:ascii="Times New Roman" w:hAnsi="Times New Roman"/>
                 <w:sz w:val="24"/>
               </w:rPr>
-              <w:t>35,00</w:t>
+              <w:t>19,11</w:t>
             </w:r>
           </w:p>
         </w:tc>
@@ -15311,7 +15351,7 @@
                 <w:rFonts w:ascii="Times New Roman" w:hAnsi="Times New Roman"/>
                 <w:sz w:val="24"/>
               </w:rPr>
-              <w:t>2 400</w:t>
+              <w:t>600</w:t>
             </w:r>
           </w:p>
         </w:tc>
@@ -15335,7 +15375,7 @@
                 <w:rFonts w:ascii="Times New Roman" w:hAnsi="Times New Roman"/>
                 <w:sz w:val="24"/>
               </w:rPr>
-              <w:t>2 400</w:t>
+              <w:t>13 976</w:t>
             </w:r>
           </w:p>
         </w:tc>
@@ -15359,7 +15399,7 @@
                 <w:rFonts w:ascii="Times New Roman" w:hAnsi="Times New Roman"/>
                 <w:sz w:val="24"/>
               </w:rPr>
-              <w:t>2 400</w:t>
+              <w:t>-65</w:t>
             </w:r>
           </w:p>
         </w:tc>
@@ -15383,7 +15423,7 @@
                 <w:rFonts w:ascii="Times New Roman" w:hAnsi="Times New Roman"/>
                 <w:sz w:val="24"/>
               </w:rPr>
-              <w:t>2 400</w:t>
+              <w:t>2 036</w:t>
             </w:r>
           </w:p>
         </w:tc>
@@ -15475,7 +15515,7 @@
                 <w:rFonts w:ascii="Times New Roman" w:hAnsi="Times New Roman"/>
                 <w:sz w:val="24"/>
               </w:rPr>
-              <w:t>10,0</w:t>
+              <w:t>33,3</w:t>
             </w:r>
           </w:p>
         </w:tc>
@@ -15499,7 +15539,7 @@
                 <w:rFonts w:ascii="Times New Roman" w:hAnsi="Times New Roman"/>
                 <w:sz w:val="24"/>
               </w:rPr>
-              <w:t>9,1</w:t>
+              <w:t>582,3</w:t>
             </w:r>
           </w:p>
         </w:tc>
@@ -15523,7 +15563,7 @@
                 <w:rFonts w:ascii="Times New Roman" w:hAnsi="Times New Roman"/>
                 <w:sz w:val="24"/>
               </w:rPr>
-              <w:t>8,3</w:t>
+              <w:t>-0,4</w:t>
             </w:r>
           </w:p>
         </w:tc>
@@ -15547,7 +15587,7 @@
                 <w:rFonts w:ascii="Times New Roman" w:hAnsi="Times New Roman"/>
                 <w:sz w:val="24"/>
               </w:rPr>
-              <w:t>7,7</w:t>
+              <w:t>12,5</w:t>
             </w:r>
           </w:p>
         </w:tc>
@@ -16212,7 +16252,7 @@
                 <w:rFonts w:ascii="Times New Roman" w:hAnsi="Times New Roman"/>
                 <w:sz w:val="24"/>
               </w:rPr>
-              <w:t>55 000</w:t>
+              <w:t>30 000</w:t>
             </w:r>
           </w:p>
         </w:tc>
@@ -16236,7 +16276,7 @@
                 <w:rFonts w:ascii="Times New Roman" w:hAnsi="Times New Roman"/>
                 <w:sz w:val="24"/>
               </w:rPr>
-              <w:t>65 000</w:t>
+              <w:t>36 856</w:t>
             </w:r>
           </w:p>
         </w:tc>
@@ -16260,7 +16300,7 @@
                 <w:rFonts w:ascii="Times New Roman" w:hAnsi="Times New Roman"/>
                 <w:sz w:val="24"/>
               </w:rPr>
-              <w:t>78 000</w:t>
+              <w:t>227 036</w:t>
             </w:r>
           </w:p>
         </w:tc>
@@ -16284,7 +16324,7 @@
                 <w:rFonts w:ascii="Times New Roman" w:hAnsi="Times New Roman"/>
                 <w:sz w:val="24"/>
               </w:rPr>
-              <w:t>92 000</w:t>
+              <w:t>269 632</w:t>
             </w:r>
           </w:p>
         </w:tc>
@@ -16308,7 +16348,7 @@
                 <w:rFonts w:ascii="Times New Roman" w:hAnsi="Times New Roman"/>
                 <w:sz w:val="24"/>
               </w:rPr>
-              <w:t>105 000</w:t>
+              <w:t>399 379</w:t>
             </w:r>
           </w:p>
         </w:tc>
@@ -16513,7 +16553,7 @@
                 <w:rFonts w:ascii="Times New Roman" w:hAnsi="Times New Roman"/>
                 <w:sz w:val="24"/>
               </w:rPr>
-              <w:t>688</w:t>
+              <w:t>375</w:t>
             </w:r>
           </w:p>
         </w:tc>
@@ -16537,7 +16577,7 @@
                 <w:rFonts w:ascii="Times New Roman" w:hAnsi="Times New Roman"/>
                 <w:sz w:val="24"/>
               </w:rPr>
-              <w:t>812</w:t>
+              <w:t>461</w:t>
             </w:r>
           </w:p>
         </w:tc>
@@ -16561,7 +16601,7 @@
                 <w:rFonts w:ascii="Times New Roman" w:hAnsi="Times New Roman"/>
                 <w:sz w:val="24"/>
               </w:rPr>
-              <w:t>975</w:t>
+              <w:t>2 838</w:t>
             </w:r>
           </w:p>
         </w:tc>
@@ -16585,7 +16625,7 @@
                 <w:rFonts w:ascii="Times New Roman" w:hAnsi="Times New Roman"/>
                 <w:sz w:val="24"/>
               </w:rPr>
-              <w:t>1 150</w:t>
+              <w:t>3 370</w:t>
             </w:r>
           </w:p>
         </w:tc>
@@ -16609,7 +16649,7 @@
                 <w:rFonts w:ascii="Times New Roman" w:hAnsi="Times New Roman"/>
                 <w:sz w:val="24"/>
               </w:rPr>
-              <w:t>1 312</w:t>
+              <w:t>4 992</w:t>
             </w:r>
           </w:p>
         </w:tc>
@@ -17191,7 +17231,7 @@
                 <w:rFonts w:ascii="Times New Roman" w:hAnsi="Times New Roman"/>
                 <w:sz w:val="24"/>
               </w:rPr>
-              <w:t>900</w:t>
+              <w:t>–</w:t>
             </w:r>
           </w:p>
         </w:tc>
@@ -17215,7 +17255,7 @@
                 <w:rFonts w:ascii="Times New Roman" w:hAnsi="Times New Roman"/>
                 <w:sz w:val="24"/>
               </w:rPr>
-              <w:t>1 100</w:t>
+              <w:t>–</w:t>
             </w:r>
           </w:p>
         </w:tc>
@@ -17239,7 +17279,7 @@
                 <w:rFonts w:ascii="Times New Roman" w:hAnsi="Times New Roman"/>
                 <w:sz w:val="24"/>
               </w:rPr>
-              <w:t>1 400</w:t>
+              <w:t>45</w:t>
             </w:r>
           </w:p>
         </w:tc>
@@ -17263,7 +17303,7 @@
                 <w:rFonts w:ascii="Times New Roman" w:hAnsi="Times New Roman"/>
                 <w:sz w:val="24"/>
               </w:rPr>
-              <w:t>1 750</w:t>
+              <w:t>259</w:t>
             </w:r>
           </w:p>
         </w:tc>
@@ -17287,7 +17327,7 @@
                 <w:rFonts w:ascii="Times New Roman" w:hAnsi="Times New Roman"/>
                 <w:sz w:val="24"/>
               </w:rPr>
-              <w:t>2 000</w:t>
+              <w:t>2 290</w:t>
             </w:r>
           </w:p>
         </w:tc>
@@ -17333,7 +17373,7 @@
                 <w:rFonts w:ascii="Times New Roman" w:hAnsi="Times New Roman"/>
                 <w:sz w:val="24"/>
               </w:rPr>
-              <w:t>12 600</w:t>
+              <w:t>2 000</w:t>
             </w:r>
           </w:p>
         </w:tc>
@@ -17357,7 +17397,7 @@
                 <w:rFonts w:ascii="Times New Roman" w:hAnsi="Times New Roman"/>
                 <w:sz w:val="24"/>
               </w:rPr>
-              <w:t>17 180</w:t>
+              <w:t>2 500</w:t>
             </w:r>
           </w:p>
         </w:tc>
@@ -17381,7 +17421,7 @@
                 <w:rFonts w:ascii="Times New Roman" w:hAnsi="Times New Roman"/>
                 <w:sz w:val="24"/>
               </w:rPr>
-              <w:t>24 180</w:t>
+              <w:t>9 516</w:t>
             </w:r>
           </w:p>
         </w:tc>
@@ -17405,7 +17445,7 @@
                 <w:rFonts w:ascii="Times New Roman" w:hAnsi="Times New Roman"/>
                 <w:sz w:val="24"/>
               </w:rPr>
-              <w:t>31 970</w:t>
+              <w:t>8 057</w:t>
             </w:r>
           </w:p>
         </w:tc>
@@ -17429,7 +17469,7 @@
                 <w:rFonts w:ascii="Times New Roman" w:hAnsi="Times New Roman"/>
                 <w:sz w:val="24"/>
               </w:rPr>
-              <w:t>39 020</w:t>
+              <w:t>87 000</w:t>
             </w:r>
           </w:p>
         </w:tc>
@@ -17475,7 +17515,7 @@
                 <w:rFonts w:ascii="Times New Roman" w:hAnsi="Times New Roman"/>
                 <w:sz w:val="24"/>
               </w:rPr>
-              <w:t>24 000</w:t>
+              <w:t>1 800</w:t>
             </w:r>
           </w:p>
         </w:tc>
@@ -17499,7 +17539,7 @@
                 <w:rFonts w:ascii="Times New Roman" w:hAnsi="Times New Roman"/>
                 <w:sz w:val="24"/>
               </w:rPr>
-              <w:t>26 400</w:t>
+              <w:t>2 400</w:t>
             </w:r>
           </w:p>
         </w:tc>
@@ -17526,7 +17566,7 @@
                 <w:rFonts w:ascii="Times New Roman" w:hAnsi="Times New Roman"/>
                 <w:sz w:val="24"/>
               </w:rPr>
-              <w:t>28 800</w:t>
+              <w:t>16 376</w:t>
             </w:r>
           </w:p>
         </w:tc>
@@ -17553,7 +17593,7 @@
                 <w:rFonts w:ascii="Times New Roman" w:hAnsi="Times New Roman"/>
                 <w:sz w:val="24"/>
               </w:rPr>
-              <w:t>31 200</w:t>
+              <w:t>16 311</w:t>
             </w:r>
           </w:p>
         </w:tc>
@@ -17577,7 +17617,7 @@
                 <w:rFonts w:ascii="Times New Roman" w:hAnsi="Times New Roman"/>
                 <w:sz w:val="24"/>
               </w:rPr>
-              <w:t>33 600</w:t>
+              <w:t>18 347</w:t>
             </w:r>
           </w:p>
         </w:tc>
@@ -17623,7 +17663,7 @@
                 <w:rFonts w:ascii="Times New Roman" w:hAnsi="Times New Roman"/>
                 <w:sz w:val="24"/>
               </w:rPr>
-              <w:t>7 200</w:t>
+              <w:t>540</w:t>
             </w:r>
           </w:p>
         </w:tc>
@@ -17647,7 +17687,7 @@
                 <w:rFonts w:ascii="Times New Roman" w:hAnsi="Times New Roman"/>
                 <w:sz w:val="24"/>
               </w:rPr>
-              <w:t>7 920</w:t>
+              <w:t>720</w:t>
             </w:r>
           </w:p>
         </w:tc>
@@ -17671,7 +17711,7 @@
                 <w:rFonts w:ascii="Times New Roman" w:hAnsi="Times New Roman"/>
                 <w:sz w:val="24"/>
               </w:rPr>
-              <w:t>8 640</w:t>
+              <w:t>4 334</w:t>
             </w:r>
           </w:p>
         </w:tc>
@@ -17695,7 +17735,7 @@
                 <w:rFonts w:ascii="Times New Roman" w:hAnsi="Times New Roman"/>
                 <w:sz w:val="24"/>
               </w:rPr>
-              <w:t>9 360</w:t>
+              <w:t>3 272</w:t>
             </w:r>
           </w:p>
         </w:tc>
@@ -17719,7 +17759,7 @@
                 <w:rFonts w:ascii="Times New Roman" w:hAnsi="Times New Roman"/>
                 <w:sz w:val="24"/>
               </w:rPr>
-              <w:t>10 080</w:t>
+              <w:t>4 233</w:t>
             </w:r>
           </w:p>
         </w:tc>
@@ -17927,7 +17967,7 @@
                 <w:rFonts w:ascii="Times New Roman" w:hAnsi="Times New Roman"/>
                 <w:sz w:val="24"/>
               </w:rPr>
-              <w:t>554</w:t>
+              <w:t>431</w:t>
             </w:r>
           </w:p>
         </w:tc>
@@ -17951,7 +17991,7 @@
                 <w:rFonts w:ascii="Times New Roman" w:hAnsi="Times New Roman"/>
                 <w:sz w:val="24"/>
               </w:rPr>
-              <w:t>655</w:t>
+              <w:t>532</w:t>
             </w:r>
           </w:p>
         </w:tc>
@@ -17975,7 +18015,7 @@
                 <w:rFonts w:ascii="Times New Roman" w:hAnsi="Times New Roman"/>
                 <w:sz w:val="24"/>
               </w:rPr>
-              <w:t>786</w:t>
+              <w:t>3 350</w:t>
             </w:r>
           </w:p>
         </w:tc>
@@ -17999,7 +18039,7 @@
                 <w:rFonts w:ascii="Times New Roman" w:hAnsi="Times New Roman"/>
                 <w:sz w:val="24"/>
               </w:rPr>
-              <w:t>927</w:t>
+              <w:t>3 999</w:t>
             </w:r>
           </w:p>
         </w:tc>
@@ -18023,7 +18063,7 @@
                 <w:rFonts w:ascii="Times New Roman" w:hAnsi="Times New Roman"/>
                 <w:sz w:val="24"/>
               </w:rPr>
-              <w:t>1 058</w:t>
+              <w:t>5 771</w:t>
             </w:r>
           </w:p>
         </w:tc>
@@ -18079,7 +18119,7 @@
                 <w:rFonts w:ascii="Times New Roman" w:hAnsi="Times New Roman"/>
                 <w:sz w:val="24"/>
               </w:rPr>
-              <w:t>924</w:t>
+              <w:t>719</w:t>
             </w:r>
           </w:p>
         </w:tc>
@@ -18103,7 +18143,7 @@
                 <w:rFonts w:ascii="Times New Roman" w:hAnsi="Times New Roman"/>
                 <w:sz w:val="24"/>
               </w:rPr>
-              <w:t>1 092</w:t>
+              <w:t>887</w:t>
             </w:r>
           </w:p>
         </w:tc>
@@ -18127,7 +18167,7 @@
                 <w:rFonts w:ascii="Times New Roman" w:hAnsi="Times New Roman"/>
                 <w:sz w:val="24"/>
               </w:rPr>
-              <w:t>1 310</w:t>
+              <w:t>5 584</w:t>
             </w:r>
           </w:p>
         </w:tc>
@@ -18151,7 +18191,7 @@
                 <w:rFonts w:ascii="Times New Roman" w:hAnsi="Times New Roman"/>
                 <w:sz w:val="24"/>
               </w:rPr>
-              <w:t>1 546</w:t>
+              <w:t>6 665</w:t>
             </w:r>
           </w:p>
         </w:tc>
@@ -18175,7 +18215,7 @@
                 <w:rFonts w:ascii="Times New Roman" w:hAnsi="Times New Roman"/>
                 <w:sz w:val="24"/>
               </w:rPr>
-              <w:t>1 764</w:t>
+              <w:t>9 619</w:t>
             </w:r>
           </w:p>
         </w:tc>
@@ -18229,7 +18269,7 @@
                 <w:rFonts w:ascii="Times New Roman" w:hAnsi="Times New Roman"/>
                 <w:sz w:val="24"/>
               </w:rPr>
-              <w:t>22</w:t>
+              <w:t>23 255</w:t>
             </w:r>
           </w:p>
         </w:tc>
@@ -18253,7 +18293,7 @@
                 <w:rFonts w:ascii="Times New Roman" w:hAnsi="Times New Roman"/>
                 <w:sz w:val="24"/>
               </w:rPr>
-              <w:t>253</w:t>
+              <w:t>28 439</w:t>
             </w:r>
           </w:p>
         </w:tc>
@@ -18277,7 +18317,7 @@
                 <w:rFonts w:ascii="Times New Roman" w:hAnsi="Times New Roman"/>
                 <w:sz w:val="24"/>
               </w:rPr>
-              <w:t>404</w:t>
+              <w:t>184 143</w:t>
             </w:r>
           </w:p>
         </w:tc>
@@ -18301,7 +18341,7 @@
                 <w:rFonts w:ascii="Times New Roman" w:hAnsi="Times New Roman"/>
                 <w:sz w:val="24"/>
               </w:rPr>
-              <w:t>527</w:t>
+              <w:t>228 048</w:t>
             </w:r>
           </w:p>
         </w:tc>
@@ -18325,7 +18365,7 @@
                 <w:rFonts w:ascii="Times New Roman" w:hAnsi="Times New Roman"/>
                 <w:sz w:val="24"/>
               </w:rPr>
-              <w:t>678</w:t>
+              <w:t>257 487</w:t>
             </w:r>
           </w:p>
         </w:tc>
@@ -18379,7 +18419,7 @@
                 <w:rFonts w:ascii="Times New Roman" w:hAnsi="Times New Roman"/>
                 <w:sz w:val="24"/>
               </w:rPr>
-              <w:t>46 200</w:t>
+              <w:t>28 745</w:t>
             </w:r>
           </w:p>
         </w:tc>
@@ -18403,7 +18443,7 @@
                 <w:rFonts w:ascii="Times New Roman" w:hAnsi="Times New Roman"/>
                 <w:sz w:val="24"/>
               </w:rPr>
-              <w:t>54 600</w:t>
+              <w:t>35 478</w:t>
             </w:r>
           </w:p>
         </w:tc>
@@ -18427,7 +18467,7 @@
                 <w:rFonts w:ascii="Times New Roman" w:hAnsi="Times New Roman"/>
                 <w:sz w:val="24"/>
               </w:rPr>
-              <w:t>65 520</w:t>
+              <w:t>223 348</w:t>
             </w:r>
           </w:p>
         </w:tc>
@@ -18451,7 +18491,7 @@
                 <w:rFonts w:ascii="Times New Roman" w:hAnsi="Times New Roman"/>
                 <w:sz w:val="24"/>
               </w:rPr>
-              <w:t>77 280</w:t>
+              <w:t>266 611</w:t>
             </w:r>
           </w:p>
         </w:tc>
@@ -18475,7 +18515,7 @@
                 <w:rFonts w:ascii="Times New Roman" w:hAnsi="Times New Roman"/>
                 <w:sz w:val="24"/>
               </w:rPr>
-              <w:t>88 200</w:t>
+              <w:t>384 747</w:t>
             </w:r>
           </w:p>
         </w:tc>
@@ -18815,7 +18855,7 @@
                 <w:rFonts w:ascii="Times New Roman" w:hAnsi="Times New Roman"/>
                 <w:sz w:val="24"/>
               </w:rPr>
-              <w:t>1,9</w:t>
+              <w:t>–</w:t>
             </w:r>
           </w:p>
         </w:tc>
@@ -18839,7 +18879,7 @@
                 <w:rFonts w:ascii="Times New Roman" w:hAnsi="Times New Roman"/>
                 <w:sz w:val="24"/>
               </w:rPr>
-              <w:t>2,0</w:t>
+              <w:t>–</w:t>
             </w:r>
           </w:p>
         </w:tc>
@@ -18863,7 +18903,7 @@
                 <w:rFonts w:ascii="Times New Roman" w:hAnsi="Times New Roman"/>
                 <w:sz w:val="24"/>
               </w:rPr>
-              <w:t>2,1</w:t>
+              <w:t>0,0</w:t>
             </w:r>
           </w:p>
         </w:tc>
@@ -18887,7 +18927,7 @@
                 <w:rFonts w:ascii="Times New Roman" w:hAnsi="Times New Roman"/>
                 <w:sz w:val="24"/>
               </w:rPr>
-              <w:t>2,3</w:t>
+              <w:t>0,1</w:t>
             </w:r>
           </w:p>
         </w:tc>
@@ -18911,7 +18951,7 @@
                 <w:rFonts w:ascii="Times New Roman" w:hAnsi="Times New Roman"/>
                 <w:sz w:val="24"/>
               </w:rPr>
-              <w:t>2,3</w:t>
+              <w:t>0,6</w:t>
             </w:r>
           </w:p>
         </w:tc>
@@ -18957,7 +18997,7 @@
                 <w:rFonts w:ascii="Times New Roman" w:hAnsi="Times New Roman"/>
                 <w:sz w:val="24"/>
               </w:rPr>
-              <w:t>27,3</w:t>
+              <w:t>7,0</w:t>
             </w:r>
           </w:p>
         </w:tc>
@@ -18981,7 +19021,7 @@
                 <w:rFonts w:ascii="Times New Roman" w:hAnsi="Times New Roman"/>
                 <w:sz w:val="24"/>
               </w:rPr>
-              <w:t>31,5</w:t>
+              <w:t>7,0</w:t>
             </w:r>
           </w:p>
         </w:tc>
@@ -19005,7 +19045,7 @@
                 <w:rFonts w:ascii="Times New Roman" w:hAnsi="Times New Roman"/>
                 <w:sz w:val="24"/>
               </w:rPr>
-              <w:t>36,9</w:t>
+              <w:t>4,3</w:t>
             </w:r>
           </w:p>
         </w:tc>
@@ -19029,7 +19069,7 @@
                 <w:rFonts w:ascii="Times New Roman" w:hAnsi="Times New Roman"/>
                 <w:sz w:val="24"/>
               </w:rPr>
-              <w:t>41,4</w:t>
+              <w:t>3,0</w:t>
             </w:r>
           </w:p>
         </w:tc>
@@ -19053,7 +19093,7 @@
                 <w:rFonts w:ascii="Times New Roman" w:hAnsi="Times New Roman"/>
                 <w:sz w:val="24"/>
               </w:rPr>
-              <w:t>44,2</w:t>
+              <w:t>22,6</w:t>
             </w:r>
           </w:p>
         </w:tc>
@@ -19099,7 +19139,7 @@
                 <w:rFonts w:ascii="Times New Roman" w:hAnsi="Times New Roman"/>
                 <w:sz w:val="24"/>
               </w:rPr>
-              <w:t>51,9</w:t>
+              <w:t>6,3</w:t>
             </w:r>
           </w:p>
         </w:tc>
@@ -19123,7 +19163,7 @@
                 <w:rFonts w:ascii="Times New Roman" w:hAnsi="Times New Roman"/>
                 <w:sz w:val="24"/>
               </w:rPr>
-              <w:t>48,4</w:t>
+              <w:t>6,8</w:t>
             </w:r>
           </w:p>
         </w:tc>
@@ -19150,7 +19190,7 @@
                 <w:rFonts w:ascii="Times New Roman" w:hAnsi="Times New Roman"/>
                 <w:sz w:val="24"/>
               </w:rPr>
-              <w:t>44,0</w:t>
+              <w:t>7,3</w:t>
             </w:r>
           </w:p>
         </w:tc>
@@ -19177,7 +19217,7 @@
                 <w:rFonts w:ascii="Times New Roman" w:hAnsi="Times New Roman"/>
                 <w:sz w:val="24"/>
               </w:rPr>
-              <w:t>40,4</w:t>
+              <w:t>6,1</w:t>
             </w:r>
           </w:p>
         </w:tc>
@@ -19201,7 +19241,7 @@
                 <w:rFonts w:ascii="Times New Roman" w:hAnsi="Times New Roman"/>
                 <w:sz w:val="24"/>
               </w:rPr>
-              <w:t>38,1</w:t>
+              <w:t>4,8</w:t>
             </w:r>
           </w:p>
         </w:tc>
@@ -19247,7 +19287,7 @@
                 <w:rFonts w:ascii="Times New Roman" w:hAnsi="Times New Roman"/>
                 <w:sz w:val="24"/>
               </w:rPr>
-              <w:t>15,6</w:t>
+              <w:t>1,9</w:t>
             </w:r>
           </w:p>
         </w:tc>
@@ -19271,7 +19311,7 @@
                 <w:rFonts w:ascii="Times New Roman" w:hAnsi="Times New Roman"/>
                 <w:sz w:val="24"/>
               </w:rPr>
-              <w:t>14,5</w:t>
+              <w:t>2,0</w:t>
             </w:r>
           </w:p>
         </w:tc>
@@ -19295,7 +19335,7 @@
                 <w:rFonts w:ascii="Times New Roman" w:hAnsi="Times New Roman"/>
                 <w:sz w:val="24"/>
               </w:rPr>
-              <w:t>13,2</w:t>
+              <w:t>1,9</w:t>
             </w:r>
           </w:p>
         </w:tc>
@@ -19319,7 +19359,7 @@
                 <w:rFonts w:ascii="Times New Roman" w:hAnsi="Times New Roman"/>
                 <w:sz w:val="24"/>
               </w:rPr>
-              <w:t>12,1</w:t>
+              <w:t>1,2</w:t>
             </w:r>
           </w:p>
         </w:tc>
@@ -19343,7 +19383,7 @@
                 <w:rFonts w:ascii="Times New Roman" w:hAnsi="Times New Roman"/>
                 <w:sz w:val="24"/>
               </w:rPr>
-              <w:t>11,4</w:t>
+              <w:t>1,1</w:t>
             </w:r>
           </w:p>
         </w:tc>
@@ -19551,7 +19591,7 @@
                 <w:rFonts w:ascii="Times New Roman" w:hAnsi="Times New Roman"/>
                 <w:sz w:val="24"/>
               </w:rPr>
-              <w:t>1,2</w:t>
+              <w:t>1,5</w:t>
             </w:r>
           </w:p>
         </w:tc>
@@ -19575,7 +19615,7 @@
                 <w:rFonts w:ascii="Times New Roman" w:hAnsi="Times New Roman"/>
                 <w:sz w:val="24"/>
               </w:rPr>
-              <w:t>1,2</w:t>
+              <w:t>1,5</w:t>
             </w:r>
           </w:p>
         </w:tc>
@@ -19599,7 +19639,7 @@
                 <w:rFonts w:ascii="Times New Roman" w:hAnsi="Times New Roman"/>
                 <w:sz w:val="24"/>
               </w:rPr>
-              <w:t>1,2</w:t>
+              <w:t>1,5</w:t>
             </w:r>
           </w:p>
         </w:tc>
@@ -19623,7 +19663,7 @@
                 <w:rFonts w:ascii="Times New Roman" w:hAnsi="Times New Roman"/>
                 <w:sz w:val="24"/>
               </w:rPr>
-              <w:t>1,2</w:t>
+              <w:t>1,5</w:t>
             </w:r>
           </w:p>
         </w:tc>
@@ -19647,7 +19687,7 @@
                 <w:rFonts w:ascii="Times New Roman" w:hAnsi="Times New Roman"/>
                 <w:sz w:val="24"/>
               </w:rPr>
-              <w:t>1,2</w:t>
+              <w:t>1,5</w:t>
             </w:r>
           </w:p>
         </w:tc>
@@ -19703,7 +19743,7 @@
                 <w:rFonts w:ascii="Times New Roman" w:hAnsi="Times New Roman"/>
                 <w:sz w:val="24"/>
               </w:rPr>
-              <w:t>2,0</w:t>
+              <w:t>2,5</w:t>
             </w:r>
           </w:p>
         </w:tc>
@@ -19727,7 +19767,7 @@
                 <w:rFonts w:ascii="Times New Roman" w:hAnsi="Times New Roman"/>
                 <w:sz w:val="24"/>
               </w:rPr>
-              <w:t>2,0</w:t>
+              <w:t>2,5</w:t>
             </w:r>
           </w:p>
         </w:tc>
@@ -19751,7 +19791,7 @@
                 <w:rFonts w:ascii="Times New Roman" w:hAnsi="Times New Roman"/>
                 <w:sz w:val="24"/>
               </w:rPr>
-              <w:t>2,0</w:t>
+              <w:t>2,5</w:t>
             </w:r>
           </w:p>
         </w:tc>
@@ -19775,7 +19815,7 @@
                 <w:rFonts w:ascii="Times New Roman" w:hAnsi="Times New Roman"/>
                 <w:sz w:val="24"/>
               </w:rPr>
-              <w:t>2,0</w:t>
+              <w:t>2,5</w:t>
             </w:r>
           </w:p>
         </w:tc>
@@ -19799,7 +19839,7 @@
                 <w:rFonts w:ascii="Times New Roman" w:hAnsi="Times New Roman"/>
                 <w:sz w:val="24"/>
               </w:rPr>
-              <w:t>2,0</w:t>
+              <w:t>2,5</w:t>
             </w:r>
           </w:p>
         </w:tc>
@@ -19853,7 +19893,7 @@
                 <w:rFonts w:ascii="Times New Roman" w:hAnsi="Times New Roman"/>
                 <w:sz w:val="24"/>
               </w:rPr>
-              <w:t>0,0</w:t>
+              <w:t>80,9</w:t>
             </w:r>
           </w:p>
         </w:tc>
@@ -19877,7 +19917,7 @@
                 <w:rFonts w:ascii="Times New Roman" w:hAnsi="Times New Roman"/>
                 <w:sz w:val="24"/>
               </w:rPr>
-              <w:t>0,5</w:t>
+              <w:t>80,2</w:t>
             </w:r>
           </w:p>
         </w:tc>
@@ -19901,7 +19941,7 @@
                 <w:rFonts w:ascii="Times New Roman" w:hAnsi="Times New Roman"/>
                 <w:sz w:val="24"/>
               </w:rPr>
-              <w:t>0,6</w:t>
+              <w:t>82,4</w:t>
             </w:r>
           </w:p>
         </w:tc>
@@ -19925,7 +19965,7 @@
                 <w:rFonts w:ascii="Times New Roman" w:hAnsi="Times New Roman"/>
                 <w:sz w:val="24"/>
               </w:rPr>
-              <w:t>0,7</w:t>
+              <w:t>85,5</w:t>
             </w:r>
           </w:p>
         </w:tc>
@@ -19949,7 +19989,7 @@
                 <w:rFonts w:ascii="Times New Roman" w:hAnsi="Times New Roman"/>
                 <w:sz w:val="24"/>
               </w:rPr>
-              <w:t>0,8</w:t>
+              <w:t>66,9</w:t>
             </w:r>
           </w:p>
         </w:tc>
@@ -19999,7 +20039,11 @@
               <w:jc w:val="center"/>
             </w:pPr>
             <w:r>
-              <w:t>100</w:t>
+              <w:rPr>
+                <w:rFonts w:ascii="Times New Roman" w:hAnsi="Times New Roman"/>
+                <w:sz w:val="24"/>
+              </w:rPr>
+              <w:t>100,0</w:t>
             </w:r>
           </w:p>
         </w:tc>
@@ -20019,7 +20063,11 @@
               <w:jc w:val="center"/>
             </w:pPr>
             <w:r>
-              <w:t>100</w:t>
+              <w:rPr>
+                <w:rFonts w:ascii="Times New Roman" w:hAnsi="Times New Roman"/>
+                <w:sz w:val="24"/>
+              </w:rPr>
+              <w:t>100,0</w:t>
             </w:r>
           </w:p>
         </w:tc>
@@ -20039,7 +20087,11 @@
               <w:jc w:val="center"/>
             </w:pPr>
             <w:r>
-              <w:t>100</w:t>
+              <w:rPr>
+                <w:rFonts w:ascii="Times New Roman" w:hAnsi="Times New Roman"/>
+                <w:sz w:val="24"/>
+              </w:rPr>
+              <w:t>100,0</w:t>
             </w:r>
           </w:p>
         </w:tc>
@@ -20059,7 +20111,11 @@
               <w:jc w:val="center"/>
             </w:pPr>
             <w:r>
-              <w:t>100</w:t>
+              <w:rPr>
+                <w:rFonts w:ascii="Times New Roman" w:hAnsi="Times New Roman"/>
+                <w:sz w:val="24"/>
+              </w:rPr>
+              <w:t>100,0</w:t>
             </w:r>
           </w:p>
         </w:tc>
@@ -20079,7 +20135,11 @@
               <w:jc w:val="center"/>
             </w:pPr>
             <w:r>
-              <w:t>100</w:t>
+              <w:rPr>
+                <w:rFonts w:ascii="Times New Roman" w:hAnsi="Times New Roman"/>
+                <w:sz w:val="24"/>
+              </w:rPr>
+              <w:t>100,0</w:t>
             </w:r>
           </w:p>
         </w:tc>
@@ -21482,7 +21542,7 @@
                 <w:rFonts w:ascii="Times New Roman" w:hAnsi="Times New Roman"/>
                 <w:sz w:val="24"/>
               </w:rPr>
-              <w:t>55 000</w:t>
+              <w:t>30 000</w:t>
             </w:r>
           </w:p>
         </w:tc>
@@ -21500,7 +21560,7 @@
                 <w:rFonts w:ascii="Times New Roman" w:hAnsi="Times New Roman"/>
                 <w:sz w:val="24"/>
               </w:rPr>
-              <w:t>65 000</w:t>
+              <w:t>36 856</w:t>
             </w:r>
           </w:p>
         </w:tc>
@@ -21518,7 +21578,7 @@
                 <w:rFonts w:ascii="Times New Roman" w:hAnsi="Times New Roman"/>
                 <w:sz w:val="24"/>
               </w:rPr>
-              <w:t>78 000</w:t>
+              <w:t>227 036</w:t>
             </w:r>
           </w:p>
         </w:tc>
@@ -21536,7 +21596,7 @@
                 <w:rFonts w:ascii="Times New Roman" w:hAnsi="Times New Roman"/>
                 <w:sz w:val="24"/>
               </w:rPr>
-              <w:t>92 000</w:t>
+              <w:t>269 632</w:t>
             </w:r>
           </w:p>
         </w:tc>
@@ -21554,7 +21614,7 @@
                 <w:rFonts w:ascii="Times New Roman" w:hAnsi="Times New Roman"/>
                 <w:sz w:val="24"/>
               </w:rPr>
-              <w:t>105 000</w:t>
+              <w:t>399 379</w:t>
             </w:r>
           </w:p>
         </w:tc>
@@ -21572,7 +21632,7 @@
                 <w:rFonts w:ascii="Times New Roman" w:hAnsi="Times New Roman"/>
                 <w:sz w:val="24"/>
               </w:rPr>
-              <w:t>50 000</w:t>
+              <w:t>369 379</w:t>
             </w:r>
           </w:p>
         </w:tc>
@@ -21590,7 +21650,7 @@
                 <w:rFonts w:ascii="Times New Roman" w:hAnsi="Times New Roman"/>
                 <w:sz w:val="24"/>
               </w:rPr>
-              <w:t>90,9</w:t>
+              <w:t>1231,3</w:t>
             </w:r>
           </w:p>
         </w:tc>
@@ -21624,7 +21684,7 @@
                 <w:rFonts w:ascii="Times New Roman" w:hAnsi="Times New Roman"/>
                 <w:sz w:val="24"/>
               </w:rPr>
-              <w:t>13 000</w:t>
+              <w:t>–</w:t>
             </w:r>
           </w:p>
         </w:tc>
@@ -21642,7 +21702,7 @@
                 <w:rFonts w:ascii="Times New Roman" w:hAnsi="Times New Roman"/>
                 <w:sz w:val="24"/>
               </w:rPr>
-              <w:t>16 000</w:t>
+              <w:t>–</w:t>
             </w:r>
           </w:p>
         </w:tc>
@@ -21660,7 +21720,7 @@
                 <w:rFonts w:ascii="Times New Roman" w:hAnsi="Times New Roman"/>
                 <w:sz w:val="24"/>
               </w:rPr>
-              <w:t>20 000</w:t>
+              <w:t>136</w:t>
             </w:r>
           </w:p>
         </w:tc>
@@ -21678,7 +21738,7 @@
                 <w:rFonts w:ascii="Times New Roman" w:hAnsi="Times New Roman"/>
                 <w:sz w:val="24"/>
               </w:rPr>
-              <w:t>25 000</w:t>
+              <w:t>6 206</w:t>
             </w:r>
           </w:p>
         </w:tc>
@@ -21696,7 +21756,7 @@
                 <w:rFonts w:ascii="Times New Roman" w:hAnsi="Times New Roman"/>
                 <w:sz w:val="24"/>
               </w:rPr>
-              <w:t>29 000</w:t>
+              <w:t>15 397</w:t>
             </w:r>
           </w:p>
         </w:tc>
@@ -21714,7 +21774,7 @@
                 <w:rFonts w:ascii="Times New Roman" w:hAnsi="Times New Roman"/>
                 <w:sz w:val="24"/>
               </w:rPr>
-              <w:t>16 000</w:t>
+              <w:t>15 397</w:t>
             </w:r>
           </w:p>
         </w:tc>
@@ -21732,7 +21792,7 @@
                 <w:rFonts w:ascii="Times New Roman" w:hAnsi="Times New Roman"/>
                 <w:sz w:val="24"/>
               </w:rPr>
-              <w:t>123,1</w:t>
+              <w:t>—</w:t>
             </w:r>
           </w:p>
         </w:tc>
@@ -21890,8 +21950,15 @@
             <w:vAlign w:val="bottom"/>
           </w:tcPr>
           <w:p>
-            <w:r>
-              <w:t>Выручка в расчете на:</w:t>
+            <w:pPr>
+              <w:jc w:val="center"/>
+            </w:pPr>
+            <w:r>
+              <w:rPr>
+                <w:rFonts w:ascii="Times New Roman" w:hAnsi="Times New Roman"/>
+                <w:sz w:val="24"/>
+              </w:rPr>
+              <w:t>–</w:t>
             </w:r>
           </w:p>
         </w:tc>
@@ -21925,7 +21992,7 @@
                 <w:rFonts w:ascii="Times New Roman" w:hAnsi="Times New Roman"/>
                 <w:sz w:val="24"/>
               </w:rPr>
-              <w:t>688</w:t>
+              <w:t>375</w:t>
             </w:r>
           </w:p>
         </w:tc>
@@ -21943,7 +22010,7 @@
                 <w:rFonts w:ascii="Times New Roman" w:hAnsi="Times New Roman"/>
                 <w:sz w:val="24"/>
               </w:rPr>
-              <w:t>812</w:t>
+              <w:t>461</w:t>
             </w:r>
           </w:p>
         </w:tc>
@@ -21961,7 +22028,7 @@
                 <w:rFonts w:ascii="Times New Roman" w:hAnsi="Times New Roman"/>
                 <w:sz w:val="24"/>
               </w:rPr>
-              <w:t>975</w:t>
+              <w:t>2 838</w:t>
             </w:r>
           </w:p>
         </w:tc>
@@ -21979,7 +22046,7 @@
                 <w:rFonts w:ascii="Times New Roman" w:hAnsi="Times New Roman"/>
                 <w:sz w:val="24"/>
               </w:rPr>
-              <w:t>1 150</w:t>
+              <w:t>3 370</w:t>
             </w:r>
           </w:p>
         </w:tc>
@@ -21997,7 +22064,7 @@
                 <w:rFonts w:ascii="Times New Roman" w:hAnsi="Times New Roman"/>
                 <w:sz w:val="24"/>
               </w:rPr>
-              <w:t>1 312</w:t>
+              <w:t>4 992</w:t>
             </w:r>
           </w:p>
         </w:tc>
@@ -22015,7 +22082,7 @@
                 <w:rFonts w:ascii="Times New Roman" w:hAnsi="Times New Roman"/>
                 <w:sz w:val="24"/>
               </w:rPr>
-              <w:t>625</w:t>
+              <w:t>4 617</w:t>
             </w:r>
           </w:p>
         </w:tc>
@@ -22033,7 +22100,7 @@
                 <w:rFonts w:ascii="Times New Roman" w:hAnsi="Times New Roman"/>
                 <w:sz w:val="24"/>
               </w:rPr>
-              <w:t>90,9</w:t>
+              <w:t>1231,3</w:t>
             </w:r>
           </w:p>
         </w:tc>
@@ -22067,7 +22134,7 @@
                 <w:rFonts w:ascii="Times New Roman" w:hAnsi="Times New Roman"/>
                 <w:sz w:val="24"/>
               </w:rPr>
-              <w:t>4,23</w:t>
+              <w:t>–</w:t>
             </w:r>
           </w:p>
         </w:tc>
@@ -22085,7 +22152,7 @@
                 <w:rFonts w:ascii="Times New Roman" w:hAnsi="Times New Roman"/>
                 <w:sz w:val="24"/>
               </w:rPr>
-              <w:t>4,06</w:t>
+              <w:t>–</w:t>
             </w:r>
           </w:p>
         </w:tc>
@@ -22103,7 +22170,7 @@
                 <w:rFonts w:ascii="Times New Roman" w:hAnsi="Times New Roman"/>
                 <w:sz w:val="24"/>
               </w:rPr>
-              <w:t>3,90</w:t>
+              <w:t>1675,54</w:t>
             </w:r>
           </w:p>
         </w:tc>
@@ -22121,7 +22188,7 @@
                 <w:rFonts w:ascii="Times New Roman" w:hAnsi="Times New Roman"/>
                 <w:sz w:val="24"/>
               </w:rPr>
-              <w:t>3,68</w:t>
+              <w:t>43,45</w:t>
             </w:r>
           </w:p>
         </w:tc>
@@ -22139,7 +22206,7 @@
                 <w:rFonts w:ascii="Times New Roman" w:hAnsi="Times New Roman"/>
                 <w:sz w:val="24"/>
               </w:rPr>
-              <w:t>3,62</w:t>
+              <w:t>25,94</w:t>
             </w:r>
           </w:p>
         </w:tc>
@@ -22157,7 +22224,7 @@
                 <w:rFonts w:ascii="Times New Roman" w:hAnsi="Times New Roman"/>
                 <w:sz w:val="24"/>
               </w:rPr>
-              <w:t>-0,61</w:t>
+              <w:t>25,94</w:t>
             </w:r>
           </w:p>
         </w:tc>
@@ -22175,7 +22242,7 @@
                 <w:rFonts w:ascii="Times New Roman" w:hAnsi="Times New Roman"/>
                 <w:sz w:val="24"/>
               </w:rPr>
-              <w:t>-14,4</w:t>
+              <w:t>–</w:t>
             </w:r>
           </w:p>
         </w:tc>
@@ -22931,7 +22998,7 @@
                 <w:rFonts w:ascii="Times New Roman" w:hAnsi="Times New Roman"/>
                 <w:sz w:val="24"/>
               </w:rPr>
-              <w:t>СМР (общестроительные работы)</w:t>
+              <w:t>Строительство объектов военной инфраструктуры (СМР)</w:t>
             </w:r>
           </w:p>
         </w:tc>
@@ -22952,7 +23019,7 @@
                 <w:rFonts w:ascii="Times New Roman" w:hAnsi="Times New Roman"/>
                 <w:sz w:val="24"/>
               </w:rPr>
-              <w:t>25 300</w:t>
+              <w:t>14 400</w:t>
             </w:r>
           </w:p>
         </w:tc>
@@ -22973,7 +23040,7 @@
                 <w:rFonts w:ascii="Times New Roman" w:hAnsi="Times New Roman"/>
                 <w:sz w:val="24"/>
               </w:rPr>
-              <w:t>30 550</w:t>
+              <w:t>18 428</w:t>
             </w:r>
           </w:p>
         </w:tc>
@@ -22994,7 +23061,7 @@
                 <w:rFonts w:ascii="Times New Roman" w:hAnsi="Times New Roman"/>
                 <w:sz w:val="24"/>
               </w:rPr>
-              <w:t>37 440</w:t>
+              <w:t>124 869</w:t>
             </w:r>
           </w:p>
         </w:tc>
@@ -23015,7 +23082,7 @@
                 <w:rFonts w:ascii="Times New Roman" w:hAnsi="Times New Roman"/>
                 <w:sz w:val="24"/>
               </w:rPr>
-              <w:t>45 080</w:t>
+              <w:t>156 387</w:t>
             </w:r>
           </w:p>
         </w:tc>
@@ -23036,7 +23103,7 @@
                 <w:rFonts w:ascii="Times New Roman" w:hAnsi="Times New Roman"/>
                 <w:sz w:val="24"/>
               </w:rPr>
-              <w:t>52 500</w:t>
+              <w:t>247 615</w:t>
             </w:r>
           </w:p>
         </w:tc>
@@ -23057,7 +23124,7 @@
                 <w:rFonts w:ascii="Times New Roman" w:hAnsi="Times New Roman"/>
                 <w:sz w:val="24"/>
               </w:rPr>
-              <w:t>27 200</w:t>
+              <w:t>233 215</w:t>
             </w:r>
           </w:p>
         </w:tc>
@@ -23080,7 +23147,7 @@
                 <w:rFonts w:ascii="Times New Roman" w:hAnsi="Times New Roman"/>
                 <w:sz w:val="24"/>
               </w:rPr>
-              <w:t>Отделочные работы</w:t>
+              <w:t>Ремонт и реконструкция объектов МО РФ</w:t>
             </w:r>
           </w:p>
         </w:tc>
@@ -23098,7 +23165,7 @@
                 <w:rFonts w:ascii="Times New Roman" w:hAnsi="Times New Roman"/>
                 <w:sz w:val="24"/>
               </w:rPr>
-              <w:t>11 000</w:t>
+              <w:t>5 400</w:t>
             </w:r>
           </w:p>
         </w:tc>
@@ -23116,7 +23183,7 @@
                 <w:rFonts w:ascii="Times New Roman" w:hAnsi="Times New Roman"/>
                 <w:sz w:val="24"/>
               </w:rPr>
-              <w:t>13 000</w:t>
+              <w:t>6 634</w:t>
             </w:r>
           </w:p>
         </w:tc>
@@ -23134,7 +23201,7 @@
                 <w:rFonts w:ascii="Times New Roman" w:hAnsi="Times New Roman"/>
                 <w:sz w:val="24"/>
               </w:rPr>
-              <w:t>15 600</w:t>
+              <w:t>36 326</w:t>
             </w:r>
           </w:p>
         </w:tc>
@@ -23152,7 +23219,7 @@
                 <w:rFonts w:ascii="Times New Roman" w:hAnsi="Times New Roman"/>
                 <w:sz w:val="24"/>
               </w:rPr>
-              <w:t>17 480</w:t>
+              <w:t>40 445</w:t>
             </w:r>
           </w:p>
         </w:tc>
@@ -23170,7 +23237,7 @@
                 <w:rFonts w:ascii="Times New Roman" w:hAnsi="Times New Roman"/>
                 <w:sz w:val="24"/>
               </w:rPr>
-              <w:t>19 950</w:t>
+              <w:t>51 919</w:t>
             </w:r>
           </w:p>
         </w:tc>
@@ -23188,7 +23255,7 @@
                 <w:rFonts w:ascii="Times New Roman" w:hAnsi="Times New Roman"/>
                 <w:sz w:val="24"/>
               </w:rPr>
-              <w:t>8 950</w:t>
+              <w:t>46 519</w:t>
             </w:r>
           </w:p>
         </w:tc>
@@ -23211,7 +23278,7 @@
                 <w:rFonts w:ascii="Times New Roman" w:hAnsi="Times New Roman"/>
                 <w:sz w:val="24"/>
               </w:rPr>
-              <w:t>Электромонтажные работы</w:t>
+              <w:t>Инженерные сети на территории воинских частей</w:t>
             </w:r>
           </w:p>
         </w:tc>
@@ -23229,7 +23296,7 @@
                 <w:rFonts w:ascii="Times New Roman" w:hAnsi="Times New Roman"/>
                 <w:sz w:val="24"/>
               </w:rPr>
-              <w:t>7 150</w:t>
+              <w:t>3 900</w:t>
             </w:r>
           </w:p>
         </w:tc>
@@ -23247,7 +23314,7 @@
                 <w:rFonts w:ascii="Times New Roman" w:hAnsi="Times New Roman"/>
                 <w:sz w:val="24"/>
               </w:rPr>
-              <w:t>7 800</w:t>
+              <w:t>4 423</w:t>
             </w:r>
           </w:p>
         </w:tc>
@@ -23265,7 +23332,7 @@
                 <w:rFonts w:ascii="Times New Roman" w:hAnsi="Times New Roman"/>
                 <w:sz w:val="24"/>
               </w:rPr>
-              <w:t>9 360</w:t>
+              <w:t>22 704</w:t>
             </w:r>
           </w:p>
         </w:tc>
@@ -23283,7 +23350,7 @@
                 <w:rFonts w:ascii="Times New Roman" w:hAnsi="Times New Roman"/>
                 <w:sz w:val="24"/>
               </w:rPr>
-              <w:t>11 040</w:t>
+              <w:t>26 963</w:t>
             </w:r>
           </w:p>
         </w:tc>
@@ -23301,7 +23368,7 @@
                 <w:rFonts w:ascii="Times New Roman" w:hAnsi="Times New Roman"/>
                 <w:sz w:val="24"/>
               </w:rPr>
-              <w:t>11 550</w:t>
+              <w:t>35 944</w:t>
             </w:r>
           </w:p>
         </w:tc>
@@ -23319,7 +23386,7 @@
                 <w:rFonts w:ascii="Times New Roman" w:hAnsi="Times New Roman"/>
                 <w:sz w:val="24"/>
               </w:rPr>
-              <w:t>4 400</w:t>
+              <w:t>32 044</w:t>
             </w:r>
           </w:p>
         </w:tc>
@@ -23342,7 +23409,7 @@
                 <w:rFonts w:ascii="Times New Roman" w:hAnsi="Times New Roman"/>
                 <w:sz w:val="24"/>
               </w:rPr>
-              <w:t>Сантехнические работы</w:t>
+              <w:t>Дорожно-строительные работы (внутр. дороги ВЧ)</w:t>
             </w:r>
           </w:p>
         </w:tc>
@@ -23360,7 +23427,7 @@
                 <w:rFonts w:ascii="Times New Roman" w:hAnsi="Times New Roman"/>
                 <w:sz w:val="24"/>
               </w:rPr>
-              <w:t>5 500</w:t>
+              <w:t>3 000</w:t>
             </w:r>
           </w:p>
         </w:tc>
@@ -23378,7 +23445,7 @@
                 <w:rFonts w:ascii="Times New Roman" w:hAnsi="Times New Roman"/>
                 <w:sz w:val="24"/>
               </w:rPr>
-              <w:t>6 500</w:t>
+              <w:t>3 317</w:t>
             </w:r>
           </w:p>
         </w:tc>
@@ -23396,7 +23463,7 @@
                 <w:rFonts w:ascii="Times New Roman" w:hAnsi="Times New Roman"/>
                 <w:sz w:val="24"/>
               </w:rPr>
-              <w:t>7 800</w:t>
+              <w:t>18 163</w:t>
             </w:r>
           </w:p>
         </w:tc>
@@ -23414,7 +23481,7 @@
                 <w:rFonts w:ascii="Times New Roman" w:hAnsi="Times New Roman"/>
                 <w:sz w:val="24"/>
               </w:rPr>
-              <w:t>9 200</w:t>
+              <w:t>18 874</w:t>
             </w:r>
           </w:p>
         </w:tc>
@@ -23432,7 +23499,7 @@
                 <w:rFonts w:ascii="Times New Roman" w:hAnsi="Times New Roman"/>
                 <w:sz w:val="24"/>
               </w:rPr>
-              <w:t>10 500</w:t>
+              <w:t>27 957</w:t>
             </w:r>
           </w:p>
         </w:tc>
@@ -23453,7 +23520,7 @@
                 <w:rFonts w:ascii="Times New Roman" w:hAnsi="Times New Roman"/>
                 <w:sz w:val="24"/>
               </w:rPr>
-              <w:t>5 000</w:t>
+              <w:t>24 957</w:t>
             </w:r>
           </w:p>
         </w:tc>
@@ -23476,7 +23543,7 @@
                 <w:rFonts w:ascii="Times New Roman" w:hAnsi="Times New Roman"/>
                 <w:sz w:val="24"/>
               </w:rPr>
-              <w:t>Аренда строительной техники</w:t>
+              <w:t>Электромонтажные и слаботочные работы</w:t>
             </w:r>
           </w:p>
         </w:tc>
@@ -23494,7 +23561,7 @@
                 <w:rFonts w:ascii="Times New Roman" w:hAnsi="Times New Roman"/>
                 <w:sz w:val="24"/>
               </w:rPr>
-              <w:t>3 300</w:t>
+              <w:t>1 800</w:t>
             </w:r>
           </w:p>
         </w:tc>
@@ -23512,7 +23579,7 @@
                 <w:rFonts w:ascii="Times New Roman" w:hAnsi="Times New Roman"/>
                 <w:sz w:val="24"/>
               </w:rPr>
-              <w:t>3 900</w:t>
+              <w:t>2 211</w:t>
             </w:r>
           </w:p>
         </w:tc>
@@ -23530,7 +23597,7 @@
                 <w:rFonts w:ascii="Times New Roman" w:hAnsi="Times New Roman"/>
                 <w:sz w:val="24"/>
               </w:rPr>
-              <w:t>3 900</w:t>
+              <w:t>13 622</w:t>
             </w:r>
           </w:p>
         </w:tc>
@@ -23548,7 +23615,7 @@
                 <w:rFonts w:ascii="Times New Roman" w:hAnsi="Times New Roman"/>
                 <w:sz w:val="24"/>
               </w:rPr>
-              <w:t>4 600</w:t>
+              <w:t>16 178</w:t>
             </w:r>
           </w:p>
         </w:tc>
@@ -23566,7 +23633,7 @@
                 <w:rFonts w:ascii="Times New Roman" w:hAnsi="Times New Roman"/>
                 <w:sz w:val="24"/>
               </w:rPr>
-              <w:t>5 250</w:t>
+              <w:t>19 969</w:t>
             </w:r>
           </w:p>
         </w:tc>
@@ -23587,7 +23654,7 @@
                 <w:rFonts w:ascii="Times New Roman" w:hAnsi="Times New Roman"/>
                 <w:sz w:val="24"/>
               </w:rPr>
-              <w:t>1 950</w:t>
+              <w:t>18 169</w:t>
             </w:r>
           </w:p>
         </w:tc>
@@ -23610,7 +23677,7 @@
                 <w:rFonts w:ascii="Times New Roman" w:hAnsi="Times New Roman"/>
                 <w:sz w:val="24"/>
               </w:rPr>
-              <w:t>Прочие услуги (благоустройство и т.п.)</w:t>
+              <w:t>Прочие работы и услуги по госконтрактам</w:t>
             </w:r>
           </w:p>
         </w:tc>
@@ -23628,7 +23695,7 @@
                 <w:rFonts w:ascii="Times New Roman" w:hAnsi="Times New Roman"/>
                 <w:sz w:val="24"/>
               </w:rPr>
-              <w:t>2 750</w:t>
+              <w:t>1 500</w:t>
             </w:r>
           </w:p>
         </w:tc>
@@ -23646,7 +23713,7 @@
                 <w:rFonts w:ascii="Times New Roman" w:hAnsi="Times New Roman"/>
                 <w:sz w:val="24"/>
               </w:rPr>
-              <w:t>3 250</w:t>
+              <w:t>1 843</w:t>
             </w:r>
           </w:p>
         </w:tc>
@@ -23664,7 +23731,7 @@
                 <w:rFonts w:ascii="Times New Roman" w:hAnsi="Times New Roman"/>
                 <w:sz w:val="24"/>
               </w:rPr>
-              <w:t>3 900</w:t>
+              <w:t>11 352</w:t>
             </w:r>
           </w:p>
         </w:tc>
@@ -23682,7 +23749,7 @@
                 <w:rFonts w:ascii="Times New Roman" w:hAnsi="Times New Roman"/>
                 <w:sz w:val="24"/>
               </w:rPr>
-              <w:t>4 600</w:t>
+              <w:t>10 785</w:t>
             </w:r>
           </w:p>
         </w:tc>
@@ -23700,7 +23767,7 @@
                 <w:rFonts w:ascii="Times New Roman" w:hAnsi="Times New Roman"/>
                 <w:sz w:val="24"/>
               </w:rPr>
-              <w:t>5 250</w:t>
+              <w:t>15 975</w:t>
             </w:r>
           </w:p>
         </w:tc>
@@ -23721,7 +23788,7 @@
                 <w:rFonts w:ascii="Times New Roman" w:hAnsi="Times New Roman"/>
                 <w:sz w:val="24"/>
               </w:rPr>
-              <w:t>2 500</w:t>
+              <w:t>14 475</w:t>
             </w:r>
           </w:p>
         </w:tc>
@@ -23747,7 +23814,7 @@
                 <w:rFonts w:ascii="Times New Roman" w:hAnsi="Times New Roman"/>
                 <w:sz w:val="24"/>
               </w:rPr>
-              <w:t>Резерв (доп. услуги)</w:t>
+              <w:t>–</w:t>
             </w:r>
           </w:p>
         </w:tc>
@@ -23899,7 +23966,7 @@
                 <w:rFonts w:ascii="Times New Roman" w:hAnsi="Times New Roman"/>
                 <w:sz w:val="24"/>
               </w:rPr>
-              <w:t>55 000</w:t>
+              <w:t>30 000</w:t>
             </w:r>
           </w:p>
         </w:tc>
@@ -23917,7 +23984,7 @@
                 <w:rFonts w:ascii="Times New Roman" w:hAnsi="Times New Roman"/>
                 <w:sz w:val="24"/>
               </w:rPr>
-              <w:t>65 000</w:t>
+              <w:t>36 856</w:t>
             </w:r>
           </w:p>
         </w:tc>
@@ -23935,7 +24002,7 @@
                 <w:rFonts w:ascii="Times New Roman" w:hAnsi="Times New Roman"/>
                 <w:sz w:val="24"/>
               </w:rPr>
-              <w:t>78 000</w:t>
+              <w:t>227 036</w:t>
             </w:r>
           </w:p>
         </w:tc>
@@ -23953,7 +24020,7 @@
                 <w:rFonts w:ascii="Times New Roman" w:hAnsi="Times New Roman"/>
                 <w:sz w:val="24"/>
               </w:rPr>
-              <w:t>92 000</w:t>
+              <w:t>269 632</w:t>
             </w:r>
           </w:p>
         </w:tc>
@@ -23971,7 +24038,7 @@
                 <w:rFonts w:ascii="Times New Roman" w:hAnsi="Times New Roman"/>
                 <w:sz w:val="24"/>
               </w:rPr>
-              <w:t>105 000</w:t>
+              <w:t>399 379</w:t>
             </w:r>
           </w:p>
         </w:tc>
@@ -23989,7 +24056,7 @@
                 <w:rFonts w:ascii="Times New Roman" w:hAnsi="Times New Roman"/>
                 <w:sz w:val="24"/>
               </w:rPr>
-              <w:t>50 000</w:t>
+              <w:t>369 379</w:t>
             </w:r>
           </w:p>
         </w:tc>
@@ -24288,7 +24355,7 @@
                 <w:rFonts w:ascii="Times New Roman" w:hAnsi="Times New Roman"/>
                 <w:sz w:val="24"/>
               </w:rPr>
-              <w:t>СМР (общестроительные работы)</w:t>
+              <w:t>Строительство объектов военной инфраструктуры (СМР)</w:t>
             </w:r>
           </w:p>
         </w:tc>
@@ -24309,7 +24376,7 @@
                 <w:rFonts w:ascii="Times New Roman" w:hAnsi="Times New Roman"/>
                 <w:sz w:val="24"/>
               </w:rPr>
-              <w:t>46,0</w:t>
+              <w:t>48,0</w:t>
             </w:r>
           </w:p>
         </w:tc>
@@ -24330,7 +24397,7 @@
                 <w:rFonts w:ascii="Times New Roman" w:hAnsi="Times New Roman"/>
                 <w:sz w:val="24"/>
               </w:rPr>
-              <w:t>47,0</w:t>
+              <w:t>50,0</w:t>
             </w:r>
           </w:p>
         </w:tc>
@@ -24351,7 +24418,7 @@
                 <w:rFonts w:ascii="Times New Roman" w:hAnsi="Times New Roman"/>
                 <w:sz w:val="24"/>
               </w:rPr>
-              <w:t>48,0</w:t>
+              <w:t>55,0</w:t>
             </w:r>
           </w:p>
         </w:tc>
@@ -24372,7 +24439,7 @@
                 <w:rFonts w:ascii="Times New Roman" w:hAnsi="Times New Roman"/>
                 <w:sz w:val="24"/>
               </w:rPr>
-              <w:t>49,0</w:t>
+              <w:t>58,0</w:t>
             </w:r>
           </w:p>
         </w:tc>
@@ -24393,7 +24460,7 @@
                 <w:rFonts w:ascii="Times New Roman" w:hAnsi="Times New Roman"/>
                 <w:sz w:val="24"/>
               </w:rPr>
-              <w:t>50,0</w:t>
+              <w:t>62,0</w:t>
             </w:r>
           </w:p>
         </w:tc>
@@ -24414,7 +24481,7 @@
                 <w:rFonts w:ascii="Times New Roman" w:hAnsi="Times New Roman"/>
                 <w:sz w:val="24"/>
               </w:rPr>
-              <w:t>4,0</w:t>
+              <w:t>14,0</w:t>
             </w:r>
           </w:p>
         </w:tc>
@@ -24437,7 +24504,7 @@
                 <w:rFonts w:ascii="Times New Roman" w:hAnsi="Times New Roman"/>
                 <w:sz w:val="24"/>
               </w:rPr>
-              <w:t>Отделочные работы</w:t>
+              <w:t>Ремонт и реконструкция объектов МО РФ</w:t>
             </w:r>
           </w:p>
         </w:tc>
@@ -24455,7 +24522,7 @@
                 <w:rFonts w:ascii="Times New Roman" w:hAnsi="Times New Roman"/>
                 <w:sz w:val="24"/>
               </w:rPr>
-              <w:t>20,0</w:t>
+              <w:t>18,0</w:t>
             </w:r>
           </w:p>
         </w:tc>
@@ -24473,7 +24540,7 @@
                 <w:rFonts w:ascii="Times New Roman" w:hAnsi="Times New Roman"/>
                 <w:sz w:val="24"/>
               </w:rPr>
-              <w:t>20,0</w:t>
+              <w:t>18,0</w:t>
             </w:r>
           </w:p>
         </w:tc>
@@ -24491,7 +24558,7 @@
                 <w:rFonts w:ascii="Times New Roman" w:hAnsi="Times New Roman"/>
                 <w:sz w:val="24"/>
               </w:rPr>
-              <w:t>20,0</w:t>
+              <w:t>16,0</w:t>
             </w:r>
           </w:p>
         </w:tc>
@@ -24509,7 +24576,7 @@
                 <w:rFonts w:ascii="Times New Roman" w:hAnsi="Times New Roman"/>
                 <w:sz w:val="24"/>
               </w:rPr>
-              <w:t>19,0</w:t>
+              <w:t>15,0</w:t>
             </w:r>
           </w:p>
         </w:tc>
@@ -24527,7 +24594,7 @@
                 <w:rFonts w:ascii="Times New Roman" w:hAnsi="Times New Roman"/>
                 <w:sz w:val="24"/>
               </w:rPr>
-              <w:t>19,0</w:t>
+              <w:t>13,0</w:t>
             </w:r>
           </w:p>
         </w:tc>
@@ -24545,7 +24612,7 @@
                 <w:rFonts w:ascii="Times New Roman" w:hAnsi="Times New Roman"/>
                 <w:sz w:val="24"/>
               </w:rPr>
-              <w:t>-1,0</w:t>
+              <w:t>-5,0</w:t>
             </w:r>
           </w:p>
         </w:tc>
@@ -24568,7 +24635,7 @@
                 <w:rFonts w:ascii="Times New Roman" w:hAnsi="Times New Roman"/>
                 <w:sz w:val="24"/>
               </w:rPr>
-              <w:t>Электромонтажные работы</w:t>
+              <w:t>Инженерные сети на территории воинских частей</w:t>
             </w:r>
           </w:p>
         </w:tc>
@@ -24622,7 +24689,7 @@
                 <w:rFonts w:ascii="Times New Roman" w:hAnsi="Times New Roman"/>
                 <w:sz w:val="24"/>
               </w:rPr>
-              <w:t>12,0</w:t>
+              <w:t>10,0</w:t>
             </w:r>
           </w:p>
         </w:tc>
@@ -24640,7 +24707,7 @@
                 <w:rFonts w:ascii="Times New Roman" w:hAnsi="Times New Roman"/>
                 <w:sz w:val="24"/>
               </w:rPr>
-              <w:t>12,0</w:t>
+              <w:t>10,0</w:t>
             </w:r>
           </w:p>
         </w:tc>
@@ -24658,7 +24725,7 @@
                 <w:rFonts w:ascii="Times New Roman" w:hAnsi="Times New Roman"/>
                 <w:sz w:val="24"/>
               </w:rPr>
-              <w:t>11,0</w:t>
+              <w:t>9,0</w:t>
             </w:r>
           </w:p>
         </w:tc>
@@ -24676,7 +24743,7 @@
                 <w:rFonts w:ascii="Times New Roman" w:hAnsi="Times New Roman"/>
                 <w:sz w:val="24"/>
               </w:rPr>
-              <w:t>-2,0</w:t>
+              <w:t>-4,0</w:t>
             </w:r>
           </w:p>
         </w:tc>
@@ -24699,7 +24766,7 @@
                 <w:rFonts w:ascii="Times New Roman" w:hAnsi="Times New Roman"/>
                 <w:sz w:val="24"/>
               </w:rPr>
-              <w:t>Сантехнические работы</w:t>
+              <w:t>Дорожно-строительные работы (внутр. дороги ВЧ)</w:t>
             </w:r>
           </w:p>
         </w:tc>
@@ -24735,7 +24802,7 @@
                 <w:rFonts w:ascii="Times New Roman" w:hAnsi="Times New Roman"/>
                 <w:sz w:val="24"/>
               </w:rPr>
-              <w:t>10,0</w:t>
+              <w:t>9,0</w:t>
             </w:r>
           </w:p>
         </w:tc>
@@ -24753,7 +24820,7 @@
                 <w:rFonts w:ascii="Times New Roman" w:hAnsi="Times New Roman"/>
                 <w:sz w:val="24"/>
               </w:rPr>
-              <w:t>10,0</w:t>
+              <w:t>8,0</w:t>
             </w:r>
           </w:p>
         </w:tc>
@@ -24771,7 +24838,7 @@
                 <w:rFonts w:ascii="Times New Roman" w:hAnsi="Times New Roman"/>
                 <w:sz w:val="24"/>
               </w:rPr>
-              <w:t>10,0</w:t>
+              <w:t>7,0</w:t>
             </w:r>
           </w:p>
         </w:tc>
@@ -24789,7 +24856,7 @@
                 <w:rFonts w:ascii="Times New Roman" w:hAnsi="Times New Roman"/>
                 <w:sz w:val="24"/>
               </w:rPr>
-              <w:t>10,0</w:t>
+              <w:t>7,0</w:t>
             </w:r>
           </w:p>
         </w:tc>
@@ -24810,7 +24877,7 @@
                 <w:rFonts w:ascii="Times New Roman" w:hAnsi="Times New Roman"/>
                 <w:sz w:val="24"/>
               </w:rPr>
-              <w:t>0,0</w:t>
+              <w:t>-3,0</w:t>
             </w:r>
           </w:p>
         </w:tc>
@@ -24833,7 +24900,7 @@
                 <w:rFonts w:ascii="Times New Roman" w:hAnsi="Times New Roman"/>
                 <w:sz w:val="24"/>
               </w:rPr>
-              <w:t>Аренда строительной техники</w:t>
+              <w:t>Электромонтажные и слаботочные работы</w:t>
             </w:r>
           </w:p>
         </w:tc>
@@ -24887,7 +24954,7 @@
                 <w:rFonts w:ascii="Times New Roman" w:hAnsi="Times New Roman"/>
                 <w:sz w:val="24"/>
               </w:rPr>
-              <w:t>5,0</w:t>
+              <w:t>6,0</w:t>
             </w:r>
           </w:p>
         </w:tc>
@@ -24905,7 +24972,7 @@
                 <w:rFonts w:ascii="Times New Roman" w:hAnsi="Times New Roman"/>
                 <w:sz w:val="24"/>
               </w:rPr>
-              <w:t>5,0</w:t>
+              <w:t>6,0</w:t>
             </w:r>
           </w:p>
         </w:tc>
@@ -24967,7 +25034,7 @@
                 <w:rFonts w:ascii="Times New Roman" w:hAnsi="Times New Roman"/>
                 <w:sz w:val="24"/>
               </w:rPr>
-              <w:t>Прочие услуги (благоустройство и т.п.)</w:t>
+              <w:t>Прочие работы и услуги по госконтрактам</w:t>
             </w:r>
           </w:p>
         </w:tc>
@@ -25039,7 +25106,7 @@
                 <w:rFonts w:ascii="Times New Roman" w:hAnsi="Times New Roman"/>
                 <w:sz w:val="24"/>
               </w:rPr>
-              <w:t>5,0</w:t>
+              <w:t>4,0</w:t>
             </w:r>
           </w:p>
         </w:tc>
@@ -25057,7 +25124,7 @@
                 <w:rFonts w:ascii="Times New Roman" w:hAnsi="Times New Roman"/>
                 <w:sz w:val="24"/>
               </w:rPr>
-              <w:t>5,0</w:t>
+              <w:t>4,0</w:t>
             </w:r>
           </w:p>
         </w:tc>
@@ -25078,7 +25145,7 @@
                 <w:rFonts w:ascii="Times New Roman" w:hAnsi="Times New Roman"/>
                 <w:sz w:val="24"/>
               </w:rPr>
-              <w:t>0,0</w:t>
+              <w:t>-1,0</w:t>
             </w:r>
           </w:p>
         </w:tc>
@@ -25104,7 +25171,7 @@
                 <w:rFonts w:ascii="Times New Roman" w:hAnsi="Times New Roman"/>
                 <w:sz w:val="24"/>
               </w:rPr>
-              <w:t>Резерв (доп. услуги)</w:t>
+              <w:t>–</w:t>
             </w:r>
           </w:p>
         </w:tc>
@@ -26125,7 +26192,7 @@
                 <w:rFonts w:ascii="Times New Roman" w:hAnsi="Times New Roman"/>
                 <w:sz w:val="24"/>
               </w:rPr>
-              <w:t>СМР (общестроительные работы)</w:t>
+              <w:t>Строительство объектов военной инфраструктуры (СМР)</w:t>
             </w:r>
           </w:p>
         </w:tc>
@@ -26153,7 +26220,7 @@
                 <w:rFonts w:ascii="Times New Roman" w:hAnsi="Times New Roman"/>
                 <w:sz w:val="24"/>
               </w:rPr>
-              <w:t>5 250</w:t>
+              <w:t>4 028</w:t>
             </w:r>
           </w:p>
         </w:tc>
@@ -26181,7 +26248,7 @@
                 <w:rFonts w:ascii="Times New Roman" w:hAnsi="Times New Roman"/>
                 <w:sz w:val="24"/>
               </w:rPr>
-              <w:t>6 890</w:t>
+              <w:t>106 441</w:t>
             </w:r>
           </w:p>
         </w:tc>
@@ -26209,7 +26276,7 @@
                 <w:rFonts w:ascii="Times New Roman" w:hAnsi="Times New Roman"/>
                 <w:sz w:val="24"/>
               </w:rPr>
-              <w:t>7 640</w:t>
+              <w:t>31 518</w:t>
             </w:r>
           </w:p>
         </w:tc>
@@ -26237,7 +26304,7 @@
                 <w:rFonts w:ascii="Times New Roman" w:hAnsi="Times New Roman"/>
                 <w:sz w:val="24"/>
               </w:rPr>
-              <w:t>7 420</w:t>
+              <w:t>91 228</w:t>
             </w:r>
           </w:p>
         </w:tc>
@@ -26271,7 +26338,7 @@
                 <w:rFonts w:ascii="Times New Roman" w:hAnsi="Times New Roman"/>
                 <w:sz w:val="24"/>
               </w:rPr>
-              <w:t>Отделочные работы</w:t>
+              <w:t>Ремонт и реконструкция объектов МО РФ</w:t>
             </w:r>
           </w:p>
         </w:tc>
@@ -26299,7 +26366,7 @@
                 <w:rFonts w:ascii="Times New Roman" w:hAnsi="Times New Roman"/>
                 <w:sz w:val="24"/>
               </w:rPr>
-              <w:t>2 000</w:t>
+              <w:t>1 234</w:t>
             </w:r>
           </w:p>
         </w:tc>
@@ -26327,7 +26394,7 @@
                 <w:rFonts w:ascii="Times New Roman" w:hAnsi="Times New Roman"/>
                 <w:sz w:val="24"/>
               </w:rPr>
-              <w:t>2 600</w:t>
+              <w:t>29 692</w:t>
             </w:r>
           </w:p>
         </w:tc>
@@ -26355,7 +26422,7 @@
                 <w:rFonts w:ascii="Times New Roman" w:hAnsi="Times New Roman"/>
                 <w:sz w:val="24"/>
               </w:rPr>
-              <w:t>1 880</w:t>
+              <w:t>4 119</w:t>
             </w:r>
           </w:p>
         </w:tc>
@@ -26383,7 +26450,7 @@
                 <w:rFonts w:ascii="Times New Roman" w:hAnsi="Times New Roman"/>
                 <w:sz w:val="24"/>
               </w:rPr>
-              <w:t>2 470</w:t>
+              <w:t>11 474</w:t>
             </w:r>
           </w:p>
         </w:tc>
@@ -26445,7 +26512,7 @@
                 <w:rFonts w:ascii="Times New Roman" w:hAnsi="Times New Roman"/>
                 <w:sz w:val="24"/>
               </w:rPr>
-              <w:t>10 000</w:t>
+              <w:t>6 856</w:t>
             </w:r>
           </w:p>
         </w:tc>
@@ -26473,7 +26540,7 @@
                 <w:rFonts w:ascii="Times New Roman" w:hAnsi="Times New Roman"/>
                 <w:sz w:val="24"/>
               </w:rPr>
-              <w:t>13 000</w:t>
+              <w:t>190 180</w:t>
             </w:r>
           </w:p>
         </w:tc>
@@ -26501,7 +26568,7 @@
                 <w:rFonts w:ascii="Times New Roman" w:hAnsi="Times New Roman"/>
                 <w:sz w:val="24"/>
               </w:rPr>
-              <w:t>14 000</w:t>
+              <w:t>42 596</w:t>
             </w:r>
           </w:p>
         </w:tc>
@@ -26529,7 +26596,7 @@
                 <w:rFonts w:ascii="Times New Roman" w:hAnsi="Times New Roman"/>
                 <w:sz w:val="24"/>
               </w:rPr>
-              <w:t>13 000</w:t>
+              <w:t>129 747</w:t>
             </w:r>
           </w:p>
         </w:tc>
@@ -27043,7 +27110,7 @@
                 <w:rFonts w:ascii="Times New Roman" w:hAnsi="Times New Roman"/>
                 <w:sz w:val="24"/>
               </w:rPr>
-              <w:t>СМР (общестроительные работы)</w:t>
+              <w:t>Строительство объектов военной инфраструктуры (СМР)</w:t>
             </w:r>
           </w:p>
         </w:tc>
@@ -27071,7 +27138,7 @@
                 <w:rFonts w:ascii="Times New Roman" w:hAnsi="Times New Roman"/>
                 <w:sz w:val="24"/>
               </w:rPr>
-              <w:t>20,8</w:t>
+              <w:t>28,0</w:t>
             </w:r>
           </w:p>
         </w:tc>
@@ -27099,7 +27166,7 @@
                 <w:rFonts w:ascii="Times New Roman" w:hAnsi="Times New Roman"/>
                 <w:sz w:val="24"/>
               </w:rPr>
-              <w:t>22,6</w:t>
+              <w:t>577,6</w:t>
             </w:r>
           </w:p>
         </w:tc>
@@ -27127,7 +27194,7 @@
                 <w:rFonts w:ascii="Times New Roman" w:hAnsi="Times New Roman"/>
                 <w:sz w:val="24"/>
               </w:rPr>
-              <w:t>20,4</w:t>
+              <w:t>25,2</w:t>
             </w:r>
           </w:p>
         </w:tc>
@@ -27155,7 +27222,7 @@
                 <w:rFonts w:ascii="Times New Roman" w:hAnsi="Times New Roman"/>
                 <w:sz w:val="24"/>
               </w:rPr>
-              <w:t>16,5</w:t>
+              <w:t>58,3</w:t>
             </w:r>
           </w:p>
         </w:tc>
@@ -27189,7 +27256,7 @@
                 <w:rFonts w:ascii="Times New Roman" w:hAnsi="Times New Roman"/>
                 <w:sz w:val="24"/>
               </w:rPr>
-              <w:t>Отделочные работы</w:t>
+              <w:t>Ремонт и реконструкция объектов МО РФ</w:t>
             </w:r>
           </w:p>
         </w:tc>
@@ -27217,7 +27284,7 @@
                 <w:rFonts w:ascii="Times New Roman" w:hAnsi="Times New Roman"/>
                 <w:sz w:val="24"/>
               </w:rPr>
-              <w:t>18,2</w:t>
+              <w:t>22,9</w:t>
             </w:r>
           </w:p>
         </w:tc>
@@ -27245,7 +27312,7 @@
                 <w:rFonts w:ascii="Times New Roman" w:hAnsi="Times New Roman"/>
                 <w:sz w:val="24"/>
               </w:rPr>
-              <w:t>20,0</w:t>
+              <w:t>447,6</w:t>
             </w:r>
           </w:p>
         </w:tc>
@@ -27273,7 +27340,7 @@
                 <w:rFonts w:ascii="Times New Roman" w:hAnsi="Times New Roman"/>
                 <w:sz w:val="24"/>
               </w:rPr>
-              <w:t>12,1</w:t>
+              <w:t>11,3</w:t>
             </w:r>
           </w:p>
         </w:tc>
@@ -27301,7 +27368,7 @@
                 <w:rFonts w:ascii="Times New Roman" w:hAnsi="Times New Roman"/>
                 <w:sz w:val="24"/>
               </w:rPr>
-              <w:t>14,1</w:t>
+              <w:t>28,4</w:t>
             </w:r>
           </w:p>
         </w:tc>
@@ -27363,7 +27430,7 @@
                 <w:rFonts w:ascii="Times New Roman" w:hAnsi="Times New Roman"/>
                 <w:sz w:val="24"/>
               </w:rPr>
-              <w:t>18,2</w:t>
+              <w:t>22,9</w:t>
             </w:r>
           </w:p>
         </w:tc>
@@ -27391,7 +27458,7 @@
                 <w:rFonts w:ascii="Times New Roman" w:hAnsi="Times New Roman"/>
                 <w:sz w:val="24"/>
               </w:rPr>
-              <w:t>20,0</w:t>
+              <w:t>516,0</w:t>
             </w:r>
           </w:p>
         </w:tc>
@@ -27419,7 +27486,7 @@
                 <w:rFonts w:ascii="Times New Roman" w:hAnsi="Times New Roman"/>
                 <w:sz w:val="24"/>
               </w:rPr>
-              <w:t>17,9</w:t>
+              <w:t>18,8</w:t>
             </w:r>
           </w:p>
         </w:tc>
@@ -27447,7 +27514,7 @@
                 <w:rFonts w:ascii="Times New Roman" w:hAnsi="Times New Roman"/>
                 <w:sz w:val="24"/>
               </w:rPr>
-              <w:t>14,1</w:t>
+              <w:t>48,1</w:t>
             </w:r>
           </w:p>
         </w:tc>
@@ -27988,7 +28055,7 @@
                 <w:rFonts w:ascii="Times New Roman" w:hAnsi="Times New Roman"/>
                 <w:sz w:val="24"/>
               </w:rPr>
-              <w:t>55 000</w:t>
+              <w:t>30 000</w:t>
             </w:r>
           </w:p>
         </w:tc>
@@ -28018,7 +28085,7 @@
                 <w:rFonts w:ascii="Times New Roman" w:hAnsi="Times New Roman"/>
                 <w:sz w:val="24"/>
               </w:rPr>
-              <w:t>65 000</w:t>
+              <w:t>36 856</w:t>
             </w:r>
           </w:p>
         </w:tc>
@@ -28048,7 +28115,7 @@
                 <w:rFonts w:ascii="Times New Roman" w:hAnsi="Times New Roman"/>
                 <w:sz w:val="24"/>
               </w:rPr>
-              <w:t>78 000</w:t>
+              <w:t>227 036</w:t>
             </w:r>
           </w:p>
         </w:tc>
@@ -28078,7 +28145,7 @@
                 <w:rFonts w:ascii="Times New Roman" w:hAnsi="Times New Roman"/>
                 <w:sz w:val="24"/>
               </w:rPr>
-              <w:t>92 000</w:t>
+              <w:t>269 632</w:t>
             </w:r>
           </w:p>
         </w:tc>
@@ -28108,7 +28175,7 @@
                 <w:rFonts w:ascii="Times New Roman" w:hAnsi="Times New Roman"/>
                 <w:sz w:val="24"/>
               </w:rPr>
-              <w:t>105 000</w:t>
+              <w:t>399 379</w:t>
             </w:r>
           </w:p>
         </w:tc>
@@ -28172,7 +28239,7 @@
                 <w:rFonts w:ascii="Times New Roman" w:hAnsi="Times New Roman"/>
                 <w:sz w:val="24"/>
               </w:rPr>
-              <w:t>41 250</w:t>
+              <w:t>28 745</w:t>
             </w:r>
           </w:p>
         </w:tc>
@@ -28202,7 +28269,7 @@
                 <w:rFonts w:ascii="Times New Roman" w:hAnsi="Times New Roman"/>
                 <w:sz w:val="24"/>
               </w:rPr>
-              <w:t>48 750</w:t>
+              <w:t>35 478</w:t>
             </w:r>
           </w:p>
         </w:tc>
@@ -28232,7 +28299,7 @@
                 <w:rFonts w:ascii="Times New Roman" w:hAnsi="Times New Roman"/>
                 <w:sz w:val="24"/>
               </w:rPr>
-              <w:t>58 500</w:t>
+              <w:t>223 348</w:t>
             </w:r>
           </w:p>
         </w:tc>
@@ -28262,7 +28329,7 @@
                 <w:rFonts w:ascii="Times New Roman" w:hAnsi="Times New Roman"/>
                 <w:sz w:val="24"/>
               </w:rPr>
-              <w:t>69 000</w:t>
+              <w:t>266 611</w:t>
             </w:r>
           </w:p>
         </w:tc>
@@ -28292,7 +28359,7 @@
                 <w:rFonts w:ascii="Times New Roman" w:hAnsi="Times New Roman"/>
                 <w:sz w:val="24"/>
               </w:rPr>
-              <w:t>78 750</w:t>
+              <w:t>383 610</w:t>
             </w:r>
           </w:p>
         </w:tc>
@@ -28356,7 +28423,7 @@
                 <w:rFonts w:ascii="Times New Roman" w:hAnsi="Times New Roman"/>
                 <w:sz w:val="24"/>
               </w:rPr>
-              <w:t>13 750</w:t>
+              <w:t>1 255</w:t>
             </w:r>
           </w:p>
         </w:tc>
@@ -28386,7 +28453,7 @@
                 <w:rFonts w:ascii="Times New Roman" w:hAnsi="Times New Roman"/>
                 <w:sz w:val="24"/>
               </w:rPr>
-              <w:t>16 250</w:t>
+              <w:t>1 378</w:t>
             </w:r>
           </w:p>
         </w:tc>
@@ -28416,7 +28483,7 @@
                 <w:rFonts w:ascii="Times New Roman" w:hAnsi="Times New Roman"/>
                 <w:sz w:val="24"/>
               </w:rPr>
-              <w:t>19 500</w:t>
+              <w:t>3 688</w:t>
             </w:r>
           </w:p>
         </w:tc>
@@ -28446,7 +28513,7 @@
                 <w:rFonts w:ascii="Times New Roman" w:hAnsi="Times New Roman"/>
                 <w:sz w:val="24"/>
               </w:rPr>
-              <w:t>23 000</w:t>
+              <w:t>3 021</w:t>
             </w:r>
           </w:p>
         </w:tc>
@@ -28476,7 +28543,7 @@
                 <w:rFonts w:ascii="Times New Roman" w:hAnsi="Times New Roman"/>
                 <w:sz w:val="24"/>
               </w:rPr>
-              <w:t>26 250</w:t>
+              <w:t>15 769</w:t>
             </w:r>
           </w:p>
         </w:tc>
@@ -28540,7 +28607,7 @@
                 <w:rFonts w:ascii="Times New Roman" w:hAnsi="Times New Roman"/>
                 <w:sz w:val="24"/>
               </w:rPr>
-              <w:t>25,0</w:t>
+              <w:t>4,2</w:t>
             </w:r>
           </w:p>
         </w:tc>
@@ -28570,7 +28637,7 @@
                 <w:rFonts w:ascii="Times New Roman" w:hAnsi="Times New Roman"/>
                 <w:sz w:val="24"/>
               </w:rPr>
-              <w:t>25,0</w:t>
+              <w:t>3,7</w:t>
             </w:r>
           </w:p>
         </w:tc>
@@ -28600,7 +28667,7 @@
                 <w:rFonts w:ascii="Times New Roman" w:hAnsi="Times New Roman"/>
                 <w:sz w:val="24"/>
               </w:rPr>
-              <w:t>25,0</w:t>
+              <w:t>1,6</w:t>
             </w:r>
           </w:p>
         </w:tc>
@@ -28630,7 +28697,7 @@
                 <w:rFonts w:ascii="Times New Roman" w:hAnsi="Times New Roman"/>
                 <w:sz w:val="24"/>
               </w:rPr>
-              <w:t>25,0</w:t>
+              <w:t>1,1</w:t>
             </w:r>
           </w:p>
         </w:tc>
@@ -28660,7 +28727,7 @@
                 <w:rFonts w:ascii="Times New Roman" w:hAnsi="Times New Roman"/>
                 <w:sz w:val="24"/>
               </w:rPr>
-              <w:t>25,0</w:t>
+              <w:t>3,9</w:t>
             </w:r>
           </w:p>
         </w:tc>
@@ -28918,7 +28985,7 @@
                 <w:rFonts w:ascii="Times New Roman" w:hAnsi="Times New Roman"/>
                 <w:sz w:val="24"/>
               </w:rPr>
-              <w:t>688</w:t>
+              <w:t>375</w:t>
             </w:r>
           </w:p>
         </w:tc>
@@ -28948,7 +29015,7 @@
                 <w:rFonts w:ascii="Times New Roman" w:hAnsi="Times New Roman"/>
                 <w:sz w:val="24"/>
               </w:rPr>
-              <w:t>812</w:t>
+              <w:t>461</w:t>
             </w:r>
           </w:p>
         </w:tc>
@@ -28978,7 +29045,7 @@
                 <w:rFonts w:ascii="Times New Roman" w:hAnsi="Times New Roman"/>
                 <w:sz w:val="24"/>
               </w:rPr>
-              <w:t>975</w:t>
+              <w:t>2 838</w:t>
             </w:r>
           </w:p>
         </w:tc>
@@ -29008,7 +29075,7 @@
                 <w:rFonts w:ascii="Times New Roman" w:hAnsi="Times New Roman"/>
                 <w:sz w:val="24"/>
               </w:rPr>
-              <w:t>1 150</w:t>
+              <w:t>3 370</w:t>
             </w:r>
           </w:p>
         </w:tc>
@@ -29038,7 +29105,7 @@
                 <w:rFonts w:ascii="Times New Roman" w:hAnsi="Times New Roman"/>
                 <w:sz w:val="24"/>
               </w:rPr>
-              <w:t>1 312</w:t>
+              <w:t>4 992</w:t>
             </w:r>
           </w:p>
         </w:tc>
@@ -30493,7 +30560,7 @@
                 <w:rFonts w:ascii="Times New Roman" w:hAnsi="Times New Roman"/>
                 <w:sz w:val="24"/>
               </w:rPr>
-              <w:t>55 000</w:t>
+              <w:t>30 000</w:t>
             </w:r>
           </w:p>
         </w:tc>
@@ -30511,7 +30578,7 @@
                 <w:rFonts w:ascii="Times New Roman" w:hAnsi="Times New Roman"/>
                 <w:sz w:val="24"/>
               </w:rPr>
-              <w:t>65 000</w:t>
+              <w:t>36 856</w:t>
             </w:r>
           </w:p>
         </w:tc>
@@ -30529,7 +30596,7 @@
                 <w:rFonts w:ascii="Times New Roman" w:hAnsi="Times New Roman"/>
                 <w:sz w:val="24"/>
               </w:rPr>
-              <w:t>78 000</w:t>
+              <w:t>227 036</w:t>
             </w:r>
           </w:p>
         </w:tc>
@@ -30547,7 +30614,7 @@
                 <w:rFonts w:ascii="Times New Roman" w:hAnsi="Times New Roman"/>
                 <w:sz w:val="24"/>
               </w:rPr>
-              <w:t>92 000</w:t>
+              <w:t>269 632</w:t>
             </w:r>
           </w:p>
         </w:tc>
@@ -30565,7 +30632,7 @@
                 <w:rFonts w:ascii="Times New Roman" w:hAnsi="Times New Roman"/>
                 <w:sz w:val="24"/>
               </w:rPr>
-              <w:t>105 000</w:t>
+              <w:t>399 379</w:t>
             </w:r>
           </w:p>
         </w:tc>
@@ -30583,7 +30650,7 @@
                 <w:rFonts w:ascii="Times New Roman" w:hAnsi="Times New Roman"/>
                 <w:sz w:val="24"/>
               </w:rPr>
-              <w:t>50 000</w:t>
+              <w:t>369 379</w:t>
             </w:r>
           </w:p>
         </w:tc>
@@ -30601,7 +30668,7 @@
                 <w:rFonts w:ascii="Times New Roman" w:hAnsi="Times New Roman"/>
                 <w:sz w:val="24"/>
               </w:rPr>
-              <w:t>90,9</w:t>
+              <w:t>1231,3</w:t>
             </w:r>
           </w:p>
         </w:tc>
@@ -30643,7 +30710,7 @@
                 <w:rFonts w:ascii="Times New Roman" w:hAnsi="Times New Roman"/>
                 <w:sz w:val="24"/>
               </w:rPr>
-              <w:t>41 250</w:t>
+              <w:t>28 745</w:t>
             </w:r>
           </w:p>
         </w:tc>
@@ -30661,7 +30728,7 @@
                 <w:rFonts w:ascii="Times New Roman" w:hAnsi="Times New Roman"/>
                 <w:sz w:val="24"/>
               </w:rPr>
-              <w:t>48 750</w:t>
+              <w:t>35 478</w:t>
             </w:r>
           </w:p>
         </w:tc>
@@ -30679,7 +30746,7 @@
                 <w:rFonts w:ascii="Times New Roman" w:hAnsi="Times New Roman"/>
                 <w:sz w:val="24"/>
               </w:rPr>
-              <w:t>58 500</w:t>
+              <w:t>223 348</w:t>
             </w:r>
           </w:p>
         </w:tc>
@@ -30697,7 +30764,7 @@
                 <w:rFonts w:ascii="Times New Roman" w:hAnsi="Times New Roman"/>
                 <w:sz w:val="24"/>
               </w:rPr>
-              <w:t>69 000</w:t>
+              <w:t>266 611</w:t>
             </w:r>
           </w:p>
         </w:tc>
@@ -30715,7 +30782,7 @@
                 <w:rFonts w:ascii="Times New Roman" w:hAnsi="Times New Roman"/>
                 <w:sz w:val="24"/>
               </w:rPr>
-              <w:t>78 750</w:t>
+              <w:t>383 610</w:t>
             </w:r>
           </w:p>
         </w:tc>
@@ -30733,7 +30800,7 @@
                 <w:rFonts w:ascii="Times New Roman" w:hAnsi="Times New Roman"/>
                 <w:sz w:val="24"/>
               </w:rPr>
-              <w:t>37 500</w:t>
+              <w:t>354 865</w:t>
             </w:r>
           </w:p>
         </w:tc>
@@ -30751,7 +30818,7 @@
                 <w:rFonts w:ascii="Times New Roman" w:hAnsi="Times New Roman"/>
                 <w:sz w:val="24"/>
               </w:rPr>
-              <w:t>90,9</w:t>
+              <w:t>1234,5</w:t>
             </w:r>
           </w:p>
         </w:tc>
@@ -30793,7 +30860,7 @@
                 <w:rFonts w:ascii="Times New Roman" w:hAnsi="Times New Roman"/>
                 <w:sz w:val="24"/>
               </w:rPr>
-              <w:t>13 750</w:t>
+              <w:t>1 255</w:t>
             </w:r>
           </w:p>
         </w:tc>
@@ -30811,7 +30878,7 @@
                 <w:rFonts w:ascii="Times New Roman" w:hAnsi="Times New Roman"/>
                 <w:sz w:val="24"/>
               </w:rPr>
-              <w:t>16 250</w:t>
+              <w:t>1 378</w:t>
             </w:r>
           </w:p>
         </w:tc>
@@ -30829,7 +30896,7 @@
                 <w:rFonts w:ascii="Times New Roman" w:hAnsi="Times New Roman"/>
                 <w:sz w:val="24"/>
               </w:rPr>
-              <w:t>19 500</w:t>
+              <w:t>3 688</w:t>
             </w:r>
           </w:p>
         </w:tc>
@@ -30847,7 +30914,7 @@
                 <w:rFonts w:ascii="Times New Roman" w:hAnsi="Times New Roman"/>
                 <w:sz w:val="24"/>
               </w:rPr>
-              <w:t>23 000</w:t>
+              <w:t>3 021</w:t>
             </w:r>
           </w:p>
         </w:tc>
@@ -30865,7 +30932,7 @@
                 <w:rFonts w:ascii="Times New Roman" w:hAnsi="Times New Roman"/>
                 <w:sz w:val="24"/>
               </w:rPr>
-              <w:t>26 250</w:t>
+              <w:t>15 769</w:t>
             </w:r>
           </w:p>
         </w:tc>
@@ -30883,7 +30950,7 @@
                 <w:rFonts w:ascii="Times New Roman" w:hAnsi="Times New Roman"/>
                 <w:sz w:val="24"/>
               </w:rPr>
-              <w:t>12 500</w:t>
+              <w:t>14 514</w:t>
             </w:r>
           </w:p>
         </w:tc>
@@ -30901,7 +30968,7 @@
                 <w:rFonts w:ascii="Times New Roman" w:hAnsi="Times New Roman"/>
                 <w:sz w:val="24"/>
               </w:rPr>
-              <w:t>90,9</w:t>
+              <w:t>1156,5</w:t>
             </w:r>
           </w:p>
         </w:tc>
@@ -30943,7 +31010,7 @@
                 <w:rFonts w:ascii="Times New Roman" w:hAnsi="Times New Roman"/>
                 <w:sz w:val="24"/>
               </w:rPr>
-              <w:t>4 950</w:t>
+              <w:t>–</w:t>
             </w:r>
           </w:p>
         </w:tc>
@@ -30961,7 +31028,7 @@
                 <w:rFonts w:ascii="Times New Roman" w:hAnsi="Times New Roman"/>
                 <w:sz w:val="24"/>
               </w:rPr>
-              <w:t>5 850</w:t>
+              <w:t>–</w:t>
             </w:r>
           </w:p>
         </w:tc>
@@ -30982,7 +31049,7 @@
                 <w:rFonts w:ascii="Times New Roman" w:hAnsi="Times New Roman"/>
                 <w:sz w:val="24"/>
               </w:rPr>
-              <w:t>7 020</w:t>
+              <w:t>–</w:t>
             </w:r>
           </w:p>
         </w:tc>
@@ -31003,7 +31070,7 @@
                 <w:rFonts w:ascii="Times New Roman" w:hAnsi="Times New Roman"/>
                 <w:sz w:val="24"/>
               </w:rPr>
-              <w:t>8 280</w:t>
+              <w:t>–</w:t>
             </w:r>
           </w:p>
         </w:tc>
@@ -31021,7 +31088,7 @@
                 <w:rFonts w:ascii="Times New Roman" w:hAnsi="Times New Roman"/>
                 <w:sz w:val="24"/>
               </w:rPr>
-              <w:t>9 450</w:t>
+              <w:t>1 137</w:t>
             </w:r>
           </w:p>
         </w:tc>
@@ -31039,7 +31106,7 @@
                 <w:rFonts w:ascii="Times New Roman" w:hAnsi="Times New Roman"/>
                 <w:sz w:val="24"/>
               </w:rPr>
-              <w:t>4 500</w:t>
+              <w:t>1 137</w:t>
             </w:r>
           </w:p>
         </w:tc>
@@ -31057,7 +31124,7 @@
                 <w:rFonts w:ascii="Times New Roman" w:hAnsi="Times New Roman"/>
                 <w:sz w:val="24"/>
               </w:rPr>
-              <w:t>90,9</w:t>
+              <w:t>–</w:t>
             </w:r>
           </w:p>
         </w:tc>
@@ -31099,7 +31166,7 @@
                 <w:rFonts w:ascii="Times New Roman" w:hAnsi="Times New Roman"/>
                 <w:sz w:val="24"/>
               </w:rPr>
-              <w:t>8 800</w:t>
+              <w:t>1 255</w:t>
             </w:r>
           </w:p>
         </w:tc>
@@ -31117,7 +31184,7 @@
                 <w:rFonts w:ascii="Times New Roman" w:hAnsi="Times New Roman"/>
                 <w:sz w:val="24"/>
               </w:rPr>
-              <w:t>10 400</w:t>
+              <w:t>1 378</w:t>
             </w:r>
           </w:p>
         </w:tc>
@@ -31135,7 +31202,7 @@
                 <w:rFonts w:ascii="Times New Roman" w:hAnsi="Times New Roman"/>
                 <w:sz w:val="24"/>
               </w:rPr>
-              <w:t>12 480</w:t>
+              <w:t>3 688</w:t>
             </w:r>
           </w:p>
         </w:tc>
@@ -31153,7 +31220,7 @@
                 <w:rFonts w:ascii="Times New Roman" w:hAnsi="Times New Roman"/>
                 <w:sz w:val="24"/>
               </w:rPr>
-              <w:t>14 720</w:t>
+              <w:t>3 021</w:t>
             </w:r>
           </w:p>
         </w:tc>
@@ -31171,7 +31238,7 @@
                 <w:rFonts w:ascii="Times New Roman" w:hAnsi="Times New Roman"/>
                 <w:sz w:val="24"/>
               </w:rPr>
-              <w:t>16 800</w:t>
+              <w:t>14 632</w:t>
             </w:r>
           </w:p>
         </w:tc>
@@ -31189,7 +31256,7 @@
                 <w:rFonts w:ascii="Times New Roman" w:hAnsi="Times New Roman"/>
                 <w:sz w:val="24"/>
               </w:rPr>
-              <w:t>8 000</w:t>
+              <w:t>13 377</w:t>
             </w:r>
           </w:p>
         </w:tc>
@@ -31207,7 +31274,7 @@
                 <w:rFonts w:ascii="Times New Roman" w:hAnsi="Times New Roman"/>
                 <w:sz w:val="24"/>
               </w:rPr>
-              <w:t>90,9</w:t>
+              <w:t>1065,9</w:t>
             </w:r>
           </w:p>
         </w:tc>
@@ -31249,7 +31316,7 @@
                 <w:rFonts w:ascii="Times New Roman" w:hAnsi="Times New Roman"/>
                 <w:sz w:val="24"/>
               </w:rPr>
-              <w:t>600</w:t>
+              <w:t>–</w:t>
             </w:r>
           </w:p>
         </w:tc>
@@ -31267,7 +31334,7 @@
                 <w:rFonts w:ascii="Times New Roman" w:hAnsi="Times New Roman"/>
                 <w:sz w:val="24"/>
               </w:rPr>
-              <w:t>700</w:t>
+              <w:t>–</w:t>
             </w:r>
           </w:p>
         </w:tc>
@@ -31285,7 +31352,7 @@
                 <w:rFonts w:ascii="Times New Roman" w:hAnsi="Times New Roman"/>
                 <w:sz w:val="24"/>
               </w:rPr>
-              <w:t>850</w:t>
+              <w:t>–</w:t>
             </w:r>
           </w:p>
         </w:tc>
@@ -31303,7 +31370,7 @@
                 <w:rFonts w:ascii="Times New Roman" w:hAnsi="Times New Roman"/>
                 <w:sz w:val="24"/>
               </w:rPr>
-              <w:t>1 000</w:t>
+              <w:t>107</w:t>
             </w:r>
           </w:p>
         </w:tc>
@@ -31321,7 +31388,7 @@
                 <w:rFonts w:ascii="Times New Roman" w:hAnsi="Times New Roman"/>
                 <w:sz w:val="24"/>
               </w:rPr>
-              <w:t>1 100</w:t>
+              <w:t>658</w:t>
             </w:r>
           </w:p>
         </w:tc>
@@ -31339,7 +31406,7 @@
                 <w:rFonts w:ascii="Times New Roman" w:hAnsi="Times New Roman"/>
                 <w:sz w:val="24"/>
               </w:rPr>
-              <w:t>500</w:t>
+              <w:t>658</w:t>
             </w:r>
           </w:p>
         </w:tc>
@@ -31357,7 +31424,7 @@
                 <w:rFonts w:ascii="Times New Roman" w:hAnsi="Times New Roman"/>
                 <w:sz w:val="24"/>
               </w:rPr>
-              <w:t>83,3</w:t>
+              <w:t>–</w:t>
             </w:r>
           </w:p>
         </w:tc>
@@ -31399,7 +31466,7 @@
                 <w:rFonts w:ascii="Times New Roman" w:hAnsi="Times New Roman"/>
                 <w:sz w:val="24"/>
               </w:rPr>
-              <w:t>50</w:t>
+              <w:t>–</w:t>
             </w:r>
           </w:p>
         </w:tc>
@@ -31417,7 +31484,7 @@
                 <w:rFonts w:ascii="Times New Roman" w:hAnsi="Times New Roman"/>
                 <w:sz w:val="24"/>
               </w:rPr>
-              <w:t>60</w:t>
+              <w:t>–</w:t>
             </w:r>
           </w:p>
         </w:tc>
@@ -31435,7 +31502,7 @@
                 <w:rFonts w:ascii="Times New Roman" w:hAnsi="Times New Roman"/>
                 <w:sz w:val="24"/>
               </w:rPr>
-              <w:t>80</w:t>
+              <w:t>–</w:t>
             </w:r>
           </w:p>
         </w:tc>
@@ -31453,7 +31520,7 @@
                 <w:rFonts w:ascii="Times New Roman" w:hAnsi="Times New Roman"/>
                 <w:sz w:val="24"/>
               </w:rPr>
-              <w:t>100</w:t>
+              <w:t>–</w:t>
             </w:r>
           </w:p>
         </w:tc>
@@ -31471,7 +31538,7 @@
                 <w:rFonts w:ascii="Times New Roman" w:hAnsi="Times New Roman"/>
                 <w:sz w:val="24"/>
               </w:rPr>
-              <w:t>110</w:t>
+              <w:t>–</w:t>
             </w:r>
           </w:p>
         </w:tc>
@@ -31489,7 +31556,7 @@
                 <w:rFonts w:ascii="Times New Roman" w:hAnsi="Times New Roman"/>
                 <w:sz w:val="24"/>
               </w:rPr>
-              <w:t>60</w:t>
+              <w:t>–</w:t>
             </w:r>
           </w:p>
         </w:tc>
@@ -31507,7 +31574,7 @@
                 <w:rFonts w:ascii="Times New Roman" w:hAnsi="Times New Roman"/>
                 <w:sz w:val="24"/>
               </w:rPr>
-              <w:t>120,0</w:t>
+              <w:t>–</w:t>
             </w:r>
           </w:p>
         </w:tc>
@@ -31549,7 +31616,7 @@
                 <w:rFonts w:ascii="Times New Roman" w:hAnsi="Times New Roman"/>
                 <w:sz w:val="24"/>
               </w:rPr>
-              <w:t>100</w:t>
+              <w:t>–</w:t>
             </w:r>
           </w:p>
         </w:tc>
@@ -31567,7 +31634,7 @@
                 <w:rFonts w:ascii="Times New Roman" w:hAnsi="Times New Roman"/>
                 <w:sz w:val="24"/>
               </w:rPr>
-              <w:t>130</w:t>
+              <w:t>–</w:t>
             </w:r>
           </w:p>
         </w:tc>
@@ -31588,7 +31655,7 @@
                 <w:rFonts w:ascii="Times New Roman" w:hAnsi="Times New Roman"/>
                 <w:sz w:val="24"/>
               </w:rPr>
-              <w:t>160</w:t>
+              <w:t>248</w:t>
             </w:r>
           </w:p>
         </w:tc>
@@ -31609,7 +31676,7 @@
                 <w:rFonts w:ascii="Times New Roman" w:hAnsi="Times New Roman"/>
                 <w:sz w:val="24"/>
               </w:rPr>
-              <w:t>200</w:t>
+              <w:t>293</w:t>
             </w:r>
           </w:p>
         </w:tc>
@@ -31627,7 +31694,7 @@
                 <w:rFonts w:ascii="Times New Roman" w:hAnsi="Times New Roman"/>
                 <w:sz w:val="24"/>
               </w:rPr>
-              <w:t>230</w:t>
+              <w:t>2</w:t>
             </w:r>
           </w:p>
         </w:tc>
@@ -31645,7 +31712,7 @@
                 <w:rFonts w:ascii="Times New Roman" w:hAnsi="Times New Roman"/>
                 <w:sz w:val="24"/>
               </w:rPr>
-              <w:t>130</w:t>
+              <w:t>2</w:t>
             </w:r>
           </w:p>
         </w:tc>
@@ -31663,7 +31730,7 @@
                 <w:rFonts w:ascii="Times New Roman" w:hAnsi="Times New Roman"/>
                 <w:sz w:val="24"/>
               </w:rPr>
-              <w:t>130,0</w:t>
+              <w:t>–</w:t>
             </w:r>
           </w:p>
         </w:tc>
@@ -31705,7 +31772,7 @@
                 <w:rFonts w:ascii="Times New Roman" w:hAnsi="Times New Roman"/>
                 <w:sz w:val="24"/>
               </w:rPr>
-              <w:t>200</w:t>
+              <w:t>310</w:t>
             </w:r>
           </w:p>
         </w:tc>
@@ -31723,7 +31790,7 @@
                 <w:rFonts w:ascii="Times New Roman" w:hAnsi="Times New Roman"/>
                 <w:sz w:val="24"/>
               </w:rPr>
-              <w:t>260</w:t>
+              <w:t>451</w:t>
             </w:r>
           </w:p>
         </w:tc>
@@ -31744,7 +31811,7 @@
                 <w:rFonts w:ascii="Times New Roman" w:hAnsi="Times New Roman"/>
                 <w:sz w:val="24"/>
               </w:rPr>
-              <w:t>320</w:t>
+              <w:t>66</w:t>
             </w:r>
           </w:p>
         </w:tc>
@@ -31765,7 +31832,7 @@
                 <w:rFonts w:ascii="Times New Roman" w:hAnsi="Times New Roman"/>
                 <w:sz w:val="24"/>
               </w:rPr>
-              <w:t>380</w:t>
+              <w:t>1 697</w:t>
             </w:r>
           </w:p>
         </w:tc>
@@ -31783,7 +31850,7 @@
                 <w:rFonts w:ascii="Times New Roman" w:hAnsi="Times New Roman"/>
                 <w:sz w:val="24"/>
               </w:rPr>
-              <w:t>440</w:t>
+              <w:t>2 400</w:t>
             </w:r>
           </w:p>
         </w:tc>
@@ -31801,7 +31868,7 @@
                 <w:rFonts w:ascii="Times New Roman" w:hAnsi="Times New Roman"/>
                 <w:sz w:val="24"/>
               </w:rPr>
-              <w:t>240</w:t>
+              <w:t>2 090</w:t>
             </w:r>
           </w:p>
         </w:tc>
@@ -31819,7 +31886,7 @@
                 <w:rFonts w:ascii="Times New Roman" w:hAnsi="Times New Roman"/>
                 <w:sz w:val="24"/>
               </w:rPr>
-              <w:t>120,0</w:t>
+              <w:t>674,2</w:t>
             </w:r>
           </w:p>
         </w:tc>
@@ -31861,7 +31928,7 @@
                 <w:rFonts w:ascii="Times New Roman" w:hAnsi="Times New Roman"/>
                 <w:sz w:val="24"/>
               </w:rPr>
-              <w:t>8 150</w:t>
+              <w:t>945</w:t>
             </w:r>
           </w:p>
         </w:tc>
@@ -31879,7 +31946,7 @@
                 <w:rFonts w:ascii="Times New Roman" w:hAnsi="Times New Roman"/>
                 <w:sz w:val="24"/>
               </w:rPr>
-              <w:t>9 630</w:t>
+              <w:t>927</w:t>
             </w:r>
           </w:p>
         </w:tc>
@@ -31897,7 +31964,7 @@
                 <w:rFonts w:ascii="Times New Roman" w:hAnsi="Times New Roman"/>
                 <w:sz w:val="24"/>
               </w:rPr>
-              <w:t>11 550</w:t>
+              <w:t>3 870</w:t>
             </w:r>
           </w:p>
         </w:tc>
@@ -31915,7 +31982,7 @@
                 <w:rFonts w:ascii="Times New Roman" w:hAnsi="Times New Roman"/>
                 <w:sz w:val="24"/>
               </w:rPr>
-              <w:t>13 640</w:t>
+              <w:t>1 510</w:t>
             </w:r>
           </w:p>
         </w:tc>
@@ -31933,7 +32000,7 @@
                 <w:rFonts w:ascii="Times New Roman" w:hAnsi="Times New Roman"/>
                 <w:sz w:val="24"/>
               </w:rPr>
-              <w:t>15 600</w:t>
+              <w:t>11 576</w:t>
             </w:r>
           </w:p>
         </w:tc>
@@ -31951,7 +32018,7 @@
                 <w:rFonts w:ascii="Times New Roman" w:hAnsi="Times New Roman"/>
                 <w:sz w:val="24"/>
               </w:rPr>
-              <w:t>7 450</w:t>
+              <w:t>10 631</w:t>
             </w:r>
           </w:p>
         </w:tc>
@@ -31969,7 +32036,7 @@
                 <w:rFonts w:ascii="Times New Roman" w:hAnsi="Times New Roman"/>
                 <w:sz w:val="24"/>
               </w:rPr>
-              <w:t>91,4</w:t>
+              <w:t>1125,0</w:t>
             </w:r>
           </w:p>
         </w:tc>
@@ -32012,7 +32079,7 @@
                 <w:rFonts w:ascii="Times New Roman" w:hAnsi="Times New Roman"/>
                 <w:sz w:val="24"/>
               </w:rPr>
-              <w:t>0</w:t>
+              <w:t>–</w:t>
             </w:r>
           </w:p>
         </w:tc>
@@ -32030,7 +32097,7 @@
                 <w:rFonts w:ascii="Times New Roman" w:hAnsi="Times New Roman"/>
                 <w:sz w:val="24"/>
               </w:rPr>
-              <w:t>0</w:t>
+              <w:t>–</w:t>
             </w:r>
           </w:p>
         </w:tc>
@@ -32048,7 +32115,7 @@
                 <w:rFonts w:ascii="Times New Roman" w:hAnsi="Times New Roman"/>
                 <w:sz w:val="24"/>
               </w:rPr>
-              <w:t>0</w:t>
+              <w:t>–</w:t>
             </w:r>
           </w:p>
         </w:tc>
@@ -32066,7 +32133,7 @@
                 <w:rFonts w:ascii="Times New Roman" w:hAnsi="Times New Roman"/>
                 <w:sz w:val="24"/>
               </w:rPr>
-              <w:t>0</w:t>
+              <w:t>–</w:t>
             </w:r>
           </w:p>
         </w:tc>
@@ -32084,7 +32151,7 @@
                 <w:rFonts w:ascii="Times New Roman" w:hAnsi="Times New Roman"/>
                 <w:sz w:val="24"/>
               </w:rPr>
-              <w:t>0</w:t>
+              <w:t>–</w:t>
             </w:r>
           </w:p>
         </w:tc>
@@ -32102,7 +32169,7 @@
                 <w:rFonts w:ascii="Times New Roman" w:hAnsi="Times New Roman"/>
                 <w:sz w:val="24"/>
               </w:rPr>
-              <w:t>0</w:t>
+              <w:t>–</w:t>
             </w:r>
           </w:p>
         </w:tc>
@@ -32120,7 +32187,7 @@
                 <w:rFonts w:ascii="Times New Roman" w:hAnsi="Times New Roman"/>
                 <w:sz w:val="24"/>
               </w:rPr>
-              <w:t>0,0</w:t>
+              <w:t>–</w:t>
             </w:r>
           </w:p>
         </w:tc>
@@ -32162,7 +32229,7 @@
                 <w:rFonts w:ascii="Times New Roman" w:hAnsi="Times New Roman"/>
                 <w:sz w:val="24"/>
               </w:rPr>
-              <w:t>1 630</w:t>
+              <w:t>225</w:t>
             </w:r>
           </w:p>
         </w:tc>
@@ -32180,7 +32247,7 @@
                 <w:rFonts w:ascii="Times New Roman" w:hAnsi="Times New Roman"/>
                 <w:sz w:val="24"/>
               </w:rPr>
-              <w:t>1 926</w:t>
+              <w:t>-3 014</w:t>
             </w:r>
           </w:p>
         </w:tc>
@@ -32198,7 +32265,7 @@
                 <w:rFonts w:ascii="Times New Roman" w:hAnsi="Times New Roman"/>
                 <w:sz w:val="24"/>
               </w:rPr>
-              <w:t>2 310</w:t>
+              <w:t>770</w:t>
             </w:r>
           </w:p>
         </w:tc>
@@ -32216,7 +32283,7 @@
                 <w:rFonts w:ascii="Times New Roman" w:hAnsi="Times New Roman"/>
                 <w:sz w:val="24"/>
               </w:rPr>
-              <w:t>2 728</w:t>
+              <w:t>686</w:t>
             </w:r>
           </w:p>
         </w:tc>
@@ -32234,7 +32301,7 @@
                 <w:rFonts w:ascii="Times New Roman" w:hAnsi="Times New Roman"/>
                 <w:sz w:val="24"/>
               </w:rPr>
-              <w:t>3 120</w:t>
+              <w:t>829</w:t>
             </w:r>
           </w:p>
         </w:tc>
@@ -32252,7 +32319,7 @@
                 <w:rFonts w:ascii="Times New Roman" w:hAnsi="Times New Roman"/>
                 <w:sz w:val="24"/>
               </w:rPr>
-              <w:t>1 490</w:t>
+              <w:t>604</w:t>
             </w:r>
           </w:p>
         </w:tc>
@@ -32270,7 +32337,7 @@
                 <w:rFonts w:ascii="Times New Roman" w:hAnsi="Times New Roman"/>
                 <w:sz w:val="24"/>
               </w:rPr>
-              <w:t>91,4</w:t>
+              <w:t>268,4</w:t>
             </w:r>
           </w:p>
         </w:tc>
@@ -32312,7 +32379,7 @@
                 <w:rFonts w:ascii="Times New Roman" w:hAnsi="Times New Roman"/>
                 <w:sz w:val="24"/>
               </w:rPr>
-              <w:t>6 520</w:t>
+              <w:t>720</w:t>
             </w:r>
           </w:p>
         </w:tc>
@@ -32330,7 +32397,7 @@
                 <w:rFonts w:ascii="Times New Roman" w:hAnsi="Times New Roman"/>
                 <w:sz w:val="24"/>
               </w:rPr>
-              <w:t>7 704</w:t>
+              <w:t>3 941</w:t>
             </w:r>
           </w:p>
         </w:tc>
@@ -32348,7 +32415,7 @@
                 <w:rFonts w:ascii="Times New Roman" w:hAnsi="Times New Roman"/>
                 <w:sz w:val="24"/>
               </w:rPr>
-              <w:t>9 240</w:t>
+              <w:t>3 100</w:t>
             </w:r>
           </w:p>
         </w:tc>
@@ -32366,7 +32433,7 @@
                 <w:rFonts w:ascii="Times New Roman" w:hAnsi="Times New Roman"/>
                 <w:sz w:val="24"/>
               </w:rPr>
-              <w:t>10 912</w:t>
+              <w:t>824</w:t>
             </w:r>
           </w:p>
         </w:tc>
@@ -32384,7 +32451,7 @@
                 <w:rFonts w:ascii="Times New Roman" w:hAnsi="Times New Roman"/>
                 <w:sz w:val="24"/>
               </w:rPr>
-              <w:t>12 480</w:t>
+              <w:t>10 747</w:t>
             </w:r>
           </w:p>
         </w:tc>
@@ -32402,7 +32469,7 @@
                 <w:rFonts w:ascii="Times New Roman" w:hAnsi="Times New Roman"/>
                 <w:sz w:val="24"/>
               </w:rPr>
-              <w:t>5 960</w:t>
+              <w:t>10 027</w:t>
             </w:r>
           </w:p>
         </w:tc>
@@ -32420,7 +32487,7 @@
                 <w:rFonts w:ascii="Times New Roman" w:hAnsi="Times New Roman"/>
                 <w:sz w:val="24"/>
               </w:rPr>
-              <w:t>91,4</w:t>
+              <w:t>1392,6</w:t>
             </w:r>
           </w:p>
         </w:tc>
@@ -33635,7 +33702,7 @@
                 <w:rFonts w:ascii="Times New Roman" w:hAnsi="Times New Roman"/>
                 <w:sz w:val="24"/>
               </w:rPr>
-              <w:t>6 520</w:t>
+              <w:t>720</w:t>
             </w:r>
           </w:p>
         </w:tc>
@@ -33662,7 +33729,7 @@
                 <w:rFonts w:ascii="Times New Roman" w:hAnsi="Times New Roman"/>
                 <w:sz w:val="24"/>
               </w:rPr>
-              <w:t>7 704</w:t>
+              <w:t>3 941</w:t>
             </w:r>
           </w:p>
         </w:tc>
@@ -33689,7 +33756,7 @@
                 <w:rFonts w:ascii="Times New Roman" w:hAnsi="Times New Roman"/>
                 <w:sz w:val="24"/>
               </w:rPr>
-              <w:t>9 240</w:t>
+              <w:t>3 100</w:t>
             </w:r>
           </w:p>
         </w:tc>
@@ -33716,7 +33783,7 @@
                 <w:rFonts w:ascii="Times New Roman" w:hAnsi="Times New Roman"/>
                 <w:sz w:val="24"/>
               </w:rPr>
-              <w:t>10 912</w:t>
+              <w:t>824</w:t>
             </w:r>
           </w:p>
         </w:tc>
@@ -33743,7 +33810,7 @@
                 <w:rFonts w:ascii="Times New Roman" w:hAnsi="Times New Roman"/>
                 <w:sz w:val="24"/>
               </w:rPr>
-              <w:t>12 480</w:t>
+              <w:t>10 747</w:t>
             </w:r>
           </w:p>
         </w:tc>
@@ -33820,10 +33887,9 @@
             </w:pPr>
             <w:r>
               <w:rPr>
-                <w:rFonts w:ascii="Times New Roman" w:hAnsi="Times New Roman"/>
-                <w:sz w:val="24"/>
-              </w:rPr>
-              <w:t>–</w:t>
+                <w:color w:val="000000"/>
+              </w:rPr>
+              <w:t>-</w:t>
             </w:r>
           </w:p>
         </w:tc>
@@ -33851,7 +33917,7 @@
                 <w:rFonts w:ascii="Times New Roman" w:hAnsi="Times New Roman"/>
                 <w:sz w:val="24"/>
               </w:rPr>
-              <w:t>1 184</w:t>
+              <w:t>3 221</w:t>
             </w:r>
           </w:p>
         </w:tc>
@@ -33879,7 +33945,7 @@
                 <w:rFonts w:ascii="Times New Roman" w:hAnsi="Times New Roman"/>
                 <w:sz w:val="24"/>
               </w:rPr>
-              <w:t>1 536</w:t>
+              <w:t>-841</w:t>
             </w:r>
           </w:p>
         </w:tc>
@@ -33907,7 +33973,7 @@
                 <w:rFonts w:ascii="Times New Roman" w:hAnsi="Times New Roman"/>
                 <w:sz w:val="24"/>
               </w:rPr>
-              <w:t>1 672</w:t>
+              <w:t>-2 276</w:t>
             </w:r>
           </w:p>
         </w:tc>
@@ -33935,7 +34001,7 @@
                 <w:rFonts w:ascii="Times New Roman" w:hAnsi="Times New Roman"/>
                 <w:sz w:val="24"/>
               </w:rPr>
-              <w:t>1 568</w:t>
+              <w:t>9 923</w:t>
             </w:r>
           </w:p>
         </w:tc>
@@ -33992,10 +34058,9 @@
             </w:pPr>
             <w:r>
               <w:rPr>
-                <w:rFonts w:ascii="Times New Roman" w:hAnsi="Times New Roman"/>
-                <w:sz w:val="24"/>
-              </w:rPr>
-              <w:t>–</w:t>
+                <w:color w:val="000000"/>
+              </w:rPr>
+              <w:t>-</w:t>
             </w:r>
           </w:p>
         </w:tc>
@@ -34023,7 +34088,7 @@
                 <w:rFonts w:ascii="Times New Roman" w:hAnsi="Times New Roman"/>
                 <w:sz w:val="24"/>
               </w:rPr>
-              <w:t>18,2</w:t>
+              <w:t>447,4</w:t>
             </w:r>
           </w:p>
         </w:tc>
@@ -34051,7 +34116,7 @@
                 <w:rFonts w:ascii="Times New Roman" w:hAnsi="Times New Roman"/>
                 <w:sz w:val="24"/>
               </w:rPr>
-              <w:t>19,9</w:t>
+              <w:t>-21,3</w:t>
             </w:r>
           </w:p>
         </w:tc>
@@ -34079,7 +34144,7 @@
                 <w:rFonts w:ascii="Times New Roman" w:hAnsi="Times New Roman"/>
                 <w:sz w:val="24"/>
               </w:rPr>
-              <w:t>18,1</w:t>
+              <w:t>-73,4</w:t>
             </w:r>
           </w:p>
         </w:tc>
@@ -34107,7 +34172,7 @@
                 <w:rFonts w:ascii="Times New Roman" w:hAnsi="Times New Roman"/>
                 <w:sz w:val="24"/>
               </w:rPr>
-              <w:t>14,4</w:t>
+              <w:t>1204,2</w:t>
             </w:r>
           </w:p>
         </w:tc>
@@ -35226,7 +35291,7 @@
                 <w:rFonts w:ascii="Times New Roman" w:hAnsi="Times New Roman"/>
                 <w:sz w:val="24"/>
               </w:rPr>
-              <w:t>55 000</w:t>
+              <w:t>30 000</w:t>
             </w:r>
           </w:p>
         </w:tc>
@@ -35244,7 +35309,7 @@
                 <w:rFonts w:ascii="Times New Roman" w:hAnsi="Times New Roman"/>
                 <w:sz w:val="24"/>
               </w:rPr>
-              <w:t>65 000</w:t>
+              <w:t>36 856</w:t>
             </w:r>
           </w:p>
         </w:tc>
@@ -35262,7 +35327,7 @@
                 <w:rFonts w:ascii="Times New Roman" w:hAnsi="Times New Roman"/>
                 <w:sz w:val="24"/>
               </w:rPr>
-              <w:t>78 000</w:t>
+              <w:t>227 036</w:t>
             </w:r>
           </w:p>
         </w:tc>
@@ -35280,7 +35345,7 @@
                 <w:rFonts w:ascii="Times New Roman" w:hAnsi="Times New Roman"/>
                 <w:sz w:val="24"/>
               </w:rPr>
-              <w:t>92 000</w:t>
+              <w:t>269 632</w:t>
             </w:r>
           </w:p>
         </w:tc>
@@ -35298,7 +35363,7 @@
                 <w:rFonts w:ascii="Times New Roman" w:hAnsi="Times New Roman"/>
                 <w:sz w:val="24"/>
               </w:rPr>
-              <w:t>105 000</w:t>
+              <w:t>399 379</w:t>
             </w:r>
           </w:p>
         </w:tc>
@@ -35316,7 +35381,7 @@
                 <w:rFonts w:ascii="Times New Roman" w:hAnsi="Times New Roman"/>
                 <w:sz w:val="24"/>
               </w:rPr>
-              <w:t>50 000</w:t>
+              <w:t>369 379</w:t>
             </w:r>
           </w:p>
         </w:tc>
@@ -35334,7 +35399,7 @@
                 <w:rFonts w:ascii="Times New Roman" w:hAnsi="Times New Roman"/>
                 <w:sz w:val="24"/>
               </w:rPr>
-              <w:t>90,9</w:t>
+              <w:t>1231,3</w:t>
             </w:r>
           </w:p>
         </w:tc>
@@ -35421,7 +35486,7 @@
                 <w:rFonts w:ascii="Times New Roman" w:hAnsi="Times New Roman"/>
                 <w:sz w:val="24"/>
               </w:rPr>
-              <w:t>46 200</w:t>
+              <w:t>28 745</w:t>
             </w:r>
           </w:p>
         </w:tc>
@@ -35439,7 +35504,7 @@
                 <w:rFonts w:ascii="Times New Roman" w:hAnsi="Times New Roman"/>
                 <w:sz w:val="24"/>
               </w:rPr>
-              <w:t>54 600</w:t>
+              <w:t>35 478</w:t>
             </w:r>
           </w:p>
         </w:tc>
@@ -35457,7 +35522,7 @@
                 <w:rFonts w:ascii="Times New Roman" w:hAnsi="Times New Roman"/>
                 <w:sz w:val="24"/>
               </w:rPr>
-              <w:t>65 520</w:t>
+              <w:t>223 348</w:t>
             </w:r>
           </w:p>
         </w:tc>
@@ -35475,7 +35540,7 @@
                 <w:rFonts w:ascii="Times New Roman" w:hAnsi="Times New Roman"/>
                 <w:sz w:val="24"/>
               </w:rPr>
-              <w:t>77 280</w:t>
+              <w:t>266 611</w:t>
             </w:r>
           </w:p>
         </w:tc>
@@ -35493,7 +35558,7 @@
                 <w:rFonts w:ascii="Times New Roman" w:hAnsi="Times New Roman"/>
                 <w:sz w:val="24"/>
               </w:rPr>
-              <w:t>88 200</w:t>
+              <w:t>384 747</w:t>
             </w:r>
           </w:p>
         </w:tc>
@@ -35511,7 +35576,7 @@
                 <w:rFonts w:ascii="Times New Roman" w:hAnsi="Times New Roman"/>
                 <w:sz w:val="24"/>
               </w:rPr>
-              <w:t>42 000</w:t>
+              <w:t>356 002</w:t>
             </w:r>
           </w:p>
         </w:tc>
@@ -35529,7 +35594,7 @@
                 <w:rFonts w:ascii="Times New Roman" w:hAnsi="Times New Roman"/>
                 <w:sz w:val="24"/>
               </w:rPr>
-              <w:t>90,9</w:t>
+              <w:t>1238,5</w:t>
             </w:r>
           </w:p>
         </w:tc>
@@ -35563,7 +35628,7 @@
                 <w:rFonts w:ascii="Times New Roman" w:hAnsi="Times New Roman"/>
                 <w:sz w:val="24"/>
               </w:rPr>
-              <w:t>8 800</w:t>
+              <w:t>1 255</w:t>
             </w:r>
           </w:p>
         </w:tc>
@@ -35581,7 +35646,7 @@
                 <w:rFonts w:ascii="Times New Roman" w:hAnsi="Times New Roman"/>
                 <w:sz w:val="24"/>
               </w:rPr>
-              <w:t>10 400</w:t>
+              <w:t>1 378</w:t>
             </w:r>
           </w:p>
         </w:tc>
@@ -35599,7 +35664,7 @@
                 <w:rFonts w:ascii="Times New Roman" w:hAnsi="Times New Roman"/>
                 <w:sz w:val="24"/>
               </w:rPr>
-              <w:t>12 480</w:t>
+              <w:t>3 688</w:t>
             </w:r>
           </w:p>
         </w:tc>
@@ -35617,7 +35682,7 @@
                 <w:rFonts w:ascii="Times New Roman" w:hAnsi="Times New Roman"/>
                 <w:sz w:val="24"/>
               </w:rPr>
-              <w:t>14 720</w:t>
+              <w:t>3 021</w:t>
             </w:r>
           </w:p>
         </w:tc>
@@ -35635,7 +35700,7 @@
                 <w:rFonts w:ascii="Times New Roman" w:hAnsi="Times New Roman"/>
                 <w:sz w:val="24"/>
               </w:rPr>
-              <w:t>16 800</w:t>
+              <w:t>14 632</w:t>
             </w:r>
           </w:p>
         </w:tc>
@@ -35653,7 +35718,7 @@
                 <w:rFonts w:ascii="Times New Roman" w:hAnsi="Times New Roman"/>
                 <w:sz w:val="24"/>
               </w:rPr>
-              <w:t>8 000</w:t>
+              <w:t>13 377</w:t>
             </w:r>
           </w:p>
         </w:tc>
@@ -35671,7 +35736,7 @@
                 <w:rFonts w:ascii="Times New Roman" w:hAnsi="Times New Roman"/>
                 <w:sz w:val="24"/>
               </w:rPr>
-              <w:t>90,9</w:t>
+              <w:t>1065,9</w:t>
             </w:r>
           </w:p>
         </w:tc>
@@ -35708,7 +35773,7 @@
                 <w:rFonts w:ascii="Times New Roman" w:hAnsi="Times New Roman"/>
                 <w:sz w:val="24"/>
               </w:rPr>
-              <w:t>16,0</w:t>
+              <w:t>4,2</w:t>
             </w:r>
           </w:p>
         </w:tc>
@@ -35726,7 +35791,7 @@
                 <w:rFonts w:ascii="Times New Roman" w:hAnsi="Times New Roman"/>
                 <w:sz w:val="24"/>
               </w:rPr>
-              <w:t>16,0</w:t>
+              <w:t>3,7</w:t>
             </w:r>
           </w:p>
         </w:tc>
@@ -35744,7 +35809,7 @@
                 <w:rFonts w:ascii="Times New Roman" w:hAnsi="Times New Roman"/>
                 <w:sz w:val="24"/>
               </w:rPr>
-              <w:t>16,0</w:t>
+              <w:t>1,6</w:t>
             </w:r>
           </w:p>
         </w:tc>
@@ -35762,7 +35827,7 @@
                 <w:rFonts w:ascii="Times New Roman" w:hAnsi="Times New Roman"/>
                 <w:sz w:val="24"/>
               </w:rPr>
-              <w:t>16,0</w:t>
+              <w:t>1,1</w:t>
             </w:r>
           </w:p>
         </w:tc>
@@ -35780,7 +35845,7 @@
                 <w:rFonts w:ascii="Times New Roman" w:hAnsi="Times New Roman"/>
                 <w:sz w:val="24"/>
               </w:rPr>
-              <w:t>16,0</w:t>
+              <w:t>3,7</w:t>
             </w:r>
           </w:p>
         </w:tc>
@@ -35798,7 +35863,7 @@
                 <w:rFonts w:ascii="Times New Roman" w:hAnsi="Times New Roman"/>
                 <w:sz w:val="24"/>
               </w:rPr>
-              <w:t>0,0</w:t>
+              <w:t>-0,5</w:t>
             </w:r>
           </w:p>
         </w:tc>
@@ -35816,7 +35881,7 @@
                 <w:rFonts w:ascii="Times New Roman" w:hAnsi="Times New Roman"/>
                 <w:sz w:val="24"/>
               </w:rPr>
-              <w:t>0,0</w:t>
+              <w:t>-12,4</w:t>
             </w:r>
           </w:p>
         </w:tc>
@@ -35853,7 +35918,7 @@
                 <w:rFonts w:ascii="Times New Roman" w:hAnsi="Times New Roman"/>
                 <w:sz w:val="24"/>
               </w:rPr>
-              <w:t>19,0</w:t>
+              <w:t>4,4</w:t>
             </w:r>
           </w:p>
         </w:tc>
@@ -35871,7 +35936,7 @@
                 <w:rFonts w:ascii="Times New Roman" w:hAnsi="Times New Roman"/>
                 <w:sz w:val="24"/>
               </w:rPr>
-              <w:t>19,0</w:t>
+              <w:t>3,9</w:t>
             </w:r>
           </w:p>
         </w:tc>
@@ -35889,7 +35954,7 @@
                 <w:rFonts w:ascii="Times New Roman" w:hAnsi="Times New Roman"/>
                 <w:sz w:val="24"/>
               </w:rPr>
-              <w:t>19,0</w:t>
+              <w:t>1,7</w:t>
             </w:r>
           </w:p>
         </w:tc>
@@ -35907,7 +35972,7 @@
                 <w:rFonts w:ascii="Times New Roman" w:hAnsi="Times New Roman"/>
                 <w:sz w:val="24"/>
               </w:rPr>
-              <w:t>19,0</w:t>
+              <w:t>1,1</w:t>
             </w:r>
           </w:p>
         </w:tc>
@@ -35925,7 +35990,7 @@
                 <w:rFonts w:ascii="Times New Roman" w:hAnsi="Times New Roman"/>
                 <w:sz w:val="24"/>
               </w:rPr>
-              <w:t>19,0</w:t>
+              <w:t>3,8</w:t>
             </w:r>
           </w:p>
         </w:tc>
@@ -35943,7 +36008,7 @@
                 <w:rFonts w:ascii="Times New Roman" w:hAnsi="Times New Roman"/>
                 <w:sz w:val="24"/>
               </w:rPr>
-              <w:t>0,0</w:t>
+              <w:t>-0,6</w:t>
             </w:r>
           </w:p>
         </w:tc>
@@ -35961,7 +36026,7 @@
                 <w:rFonts w:ascii="Times New Roman" w:hAnsi="Times New Roman"/>
                 <w:sz w:val="24"/>
               </w:rPr>
-              <w:t>0,0</w:t>
+              <w:t>-12,9</w:t>
             </w:r>
           </w:p>
         </w:tc>
@@ -37466,7 +37531,7 @@
                 <w:rFonts w:ascii="Times New Roman" w:hAnsi="Times New Roman"/>
                 <w:sz w:val="24"/>
               </w:rPr>
-              <w:t>50,2</w:t>
+              <w:t>–</w:t>
             </w:r>
           </w:p>
         </w:tc>
@@ -37487,7 +37552,7 @@
                 <w:rFonts w:ascii="Times New Roman" w:hAnsi="Times New Roman"/>
                 <w:sz w:val="24"/>
               </w:rPr>
-              <w:t>48,1</w:t>
+              <w:t>–</w:t>
             </w:r>
           </w:p>
         </w:tc>
@@ -37508,7 +37573,7 @@
                 <w:rFonts w:ascii="Times New Roman" w:hAnsi="Times New Roman"/>
                 <w:sz w:val="24"/>
               </w:rPr>
-              <w:t>46,2</w:t>
+              <w:t>2287,8</w:t>
             </w:r>
           </w:p>
         </w:tc>
@@ -37529,7 +37594,7 @@
                 <w:rFonts w:ascii="Times New Roman" w:hAnsi="Times New Roman"/>
                 <w:sz w:val="24"/>
               </w:rPr>
-              <w:t>43,6</w:t>
+              <w:t>13,3</w:t>
             </w:r>
           </w:p>
         </w:tc>
@@ -37550,7 +37615,7 @@
                 <w:rFonts w:ascii="Times New Roman" w:hAnsi="Times New Roman"/>
                 <w:sz w:val="24"/>
               </w:rPr>
-              <w:t>43,0</w:t>
+              <w:t>69,8</w:t>
             </w:r>
           </w:p>
         </w:tc>
@@ -37595,7 +37660,7 @@
                 <w:rFonts w:ascii="Times New Roman" w:hAnsi="Times New Roman"/>
                 <w:sz w:val="24"/>
               </w:rPr>
-              <w:t>31,0</w:t>
+              <w:t>14,1</w:t>
             </w:r>
           </w:p>
         </w:tc>
@@ -37616,7 +37681,7 @@
                 <w:rFonts w:ascii="Times New Roman" w:hAnsi="Times New Roman"/>
                 <w:sz w:val="24"/>
               </w:rPr>
-              <w:t>30,8</w:t>
+              <w:t>70,4</w:t>
             </w:r>
           </w:p>
         </w:tc>
@@ -37637,7 +37702,7 @@
                 <w:rFonts w:ascii="Times New Roman" w:hAnsi="Times New Roman"/>
                 <w:sz w:val="24"/>
               </w:rPr>
-              <w:t>27,8</w:t>
+              <w:t>8,8</w:t>
             </w:r>
           </w:p>
         </w:tc>
@@ -37658,7 +37723,7 @@
                 <w:rFonts w:ascii="Times New Roman" w:hAnsi="Times New Roman"/>
                 <w:sz w:val="24"/>
               </w:rPr>
-              <w:t>25,5</w:t>
+              <w:t>0,3</w:t>
             </w:r>
           </w:p>
         </w:tc>
@@ -37679,7 +37744,7 @@
                 <w:rFonts w:ascii="Times New Roman" w:hAnsi="Times New Roman"/>
                 <w:sz w:val="24"/>
               </w:rPr>
-              <w:t>22,3</w:t>
+              <w:t>2,3</w:t>
             </w:r>
           </w:p>
         </w:tc>
@@ -37724,7 +37789,7 @@
                 <w:rFonts w:ascii="Times New Roman" w:hAnsi="Times New Roman"/>
                 <w:sz w:val="24"/>
               </w:rPr>
-              <w:t>14,1</w:t>
+              <w:t>2,5</w:t>
             </w:r>
           </w:p>
         </w:tc>
@@ -37745,7 +37810,7 @@
                 <w:rFonts w:ascii="Times New Roman" w:hAnsi="Times New Roman"/>
                 <w:sz w:val="24"/>
               </w:rPr>
-              <w:t>14,1</w:t>
+              <w:t>11,1</w:t>
             </w:r>
           </w:p>
         </w:tc>
@@ -37766,7 +37831,7 @@
                 <w:rFonts w:ascii="Times New Roman" w:hAnsi="Times New Roman"/>
                 <w:sz w:val="24"/>
               </w:rPr>
-              <w:t>14,1</w:t>
+              <w:t>1,4</w:t>
             </w:r>
           </w:p>
         </w:tc>
@@ -37787,7 +37852,7 @@
                 <w:rFonts w:ascii="Times New Roman" w:hAnsi="Times New Roman"/>
                 <w:sz w:val="24"/>
               </w:rPr>
-              <w:t>14,1</w:t>
+              <w:t>0,3</w:t>
             </w:r>
           </w:p>
         </w:tc>
@@ -37808,7 +37873,7 @@
                 <w:rFonts w:ascii="Times New Roman" w:hAnsi="Times New Roman"/>
                 <w:sz w:val="24"/>
               </w:rPr>
-              <w:t>14,1</w:t>
+              <w:t>2,8</w:t>
             </w:r>
           </w:p>
         </w:tc>
@@ -37853,7 +37918,7 @@
                 <w:rFonts w:ascii="Times New Roman" w:hAnsi="Times New Roman"/>
                 <w:sz w:val="24"/>
               </w:rPr>
-              <w:t>16,0</w:t>
+              <w:t>4,2</w:t>
             </w:r>
           </w:p>
         </w:tc>
@@ -37874,7 +37939,7 @@
                 <w:rFonts w:ascii="Times New Roman" w:hAnsi="Times New Roman"/>
                 <w:sz w:val="24"/>
               </w:rPr>
-              <w:t>16,0</w:t>
+              <w:t>3,7</w:t>
             </w:r>
           </w:p>
         </w:tc>
@@ -37895,7 +37960,7 @@
                 <w:rFonts w:ascii="Times New Roman" w:hAnsi="Times New Roman"/>
                 <w:sz w:val="24"/>
               </w:rPr>
-              <w:t>16,0</w:t>
+              <w:t>1,6</w:t>
             </w:r>
           </w:p>
         </w:tc>
@@ -37916,7 +37981,7 @@
                 <w:rFonts w:ascii="Times New Roman" w:hAnsi="Times New Roman"/>
                 <w:sz w:val="24"/>
               </w:rPr>
-              <w:t>16,0</w:t>
+              <w:t>1,1</w:t>
             </w:r>
           </w:p>
         </w:tc>
@@ -37937,7 +38002,7 @@
                 <w:rFonts w:ascii="Times New Roman" w:hAnsi="Times New Roman"/>
                 <w:sz w:val="24"/>
               </w:rPr>
-              <w:t>16,0</w:t>
+              <w:t>3,7</w:t>
             </w:r>
           </w:p>
         </w:tc>
@@ -37982,7 +38047,7 @@
                 <w:rFonts w:ascii="Times New Roman" w:hAnsi="Times New Roman"/>
                 <w:sz w:val="24"/>
               </w:rPr>
-              <w:t>19,0</w:t>
+              <w:t>4,4</w:t>
             </w:r>
           </w:p>
         </w:tc>
@@ -38003,7 +38068,7 @@
                 <w:rFonts w:ascii="Times New Roman" w:hAnsi="Times New Roman"/>
                 <w:sz w:val="24"/>
               </w:rPr>
-              <w:t>19,0</w:t>
+              <w:t>3,9</w:t>
             </w:r>
           </w:p>
         </w:tc>
@@ -38024,7 +38089,7 @@
                 <w:rFonts w:ascii="Times New Roman" w:hAnsi="Times New Roman"/>
                 <w:sz w:val="24"/>
               </w:rPr>
-              <w:t>19,0</w:t>
+              <w:t>1,7</w:t>
             </w:r>
           </w:p>
         </w:tc>
@@ -38045,7 +38110,7 @@
                 <w:rFonts w:ascii="Times New Roman" w:hAnsi="Times New Roman"/>
                 <w:sz w:val="24"/>
               </w:rPr>
-              <w:t>19,0</w:t>
+              <w:t>1,1</w:t>
             </w:r>
           </w:p>
         </w:tc>
@@ -38066,7 +38131,7 @@
                 <w:rFonts w:ascii="Times New Roman" w:hAnsi="Times New Roman"/>
                 <w:sz w:val="24"/>
               </w:rPr>
-              <w:t>19,0</w:t>
+              <w:t>3,8</w:t>
             </w:r>
           </w:p>
         </w:tc>

--- a/ГЛАВА 2 (заполненный).docx
+++ b/ГЛАВА 2 (заполненный).docx
@@ -118,32 +118,1442 @@
           <w:sz w:val="28"/>
           <w:szCs w:val="28"/>
         </w:rPr>
-        <w:t>В этом параграфе обязательно должна быть</w:t>
-      </w:r>
-      <w:r>
-        <w:rPr>
-          <w:sz w:val="28"/>
-          <w:szCs w:val="28"/>
-        </w:rPr>
-        <w:t xml:space="preserve"> схема организационной структуры предприятия.</w:t>
-      </w:r>
-      <w:r>
-        <w:rPr>
-          <w:sz w:val="28"/>
-          <w:szCs w:val="28"/>
-        </w:rPr>
-        <w:t xml:space="preserve"> Например.</w:t>
+        <w:t>Организационная структура управления ООО «РЕГИОНСПЕЦКОМ» построена на основе действующего штатного расписания и отражает иерархию подчинённости, характерную для подрядчика государственного оборонного заказа в области военного строительства. Общая численность штатных единиц — 93 чел. (фактически 94,5 с учётом неполных штатных единиц), в том числе руководители и ИТР — 24, рабочие — 69. Схема представлена на рис. 2.1.</w:t>
+      </w:r>
+      <w:r>
+        <w:rPr>
+          <w:sz w:val="28"/>
+          <w:szCs w:val="28"/>
+        </w:rPr>
+        <w:t xml:space="preserve"/>
+      </w:r>
+      <w:r>
+        <w:rPr>
+          <w:sz w:val="28"/>
+          <w:szCs w:val="28"/>
+        </w:rPr>
+        <w:t xml:space="preserve"/>
       </w:r>
     </w:p>
     <w:p>
       <w:pPr>
-        <w:pStyle w:val="13"/>
-        <w:ind w:firstLine="454"/>
-        <w:jc w:val="both"/>
-        <w:rPr>
-          <w:sz w:val="28"/>
-          <w:szCs w:val="28"/>
-        </w:rPr>
+        <w:sectPr>
+          <w:pgSz w:w="11906" w:h="16838"/>
+          <w:pgMar w:top="1134" w:right="850" w:bottom="1134" w:left="1701" w:header="708" w:footer="708" w:gutter="0"/>
+          <w:cols w:space="708"/>
+          <w:docGrid w:linePitch="360"/>
+        </w:sectPr>
+      </w:pPr>
+    </w:p>
+    <w:p>
+      <w:pPr>
+        <w:spacing w:before="120" w:after="0"/>
+        <w:jc w:val="center"/>
+      </w:pPr>
+      <w:r>
+        <w:rPr>
+          <w:rFonts w:ascii="Times New Roman" w:hAnsi="Times New Roman"/>
+          <w:i/>
+          <w:sz w:val="24"/>
+        </w:rPr>
+        <w:t>(построена на основе действующего штатного расписания ООО «РЕГИОНСПЕЦКОМ» на 8 мая 2026 г.)</w:t>
+      </w:r>
+    </w:p>
+    <w:p>
+      <w:pPr>
+        <w:spacing w:after="0" w:before="0"/>
+      </w:pPr>
+      <w:r>
+        <w:rPr>
+          <w:sz w:val="4"/>
+        </w:rPr>
+      </w:r>
+    </w:p>
+    <w:tbl>
+      <w:tblPr>
+        <w:tblW w:type="auto" w:w="0"/>
+        <w:jc w:val="center"/>
+        <w:tblLook w:firstColumn="1" w:firstRow="1" w:lastColumn="0" w:lastRow="0" w:noHBand="0" w:noVBand="1" w:val="04A0"/>
+        <w:tblLayout w:type="fixed"/>
+      </w:tblPr>
+      <w:tblGrid>
+        <w:gridCol w:w="1935"/>
+        <w:gridCol w:w="1935"/>
+        <w:gridCol w:w="1935"/>
+        <w:gridCol w:w="1935"/>
+        <w:gridCol w:w="1935"/>
+        <w:gridCol w:w="1935"/>
+        <w:gridCol w:w="1935"/>
+        <w:gridCol w:w="1935"/>
+      </w:tblGrid>
+      <w:tr>
+        <w:trPr>
+          <w:cantSplit/>
+        </w:trPr>
+        <w:tc>
+          <w:tcPr>
+            <w:tcW w:type="dxa" w:w="1871"/>
+            <w:tcBorders>
+              <w:top w:val="nil"/>
+              <w:left w:val="nil"/>
+              <w:bottom w:val="nil"/>
+              <w:right w:val="nil"/>
+            </w:tcBorders>
+          </w:tcPr>
+          <w:p/>
+        </w:tc>
+        <w:tc>
+          <w:tcPr>
+            <w:tcW w:type="dxa" w:w="1871"/>
+            <w:tcBorders>
+              <w:top w:val="nil"/>
+              <w:left w:val="nil"/>
+              <w:bottom w:val="nil"/>
+              <w:right w:val="nil"/>
+            </w:tcBorders>
+          </w:tcPr>
+          <w:p/>
+        </w:tc>
+        <w:tc>
+          <w:tcPr>
+            <w:tcW w:type="dxa" w:w="7484"/>
+            <w:gridSpan w:val="4"/>
+            <w:vAlign w:val="center"/>
+            <w:tcBorders>
+              <w:top w:val="single" w:sz="6" w:space="0" w:color="000000"/>
+              <w:left w:val="single" w:sz="6" w:space="0" w:color="000000"/>
+              <w:bottom w:val="single" w:sz="6" w:space="0" w:color="000000"/>
+              <w:right w:val="single" w:sz="6" w:space="0" w:color="000000"/>
+            </w:tcBorders>
+            <w:tcMar>
+              <w:top w:w="80" w:type="dxa"/>
+              <w:left w:w="100" w:type="dxa"/>
+              <w:bottom w:w="80" w:type="dxa"/>
+              <w:right w:w="100" w:type="dxa"/>
+            </w:tcMar>
+            <w:shd w:val="clear" w:color="auto" w:fill="FFF2CC"/>
+          </w:tcPr>
+          <w:p>
+            <w:pPr>
+              <w:jc w:val="center"/>
+            </w:pPr>
+            <w:r/>
+            <w:r>
+              <w:rPr>
+                <w:rFonts w:ascii="Times New Roman" w:hAnsi="Times New Roman"/>
+                <w:b/>
+                <w:sz w:val="22"/>
+              </w:rPr>
+              <w:t>Генеральный директор</w:t>
+            </w:r>
+          </w:p>
+          <w:p>
+            <w:pPr>
+              <w:jc w:val="center"/>
+            </w:pPr>
+            <w:r>
+              <w:rPr>
+                <w:rFonts w:ascii="Times New Roman" w:hAnsi="Times New Roman"/>
+                <w:sz w:val="22"/>
+              </w:rPr>
+              <w:t>(1)</w:t>
+            </w:r>
+          </w:p>
+        </w:tc>
+        <w:tc>
+          <w:tcPr>
+            <w:tcW w:type="dxa" w:w="1871"/>
+            <w:tcBorders>
+              <w:top w:val="nil"/>
+              <w:left w:val="nil"/>
+              <w:bottom w:val="nil"/>
+              <w:right w:val="nil"/>
+            </w:tcBorders>
+          </w:tcPr>
+          <w:p/>
+        </w:tc>
+        <w:tc>
+          <w:tcPr>
+            <w:tcW w:type="dxa" w:w="1871"/>
+            <w:tcBorders>
+              <w:top w:val="nil"/>
+              <w:left w:val="nil"/>
+              <w:bottom w:val="nil"/>
+              <w:right w:val="nil"/>
+            </w:tcBorders>
+          </w:tcPr>
+          <w:p/>
+        </w:tc>
+      </w:tr>
+      <w:tr>
+        <w:trPr>
+          <w:trHeight w:val="108000" w:hRule="atLeast"/>
+          <w:cantSplit/>
+        </w:trPr>
+        <w:tc>
+          <w:tcPr>
+            <w:tcW w:type="dxa" w:w="1871"/>
+            <w:tcBorders>
+              <w:top w:val="nil"/>
+              <w:left w:val="nil"/>
+              <w:bottom w:val="nil"/>
+              <w:right w:val="nil"/>
+            </w:tcBorders>
+          </w:tcPr>
+          <w:p/>
+        </w:tc>
+        <w:tc>
+          <w:tcPr>
+            <w:tcW w:type="dxa" w:w="1871"/>
+            <w:tcBorders>
+              <w:top w:val="nil"/>
+              <w:left w:val="nil"/>
+              <w:bottom w:val="nil"/>
+              <w:right w:val="nil"/>
+            </w:tcBorders>
+          </w:tcPr>
+          <w:p/>
+        </w:tc>
+        <w:tc>
+          <w:tcPr>
+            <w:tcW w:type="dxa" w:w="1871"/>
+            <w:tcBorders>
+              <w:top w:val="nil"/>
+              <w:left w:val="nil"/>
+              <w:bottom w:val="nil"/>
+              <w:right w:val="nil"/>
+            </w:tcBorders>
+          </w:tcPr>
+          <w:p/>
+        </w:tc>
+        <w:tc>
+          <w:tcPr>
+            <w:tcW w:type="dxa" w:w="1871"/>
+            <w:tcBorders>
+              <w:top w:val="nil"/>
+              <w:left w:val="nil"/>
+              <w:bottom w:val="nil"/>
+              <w:right w:val="nil"/>
+            </w:tcBorders>
+          </w:tcPr>
+          <w:p/>
+        </w:tc>
+        <w:tc>
+          <w:tcPr>
+            <w:tcW w:type="dxa" w:w="1871"/>
+            <w:tcBorders>
+              <w:top w:val="nil"/>
+              <w:left w:val="nil"/>
+              <w:bottom w:val="nil"/>
+              <w:right w:val="nil"/>
+            </w:tcBorders>
+          </w:tcPr>
+          <w:p/>
+        </w:tc>
+        <w:tc>
+          <w:tcPr>
+            <w:tcW w:type="dxa" w:w="1871"/>
+            <w:tcBorders>
+              <w:top w:val="nil"/>
+              <w:left w:val="nil"/>
+              <w:bottom w:val="nil"/>
+              <w:right w:val="nil"/>
+            </w:tcBorders>
+          </w:tcPr>
+          <w:p/>
+        </w:tc>
+        <w:tc>
+          <w:tcPr>
+            <w:tcW w:type="dxa" w:w="1871"/>
+            <w:tcBorders>
+              <w:top w:val="nil"/>
+              <w:left w:val="nil"/>
+              <w:bottom w:val="nil"/>
+              <w:right w:val="nil"/>
+            </w:tcBorders>
+          </w:tcPr>
+          <w:p/>
+        </w:tc>
+        <w:tc>
+          <w:tcPr>
+            <w:tcW w:type="dxa" w:w="1871"/>
+            <w:tcBorders>
+              <w:top w:val="nil"/>
+              <w:left w:val="nil"/>
+              <w:bottom w:val="nil"/>
+              <w:right w:val="nil"/>
+            </w:tcBorders>
+          </w:tcPr>
+          <w:p/>
+        </w:tc>
+      </w:tr>
+      <w:tr>
+        <w:trPr>
+          <w:cantSplit/>
+        </w:trPr>
+        <w:tc>
+          <w:tcPr>
+            <w:tcW w:type="dxa" w:w="3742"/>
+            <w:gridSpan w:val="2"/>
+            <w:vAlign w:val="center"/>
+            <w:tcBorders>
+              <w:top w:val="single" w:sz="6" w:space="0" w:color="000000"/>
+              <w:left w:val="single" w:sz="6" w:space="0" w:color="000000"/>
+              <w:bottom w:val="single" w:sz="6" w:space="0" w:color="000000"/>
+              <w:right w:val="single" w:sz="6" w:space="0" w:color="000000"/>
+            </w:tcBorders>
+            <w:tcMar>
+              <w:top w:w="80" w:type="dxa"/>
+              <w:left w:w="100" w:type="dxa"/>
+              <w:bottom w:w="80" w:type="dxa"/>
+              <w:right w:w="100" w:type="dxa"/>
+            </w:tcMar>
+            <w:shd w:val="clear" w:color="auto" w:fill="DEEBF7"/>
+          </w:tcPr>
+          <w:p>
+            <w:pPr>
+              <w:jc w:val="center"/>
+            </w:pPr>
+            <w:r/>
+            <w:r>
+              <w:rPr>
+                <w:rFonts w:ascii="Times New Roman" w:hAnsi="Times New Roman"/>
+                <w:b/>
+                <w:sz w:val="20"/>
+              </w:rPr>
+              <w:t>Главный бухгалтер (1)</w:t>
+            </w:r>
+          </w:p>
+        </w:tc>
+        <w:tc>
+          <w:tcPr>
+            <w:tcW w:type="dxa" w:w="3742"/>
+            <w:gridSpan w:val="2"/>
+            <w:vAlign w:val="center"/>
+            <w:tcBorders>
+              <w:top w:val="single" w:sz="6" w:space="0" w:color="000000"/>
+              <w:left w:val="single" w:sz="6" w:space="0" w:color="000000"/>
+              <w:bottom w:val="single" w:sz="6" w:space="0" w:color="000000"/>
+              <w:right w:val="single" w:sz="6" w:space="0" w:color="000000"/>
+            </w:tcBorders>
+            <w:tcMar>
+              <w:top w:w="80" w:type="dxa"/>
+              <w:left w:w="100" w:type="dxa"/>
+              <w:bottom w:w="80" w:type="dxa"/>
+              <w:right w:w="100" w:type="dxa"/>
+            </w:tcMar>
+            <w:shd w:val="clear" w:color="auto" w:fill="DEEBF7"/>
+          </w:tcPr>
+          <w:p>
+            <w:pPr>
+              <w:jc w:val="center"/>
+            </w:pPr>
+            <w:r/>
+            <w:r>
+              <w:rPr>
+                <w:rFonts w:ascii="Times New Roman" w:hAnsi="Times New Roman"/>
+                <w:b/>
+                <w:sz w:val="20"/>
+              </w:rPr>
+              <w:t>Коммерческий директор (2)</w:t>
+            </w:r>
+          </w:p>
+        </w:tc>
+        <w:tc>
+          <w:tcPr>
+            <w:tcW w:type="dxa" w:w="3742"/>
+            <w:gridSpan w:val="2"/>
+            <w:vAlign w:val="center"/>
+            <w:tcBorders>
+              <w:top w:val="single" w:sz="6" w:space="0" w:color="000000"/>
+              <w:left w:val="single" w:sz="6" w:space="0" w:color="000000"/>
+              <w:bottom w:val="single" w:sz="6" w:space="0" w:color="000000"/>
+              <w:right w:val="single" w:sz="6" w:space="0" w:color="000000"/>
+            </w:tcBorders>
+            <w:tcMar>
+              <w:top w:w="80" w:type="dxa"/>
+              <w:left w:w="100" w:type="dxa"/>
+              <w:bottom w:w="80" w:type="dxa"/>
+              <w:right w:w="100" w:type="dxa"/>
+            </w:tcMar>
+            <w:shd w:val="clear" w:color="auto" w:fill="DEEBF7"/>
+          </w:tcPr>
+          <w:p>
+            <w:pPr>
+              <w:jc w:val="center"/>
+            </w:pPr>
+            <w:r/>
+            <w:r>
+              <w:rPr>
+                <w:rFonts w:ascii="Times New Roman" w:hAnsi="Times New Roman"/>
+                <w:b/>
+                <w:sz w:val="20"/>
+              </w:rPr>
+              <w:t>Заместитель директора</w:t>
+            </w:r>
+          </w:p>
+          <w:p>
+            <w:pPr>
+              <w:jc w:val="center"/>
+            </w:pPr>
+            <w:r>
+              <w:rPr>
+                <w:rFonts w:ascii="Times New Roman" w:hAnsi="Times New Roman"/>
+                <w:sz w:val="20"/>
+              </w:rPr>
+              <w:t>по строительству (1)</w:t>
+            </w:r>
+          </w:p>
+        </w:tc>
+        <w:tc>
+          <w:tcPr>
+            <w:tcW w:type="dxa" w:w="3742"/>
+            <w:gridSpan w:val="2"/>
+            <w:vAlign w:val="center"/>
+            <w:tcBorders>
+              <w:top w:val="single" w:sz="6" w:space="0" w:color="000000"/>
+              <w:left w:val="single" w:sz="6" w:space="0" w:color="000000"/>
+              <w:bottom w:val="single" w:sz="6" w:space="0" w:color="000000"/>
+              <w:right w:val="single" w:sz="6" w:space="0" w:color="000000"/>
+            </w:tcBorders>
+            <w:tcMar>
+              <w:top w:w="80" w:type="dxa"/>
+              <w:left w:w="100" w:type="dxa"/>
+              <w:bottom w:w="80" w:type="dxa"/>
+              <w:right w:w="100" w:type="dxa"/>
+            </w:tcMar>
+            <w:shd w:val="clear" w:color="auto" w:fill="DEEBF7"/>
+          </w:tcPr>
+          <w:p>
+            <w:pPr>
+              <w:jc w:val="center"/>
+            </w:pPr>
+            <w:r/>
+            <w:r>
+              <w:rPr>
+                <w:rFonts w:ascii="Times New Roman" w:hAnsi="Times New Roman"/>
+                <w:b/>
+                <w:sz w:val="20"/>
+              </w:rPr>
+              <w:t>Заместитель директора</w:t>
+            </w:r>
+          </w:p>
+          <w:p>
+            <w:pPr>
+              <w:jc w:val="center"/>
+            </w:pPr>
+            <w:r>
+              <w:rPr>
+                <w:rFonts w:ascii="Times New Roman" w:hAnsi="Times New Roman"/>
+                <w:sz w:val="20"/>
+              </w:rPr>
+              <w:t>по общим вопросам (1)</w:t>
+            </w:r>
+          </w:p>
+        </w:tc>
+      </w:tr>
+      <w:tr>
+        <w:trPr>
+          <w:cantSplit/>
+        </w:trPr>
+        <w:tc>
+          <w:tcPr>
+            <w:tcW w:type="dxa" w:w="3742"/>
+            <w:gridSpan w:val="2"/>
+            <w:vAlign w:val="top"/>
+            <w:tcBorders>
+              <w:top w:val="single" w:sz="6" w:space="0" w:color="000000"/>
+              <w:left w:val="single" w:sz="6" w:space="0" w:color="000000"/>
+              <w:bottom w:val="single" w:sz="6" w:space="0" w:color="000000"/>
+              <w:right w:val="single" w:sz="6" w:space="0" w:color="000000"/>
+            </w:tcBorders>
+            <w:tcMar>
+              <w:top w:w="100" w:type="dxa"/>
+              <w:left w:w="150" w:type="dxa"/>
+              <w:bottom w:w="100" w:type="dxa"/>
+              <w:right w:w="150" w:type="dxa"/>
+            </w:tcMar>
+            <w:shd w:val="clear" w:color="auto" w:fill="F2F2F2"/>
+          </w:tcPr>
+          <w:p>
+            <w:pPr>
+              <w:jc w:val="center"/>
+            </w:pPr>
+            <w:r/>
+            <w:r>
+              <w:rPr>
+                <w:rFonts w:ascii="Times New Roman" w:hAnsi="Times New Roman"/>
+                <w:b/>
+                <w:sz w:val="18"/>
+              </w:rPr>
+              <w:t>Финансово-экономический блок</w:t>
+            </w:r>
+          </w:p>
+          <w:p>
+            <w:pPr>
+              <w:spacing w:after="0"/>
+              <w:ind w:left="113"/>
+              <w:jc w:val="left"/>
+            </w:pPr>
+            <w:r>
+              <w:rPr>
+                <w:rFonts w:ascii="Times New Roman" w:hAnsi="Times New Roman"/>
+                <w:sz w:val="18"/>
+              </w:rPr>
+              <w:t>• Бухгалтер (1)</w:t>
+            </w:r>
+          </w:p>
+          <w:p>
+            <w:pPr>
+              <w:spacing w:after="0"/>
+              <w:ind w:left="113"/>
+              <w:jc w:val="left"/>
+            </w:pPr>
+            <w:r>
+              <w:rPr>
+                <w:rFonts w:ascii="Times New Roman" w:hAnsi="Times New Roman"/>
+                <w:sz w:val="18"/>
+              </w:rPr>
+              <w:t>• Экономист (1)</w:t>
+            </w:r>
+          </w:p>
+        </w:tc>
+        <w:tc>
+          <w:tcPr>
+            <w:tcW w:type="dxa" w:w="3742"/>
+            <w:gridSpan w:val="2"/>
+            <w:vAlign w:val="top"/>
+            <w:tcBorders>
+              <w:top w:val="single" w:sz="6" w:space="0" w:color="000000"/>
+              <w:left w:val="single" w:sz="6" w:space="0" w:color="000000"/>
+              <w:bottom w:val="single" w:sz="6" w:space="0" w:color="000000"/>
+              <w:right w:val="single" w:sz="6" w:space="0" w:color="000000"/>
+            </w:tcBorders>
+            <w:tcMar>
+              <w:top w:w="100" w:type="dxa"/>
+              <w:left w:w="150" w:type="dxa"/>
+              <w:bottom w:w="100" w:type="dxa"/>
+              <w:right w:w="150" w:type="dxa"/>
+            </w:tcMar>
+            <w:shd w:val="clear" w:color="auto" w:fill="F2F2F2"/>
+          </w:tcPr>
+          <w:p>
+            <w:pPr>
+              <w:jc w:val="center"/>
+            </w:pPr>
+            <w:r/>
+            <w:r>
+              <w:rPr>
+                <w:rFonts w:ascii="Times New Roman" w:hAnsi="Times New Roman"/>
+                <w:b/>
+                <w:sz w:val="18"/>
+              </w:rPr>
+              <w:t>Договорно-правовой блок</w:t>
+            </w:r>
+          </w:p>
+          <w:p>
+            <w:pPr>
+              <w:spacing w:after="0"/>
+              <w:ind w:left="113"/>
+              <w:jc w:val="left"/>
+            </w:pPr>
+            <w:r>
+              <w:rPr>
+                <w:rFonts w:ascii="Times New Roman" w:hAnsi="Times New Roman"/>
+                <w:sz w:val="18"/>
+              </w:rPr>
+              <w:t>• Юрист (1)</w:t>
+            </w:r>
+          </w:p>
+        </w:tc>
+        <w:tc>
+          <w:tcPr>
+            <w:tcW w:type="dxa" w:w="3742"/>
+            <w:gridSpan w:val="2"/>
+            <w:vAlign w:val="top"/>
+            <w:tcBorders>
+              <w:top w:val="single" w:sz="6" w:space="0" w:color="000000"/>
+              <w:left w:val="single" w:sz="6" w:space="0" w:color="000000"/>
+              <w:bottom w:val="single" w:sz="6" w:space="0" w:color="000000"/>
+              <w:right w:val="single" w:sz="6" w:space="0" w:color="000000"/>
+            </w:tcBorders>
+            <w:tcMar>
+              <w:top w:w="100" w:type="dxa"/>
+              <w:left w:w="150" w:type="dxa"/>
+              <w:bottom w:w="100" w:type="dxa"/>
+              <w:right w:w="150" w:type="dxa"/>
+            </w:tcMar>
+            <w:shd w:val="clear" w:color="auto" w:fill="F2F2F2"/>
+          </w:tcPr>
+          <w:p>
+            <w:pPr>
+              <w:jc w:val="center"/>
+            </w:pPr>
+            <w:r/>
+            <w:r>
+              <w:rPr>
+                <w:rFonts w:ascii="Times New Roman" w:hAnsi="Times New Roman"/>
+                <w:b/>
+                <w:sz w:val="18"/>
+              </w:rPr>
+              <w:t>Строительное подразделение</w:t>
+            </w:r>
+          </w:p>
+          <w:p>
+            <w:pPr>
+              <w:spacing w:after="0"/>
+              <w:ind w:left="113"/>
+              <w:jc w:val="left"/>
+            </w:pPr>
+            <w:r>
+              <w:rPr>
+                <w:rFonts w:ascii="Times New Roman" w:hAnsi="Times New Roman"/>
+                <w:sz w:val="18"/>
+              </w:rPr>
+              <w:t>• Главный инженер (1)</w:t>
+            </w:r>
+          </w:p>
+          <w:p>
+            <w:pPr>
+              <w:spacing w:after="0"/>
+              <w:ind w:left="113"/>
+              <w:jc w:val="left"/>
+            </w:pPr>
+            <w:r>
+              <w:rPr>
+                <w:rFonts w:ascii="Times New Roman" w:hAnsi="Times New Roman"/>
+                <w:sz w:val="18"/>
+              </w:rPr>
+              <w:t>• Руководитель проекта (1)</w:t>
+            </w:r>
+          </w:p>
+          <w:p>
+            <w:pPr>
+              <w:spacing w:after="0"/>
+              <w:ind w:left="113"/>
+              <w:jc w:val="left"/>
+            </w:pPr>
+            <w:r>
+              <w:rPr>
+                <w:rFonts w:ascii="Times New Roman" w:hAnsi="Times New Roman"/>
+                <w:sz w:val="18"/>
+              </w:rPr>
+              <w:t>• Начальник ПТО (1)</w:t>
+            </w:r>
+          </w:p>
+          <w:p>
+            <w:pPr>
+              <w:spacing w:after="0"/>
+              <w:ind w:left="113"/>
+              <w:jc w:val="left"/>
+            </w:pPr>
+            <w:r>
+              <w:rPr>
+                <w:rFonts w:ascii="Times New Roman" w:hAnsi="Times New Roman"/>
+                <w:sz w:val="18"/>
+              </w:rPr>
+              <w:t>• Начальник отдела снабжения (1)</w:t>
+            </w:r>
+          </w:p>
+          <w:p>
+            <w:pPr>
+              <w:spacing w:after="0"/>
+              <w:ind w:left="113"/>
+              <w:jc w:val="left"/>
+            </w:pPr>
+            <w:r>
+              <w:rPr>
+                <w:rFonts w:ascii="Times New Roman" w:hAnsi="Times New Roman"/>
+                <w:sz w:val="18"/>
+              </w:rPr>
+              <w:t>• Начальник строительного участка (2)</w:t>
+            </w:r>
+          </w:p>
+          <w:p>
+            <w:pPr>
+              <w:spacing w:after="0"/>
+              <w:ind w:left="113"/>
+              <w:jc w:val="left"/>
+            </w:pPr>
+            <w:r>
+              <w:rPr>
+                <w:rFonts w:ascii="Times New Roman" w:hAnsi="Times New Roman"/>
+                <w:sz w:val="18"/>
+              </w:rPr>
+              <w:t>• Начальник участка по инженерным сетям (1)</w:t>
+            </w:r>
+          </w:p>
+        </w:tc>
+        <w:tc>
+          <w:tcPr>
+            <w:tcW w:type="dxa" w:w="3742"/>
+            <w:gridSpan w:val="2"/>
+            <w:vAlign w:val="top"/>
+            <w:tcBorders>
+              <w:top w:val="single" w:sz="6" w:space="0" w:color="000000"/>
+              <w:left w:val="single" w:sz="6" w:space="0" w:color="000000"/>
+              <w:bottom w:val="single" w:sz="6" w:space="0" w:color="000000"/>
+              <w:right w:val="single" w:sz="6" w:space="0" w:color="000000"/>
+            </w:tcBorders>
+            <w:tcMar>
+              <w:top w:w="100" w:type="dxa"/>
+              <w:left w:w="150" w:type="dxa"/>
+              <w:bottom w:w="100" w:type="dxa"/>
+              <w:right w:w="150" w:type="dxa"/>
+            </w:tcMar>
+            <w:shd w:val="clear" w:color="auto" w:fill="F2F2F2"/>
+          </w:tcPr>
+          <w:p>
+            <w:pPr>
+              <w:jc w:val="center"/>
+            </w:pPr>
+            <w:r/>
+            <w:r>
+              <w:rPr>
+                <w:rFonts w:ascii="Times New Roman" w:hAnsi="Times New Roman"/>
+                <w:b/>
+                <w:sz w:val="18"/>
+              </w:rPr>
+              <w:t>Административно-хозяйственный блок</w:t>
+            </w:r>
+          </w:p>
+          <w:p>
+            <w:pPr>
+              <w:spacing w:after="0"/>
+              <w:ind w:left="113"/>
+              <w:jc w:val="left"/>
+            </w:pPr>
+            <w:r>
+              <w:rPr>
+                <w:rFonts w:ascii="Times New Roman" w:hAnsi="Times New Roman"/>
+                <w:sz w:val="18"/>
+              </w:rPr>
+              <w:t>• Главный механик (1)</w:t>
+            </w:r>
+          </w:p>
+          <w:p>
+            <w:pPr>
+              <w:spacing w:after="0"/>
+              <w:ind w:left="113"/>
+              <w:jc w:val="left"/>
+            </w:pPr>
+            <w:r>
+              <w:rPr>
+                <w:rFonts w:ascii="Times New Roman" w:hAnsi="Times New Roman"/>
+                <w:sz w:val="18"/>
+              </w:rPr>
+              <w:t>• Кладовщик (1)</w:t>
+            </w:r>
+          </w:p>
+          <w:p>
+            <w:pPr>
+              <w:spacing w:after="0"/>
+              <w:ind w:left="113"/>
+              <w:jc w:val="left"/>
+            </w:pPr>
+            <w:r>
+              <w:rPr>
+                <w:rFonts w:ascii="Times New Roman" w:hAnsi="Times New Roman"/>
+                <w:sz w:val="18"/>
+              </w:rPr>
+              <w:t>• Машинист автомобильного крана (1)</w:t>
+            </w:r>
+          </w:p>
+          <w:p>
+            <w:pPr>
+              <w:spacing w:after="0"/>
+              <w:ind w:left="113"/>
+              <w:jc w:val="left"/>
+            </w:pPr>
+            <w:r>
+              <w:rPr>
+                <w:rFonts w:ascii="Times New Roman" w:hAnsi="Times New Roman"/>
+                <w:sz w:val="18"/>
+              </w:rPr>
+              <w:t>• Машинист самоходной машины (1)</w:t>
+            </w:r>
+          </w:p>
+          <w:p>
+            <w:pPr>
+              <w:spacing w:after="0"/>
+              <w:ind w:left="113"/>
+              <w:jc w:val="left"/>
+            </w:pPr>
+            <w:r>
+              <w:rPr>
+                <w:rFonts w:ascii="Times New Roman" w:hAnsi="Times New Roman"/>
+                <w:sz w:val="18"/>
+              </w:rPr>
+              <w:t>• Механик-водитель (1)</w:t>
+            </w:r>
+          </w:p>
+          <w:p>
+            <w:pPr>
+              <w:spacing w:after="0"/>
+              <w:ind w:left="113"/>
+              <w:jc w:val="left"/>
+            </w:pPr>
+            <w:r>
+              <w:rPr>
+                <w:rFonts w:ascii="Times New Roman" w:hAnsi="Times New Roman"/>
+                <w:sz w:val="18"/>
+              </w:rPr>
+              <w:t>• Водитель (1)</w:t>
+            </w:r>
+          </w:p>
+        </w:tc>
+      </w:tr>
+    </w:tbl>
+    <w:p>
+      <w:pPr>
+        <w:spacing w:after="0" w:before="0"/>
+      </w:pPr>
+      <w:r>
+        <w:rPr>
+          <w:sz w:val="4"/>
+        </w:rPr>
+      </w:r>
+    </w:p>
+    <w:tbl>
+      <w:tblPr>
+        <w:tblW w:type="auto" w:w="0"/>
+        <w:jc w:val="center"/>
+        <w:tblLook w:firstColumn="1" w:firstRow="1" w:lastColumn="0" w:lastRow="0" w:noHBand="0" w:noVBand="1" w:val="04A0"/>
+        <w:tblLayout w:type="fixed"/>
+      </w:tblPr>
+      <w:tblGrid>
+        <w:gridCol w:w="5159"/>
+        <w:gridCol w:w="5159"/>
+        <w:gridCol w:w="5159"/>
+      </w:tblGrid>
+      <w:tr>
+        <w:trPr>
+          <w:cantSplit/>
+        </w:trPr>
+        <w:tc>
+          <w:tcPr>
+            <w:tcW w:type="dxa" w:w="14967"/>
+            <w:gridSpan w:val="3"/>
+            <w:vAlign w:val="center"/>
+            <w:tcBorders>
+              <w:top w:val="single" w:sz="6" w:space="0" w:color="000000"/>
+              <w:left w:val="single" w:sz="6" w:space="0" w:color="000000"/>
+              <w:bottom w:val="single" w:sz="6" w:space="0" w:color="000000"/>
+              <w:right w:val="single" w:sz="6" w:space="0" w:color="000000"/>
+            </w:tcBorders>
+            <w:tcMar>
+              <w:top w:w="80" w:type="dxa"/>
+              <w:left w:w="100" w:type="dxa"/>
+              <w:bottom w:w="80" w:type="dxa"/>
+              <w:right w:w="100" w:type="dxa"/>
+            </w:tcMar>
+            <w:shd w:val="clear" w:color="auto" w:fill="D9E2F3"/>
+          </w:tcPr>
+          <w:p>
+            <w:pPr>
+              <w:jc w:val="center"/>
+            </w:pPr>
+            <w:r/>
+            <w:r>
+              <w:rPr>
+                <w:rFonts w:ascii="Times New Roman" w:hAnsi="Times New Roman"/>
+                <w:b/>
+                <w:sz w:val="22"/>
+              </w:rPr>
+              <w:t>Производственно-технические специалисты и ЛИТР строительных участков</w:t>
+            </w:r>
+          </w:p>
+        </w:tc>
+      </w:tr>
+      <w:tr>
+        <w:trPr>
+          <w:cantSplit/>
+        </w:trPr>
+        <w:tc>
+          <w:tcPr>
+            <w:tcW w:type="dxa" w:w="4989"/>
+            <w:vAlign w:val="top"/>
+            <w:tcBorders>
+              <w:top w:val="single" w:sz="6" w:space="0" w:color="000000"/>
+              <w:left w:val="single" w:sz="6" w:space="0" w:color="000000"/>
+              <w:bottom w:val="single" w:sz="6" w:space="0" w:color="000000"/>
+              <w:right w:val="single" w:sz="6" w:space="0" w:color="000000"/>
+            </w:tcBorders>
+            <w:tcMar>
+              <w:top w:w="100" w:type="dxa"/>
+              <w:left w:w="150" w:type="dxa"/>
+              <w:bottom w:w="100" w:type="dxa"/>
+              <w:right w:w="150" w:type="dxa"/>
+            </w:tcMar>
+            <w:shd w:val="clear" w:color="auto" w:fill="FFF2CC"/>
+          </w:tcPr>
+          <w:p>
+            <w:pPr>
+              <w:jc w:val="center"/>
+            </w:pPr>
+            <w:r/>
+            <w:r>
+              <w:rPr>
+                <w:rFonts w:ascii="Times New Roman" w:hAnsi="Times New Roman"/>
+                <w:b/>
+                <w:sz w:val="18"/>
+              </w:rPr>
+              <w:t>Производственно-технический отдел (ПТО)</w:t>
+            </w:r>
+          </w:p>
+          <w:p>
+            <w:pPr>
+              <w:spacing w:after="0"/>
+              <w:ind w:left="113"/>
+              <w:jc w:val="left"/>
+            </w:pPr>
+            <w:r>
+              <w:rPr>
+                <w:rFonts w:ascii="Times New Roman" w:hAnsi="Times New Roman"/>
+                <w:sz w:val="18"/>
+              </w:rPr>
+              <w:t>• Заместитель начальника ПТО (1)</w:t>
+            </w:r>
+          </w:p>
+          <w:p>
+            <w:pPr>
+              <w:spacing w:after="0"/>
+              <w:ind w:left="113"/>
+              <w:jc w:val="left"/>
+            </w:pPr>
+            <w:r>
+              <w:rPr>
+                <w:rFonts w:ascii="Times New Roman" w:hAnsi="Times New Roman"/>
+                <w:sz w:val="18"/>
+              </w:rPr>
+              <w:t>• Ведущий инженер ПТО (1)</w:t>
+            </w:r>
+          </w:p>
+          <w:p>
+            <w:pPr>
+              <w:spacing w:after="0"/>
+              <w:ind w:left="113"/>
+              <w:jc w:val="left"/>
+            </w:pPr>
+            <w:r>
+              <w:rPr>
+                <w:rFonts w:ascii="Times New Roman" w:hAnsi="Times New Roman"/>
+                <w:sz w:val="18"/>
+              </w:rPr>
+              <w:t>• Инженер ПТО (2)</w:t>
+            </w:r>
+          </w:p>
+          <w:p>
+            <w:pPr>
+              <w:spacing w:after="0"/>
+              <w:ind w:left="113"/>
+              <w:jc w:val="left"/>
+            </w:pPr>
+            <w:r>
+              <w:rPr>
+                <w:rFonts w:ascii="Times New Roman" w:hAnsi="Times New Roman"/>
+                <w:sz w:val="18"/>
+              </w:rPr>
+              <w:t>• Техник ПТО (1)</w:t>
+            </w:r>
+          </w:p>
+          <w:p>
+            <w:pPr>
+              <w:spacing w:after="0"/>
+              <w:ind w:left="113"/>
+              <w:jc w:val="left"/>
+            </w:pPr>
+            <w:r>
+              <w:rPr>
+                <w:rFonts w:ascii="Times New Roman" w:hAnsi="Times New Roman"/>
+                <w:sz w:val="18"/>
+              </w:rPr>
+              <w:t>• Инженер-сметчик (1)</w:t>
+            </w:r>
+          </w:p>
+          <w:p>
+            <w:pPr>
+              <w:spacing w:after="0"/>
+              <w:ind w:left="113"/>
+              <w:jc w:val="left"/>
+            </w:pPr>
+            <w:r>
+              <w:rPr>
+                <w:rFonts w:ascii="Times New Roman" w:hAnsi="Times New Roman"/>
+                <w:sz w:val="18"/>
+              </w:rPr>
+              <w:t>• Геодезист (2)</w:t>
+            </w:r>
+          </w:p>
+        </w:tc>
+        <w:tc>
+          <w:tcPr>
+            <w:tcW w:type="dxa" w:w="4989"/>
+            <w:vAlign w:val="top"/>
+            <w:tcBorders>
+              <w:top w:val="single" w:sz="6" w:space="0" w:color="000000"/>
+              <w:left w:val="single" w:sz="6" w:space="0" w:color="000000"/>
+              <w:bottom w:val="single" w:sz="6" w:space="0" w:color="000000"/>
+              <w:right w:val="single" w:sz="6" w:space="0" w:color="000000"/>
+            </w:tcBorders>
+            <w:tcMar>
+              <w:top w:w="100" w:type="dxa"/>
+              <w:left w:w="150" w:type="dxa"/>
+              <w:bottom w:w="100" w:type="dxa"/>
+              <w:right w:w="150" w:type="dxa"/>
+            </w:tcMar>
+            <w:shd w:val="clear" w:color="auto" w:fill="FFF2CC"/>
+          </w:tcPr>
+          <w:p>
+            <w:pPr>
+              <w:jc w:val="center"/>
+            </w:pPr>
+            <w:r/>
+            <w:r>
+              <w:rPr>
+                <w:rFonts w:ascii="Times New Roman" w:hAnsi="Times New Roman"/>
+                <w:b/>
+                <w:sz w:val="18"/>
+              </w:rPr>
+              <w:t>Отдел снабжения</w:t>
+            </w:r>
+          </w:p>
+          <w:p>
+            <w:pPr>
+              <w:spacing w:after="0"/>
+              <w:ind w:left="113"/>
+              <w:jc w:val="left"/>
+            </w:pPr>
+            <w:r>
+              <w:rPr>
+                <w:rFonts w:ascii="Times New Roman" w:hAnsi="Times New Roman"/>
+                <w:sz w:val="18"/>
+              </w:rPr>
+              <w:t>• Инженер по снабжению (1)</w:t>
+            </w:r>
+          </w:p>
+        </w:tc>
+        <w:tc>
+          <w:tcPr>
+            <w:tcW w:type="dxa" w:w="4989"/>
+            <w:vAlign w:val="top"/>
+            <w:tcBorders>
+              <w:top w:val="single" w:sz="6" w:space="0" w:color="000000"/>
+              <w:left w:val="single" w:sz="6" w:space="0" w:color="000000"/>
+              <w:bottom w:val="single" w:sz="6" w:space="0" w:color="000000"/>
+              <w:right w:val="single" w:sz="6" w:space="0" w:color="000000"/>
+            </w:tcBorders>
+            <w:tcMar>
+              <w:top w:w="100" w:type="dxa"/>
+              <w:left w:w="150" w:type="dxa"/>
+              <w:bottom w:w="100" w:type="dxa"/>
+              <w:right w:w="150" w:type="dxa"/>
+            </w:tcMar>
+            <w:shd w:val="clear" w:color="auto" w:fill="FFF2CC"/>
+          </w:tcPr>
+          <w:p>
+            <w:pPr>
+              <w:jc w:val="center"/>
+            </w:pPr>
+            <w:r/>
+            <w:r>
+              <w:rPr>
+                <w:rFonts w:ascii="Times New Roman" w:hAnsi="Times New Roman"/>
+                <w:b/>
+                <w:sz w:val="18"/>
+              </w:rPr>
+              <w:t>Линейные ИТР строительных участков</w:t>
+            </w:r>
+          </w:p>
+          <w:p>
+            <w:pPr>
+              <w:spacing w:after="0"/>
+              <w:ind w:left="113"/>
+              <w:jc w:val="left"/>
+            </w:pPr>
+            <w:r>
+              <w:rPr>
+                <w:rFonts w:ascii="Times New Roman" w:hAnsi="Times New Roman"/>
+                <w:sz w:val="18"/>
+              </w:rPr>
+              <w:t>• Производитель работ (1)</w:t>
+            </w:r>
+          </w:p>
+          <w:p>
+            <w:pPr>
+              <w:spacing w:after="0"/>
+              <w:ind w:left="113"/>
+              <w:jc w:val="left"/>
+            </w:pPr>
+            <w:r>
+              <w:rPr>
+                <w:rFonts w:ascii="Times New Roman" w:hAnsi="Times New Roman"/>
+                <w:sz w:val="18"/>
+              </w:rPr>
+              <w:t>• Мастер строительных работ (1)</w:t>
+            </w:r>
+          </w:p>
+          <w:p>
+            <w:pPr>
+              <w:spacing w:after="0"/>
+              <w:ind w:left="113"/>
+              <w:jc w:val="left"/>
+            </w:pPr>
+            <w:r>
+              <w:rPr>
+                <w:rFonts w:ascii="Times New Roman" w:hAnsi="Times New Roman"/>
+                <w:sz w:val="18"/>
+              </w:rPr>
+              <w:t>• Мастер-монтажник (1)</w:t>
+            </w:r>
+          </w:p>
+        </w:tc>
+      </w:tr>
+    </w:tbl>
+    <w:p>
+      <w:r>
+        <w:br w:type="page"/>
+      </w:r>
+    </w:p>
+    <w:tbl>
+      <w:tblPr>
+        <w:tblW w:type="auto" w:w="0"/>
+        <w:jc w:val="center"/>
+        <w:tblLook w:firstColumn="1" w:firstRow="1" w:lastColumn="0" w:lastRow="0" w:noHBand="0" w:noVBand="1" w:val="04A0"/>
+        <w:tblLayout w:type="fixed"/>
+      </w:tblPr>
+      <w:tblGrid>
+        <w:gridCol w:w="7739"/>
+        <w:gridCol w:w="7739"/>
+      </w:tblGrid>
+      <w:tr>
+        <w:trPr>
+          <w:cantSplit/>
+        </w:trPr>
+        <w:tc>
+          <w:tcPr>
+            <w:tcW w:type="dxa" w:w="15308"/>
+            <w:gridSpan w:val="2"/>
+            <w:vAlign w:val="center"/>
+            <w:tcBorders>
+              <w:top w:val="single" w:sz="6" w:space="0" w:color="000000"/>
+              <w:left w:val="single" w:sz="6" w:space="0" w:color="000000"/>
+              <w:bottom w:val="single" w:sz="6" w:space="0" w:color="000000"/>
+              <w:right w:val="single" w:sz="6" w:space="0" w:color="000000"/>
+            </w:tcBorders>
+            <w:tcMar>
+              <w:top w:w="80" w:type="dxa"/>
+              <w:left w:w="100" w:type="dxa"/>
+              <w:bottom w:w="80" w:type="dxa"/>
+              <w:right w:w="100" w:type="dxa"/>
+            </w:tcMar>
+            <w:shd w:val="clear" w:color="auto" w:fill="D9E2F3"/>
+          </w:tcPr>
+          <w:p>
+            <w:pPr>
+              <w:jc w:val="center"/>
+            </w:pPr>
+            <w:r/>
+            <w:r>
+              <w:rPr>
+                <w:rFonts w:ascii="Times New Roman" w:hAnsi="Times New Roman"/>
+                <w:b/>
+                <w:sz w:val="22"/>
+              </w:rPr>
+              <w:t>Рабочие специальности (производственный персонал участков)</w:t>
+            </w:r>
+          </w:p>
+        </w:tc>
+      </w:tr>
+      <w:tr>
+        <w:trPr>
+          <w:cantSplit/>
+        </w:trPr>
+        <w:tc>
+          <w:tcPr>
+            <w:tcW w:type="dxa" w:w="7654"/>
+            <w:vAlign w:val="top"/>
+            <w:tcBorders>
+              <w:top w:val="single" w:sz="6" w:space="0" w:color="000000"/>
+              <w:left w:val="single" w:sz="6" w:space="0" w:color="000000"/>
+              <w:bottom w:val="single" w:sz="6" w:space="0" w:color="000000"/>
+              <w:right w:val="single" w:sz="6" w:space="0" w:color="000000"/>
+            </w:tcBorders>
+            <w:tcMar>
+              <w:top w:w="100" w:type="dxa"/>
+              <w:left w:w="150" w:type="dxa"/>
+              <w:bottom w:w="100" w:type="dxa"/>
+              <w:right w:w="150" w:type="dxa"/>
+            </w:tcMar>
+            <w:shd w:val="clear" w:color="auto" w:fill="E2EFDA"/>
+          </w:tcPr>
+          <w:p>
+            <w:pPr>
+              <w:jc w:val="center"/>
+            </w:pPr>
+            <w:r/>
+            <w:r>
+              <w:rPr>
+                <w:rFonts w:ascii="Times New Roman" w:hAnsi="Times New Roman"/>
+                <w:b/>
+                <w:sz w:val="18"/>
+              </w:rPr>
+              <w:t>Сварочно-монтажная бригада</w:t>
+            </w:r>
+          </w:p>
+          <w:p>
+            <w:pPr>
+              <w:spacing w:after="0"/>
+              <w:ind w:left="113"/>
+              <w:jc w:val="left"/>
+            </w:pPr>
+            <w:r>
+              <w:rPr>
+                <w:rFonts w:ascii="Times New Roman" w:hAnsi="Times New Roman"/>
+                <w:sz w:val="18"/>
+              </w:rPr>
+              <w:t>• Электросварщик ручной сварки (2)</w:t>
+            </w:r>
+          </w:p>
+          <w:p>
+            <w:pPr>
+              <w:spacing w:after="0"/>
+              <w:ind w:left="113"/>
+              <w:jc w:val="left"/>
+            </w:pPr>
+            <w:r>
+              <w:rPr>
+                <w:rFonts w:ascii="Times New Roman" w:hAnsi="Times New Roman"/>
+                <w:sz w:val="18"/>
+              </w:rPr>
+              <w:t>• Электросварщик (5 разряд) (1)</w:t>
+            </w:r>
+          </w:p>
+          <w:p>
+            <w:pPr>
+              <w:spacing w:after="0"/>
+              <w:ind w:left="113"/>
+              <w:jc w:val="left"/>
+            </w:pPr>
+            <w:r>
+              <w:rPr>
+                <w:rFonts w:ascii="Times New Roman" w:hAnsi="Times New Roman"/>
+                <w:sz w:val="18"/>
+              </w:rPr>
+              <w:t>• Электрогазосварщик ручной сварки (1)</w:t>
+            </w:r>
+          </w:p>
+          <w:p>
+            <w:pPr>
+              <w:spacing w:after="0"/>
+              <w:ind w:left="113"/>
+              <w:jc w:val="left"/>
+            </w:pPr>
+            <w:r>
+              <w:rPr>
+                <w:rFonts w:ascii="Times New Roman" w:hAnsi="Times New Roman"/>
+                <w:sz w:val="18"/>
+              </w:rPr>
+              <w:t>• Сварщик (1)</w:t>
+            </w:r>
+          </w:p>
+          <w:p>
+            <w:pPr>
+              <w:spacing w:after="0"/>
+              <w:ind w:left="113"/>
+              <w:jc w:val="left"/>
+            </w:pPr>
+            <w:r>
+              <w:rPr>
+                <w:rFonts w:ascii="Times New Roman" w:hAnsi="Times New Roman"/>
+                <w:sz w:val="18"/>
+              </w:rPr>
+              <w:t>• Слесарь-монтажник (1)</w:t>
+            </w:r>
+          </w:p>
+        </w:tc>
+        <w:tc>
+          <w:tcPr>
+            <w:tcW w:type="dxa" w:w="7654"/>
+            <w:vAlign w:val="top"/>
+            <w:tcBorders>
+              <w:top w:val="single" w:sz="6" w:space="0" w:color="000000"/>
+              <w:left w:val="single" w:sz="6" w:space="0" w:color="000000"/>
+              <w:bottom w:val="single" w:sz="6" w:space="0" w:color="000000"/>
+              <w:right w:val="single" w:sz="6" w:space="0" w:color="000000"/>
+            </w:tcBorders>
+            <w:tcMar>
+              <w:top w:w="100" w:type="dxa"/>
+              <w:left w:w="150" w:type="dxa"/>
+              <w:bottom w:w="100" w:type="dxa"/>
+              <w:right w:w="150" w:type="dxa"/>
+            </w:tcMar>
+            <w:shd w:val="clear" w:color="auto" w:fill="E2EFDA"/>
+          </w:tcPr>
+          <w:p>
+            <w:pPr>
+              <w:jc w:val="center"/>
+            </w:pPr>
+            <w:r/>
+            <w:r>
+              <w:rPr>
+                <w:rFonts w:ascii="Times New Roman" w:hAnsi="Times New Roman"/>
+                <w:b/>
+                <w:sz w:val="18"/>
+              </w:rPr>
+              <w:t>Общестроительная и отделочная бригады</w:t>
+            </w:r>
+          </w:p>
+          <w:p>
+            <w:pPr>
+              <w:spacing w:after="0"/>
+              <w:ind w:left="113"/>
+              <w:jc w:val="left"/>
+            </w:pPr>
+            <w:r>
+              <w:rPr>
+                <w:rFonts w:ascii="Times New Roman" w:hAnsi="Times New Roman"/>
+                <w:sz w:val="18"/>
+              </w:rPr>
+              <w:t>• Плотник (2)</w:t>
+            </w:r>
+          </w:p>
+          <w:p>
+            <w:pPr>
+              <w:spacing w:after="0"/>
+              <w:ind w:left="113"/>
+              <w:jc w:val="left"/>
+            </w:pPr>
+            <w:r>
+              <w:rPr>
+                <w:rFonts w:ascii="Times New Roman" w:hAnsi="Times New Roman"/>
+                <w:sz w:val="18"/>
+              </w:rPr>
+              <w:t>• Бетонщик (1)</w:t>
+            </w:r>
+          </w:p>
+          <w:p>
+            <w:pPr>
+              <w:spacing w:after="0"/>
+              <w:ind w:left="113"/>
+              <w:jc w:val="left"/>
+            </w:pPr>
+            <w:r>
+              <w:rPr>
+                <w:rFonts w:ascii="Times New Roman" w:hAnsi="Times New Roman"/>
+                <w:sz w:val="18"/>
+              </w:rPr>
+              <w:t>• Маляр (10)</w:t>
+            </w:r>
+          </w:p>
+          <w:p>
+            <w:pPr>
+              <w:spacing w:after="0"/>
+              <w:ind w:left="113"/>
+              <w:jc w:val="left"/>
+            </w:pPr>
+            <w:r>
+              <w:rPr>
+                <w:rFonts w:ascii="Times New Roman" w:hAnsi="Times New Roman"/>
+                <w:sz w:val="18"/>
+              </w:rPr>
+              <w:t>• Штукатур-маляр (1)</w:t>
+            </w:r>
+          </w:p>
+          <w:p>
+            <w:pPr>
+              <w:spacing w:after="0"/>
+              <w:ind w:left="113"/>
+              <w:jc w:val="left"/>
+            </w:pPr>
+            <w:r>
+              <w:rPr>
+                <w:rFonts w:ascii="Times New Roman" w:hAnsi="Times New Roman"/>
+                <w:sz w:val="18"/>
+              </w:rPr>
+              <w:t>• Штукатур (3)</w:t>
+            </w:r>
+          </w:p>
+          <w:p>
+            <w:pPr>
+              <w:spacing w:after="0"/>
+              <w:ind w:left="113"/>
+              <w:jc w:val="left"/>
+            </w:pPr>
+            <w:r>
+              <w:rPr>
+                <w:rFonts w:ascii="Times New Roman" w:hAnsi="Times New Roman"/>
+                <w:sz w:val="18"/>
+              </w:rPr>
+              <w:t>• Плиточник (1)</w:t>
+            </w:r>
+          </w:p>
+          <w:p>
+            <w:pPr>
+              <w:spacing w:after="0"/>
+              <w:ind w:left="113"/>
+              <w:jc w:val="left"/>
+            </w:pPr>
+            <w:r>
+              <w:rPr>
+                <w:rFonts w:ascii="Times New Roman" w:hAnsi="Times New Roman"/>
+                <w:sz w:val="18"/>
+              </w:rPr>
+              <w:t>• Подсобный рабочий (5)</w:t>
+            </w:r>
+          </w:p>
+          <w:p>
+            <w:pPr>
+              <w:spacing w:after="0"/>
+              <w:ind w:left="113"/>
+              <w:jc w:val="left"/>
+            </w:pPr>
+            <w:r>
+              <w:rPr>
+                <w:rFonts w:ascii="Times New Roman" w:hAnsi="Times New Roman"/>
+                <w:sz w:val="18"/>
+              </w:rPr>
+              <w:t>• Разнорабочий (30)</w:t>
+            </w:r>
+          </w:p>
+        </w:tc>
+      </w:tr>
+    </w:tbl>
+    <w:p>
+      <w:pPr>
+        <w:spacing w:before="160"/>
+        <w:jc w:val="center"/>
+      </w:pPr>
+      <w:r>
+        <w:rPr>
+          <w:rFonts w:ascii="Times New Roman" w:hAnsi="Times New Roman"/>
+          <w:i/>
+          <w:sz w:val="20"/>
+        </w:rPr>
+        <w:t>Итого штатных единиц по предприятию: 93 (фактически 94,5 — с учётом штатных единиц на 0,5 ставки), в том числе руководители и ИТР — 24, рабочие — 69.</w:t>
+      </w:r>
+    </w:p>
+    <w:p>
+      <w:pPr>
+        <w:spacing w:before="80"/>
+        <w:jc w:val="center"/>
+      </w:pPr>
+      <w:r>
+        <w:rPr>
+          <w:rFonts w:ascii="Times New Roman" w:hAnsi="Times New Roman"/>
+          <w:i/>
+          <w:sz w:val="24"/>
+        </w:rPr>
+        <w:t>Рис. 2.1. Организационная структура управления ООО «РЕГИОНСПЕЦКОМ»</w:t>
+      </w:r>
+    </w:p>
+    <w:p>
+      <w:pPr>
+        <w:sectPr>
+          <w:pgSz w:w="16840" w:h="11907" w:orient="landscape"/>
+          <w:pgMar w:top="567" w:bottom="567" w:left="680" w:right="680" w:header="720" w:footer="720" w:gutter="0"/>
+          <w:cols w:space="720"/>
+        </w:sectPr>
       </w:pPr>
     </w:p>
     <w:p>
@@ -152,1838 +1562,6 @@
         <w:spacing w:line="360" w:lineRule="auto"/>
         <w:jc w:val="both"/>
         <w:rPr>
-          <w:rFonts w:eastAsia="MS Mincho"/>
-          <w:sz w:val="28"/>
-          <w:szCs w:val="28"/>
-          <w:lang w:eastAsia="ja-JP"/>
-        </w:rPr>
-      </w:pPr>
-      <w:bookmarkStart w:id="2" w:name="_Toc320809367"/>
-      <w:bookmarkStart w:id="3" w:name="_Toc323567009"/>
-    </w:p>
-    <w:p>
-      <w:pPr>
-        <w:widowControl w:val="0"/>
-        <w:spacing w:line="360" w:lineRule="auto"/>
-        <w:jc w:val="both"/>
-        <w:rPr>
-          <w:rFonts w:eastAsia="MS Mincho"/>
-          <w:sz w:val="28"/>
-          <w:szCs w:val="28"/>
-          <w:lang w:eastAsia="ja-JP"/>
-        </w:rPr>
-      </w:pPr>
-      <w:r>
-        <w:rPr>
-          <w:noProof/>
-          <w:sz w:val="28"/>
-          <w:szCs w:val="28"/>
-        </w:rPr>
-        <mc:AlternateContent>
-          <mc:Choice Requires="wps">
-            <w:drawing>
-              <wp:anchor distT="0" distB="0" distL="114300" distR="114300" simplePos="0" relativeHeight="251659264" behindDoc="0" locked="0" layoutInCell="1" allowOverlap="1" wp14:anchorId="470C28CB" wp14:editId="3885C1E6">
-                <wp:simplePos x="0" y="0"/>
-                <wp:positionH relativeFrom="column">
-                  <wp:posOffset>1301115</wp:posOffset>
-                </wp:positionH>
-                <wp:positionV relativeFrom="paragraph">
-                  <wp:posOffset>74295</wp:posOffset>
-                </wp:positionV>
-                <wp:extent cx="2638425" cy="342900"/>
-                <wp:effectExtent l="0" t="0" r="3175" b="0"/>
-                <wp:wrapNone/>
-                <wp:docPr id="20" name="Поле 20"/>
-                <wp:cNvGraphicFramePr>
-                  <a:graphicFrameLocks xmlns:a="http://schemas.openxmlformats.org/drawingml/2006/main"/>
-                </wp:cNvGraphicFramePr>
-                <a:graphic xmlns:a="http://schemas.openxmlformats.org/drawingml/2006/main">
-                  <a:graphicData uri="http://schemas.microsoft.com/office/word/2010/wordprocessingShape">
-                    <wps:wsp>
-                      <wps:cNvSpPr txBox="1">
-                        <a:spLocks/>
-                      </wps:cNvSpPr>
-                      <wps:spPr bwMode="auto">
-                        <a:xfrm>
-                          <a:off x="0" y="0"/>
-                          <a:ext cx="2638425" cy="342900"/>
-                        </a:xfrm>
-                        <a:prstGeom prst="rect">
-                          <a:avLst/>
-                        </a:prstGeom>
-                        <a:solidFill>
-                          <a:srgbClr val="FFFFFF"/>
-                        </a:solidFill>
-                        <a:ln w="9525">
-                          <a:solidFill>
-                            <a:srgbClr val="000000"/>
-                          </a:solidFill>
-                          <a:miter lim="800000"/>
-                          <a:headEnd/>
-                          <a:tailEnd/>
-                        </a:ln>
-                      </wps:spPr>
-                      <wps:txbx>
-                        <w:txbxContent>
-                          <w:p>
-                            <w:pPr>
-                              <w:jc w:val="center"/>
-                            </w:pPr>
-                            <w:r>
-                              <w:t>Директор</w:t>
-                            </w:r>
-                          </w:p>
-                        </w:txbxContent>
-                      </wps:txbx>
-                      <wps:bodyPr rot="0" vert="horz" wrap="square" lIns="91440" tIns="45720" rIns="91440" bIns="45720" anchor="t" anchorCtr="0" upright="1">
-                        <a:noAutofit/>
-                      </wps:bodyPr>
-                    </wps:wsp>
-                  </a:graphicData>
-                </a:graphic>
-                <wp14:sizeRelH relativeFrom="page">
-                  <wp14:pctWidth>0</wp14:pctWidth>
-                </wp14:sizeRelH>
-                <wp14:sizeRelV relativeFrom="page">
-                  <wp14:pctHeight>0</wp14:pctHeight>
-                </wp14:sizeRelV>
-              </wp:anchor>
-            </w:drawing>
-          </mc:Choice>
-          <mc:Fallback>
-            <w:pict>
-              <v:shapetype w14:anchorId="470C28CB" id="_x0000_t202" coordsize="21600,21600" o:spt="202" path="m,l,21600r21600,l21600,xe">
-                <v:stroke joinstyle="miter"/>
-                <v:path gradientshapeok="t" o:connecttype="rect"/>
-              </v:shapetype>
-              <v:shape id="Поле 20" o:spid="_x0000_s1026" type="#_x0000_t202" style="position:absolute;left:0;text-align:left;margin-left:102.45pt;margin-top:5.85pt;width:207.75pt;height:27pt;z-index:251659264;visibility:visible;mso-wrap-style:square;mso-width-percent:0;mso-height-percent:0;mso-wrap-distance-left:9pt;mso-wrap-distance-top:0;mso-wrap-distance-right:9pt;mso-wrap-distance-bottom:0;mso-position-horizontal:absolute;mso-position-horizontal-relative:text;mso-position-vertical:absolute;mso-position-vertical-relative:text;mso-width-percent:0;mso-height-percent:0;mso-width-relative:page;mso-height-relative:page;v-text-anchor:top" o:gfxdata="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">
-                <v:path arrowok="t"/>
-                <v:textbox>
-                  <w:txbxContent>
-                    <w:p>
-                      <w:pPr>
-                        <w:jc w:val="center"/>
-                      </w:pPr>
-                      <w:r>
-                        <w:t>Директор</w:t>
-                      </w:r>
-                    </w:p>
-                  </w:txbxContent>
-                </v:textbox>
-              </v:shape>
-            </w:pict>
-          </mc:Fallback>
-        </mc:AlternateContent>
-      </w:r>
-      <w:r>
-        <w:rPr>
-          <w:noProof/>
-          <w:sz w:val="28"/>
-          <w:szCs w:val="28"/>
-        </w:rPr>
-        <mc:AlternateContent>
-          <mc:Choice Requires="wps">
-            <w:drawing>
-              <wp:anchor distT="0" distB="0" distL="114300" distR="114300" simplePos="0" relativeHeight="251660288" behindDoc="0" locked="0" layoutInCell="1" allowOverlap="1" wp14:anchorId="7E6C5956" wp14:editId="1DAC2EB5">
-                <wp:simplePos x="0" y="0"/>
-                <wp:positionH relativeFrom="column">
-                  <wp:posOffset>1301115</wp:posOffset>
-                </wp:positionH>
-                <wp:positionV relativeFrom="paragraph">
-                  <wp:posOffset>727710</wp:posOffset>
-                </wp:positionV>
-                <wp:extent cx="1200150" cy="457200"/>
-                <wp:effectExtent l="0" t="0" r="6350" b="0"/>
-                <wp:wrapNone/>
-                <wp:docPr id="19" name="Поле 19"/>
-                <wp:cNvGraphicFramePr>
-                  <a:graphicFrameLocks xmlns:a="http://schemas.openxmlformats.org/drawingml/2006/main"/>
-                </wp:cNvGraphicFramePr>
-                <a:graphic xmlns:a="http://schemas.openxmlformats.org/drawingml/2006/main">
-                  <a:graphicData uri="http://schemas.microsoft.com/office/word/2010/wordprocessingShape">
-                    <wps:wsp>
-                      <wps:cNvSpPr txBox="1">
-                        <a:spLocks/>
-                      </wps:cNvSpPr>
-                      <wps:spPr bwMode="auto">
-                        <a:xfrm>
-                          <a:off x="0" y="0"/>
-                          <a:ext cx="1200150" cy="457200"/>
-                        </a:xfrm>
-                        <a:prstGeom prst="rect">
-                          <a:avLst/>
-                        </a:prstGeom>
-                        <a:solidFill>
-                          <a:srgbClr val="FFFFFF"/>
-                        </a:solidFill>
-                        <a:ln w="9525">
-                          <a:solidFill>
-                            <a:srgbClr val="000000"/>
-                          </a:solidFill>
-                          <a:miter lim="800000"/>
-                          <a:headEnd/>
-                          <a:tailEnd/>
-                        </a:ln>
-                      </wps:spPr>
-                      <wps:txbx>
-                        <w:txbxContent>
-                          <w:p>
-                            <w:pPr>
-                              <w:widowControl w:val="0"/>
-                              <w:jc w:val="center"/>
-                            </w:pPr>
-                            <w:r>
-                              <w:t>Зам.</w:t>
-                            </w:r>
-                          </w:p>
-                          <w:p>
-                            <w:pPr>
-                              <w:widowControl w:val="0"/>
-                              <w:jc w:val="center"/>
-                            </w:pPr>
-                            <w:r>
-                              <w:t xml:space="preserve">директора </w:t>
-                            </w:r>
-                          </w:p>
-                        </w:txbxContent>
-                      </wps:txbx>
-                      <wps:bodyPr rot="0" vert="horz" wrap="square" lIns="91440" tIns="45720" rIns="91440" bIns="45720" anchor="t" anchorCtr="0" upright="1">
-                        <a:noAutofit/>
-                      </wps:bodyPr>
-                    </wps:wsp>
-                  </a:graphicData>
-                </a:graphic>
-                <wp14:sizeRelH relativeFrom="page">
-                  <wp14:pctWidth>0</wp14:pctWidth>
-                </wp14:sizeRelH>
-                <wp14:sizeRelV relativeFrom="page">
-                  <wp14:pctHeight>0</wp14:pctHeight>
-                </wp14:sizeRelV>
-              </wp:anchor>
-            </w:drawing>
-          </mc:Choice>
-          <mc:Fallback>
-            <w:pict>
-              <v:shape w14:anchorId="7E6C5956" id="Поле 19" o:spid="_x0000_s1027" type="#_x0000_t202" style="position:absolute;left:0;text-align:left;margin-left:102.45pt;margin-top:57.3pt;width:94.5pt;height:36pt;z-index:251660288;visibility:visible;mso-wrap-style:square;mso-width-percent:0;mso-height-percent:0;mso-wrap-distance-left:9pt;mso-wrap-distance-top:0;mso-wrap-distance-right:9pt;mso-wrap-distance-bottom:0;mso-position-horizontal:absolute;mso-position-horizontal-relative:text;mso-position-vertical:absolute;mso-position-vertical-relative:text;mso-width-percent:0;mso-height-percent:0;mso-width-relative:page;mso-height-relative:page;v-text-anchor:top" o:gfxdata="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">
-                <v:path arrowok="t"/>
-                <v:textbox>
-                  <w:txbxContent>
-                    <w:p>
-                      <w:pPr>
-                        <w:widowControl w:val="0"/>
-                        <w:jc w:val="center"/>
-                      </w:pPr>
-                      <w:r>
-                        <w:t>Зам.</w:t>
-                      </w:r>
-                    </w:p>
-                    <w:p>
-                      <w:pPr>
-                        <w:widowControl w:val="0"/>
-                        <w:jc w:val="center"/>
-                      </w:pPr>
-                      <w:r>
-                        <w:t xml:space="preserve">директора </w:t>
-                      </w:r>
-                    </w:p>
-                  </w:txbxContent>
-                </v:textbox>
-              </v:shape>
-            </w:pict>
-          </mc:Fallback>
-        </mc:AlternateContent>
-      </w:r>
-      <w:r>
-        <w:rPr>
-          <w:noProof/>
-          <w:sz w:val="28"/>
-          <w:szCs w:val="28"/>
-        </w:rPr>
-        <mc:AlternateContent>
-          <mc:Choice Requires="wps">
-            <w:drawing>
-              <wp:anchor distT="0" distB="0" distL="114300" distR="114300" simplePos="0" relativeHeight="251661312" behindDoc="0" locked="0" layoutInCell="1" allowOverlap="1" wp14:anchorId="71888FF8" wp14:editId="1F082278">
-                <wp:simplePos x="0" y="0"/>
-                <wp:positionH relativeFrom="column">
-                  <wp:posOffset>2853690</wp:posOffset>
-                </wp:positionH>
-                <wp:positionV relativeFrom="paragraph">
-                  <wp:posOffset>727710</wp:posOffset>
-                </wp:positionV>
-                <wp:extent cx="1133475" cy="457200"/>
-                <wp:effectExtent l="0" t="0" r="0" b="0"/>
-                <wp:wrapNone/>
-                <wp:docPr id="18" name="Поле 18"/>
-                <wp:cNvGraphicFramePr>
-                  <a:graphicFrameLocks xmlns:a="http://schemas.openxmlformats.org/drawingml/2006/main"/>
-                </wp:cNvGraphicFramePr>
-                <a:graphic xmlns:a="http://schemas.openxmlformats.org/drawingml/2006/main">
-                  <a:graphicData uri="http://schemas.microsoft.com/office/word/2010/wordprocessingShape">
-                    <wps:wsp>
-                      <wps:cNvSpPr txBox="1">
-                        <a:spLocks/>
-                      </wps:cNvSpPr>
-                      <wps:spPr bwMode="auto">
-                        <a:xfrm>
-                          <a:off x="0" y="0"/>
-                          <a:ext cx="1133475" cy="457200"/>
-                        </a:xfrm>
-                        <a:prstGeom prst="rect">
-                          <a:avLst/>
-                        </a:prstGeom>
-                        <a:solidFill>
-                          <a:srgbClr val="FFFFFF"/>
-                        </a:solidFill>
-                        <a:ln w="9525">
-                          <a:solidFill>
-                            <a:srgbClr val="000000"/>
-                          </a:solidFill>
-                          <a:miter lim="800000"/>
-                          <a:headEnd/>
-                          <a:tailEnd/>
-                        </a:ln>
-                      </wps:spPr>
-                      <wps:txbx>
-                        <w:txbxContent>
-                          <w:p>
-                            <w:pPr>
-                              <w:jc w:val="center"/>
-                            </w:pPr>
-                            <w:r>
-                              <w:t>Бухгалтер</w:t>
-                            </w:r>
-                          </w:p>
-                        </w:txbxContent>
-                      </wps:txbx>
-                      <wps:bodyPr rot="0" vert="horz" wrap="square" lIns="91440" tIns="45720" rIns="91440" bIns="45720" anchor="t" anchorCtr="0" upright="1">
-                        <a:noAutofit/>
-                      </wps:bodyPr>
-                    </wps:wsp>
-                  </a:graphicData>
-                </a:graphic>
-                <wp14:sizeRelH relativeFrom="page">
-                  <wp14:pctWidth>0</wp14:pctWidth>
-                </wp14:sizeRelH>
-                <wp14:sizeRelV relativeFrom="page">
-                  <wp14:pctHeight>0</wp14:pctHeight>
-                </wp14:sizeRelV>
-              </wp:anchor>
-            </w:drawing>
-          </mc:Choice>
-          <mc:Fallback>
-            <w:pict>
-              <v:shape w14:anchorId="71888FF8" id="Поле 18" o:spid="_x0000_s1028" type="#_x0000_t202" style="position:absolute;left:0;text-align:left;margin-left:224.7pt;margin-top:57.3pt;width:89.25pt;height:36pt;z-index:251661312;visibility:visible;mso-wrap-style:square;mso-width-percent:0;mso-height-percent:0;mso-wrap-distance-left:9pt;mso-wrap-distance-top:0;mso-wrap-distance-right:9pt;mso-wrap-distance-bottom:0;mso-position-horizontal:absolute;mso-position-horizontal-relative:text;mso-position-vertical:absolute;mso-position-vertical-relative:text;mso-width-percent:0;mso-height-percent:0;mso-width-relative:page;mso-height-relative:page;v-text-anchor:top" o:gfxdata="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">
-                <v:path arrowok="t"/>
-                <v:textbox>
-                  <w:txbxContent>
-                    <w:p>
-                      <w:pPr>
-                        <w:jc w:val="center"/>
-                      </w:pPr>
-                      <w:r>
-                        <w:t>Бухга</w:t>
-                      </w:r>
-                      <w:r>
-                        <w:t>л</w:t>
-                      </w:r>
-                      <w:r>
-                        <w:t>тер</w:t>
-                      </w:r>
-                    </w:p>
-                  </w:txbxContent>
-                </v:textbox>
-              </v:shape>
-            </w:pict>
-          </mc:Fallback>
-        </mc:AlternateContent>
-      </w:r>
-      <w:r>
-        <w:rPr>
-          <w:noProof/>
-          <w:sz w:val="28"/>
-          <w:szCs w:val="28"/>
-        </w:rPr>
-        <mc:AlternateContent>
-          <mc:Choice Requires="wps">
-            <w:drawing>
-              <wp:anchor distT="0" distB="0" distL="114300" distR="114300" simplePos="0" relativeHeight="251662336" behindDoc="0" locked="0" layoutInCell="1" allowOverlap="1" wp14:anchorId="161F155C" wp14:editId="41833400">
-                <wp:simplePos x="0" y="0"/>
-                <wp:positionH relativeFrom="column">
-                  <wp:posOffset>1120140</wp:posOffset>
-                </wp:positionH>
-                <wp:positionV relativeFrom="paragraph">
-                  <wp:posOffset>1674495</wp:posOffset>
-                </wp:positionV>
-                <wp:extent cx="1209675" cy="457200"/>
-                <wp:effectExtent l="0" t="0" r="0" b="0"/>
-                <wp:wrapNone/>
-                <wp:docPr id="17" name="Поле 17"/>
-                <wp:cNvGraphicFramePr>
-                  <a:graphicFrameLocks xmlns:a="http://schemas.openxmlformats.org/drawingml/2006/main"/>
-                </wp:cNvGraphicFramePr>
-                <a:graphic xmlns:a="http://schemas.openxmlformats.org/drawingml/2006/main">
-                  <a:graphicData uri="http://schemas.microsoft.com/office/word/2010/wordprocessingShape">
-                    <wps:wsp>
-                      <wps:cNvSpPr txBox="1">
-                        <a:spLocks/>
-                      </wps:cNvSpPr>
-                      <wps:spPr bwMode="auto">
-                        <a:xfrm>
-                          <a:off x="0" y="0"/>
-                          <a:ext cx="1209675" cy="457200"/>
-                        </a:xfrm>
-                        <a:prstGeom prst="rect">
-                          <a:avLst/>
-                        </a:prstGeom>
-                        <a:solidFill>
-                          <a:srgbClr val="FFFFFF"/>
-                        </a:solidFill>
-                        <a:ln w="9525">
-                          <a:solidFill>
-                            <a:srgbClr val="000000"/>
-                          </a:solidFill>
-                          <a:miter lim="800000"/>
-                          <a:headEnd/>
-                          <a:tailEnd/>
-                        </a:ln>
-                      </wps:spPr>
-                      <wps:txbx>
-                        <w:txbxContent>
-                          <w:p>
-                            <w:pPr>
-                              <w:jc w:val="center"/>
-                            </w:pPr>
-                            <w:r>
-                              <w:t>Департамент сбыта</w:t>
-                            </w:r>
-                          </w:p>
-                        </w:txbxContent>
-                      </wps:txbx>
-                      <wps:bodyPr rot="0" vert="horz" wrap="square" lIns="91440" tIns="45720" rIns="91440" bIns="45720" anchor="t" anchorCtr="0" upright="1">
-                        <a:noAutofit/>
-                      </wps:bodyPr>
-                    </wps:wsp>
-                  </a:graphicData>
-                </a:graphic>
-                <wp14:sizeRelH relativeFrom="page">
-                  <wp14:pctWidth>0</wp14:pctWidth>
-                </wp14:sizeRelH>
-                <wp14:sizeRelV relativeFrom="page">
-                  <wp14:pctHeight>0</wp14:pctHeight>
-                </wp14:sizeRelV>
-              </wp:anchor>
-            </w:drawing>
-          </mc:Choice>
-          <mc:Fallback>
-            <w:pict>
-              <v:shape w14:anchorId="161F155C" id="Поле 17" o:spid="_x0000_s1029" type="#_x0000_t202" style="position:absolute;left:0;text-align:left;margin-left:88.2pt;margin-top:131.85pt;width:95.25pt;height:36pt;z-index:251662336;visibility:visible;mso-wrap-style:square;mso-width-percent:0;mso-height-percent:0;mso-wrap-distance-left:9pt;mso-wrap-distance-top:0;mso-wrap-distance-right:9pt;mso-wrap-distance-bottom:0;mso-position-horizontal:absolute;mso-position-horizontal-relative:text;mso-position-vertical:absolute;mso-position-vertical-relative:text;mso-width-percent:0;mso-height-percent:0;mso-width-relative:page;mso-height-relative:page;v-text-anchor:top" o:gfxdata="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">
-                <v:path arrowok="t"/>
-                <v:textbox>
-                  <w:txbxContent>
-                    <w:p>
-                      <w:pPr>
-                        <w:jc w:val="center"/>
-                      </w:pPr>
-                      <w:r>
-                        <w:t>Департ</w:t>
-                      </w:r>
-                      <w:r>
-                        <w:t>а</w:t>
-                      </w:r>
-                      <w:r>
-                        <w:t>мент сбыта</w:t>
-                      </w:r>
-                    </w:p>
-                  </w:txbxContent>
-                </v:textbox>
-              </v:shape>
-            </w:pict>
-          </mc:Fallback>
-        </mc:AlternateContent>
-      </w:r>
-      <w:r>
-        <w:rPr>
-          <w:noProof/>
-          <w:sz w:val="28"/>
-          <w:szCs w:val="28"/>
-        </w:rPr>
-        <mc:AlternateContent>
-          <mc:Choice Requires="wps">
-            <w:drawing>
-              <wp:anchor distT="0" distB="0" distL="114298" distR="114298" simplePos="0" relativeHeight="251663360" behindDoc="0" locked="0" layoutInCell="1" allowOverlap="1" wp14:anchorId="616ECC13" wp14:editId="7297DA34">
-                <wp:simplePos x="0" y="0"/>
-                <wp:positionH relativeFrom="column">
-                  <wp:posOffset>2739389</wp:posOffset>
-                </wp:positionH>
-                <wp:positionV relativeFrom="paragraph">
-                  <wp:posOffset>415290</wp:posOffset>
-                </wp:positionV>
-                <wp:extent cx="0" cy="180975"/>
-                <wp:effectExtent l="0" t="0" r="0" b="0"/>
-                <wp:wrapNone/>
-                <wp:docPr id="15" name="Прямая соединительная линия 27"/>
-                <wp:cNvGraphicFramePr>
-                  <a:graphicFrameLocks xmlns:a="http://schemas.openxmlformats.org/drawingml/2006/main"/>
-                </wp:cNvGraphicFramePr>
-                <a:graphic xmlns:a="http://schemas.openxmlformats.org/drawingml/2006/main">
-                  <a:graphicData uri="http://schemas.microsoft.com/office/word/2010/wordprocessingShape">
-                    <wps:wsp>
-                      <wps:cNvCnPr>
-                        <a:cxnSpLocks/>
-                      </wps:cNvCnPr>
-                      <wps:spPr bwMode="auto">
-                        <a:xfrm>
-                          <a:off x="0" y="0"/>
-                          <a:ext cx="0" cy="180975"/>
-                        </a:xfrm>
-                        <a:prstGeom prst="line">
-                          <a:avLst/>
-                        </a:prstGeom>
-                        <a:noFill/>
-                        <a:ln w="9525">
-                          <a:solidFill>
-                            <a:srgbClr val="000000"/>
-                          </a:solidFill>
-                          <a:round/>
-                          <a:headEnd/>
-                          <a:tailEnd/>
-                        </a:ln>
-                        <a:extLst>
-                          <a:ext uri="{909E8E84-426E-40DD-AFC4-6F175D3DCCD1}">
-                            <a14:hiddenFill xmlns:a14="http://schemas.microsoft.com/office/drawing/2010/main">
-                              <a:noFill/>
-                            </a14:hiddenFill>
-                          </a:ext>
-                        </a:extLst>
-                      </wps:spPr>
-                      <wps:bodyPr/>
-                    </wps:wsp>
-                  </a:graphicData>
-                </a:graphic>
-                <wp14:sizeRelH relativeFrom="page">
-                  <wp14:pctWidth>0</wp14:pctWidth>
-                </wp14:sizeRelH>
-                <wp14:sizeRelV relativeFrom="page">
-                  <wp14:pctHeight>0</wp14:pctHeight>
-                </wp14:sizeRelV>
-              </wp:anchor>
-            </w:drawing>
-          </mc:Choice>
-          <mc:Fallback>
-            <w:pict>
-              <v:line w14:anchorId="5AFF5721" id="Прямая соединительная линия 27" o:spid="_x0000_s1026" style="position:absolute;z-index:251663360;visibility:visible;mso-wrap-style:square;mso-width-percent:0;mso-height-percent:0;mso-wrap-distance-left:3.17494mm;mso-wrap-distance-top:0;mso-wrap-distance-right:3.17494mm;mso-wrap-distance-bottom:0;mso-position-horizontal:absolute;mso-position-horizontal-relative:text;mso-position-vertical:absolute;mso-position-vertical-relative:text;mso-width-percent:0;mso-height-percent:0;mso-width-relative:page;mso-height-relative:page" from="215.7pt,32.7pt" to="215.7pt,46.95pt" o:gfxdata="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">
-                <o:lock v:ext="edit" shapetype="f"/>
-              </v:line>
-            </w:pict>
-          </mc:Fallback>
-        </mc:AlternateContent>
-      </w:r>
-      <w:r>
-        <w:rPr>
-          <w:noProof/>
-          <w:sz w:val="28"/>
-          <w:szCs w:val="28"/>
-        </w:rPr>
-        <mc:AlternateContent>
-          <mc:Choice Requires="wps">
-            <w:drawing>
-              <wp:anchor distT="4294967294" distB="4294967294" distL="114300" distR="114300" simplePos="0" relativeHeight="251664384" behindDoc="0" locked="0" layoutInCell="1" allowOverlap="1" wp14:anchorId="469AECE9" wp14:editId="407F6F66">
-                <wp:simplePos x="0" y="0"/>
-                <wp:positionH relativeFrom="column">
-                  <wp:posOffset>1943100</wp:posOffset>
-                </wp:positionH>
-                <wp:positionV relativeFrom="paragraph">
-                  <wp:posOffset>613409</wp:posOffset>
-                </wp:positionV>
-                <wp:extent cx="1828800" cy="0"/>
-                <wp:effectExtent l="0" t="0" r="0" b="0"/>
-                <wp:wrapNone/>
-                <wp:docPr id="14" name="Прямая соединительная линия 25"/>
-                <wp:cNvGraphicFramePr>
-                  <a:graphicFrameLocks xmlns:a="http://schemas.openxmlformats.org/drawingml/2006/main"/>
-                </wp:cNvGraphicFramePr>
-                <a:graphic xmlns:a="http://schemas.openxmlformats.org/drawingml/2006/main">
-                  <a:graphicData uri="http://schemas.microsoft.com/office/word/2010/wordprocessingShape">
-                    <wps:wsp>
-                      <wps:cNvCnPr>
-                        <a:cxnSpLocks/>
-                      </wps:cNvCnPr>
-                      <wps:spPr bwMode="auto">
-                        <a:xfrm>
-                          <a:off x="0" y="0"/>
-                          <a:ext cx="1828800" cy="0"/>
-                        </a:xfrm>
-                        <a:prstGeom prst="line">
-                          <a:avLst/>
-                        </a:prstGeom>
-                        <a:noFill/>
-                        <a:ln w="9525">
-                          <a:solidFill>
-                            <a:srgbClr val="000000"/>
-                          </a:solidFill>
-                          <a:round/>
-                          <a:headEnd/>
-                          <a:tailEnd/>
-                        </a:ln>
-                        <a:extLst>
-                          <a:ext uri="{909E8E84-426E-40DD-AFC4-6F175D3DCCD1}">
-                            <a14:hiddenFill xmlns:a14="http://schemas.microsoft.com/office/drawing/2010/main">
-                              <a:noFill/>
-                            </a14:hiddenFill>
-                          </a:ext>
-                        </a:extLst>
-                      </wps:spPr>
-                      <wps:bodyPr/>
-                    </wps:wsp>
-                  </a:graphicData>
-                </a:graphic>
-                <wp14:sizeRelH relativeFrom="page">
-                  <wp14:pctWidth>0</wp14:pctWidth>
-                </wp14:sizeRelH>
-                <wp14:sizeRelV relativeFrom="page">
-                  <wp14:pctHeight>0</wp14:pctHeight>
-                </wp14:sizeRelV>
-              </wp:anchor>
-            </w:drawing>
-          </mc:Choice>
-          <mc:Fallback>
-            <w:pict>
-              <v:line w14:anchorId="4DA74580" id="Прямая соединительная линия 25" o:spid="_x0000_s1026" style="position:absolute;z-index:251664384;visibility:visible;mso-wrap-style:square;mso-width-percent:0;mso-height-percent:0;mso-wrap-distance-left:9pt;mso-wrap-distance-top:.Цmm;mso-wrap-distance-right:9pt;mso-wrap-distance-bottom:.Цmm;mso-position-horizontal:absolute;mso-position-horizontal-relative:text;mso-position-vertical:absolute;mso-position-vertical-relative:text;mso-width-percent:0;mso-height-percent:0;mso-width-relative:page;mso-height-relative:page" from="153pt,48.3pt" to="297pt,48.3pt" o:gfxdata="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">
-                <o:lock v:ext="edit" shapetype="f"/>
-              </v:line>
-            </w:pict>
-          </mc:Fallback>
-        </mc:AlternateContent>
-      </w:r>
-      <w:r>
-        <w:rPr>
-          <w:noProof/>
-          <w:sz w:val="28"/>
-          <w:szCs w:val="28"/>
-        </w:rPr>
-        <mc:AlternateContent>
-          <mc:Choice Requires="wps">
-            <w:drawing>
-              <wp:anchor distT="0" distB="0" distL="114298" distR="114298" simplePos="0" relativeHeight="251665408" behindDoc="0" locked="0" layoutInCell="1" allowOverlap="1" wp14:anchorId="73E18434" wp14:editId="2D99AB2A">
-                <wp:simplePos x="0" y="0"/>
-                <wp:positionH relativeFrom="column">
-                  <wp:posOffset>1943099</wp:posOffset>
-                </wp:positionH>
-                <wp:positionV relativeFrom="paragraph">
-                  <wp:posOffset>613410</wp:posOffset>
-                </wp:positionV>
-                <wp:extent cx="0" cy="114300"/>
-                <wp:effectExtent l="0" t="0" r="0" b="0"/>
-                <wp:wrapNone/>
-                <wp:docPr id="13" name="Прямая соединительная линия 23"/>
-                <wp:cNvGraphicFramePr>
-                  <a:graphicFrameLocks xmlns:a="http://schemas.openxmlformats.org/drawingml/2006/main"/>
-                </wp:cNvGraphicFramePr>
-                <a:graphic xmlns:a="http://schemas.openxmlformats.org/drawingml/2006/main">
-                  <a:graphicData uri="http://schemas.microsoft.com/office/word/2010/wordprocessingShape">
-                    <wps:wsp>
-                      <wps:cNvCnPr>
-                        <a:cxnSpLocks/>
-                      </wps:cNvCnPr>
-                      <wps:spPr bwMode="auto">
-                        <a:xfrm>
-                          <a:off x="0" y="0"/>
-                          <a:ext cx="0" cy="114300"/>
-                        </a:xfrm>
-                        <a:prstGeom prst="line">
-                          <a:avLst/>
-                        </a:prstGeom>
-                        <a:noFill/>
-                        <a:ln w="9525">
-                          <a:solidFill>
-                            <a:srgbClr val="000000"/>
-                          </a:solidFill>
-                          <a:round/>
-                          <a:headEnd/>
-                          <a:tailEnd/>
-                        </a:ln>
-                        <a:extLst>
-                          <a:ext uri="{909E8E84-426E-40DD-AFC4-6F175D3DCCD1}">
-                            <a14:hiddenFill xmlns:a14="http://schemas.microsoft.com/office/drawing/2010/main">
-                              <a:noFill/>
-                            </a14:hiddenFill>
-                          </a:ext>
-                        </a:extLst>
-                      </wps:spPr>
-                      <wps:bodyPr/>
-                    </wps:wsp>
-                  </a:graphicData>
-                </a:graphic>
-                <wp14:sizeRelH relativeFrom="page">
-                  <wp14:pctWidth>0</wp14:pctWidth>
-                </wp14:sizeRelH>
-                <wp14:sizeRelV relativeFrom="page">
-                  <wp14:pctHeight>0</wp14:pctHeight>
-                </wp14:sizeRelV>
-              </wp:anchor>
-            </w:drawing>
-          </mc:Choice>
-          <mc:Fallback>
-            <w:pict>
-              <v:line w14:anchorId="400FBEED" id="Прямая соединительная линия 23" o:spid="_x0000_s1026" style="position:absolute;z-index:251665408;visibility:visible;mso-wrap-style:square;mso-width-percent:0;mso-height-percent:0;mso-wrap-distance-left:3.17494mm;mso-wrap-distance-top:0;mso-wrap-distance-right:3.17494mm;mso-wrap-distance-bottom:0;mso-position-horizontal:absolute;mso-position-horizontal-relative:text;mso-position-vertical:absolute;mso-position-vertical-relative:text;mso-width-percent:0;mso-height-percent:0;mso-width-relative:page;mso-height-relative:page" from="153pt,48.3pt" to="153pt,57.3pt" o:gfxdata="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">
-                <o:lock v:ext="edit" shapetype="f"/>
-              </v:line>
-            </w:pict>
-          </mc:Fallback>
-        </mc:AlternateContent>
-      </w:r>
-      <w:r>
-        <w:rPr>
-          <w:noProof/>
-          <w:sz w:val="28"/>
-          <w:szCs w:val="28"/>
-        </w:rPr>
-        <mc:AlternateContent>
-          <mc:Choice Requires="wps">
-            <w:drawing>
-              <wp:anchor distT="0" distB="0" distL="114298" distR="114298" simplePos="0" relativeHeight="251666432" behindDoc="0" locked="0" layoutInCell="1" allowOverlap="1" wp14:anchorId="7B482FDD" wp14:editId="1B6127AD">
-                <wp:simplePos x="0" y="0"/>
-                <wp:positionH relativeFrom="column">
-                  <wp:posOffset>3771899</wp:posOffset>
-                </wp:positionH>
-                <wp:positionV relativeFrom="paragraph">
-                  <wp:posOffset>613410</wp:posOffset>
-                </wp:positionV>
-                <wp:extent cx="0" cy="114300"/>
-                <wp:effectExtent l="0" t="0" r="0" b="0"/>
-                <wp:wrapNone/>
-                <wp:docPr id="12" name="Прямая соединительная линия 21"/>
-                <wp:cNvGraphicFramePr>
-                  <a:graphicFrameLocks xmlns:a="http://schemas.openxmlformats.org/drawingml/2006/main"/>
-                </wp:cNvGraphicFramePr>
-                <a:graphic xmlns:a="http://schemas.openxmlformats.org/drawingml/2006/main">
-                  <a:graphicData uri="http://schemas.microsoft.com/office/word/2010/wordprocessingShape">
-                    <wps:wsp>
-                      <wps:cNvCnPr>
-                        <a:cxnSpLocks/>
-                      </wps:cNvCnPr>
-                      <wps:spPr bwMode="auto">
-                        <a:xfrm>
-                          <a:off x="0" y="0"/>
-                          <a:ext cx="0" cy="114300"/>
-                        </a:xfrm>
-                        <a:prstGeom prst="line">
-                          <a:avLst/>
-                        </a:prstGeom>
-                        <a:noFill/>
-                        <a:ln w="9525">
-                          <a:solidFill>
-                            <a:srgbClr val="000000"/>
-                          </a:solidFill>
-                          <a:round/>
-                          <a:headEnd/>
-                          <a:tailEnd/>
-                        </a:ln>
-                        <a:extLst>
-                          <a:ext uri="{909E8E84-426E-40DD-AFC4-6F175D3DCCD1}">
-                            <a14:hiddenFill xmlns:a14="http://schemas.microsoft.com/office/drawing/2010/main">
-                              <a:noFill/>
-                            </a14:hiddenFill>
-                          </a:ext>
-                        </a:extLst>
-                      </wps:spPr>
-                      <wps:bodyPr/>
-                    </wps:wsp>
-                  </a:graphicData>
-                </a:graphic>
-                <wp14:sizeRelH relativeFrom="page">
-                  <wp14:pctWidth>0</wp14:pctWidth>
-                </wp14:sizeRelH>
-                <wp14:sizeRelV relativeFrom="page">
-                  <wp14:pctHeight>0</wp14:pctHeight>
-                </wp14:sizeRelV>
-              </wp:anchor>
-            </w:drawing>
-          </mc:Choice>
-          <mc:Fallback>
-            <w:pict>
-              <v:line w14:anchorId="3D012F3F" id="Прямая соединительная линия 21" o:spid="_x0000_s1026" style="position:absolute;z-index:251666432;visibility:visible;mso-wrap-style:square;mso-width-percent:0;mso-height-percent:0;mso-wrap-distance-left:3.17494mm;mso-wrap-distance-top:0;mso-wrap-distance-right:3.17494mm;mso-wrap-distance-bottom:0;mso-position-horizontal:absolute;mso-position-horizontal-relative:text;mso-position-vertical:absolute;mso-position-vertical-relative:text;mso-width-percent:0;mso-height-percent:0;mso-width-relative:page;mso-height-relative:page" from="297pt,48.3pt" to="297pt,57.3pt" o:gfxdata="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">
-                <o:lock v:ext="edit" shapetype="f"/>
-              </v:line>
-            </w:pict>
-          </mc:Fallback>
-        </mc:AlternateContent>
-      </w:r>
-      <w:r>
-        <w:rPr>
-          <w:noProof/>
-          <w:sz w:val="28"/>
-          <w:szCs w:val="28"/>
-        </w:rPr>
-        <mc:AlternateContent>
-          <mc:Choice Requires="wps">
-            <w:drawing>
-              <wp:anchor distT="0" distB="0" distL="114298" distR="114298" simplePos="0" relativeHeight="251667456" behindDoc="0" locked="0" layoutInCell="1" allowOverlap="1" wp14:anchorId="793BCB05" wp14:editId="05E88158">
-                <wp:simplePos x="0" y="0"/>
-                <wp:positionH relativeFrom="column">
-                  <wp:posOffset>1939289</wp:posOffset>
-                </wp:positionH>
-                <wp:positionV relativeFrom="paragraph">
-                  <wp:posOffset>1183005</wp:posOffset>
-                </wp:positionV>
-                <wp:extent cx="0" cy="381000"/>
-                <wp:effectExtent l="0" t="0" r="0" b="0"/>
-                <wp:wrapNone/>
-                <wp:docPr id="11" name="Прямая соединительная линия 19"/>
-                <wp:cNvGraphicFramePr>
-                  <a:graphicFrameLocks xmlns:a="http://schemas.openxmlformats.org/drawingml/2006/main"/>
-                </wp:cNvGraphicFramePr>
-                <a:graphic xmlns:a="http://schemas.openxmlformats.org/drawingml/2006/main">
-                  <a:graphicData uri="http://schemas.microsoft.com/office/word/2010/wordprocessingShape">
-                    <wps:wsp>
-                      <wps:cNvCnPr>
-                        <a:cxnSpLocks/>
-                      </wps:cNvCnPr>
-                      <wps:spPr bwMode="auto">
-                        <a:xfrm>
-                          <a:off x="0" y="0"/>
-                          <a:ext cx="0" cy="381000"/>
-                        </a:xfrm>
-                        <a:prstGeom prst="line">
-                          <a:avLst/>
-                        </a:prstGeom>
-                        <a:noFill/>
-                        <a:ln w="9525">
-                          <a:solidFill>
-                            <a:srgbClr val="000000"/>
-                          </a:solidFill>
-                          <a:round/>
-                          <a:headEnd/>
-                          <a:tailEnd/>
-                        </a:ln>
-                        <a:extLst>
-                          <a:ext uri="{909E8E84-426E-40DD-AFC4-6F175D3DCCD1}">
-                            <a14:hiddenFill xmlns:a14="http://schemas.microsoft.com/office/drawing/2010/main">
-                              <a:noFill/>
-                            </a14:hiddenFill>
-                          </a:ext>
-                        </a:extLst>
-                      </wps:spPr>
-                      <wps:bodyPr/>
-                    </wps:wsp>
-                  </a:graphicData>
-                </a:graphic>
-                <wp14:sizeRelH relativeFrom="page">
-                  <wp14:pctWidth>0</wp14:pctWidth>
-                </wp14:sizeRelH>
-                <wp14:sizeRelV relativeFrom="page">
-                  <wp14:pctHeight>0</wp14:pctHeight>
-                </wp14:sizeRelV>
-              </wp:anchor>
-            </w:drawing>
-          </mc:Choice>
-          <mc:Fallback>
-            <w:pict>
-              <v:line w14:anchorId="25837833" id="Прямая соединительная линия 19" o:spid="_x0000_s1026" style="position:absolute;z-index:251667456;visibility:visible;mso-wrap-style:square;mso-width-percent:0;mso-height-percent:0;mso-wrap-distance-left:3.17494mm;mso-wrap-distance-top:0;mso-wrap-distance-right:3.17494mm;mso-wrap-distance-bottom:0;mso-position-horizontal:absolute;mso-position-horizontal-relative:text;mso-position-vertical:absolute;mso-position-vertical-relative:text;mso-width-percent:0;mso-height-percent:0;mso-width-relative:page;mso-height-relative:page" from="152.7pt,93.15pt" to="152.7pt,123.15pt" o:gfxdata="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">
-                <o:lock v:ext="edit" shapetype="f"/>
-              </v:line>
-            </w:pict>
-          </mc:Fallback>
-        </mc:AlternateContent>
-      </w:r>
-      <w:r>
-        <w:rPr>
-          <w:noProof/>
-          <w:sz w:val="28"/>
-          <w:szCs w:val="28"/>
-        </w:rPr>
-        <mc:AlternateContent>
-          <mc:Choice Requires="wps">
-            <w:drawing>
-              <wp:anchor distT="0" distB="0" distL="114298" distR="114298" simplePos="0" relativeHeight="251668480" behindDoc="0" locked="0" layoutInCell="1" allowOverlap="1" wp14:anchorId="43B6D07B" wp14:editId="5768CB69">
-                <wp:simplePos x="0" y="0"/>
-                <wp:positionH relativeFrom="column">
-                  <wp:posOffset>1543049</wp:posOffset>
-                </wp:positionH>
-                <wp:positionV relativeFrom="paragraph">
-                  <wp:posOffset>1560830</wp:posOffset>
-                </wp:positionV>
-                <wp:extent cx="0" cy="114300"/>
-                <wp:effectExtent l="0" t="0" r="0" b="0"/>
-                <wp:wrapNone/>
-                <wp:docPr id="10" name="Прямая соединительная линия 17"/>
-                <wp:cNvGraphicFramePr>
-                  <a:graphicFrameLocks xmlns:a="http://schemas.openxmlformats.org/drawingml/2006/main"/>
-                </wp:cNvGraphicFramePr>
-                <a:graphic xmlns:a="http://schemas.openxmlformats.org/drawingml/2006/main">
-                  <a:graphicData uri="http://schemas.microsoft.com/office/word/2010/wordprocessingShape">
-                    <wps:wsp>
-                      <wps:cNvCnPr>
-                        <a:cxnSpLocks/>
-                      </wps:cNvCnPr>
-                      <wps:spPr bwMode="auto">
-                        <a:xfrm>
-                          <a:off x="0" y="0"/>
-                          <a:ext cx="0" cy="114300"/>
-                        </a:xfrm>
-                        <a:prstGeom prst="line">
-                          <a:avLst/>
-                        </a:prstGeom>
-                        <a:noFill/>
-                        <a:ln w="9525">
-                          <a:solidFill>
-                            <a:srgbClr val="000000"/>
-                          </a:solidFill>
-                          <a:round/>
-                          <a:headEnd/>
-                          <a:tailEnd/>
-                        </a:ln>
-                        <a:extLst>
-                          <a:ext uri="{909E8E84-426E-40DD-AFC4-6F175D3DCCD1}">
-                            <a14:hiddenFill xmlns:a14="http://schemas.microsoft.com/office/drawing/2010/main">
-                              <a:noFill/>
-                            </a14:hiddenFill>
-                          </a:ext>
-                        </a:extLst>
-                      </wps:spPr>
-                      <wps:bodyPr/>
-                    </wps:wsp>
-                  </a:graphicData>
-                </a:graphic>
-                <wp14:sizeRelH relativeFrom="page">
-                  <wp14:pctWidth>0</wp14:pctWidth>
-                </wp14:sizeRelH>
-                <wp14:sizeRelV relativeFrom="page">
-                  <wp14:pctHeight>0</wp14:pctHeight>
-                </wp14:sizeRelV>
-              </wp:anchor>
-            </w:drawing>
-          </mc:Choice>
-          <mc:Fallback>
-            <w:pict>
-              <v:line w14:anchorId="6DC8FE00" id="Прямая соединительная линия 17" o:spid="_x0000_s1026" style="position:absolute;z-index:251668480;visibility:visible;mso-wrap-style:square;mso-width-percent:0;mso-height-percent:0;mso-wrap-distance-left:3.17494mm;mso-wrap-distance-top:0;mso-wrap-distance-right:3.17494mm;mso-wrap-distance-bottom:0;mso-position-horizontal:absolute;mso-position-horizontal-relative:text;mso-position-vertical:absolute;mso-position-vertical-relative:text;mso-width-percent:0;mso-height-percent:0;mso-width-relative:page;mso-height-relative:page" from="121.5pt,122.9pt" to="121.5pt,131.9pt" o:gfxdata="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">
-                <o:lock v:ext="edit" shapetype="f"/>
-              </v:line>
-            </w:pict>
-          </mc:Fallback>
-        </mc:AlternateContent>
-      </w:r>
-      <w:r>
-        <w:rPr>
-          <w:noProof/>
-          <w:sz w:val="28"/>
-          <w:szCs w:val="28"/>
-        </w:rPr>
-        <mc:AlternateContent>
-          <mc:Choice Requires="wps">
-            <w:drawing>
-              <wp:anchor distT="0" distB="0" distL="114298" distR="114298" simplePos="0" relativeHeight="251669504" behindDoc="0" locked="0" layoutInCell="1" allowOverlap="1" wp14:anchorId="6A5054FB" wp14:editId="26D91938">
-                <wp:simplePos x="0" y="0"/>
-                <wp:positionH relativeFrom="column">
-                  <wp:posOffset>3158489</wp:posOffset>
-                </wp:positionH>
-                <wp:positionV relativeFrom="paragraph">
-                  <wp:posOffset>1560195</wp:posOffset>
-                </wp:positionV>
-                <wp:extent cx="0" cy="114300"/>
-                <wp:effectExtent l="0" t="0" r="0" b="0"/>
-                <wp:wrapNone/>
-                <wp:docPr id="9" name="Прямая соединительная линия 15"/>
-                <wp:cNvGraphicFramePr>
-                  <a:graphicFrameLocks xmlns:a="http://schemas.openxmlformats.org/drawingml/2006/main"/>
-                </wp:cNvGraphicFramePr>
-                <a:graphic xmlns:a="http://schemas.openxmlformats.org/drawingml/2006/main">
-                  <a:graphicData uri="http://schemas.microsoft.com/office/word/2010/wordprocessingShape">
-                    <wps:wsp>
-                      <wps:cNvCnPr>
-                        <a:cxnSpLocks/>
-                      </wps:cNvCnPr>
-                      <wps:spPr bwMode="auto">
-                        <a:xfrm>
-                          <a:off x="0" y="0"/>
-                          <a:ext cx="0" cy="114300"/>
-                        </a:xfrm>
-                        <a:prstGeom prst="line">
-                          <a:avLst/>
-                        </a:prstGeom>
-                        <a:noFill/>
-                        <a:ln w="9525">
-                          <a:solidFill>
-                            <a:srgbClr val="000000"/>
-                          </a:solidFill>
-                          <a:round/>
-                          <a:headEnd/>
-                          <a:tailEnd/>
-                        </a:ln>
-                        <a:extLst>
-                          <a:ext uri="{909E8E84-426E-40DD-AFC4-6F175D3DCCD1}">
-                            <a14:hiddenFill xmlns:a14="http://schemas.microsoft.com/office/drawing/2010/main">
-                              <a:noFill/>
-                            </a14:hiddenFill>
-                          </a:ext>
-                        </a:extLst>
-                      </wps:spPr>
-                      <wps:bodyPr/>
-                    </wps:wsp>
-                  </a:graphicData>
-                </a:graphic>
-                <wp14:sizeRelH relativeFrom="page">
-                  <wp14:pctWidth>0</wp14:pctWidth>
-                </wp14:sizeRelH>
-                <wp14:sizeRelV relativeFrom="page">
-                  <wp14:pctHeight>0</wp14:pctHeight>
-                </wp14:sizeRelV>
-              </wp:anchor>
-            </w:drawing>
-          </mc:Choice>
-          <mc:Fallback>
-            <w:pict>
-              <v:line w14:anchorId="2C3CB666" id="Прямая соединительная линия 15" o:spid="_x0000_s1026" style="position:absolute;z-index:251669504;visibility:visible;mso-wrap-style:square;mso-width-percent:0;mso-height-percent:0;mso-wrap-distance-left:3.17494mm;mso-wrap-distance-top:0;mso-wrap-distance-right:3.17494mm;mso-wrap-distance-bottom:0;mso-position-horizontal:absolute;mso-position-horizontal-relative:text;mso-position-vertical:absolute;mso-position-vertical-relative:text;mso-width-percent:0;mso-height-percent:0;mso-width-relative:page;mso-height-relative:page" from="248.7pt,122.85pt" to="248.7pt,131.85pt" o:gfxdata="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">
-                <o:lock v:ext="edit" shapetype="f"/>
-              </v:line>
-            </w:pict>
-          </mc:Fallback>
-        </mc:AlternateContent>
-      </w:r>
-    </w:p>
-    <w:p>
-      <w:pPr>
-        <w:widowControl w:val="0"/>
-        <w:spacing w:line="360" w:lineRule="auto"/>
-        <w:jc w:val="both"/>
-        <w:rPr>
-          <w:rFonts w:eastAsia="MS Mincho"/>
-          <w:sz w:val="28"/>
-          <w:szCs w:val="28"/>
-          <w:lang w:eastAsia="ja-JP"/>
-        </w:rPr>
-      </w:pPr>
-    </w:p>
-    <w:p>
-      <w:pPr>
-        <w:widowControl w:val="0"/>
-        <w:spacing w:line="360" w:lineRule="auto"/>
-        <w:jc w:val="both"/>
-        <w:rPr>
-          <w:rFonts w:eastAsia="MS Mincho"/>
-          <w:sz w:val="28"/>
-          <w:szCs w:val="28"/>
-          <w:lang w:eastAsia="ja-JP"/>
-        </w:rPr>
-      </w:pPr>
-    </w:p>
-    <w:p>
-      <w:pPr>
-        <w:widowControl w:val="0"/>
-        <w:spacing w:line="360" w:lineRule="auto"/>
-        <w:jc w:val="both"/>
-        <w:rPr>
-          <w:rFonts w:eastAsia="MS Mincho"/>
-          <w:sz w:val="28"/>
-          <w:szCs w:val="28"/>
-          <w:lang w:eastAsia="ja-JP"/>
-        </w:rPr>
-      </w:pPr>
-    </w:p>
-    <w:p>
-      <w:pPr>
-        <w:widowControl w:val="0"/>
-        <w:spacing w:line="360" w:lineRule="auto"/>
-        <w:jc w:val="both"/>
-        <w:rPr>
-          <w:rFonts w:eastAsia="MS Mincho"/>
-          <w:sz w:val="28"/>
-          <w:szCs w:val="28"/>
-          <w:lang w:eastAsia="ja-JP"/>
-        </w:rPr>
-      </w:pPr>
-    </w:p>
-    <w:p>
-      <w:pPr>
-        <w:widowControl w:val="0"/>
-        <w:spacing w:line="360" w:lineRule="auto"/>
-        <w:jc w:val="both"/>
-        <w:rPr>
-          <w:rFonts w:eastAsia="MS Mincho"/>
-          <w:sz w:val="28"/>
-          <w:szCs w:val="28"/>
-          <w:lang w:eastAsia="ja-JP"/>
-        </w:rPr>
-      </w:pPr>
-      <w:r>
-        <w:rPr>
-          <w:noProof/>
-          <w:sz w:val="28"/>
-          <w:szCs w:val="28"/>
-        </w:rPr>
-        <mc:AlternateContent>
-          <mc:Choice Requires="wps">
-            <w:drawing>
-              <wp:anchor distT="0" distB="0" distL="114298" distR="114298" simplePos="0" relativeHeight="251674624" behindDoc="0" locked="0" layoutInCell="1" allowOverlap="1" wp14:anchorId="71A952BB" wp14:editId="07D7C487">
-                <wp:simplePos x="0" y="0"/>
-                <wp:positionH relativeFrom="column">
-                  <wp:posOffset>520064</wp:posOffset>
-                </wp:positionH>
-                <wp:positionV relativeFrom="paragraph">
-                  <wp:posOffset>26670</wp:posOffset>
-                </wp:positionV>
-                <wp:extent cx="0" cy="114300"/>
-                <wp:effectExtent l="0" t="0" r="0" b="0"/>
-                <wp:wrapNone/>
-                <wp:docPr id="23" name="Прямая соединительная линия 13"/>
-                <wp:cNvGraphicFramePr>
-                  <a:graphicFrameLocks xmlns:a="http://schemas.openxmlformats.org/drawingml/2006/main"/>
-                </wp:cNvGraphicFramePr>
-                <a:graphic xmlns:a="http://schemas.openxmlformats.org/drawingml/2006/main">
-                  <a:graphicData uri="http://schemas.microsoft.com/office/word/2010/wordprocessingShape">
-                    <wps:wsp>
-                      <wps:cNvCnPr>
-                        <a:cxnSpLocks/>
-                      </wps:cNvCnPr>
-                      <wps:spPr bwMode="auto">
-                        <a:xfrm>
-                          <a:off x="0" y="0"/>
-                          <a:ext cx="0" cy="114300"/>
-                        </a:xfrm>
-                        <a:prstGeom prst="line">
-                          <a:avLst/>
-                        </a:prstGeom>
-                        <a:noFill/>
-                        <a:ln w="9525">
-                          <a:solidFill>
-                            <a:srgbClr val="000000"/>
-                          </a:solidFill>
-                          <a:round/>
-                          <a:headEnd/>
-                          <a:tailEnd/>
-                        </a:ln>
-                        <a:extLst>
-                          <a:ext uri="{909E8E84-426E-40DD-AFC4-6F175D3DCCD1}">
-                            <a14:hiddenFill xmlns:a14="http://schemas.microsoft.com/office/drawing/2010/main">
-                              <a:noFill/>
-                            </a14:hiddenFill>
-                          </a:ext>
-                        </a:extLst>
-                      </wps:spPr>
-                      <wps:bodyPr/>
-                    </wps:wsp>
-                  </a:graphicData>
-                </a:graphic>
-                <wp14:sizeRelH relativeFrom="page">
-                  <wp14:pctWidth>0</wp14:pctWidth>
-                </wp14:sizeRelH>
-                <wp14:sizeRelV relativeFrom="page">
-                  <wp14:pctHeight>0</wp14:pctHeight>
-                </wp14:sizeRelV>
-              </wp:anchor>
-            </w:drawing>
-          </mc:Choice>
-          <mc:Fallback>
-            <w:pict>
-              <v:line w14:anchorId="6A1326A4" id="Прямая соединительная линия 13" o:spid="_x0000_s1026" style="position:absolute;z-index:251674624;visibility:visible;mso-wrap-style:square;mso-width-percent:0;mso-height-percent:0;mso-wrap-distance-left:3.17494mm;mso-wrap-distance-top:0;mso-wrap-distance-right:3.17494mm;mso-wrap-distance-bottom:0;mso-position-horizontal:absolute;mso-position-horizontal-relative:text;mso-position-vertical:absolute;mso-position-vertical-relative:text;mso-width-percent:0;mso-height-percent:0;mso-width-relative:page;mso-height-relative:page" from="40.95pt,2.1pt" to="40.95pt,11.1pt" o:gfxdata="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">
-                <o:lock v:ext="edit" shapetype="f"/>
-              </v:line>
-            </w:pict>
-          </mc:Fallback>
-        </mc:AlternateContent>
-      </w:r>
-      <w:r>
-        <w:rPr>
-          <w:noProof/>
-          <w:sz w:val="28"/>
-          <w:szCs w:val="28"/>
-        </w:rPr>
-        <mc:AlternateContent>
-          <mc:Choice Requires="wps">
-            <w:drawing>
-              <wp:anchor distT="4294967294" distB="4294967294" distL="114300" distR="114300" simplePos="0" relativeHeight="251670528" behindDoc="0" locked="0" layoutInCell="1" allowOverlap="1" wp14:anchorId="7B9B146E" wp14:editId="076BB24E">
-                <wp:simplePos x="0" y="0"/>
-                <wp:positionH relativeFrom="column">
-                  <wp:posOffset>520065</wp:posOffset>
-                </wp:positionH>
-                <wp:positionV relativeFrom="paragraph">
-                  <wp:posOffset>26669</wp:posOffset>
-                </wp:positionV>
-                <wp:extent cx="2647950" cy="0"/>
-                <wp:effectExtent l="0" t="0" r="0" b="0"/>
-                <wp:wrapNone/>
-                <wp:docPr id="1048186902" name="Прямая соединительная линия 11"/>
-                <wp:cNvGraphicFramePr>
-                  <a:graphicFrameLocks xmlns:a="http://schemas.openxmlformats.org/drawingml/2006/main"/>
-                </wp:cNvGraphicFramePr>
-                <a:graphic xmlns:a="http://schemas.openxmlformats.org/drawingml/2006/main">
-                  <a:graphicData uri="http://schemas.microsoft.com/office/word/2010/wordprocessingShape">
-                    <wps:wsp>
-                      <wps:cNvCnPr>
-                        <a:cxnSpLocks/>
-                      </wps:cNvCnPr>
-                      <wps:spPr bwMode="auto">
-                        <a:xfrm>
-                          <a:off x="0" y="0"/>
-                          <a:ext cx="2647950" cy="0"/>
-                        </a:xfrm>
-                        <a:prstGeom prst="line">
-                          <a:avLst/>
-                        </a:prstGeom>
-                        <a:noFill/>
-                        <a:ln w="9525">
-                          <a:solidFill>
-                            <a:srgbClr val="000000"/>
-                          </a:solidFill>
-                          <a:round/>
-                          <a:headEnd/>
-                          <a:tailEnd/>
-                        </a:ln>
-                        <a:extLst>
-                          <a:ext uri="{909E8E84-426E-40DD-AFC4-6F175D3DCCD1}">
-                            <a14:hiddenFill xmlns:a14="http://schemas.microsoft.com/office/drawing/2010/main">
-                              <a:noFill/>
-                            </a14:hiddenFill>
-                          </a:ext>
-                        </a:extLst>
-                      </wps:spPr>
-                      <wps:bodyPr/>
-                    </wps:wsp>
-                  </a:graphicData>
-                </a:graphic>
-                <wp14:sizeRelH relativeFrom="page">
-                  <wp14:pctWidth>0</wp14:pctWidth>
-                </wp14:sizeRelH>
-                <wp14:sizeRelV relativeFrom="page">
-                  <wp14:pctHeight>0</wp14:pctHeight>
-                </wp14:sizeRelV>
-              </wp:anchor>
-            </w:drawing>
-          </mc:Choice>
-          <mc:Fallback>
-            <w:pict>
-              <v:line w14:anchorId="11211A12" id="Прямая соединительная линия 11" o:spid="_x0000_s1026" style="position:absolute;z-index:251670528;visibility:visible;mso-wrap-style:square;mso-width-percent:0;mso-height-percent:0;mso-wrap-distance-left:9pt;mso-wrap-distance-top:.Цmm;mso-wrap-distance-right:9pt;mso-wrap-distance-bottom:.Цmm;mso-position-horizontal:absolute;mso-position-horizontal-relative:text;mso-position-vertical:absolute;mso-position-vertical-relative:text;mso-width-percent:0;mso-height-percent:0;mso-width-relative:page;mso-height-relative:page" from="40.95pt,2.1pt" to="249.45pt,2.1pt" o:gfxdata="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">
-                <o:lock v:ext="edit" shapetype="f"/>
-              </v:line>
-            </w:pict>
-          </mc:Fallback>
-        </mc:AlternateContent>
-      </w:r>
-      <w:r>
-        <w:rPr>
-          <w:noProof/>
-          <w:sz w:val="28"/>
-          <w:szCs w:val="28"/>
-        </w:rPr>
-        <mc:AlternateContent>
-          <mc:Choice Requires="wps">
-            <w:drawing>
-              <wp:anchor distT="0" distB="0" distL="114300" distR="114300" simplePos="0" relativeHeight="251673600" behindDoc="0" locked="0" layoutInCell="1" allowOverlap="1" wp14:anchorId="49A414DB" wp14:editId="36C0EA14">
-                <wp:simplePos x="0" y="0"/>
-                <wp:positionH relativeFrom="column">
-                  <wp:posOffset>2634615</wp:posOffset>
-                </wp:positionH>
-                <wp:positionV relativeFrom="paragraph">
-                  <wp:posOffset>140970</wp:posOffset>
-                </wp:positionV>
-                <wp:extent cx="1209675" cy="457200"/>
-                <wp:effectExtent l="0" t="0" r="0" b="0"/>
-                <wp:wrapNone/>
-                <wp:docPr id="22" name="Поле 22"/>
-                <wp:cNvGraphicFramePr>
-                  <a:graphicFrameLocks xmlns:a="http://schemas.openxmlformats.org/drawingml/2006/main"/>
-                </wp:cNvGraphicFramePr>
-                <a:graphic xmlns:a="http://schemas.openxmlformats.org/drawingml/2006/main">
-                  <a:graphicData uri="http://schemas.microsoft.com/office/word/2010/wordprocessingShape">
-                    <wps:wsp>
-                      <wps:cNvSpPr txBox="1">
-                        <a:spLocks/>
-                      </wps:cNvSpPr>
-                      <wps:spPr bwMode="auto">
-                        <a:xfrm>
-                          <a:off x="0" y="0"/>
-                          <a:ext cx="1209675" cy="457200"/>
-                        </a:xfrm>
-                        <a:prstGeom prst="rect">
-                          <a:avLst/>
-                        </a:prstGeom>
-                        <a:solidFill>
-                          <a:srgbClr val="FFFFFF"/>
-                        </a:solidFill>
-                        <a:ln w="9525">
-                          <a:solidFill>
-                            <a:srgbClr val="000000"/>
-                          </a:solidFill>
-                          <a:miter lim="800000"/>
-                          <a:headEnd/>
-                          <a:tailEnd/>
-                        </a:ln>
-                      </wps:spPr>
-                      <wps:txbx>
-                        <w:txbxContent>
-                          <w:p>
-                            <w:pPr>
-                              <w:jc w:val="center"/>
-                            </w:pPr>
-                            <w:r>
-                              <w:t xml:space="preserve">Департамент </w:t>
-                            </w:r>
-                            <w:r>
-                              <w:t xml:space="preserve">маркетинга </w:t>
-                            </w:r>
-                          </w:p>
-                        </w:txbxContent>
-                      </wps:txbx>
-                      <wps:bodyPr rot="0" vert="horz" wrap="square" lIns="91440" tIns="45720" rIns="91440" bIns="45720" anchor="t" anchorCtr="0" upright="1">
-                        <a:noAutofit/>
-                      </wps:bodyPr>
-                    </wps:wsp>
-                  </a:graphicData>
-                </a:graphic>
-                <wp14:sizeRelH relativeFrom="page">
-                  <wp14:pctWidth>0</wp14:pctWidth>
-                </wp14:sizeRelH>
-                <wp14:sizeRelV relativeFrom="page">
-                  <wp14:pctHeight>0</wp14:pctHeight>
-                </wp14:sizeRelV>
-              </wp:anchor>
-            </w:drawing>
-          </mc:Choice>
-          <mc:Fallback>
-            <w:pict>
-              <v:shape w14:anchorId="49A414DB" id="Поле 22" o:spid="_x0000_s1030" type="#_x0000_t202" style="position:absolute;left:0;text-align:left;margin-left:207.45pt;margin-top:11.1pt;width:95.25pt;height:36pt;z-index:251673600;visibility:visible;mso-wrap-style:square;mso-width-percent:0;mso-height-percent:0;mso-wrap-distance-left:9pt;mso-wrap-distance-top:0;mso-wrap-distance-right:9pt;mso-wrap-distance-bottom:0;mso-position-horizontal:absolute;mso-position-horizontal-relative:text;mso-position-vertical:absolute;mso-position-vertical-relative:text;mso-width-percent:0;mso-height-percent:0;mso-width-relative:page;mso-height-relative:page;v-text-anchor:top" o:gfxdata="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">
-                <v:path arrowok="t"/>
-                <v:textbox>
-                  <w:txbxContent>
-                    <w:p>
-                      <w:pPr>
-                        <w:jc w:val="center"/>
-                      </w:pPr>
-                      <w:r>
-                        <w:t>Департ</w:t>
-                      </w:r>
-                      <w:r>
-                        <w:t>а</w:t>
-                      </w:r>
-                      <w:r>
-                        <w:t xml:space="preserve">мент </w:t>
-                      </w:r>
-                      <w:r>
-                        <w:t>марк</w:t>
-                      </w:r>
-                      <w:r>
-                        <w:t>е</w:t>
-                      </w:r>
-                      <w:r>
-                        <w:t xml:space="preserve">тинга </w:t>
-                      </w:r>
-                    </w:p>
-                  </w:txbxContent>
-                </v:textbox>
-              </v:shape>
-            </w:pict>
-          </mc:Fallback>
-        </mc:AlternateContent>
-      </w:r>
-      <w:r>
-        <w:rPr>
-          <w:noProof/>
-          <w:sz w:val="28"/>
-          <w:szCs w:val="28"/>
-        </w:rPr>
-        <mc:AlternateContent>
-          <mc:Choice Requires="wps">
-            <w:drawing>
-              <wp:anchor distT="0" distB="0" distL="114300" distR="114300" simplePos="0" relativeHeight="251672576" behindDoc="0" locked="0" layoutInCell="1" allowOverlap="1" wp14:anchorId="21E0D6E9" wp14:editId="49A173B9">
-                <wp:simplePos x="0" y="0"/>
-                <wp:positionH relativeFrom="column">
-                  <wp:posOffset>-213360</wp:posOffset>
-                </wp:positionH>
-                <wp:positionV relativeFrom="paragraph">
-                  <wp:posOffset>140970</wp:posOffset>
-                </wp:positionV>
-                <wp:extent cx="1209675" cy="457200"/>
-                <wp:effectExtent l="0" t="0" r="0" b="0"/>
-                <wp:wrapNone/>
-                <wp:docPr id="21" name="Поле 21"/>
-                <wp:cNvGraphicFramePr>
-                  <a:graphicFrameLocks xmlns:a="http://schemas.openxmlformats.org/drawingml/2006/main"/>
-                </wp:cNvGraphicFramePr>
-                <a:graphic xmlns:a="http://schemas.openxmlformats.org/drawingml/2006/main">
-                  <a:graphicData uri="http://schemas.microsoft.com/office/word/2010/wordprocessingShape">
-                    <wps:wsp>
-                      <wps:cNvSpPr txBox="1">
-                        <a:spLocks/>
-                      </wps:cNvSpPr>
-                      <wps:spPr bwMode="auto">
-                        <a:xfrm>
-                          <a:off x="0" y="0"/>
-                          <a:ext cx="1209675" cy="457200"/>
-                        </a:xfrm>
-                        <a:prstGeom prst="rect">
-                          <a:avLst/>
-                        </a:prstGeom>
-                        <a:solidFill>
-                          <a:srgbClr val="FFFFFF"/>
-                        </a:solidFill>
-                        <a:ln w="9525">
-                          <a:solidFill>
-                            <a:srgbClr val="000000"/>
-                          </a:solidFill>
-                          <a:miter lim="800000"/>
-                          <a:headEnd/>
-                          <a:tailEnd/>
-                        </a:ln>
-                      </wps:spPr>
-                      <wps:txbx>
-                        <w:txbxContent>
-                          <w:p>
-                            <w:pPr>
-                              <w:jc w:val="center"/>
-                            </w:pPr>
-                            <w:r>
-                              <w:t xml:space="preserve">Департамент </w:t>
-                            </w:r>
-                            <w:r>
-                              <w:t>закупок</w:t>
-                            </w:r>
-                          </w:p>
-                        </w:txbxContent>
-                      </wps:txbx>
-                      <wps:bodyPr rot="0" vert="horz" wrap="square" lIns="91440" tIns="45720" rIns="91440" bIns="45720" anchor="t" anchorCtr="0" upright="1">
-                        <a:noAutofit/>
-                      </wps:bodyPr>
-                    </wps:wsp>
-                  </a:graphicData>
-                </a:graphic>
-                <wp14:sizeRelH relativeFrom="page">
-                  <wp14:pctWidth>0</wp14:pctWidth>
-                </wp14:sizeRelH>
-                <wp14:sizeRelV relativeFrom="page">
-                  <wp14:pctHeight>0</wp14:pctHeight>
-                </wp14:sizeRelV>
-              </wp:anchor>
-            </w:drawing>
-          </mc:Choice>
-          <mc:Fallback>
-            <w:pict>
-              <v:shape w14:anchorId="21E0D6E9" id="Поле 21" o:spid="_x0000_s1031" type="#_x0000_t202" style="position:absolute;left:0;text-align:left;margin-left:-16.8pt;margin-top:11.1pt;width:95.25pt;height:36pt;z-index:251672576;visibility:visible;mso-wrap-style:square;mso-width-percent:0;mso-height-percent:0;mso-wrap-distance-left:9pt;mso-wrap-distance-top:0;mso-wrap-distance-right:9pt;mso-wrap-distance-bottom:0;mso-position-horizontal:absolute;mso-position-horizontal-relative:text;mso-position-vertical:absolute;mso-position-vertical-relative:text;mso-width-percent:0;mso-height-percent:0;mso-width-relative:page;mso-height-relative:page;v-text-anchor:top" o:gfxdata="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">
-                <v:path arrowok="t"/>
-                <v:textbox>
-                  <w:txbxContent>
-                    <w:p>
-                      <w:pPr>
-                        <w:jc w:val="center"/>
-                      </w:pPr>
-                      <w:r>
-                        <w:t>Департ</w:t>
-                      </w:r>
-                      <w:r>
-                        <w:t>а</w:t>
-                      </w:r>
-                      <w:r>
-                        <w:t xml:space="preserve">мент </w:t>
-                      </w:r>
-                      <w:r>
-                        <w:t>закупок</w:t>
-                      </w:r>
-                    </w:p>
-                  </w:txbxContent>
-                </v:textbox>
-              </v:shape>
-            </w:pict>
-          </mc:Fallback>
-        </mc:AlternateContent>
-      </w:r>
-    </w:p>
-    <w:p>
-      <w:pPr>
-        <w:widowControl w:val="0"/>
-        <w:spacing w:line="360" w:lineRule="auto"/>
-        <w:jc w:val="both"/>
-        <w:rPr>
-          <w:rFonts w:eastAsia="MS Mincho"/>
-          <w:sz w:val="28"/>
-          <w:szCs w:val="28"/>
-          <w:lang w:eastAsia="ja-JP"/>
-        </w:rPr>
-      </w:pPr>
-      <w:r>
-        <w:rPr>
-          <w:noProof/>
-          <w:sz w:val="28"/>
-          <w:szCs w:val="28"/>
-        </w:rPr>
-        <mc:AlternateContent>
-          <mc:Choice Requires="wps">
-            <w:drawing>
-              <wp:anchor distT="0" distB="0" distL="114298" distR="114298" simplePos="0" relativeHeight="251677696" behindDoc="0" locked="0" layoutInCell="1" allowOverlap="1" wp14:anchorId="51E15A32" wp14:editId="4D4E0FC6">
-                <wp:simplePos x="0" y="0"/>
-                <wp:positionH relativeFrom="column">
-                  <wp:posOffset>3168014</wp:posOffset>
-                </wp:positionH>
-                <wp:positionV relativeFrom="paragraph">
-                  <wp:posOffset>288290</wp:posOffset>
-                </wp:positionV>
-                <wp:extent cx="0" cy="142875"/>
-                <wp:effectExtent l="0" t="0" r="0" b="0"/>
-                <wp:wrapNone/>
-                <wp:docPr id="113" name="Прямая соединительная линия 8"/>
-                <wp:cNvGraphicFramePr>
-                  <a:graphicFrameLocks xmlns:a="http://schemas.openxmlformats.org/drawingml/2006/main"/>
-                </wp:cNvGraphicFramePr>
-                <a:graphic xmlns:a="http://schemas.openxmlformats.org/drawingml/2006/main">
-                  <a:graphicData uri="http://schemas.microsoft.com/office/word/2010/wordprocessingShape">
-                    <wps:wsp>
-                      <wps:cNvCnPr>
-                        <a:cxnSpLocks/>
-                      </wps:cNvCnPr>
-                      <wps:spPr bwMode="auto">
-                        <a:xfrm flipH="1" flipV="1">
-                          <a:off x="0" y="0"/>
-                          <a:ext cx="0" cy="142875"/>
-                        </a:xfrm>
-                        <a:prstGeom prst="line">
-                          <a:avLst/>
-                        </a:prstGeom>
-                        <a:noFill/>
-                        <a:ln w="9525">
-                          <a:solidFill>
-                            <a:srgbClr val="000000"/>
-                          </a:solidFill>
-                          <a:round/>
-                          <a:headEnd/>
-                          <a:tailEnd/>
-                        </a:ln>
-                        <a:extLst>
-                          <a:ext uri="{909E8E84-426E-40DD-AFC4-6F175D3DCCD1}">
-                            <a14:hiddenFill xmlns:a14="http://schemas.microsoft.com/office/drawing/2010/main">
-                              <a:noFill/>
-                            </a14:hiddenFill>
-                          </a:ext>
-                        </a:extLst>
-                      </wps:spPr>
-                      <wps:bodyPr/>
-                    </wps:wsp>
-                  </a:graphicData>
-                </a:graphic>
-                <wp14:sizeRelH relativeFrom="page">
-                  <wp14:pctWidth>0</wp14:pctWidth>
-                </wp14:sizeRelH>
-                <wp14:sizeRelV relativeFrom="page">
-                  <wp14:pctHeight>0</wp14:pctHeight>
-                </wp14:sizeRelV>
-              </wp:anchor>
-            </w:drawing>
-          </mc:Choice>
-          <mc:Fallback>
-            <w:pict>
-              <v:line w14:anchorId="384BCEC9" id="Прямая соединительная линия 8" o:spid="_x0000_s1026" style="position:absolute;flip:x y;z-index:251677696;visibility:visible;mso-wrap-style:square;mso-width-percent:0;mso-height-percent:0;mso-wrap-distance-left:3.17494mm;mso-wrap-distance-top:0;mso-wrap-distance-right:3.17494mm;mso-wrap-distance-bottom:0;mso-position-horizontal:absolute;mso-position-horizontal-relative:text;mso-position-vertical:absolute;mso-position-vertical-relative:text;mso-width-percent:0;mso-height-percent:0;mso-width-relative:page;mso-height-relative:page" from="249.45pt,22.7pt" to="249.45pt,33.95pt" o:gfxdata="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">
-                <o:lock v:ext="edit" shapetype="f"/>
-              </v:line>
-            </w:pict>
-          </mc:Fallback>
-        </mc:AlternateContent>
-      </w:r>
-      <w:r>
-        <w:rPr>
-          <w:noProof/>
-          <w:sz w:val="28"/>
-          <w:szCs w:val="28"/>
-        </w:rPr>
-        <mc:AlternateContent>
-          <mc:Choice Requires="wps">
-            <w:drawing>
-              <wp:anchor distT="0" distB="0" distL="114298" distR="114298" simplePos="0" relativeHeight="251675648" behindDoc="0" locked="0" layoutInCell="1" allowOverlap="1" wp14:anchorId="46BFF014" wp14:editId="4C69FE3D">
-                <wp:simplePos x="0" y="0"/>
-                <wp:positionH relativeFrom="column">
-                  <wp:posOffset>1691639</wp:posOffset>
-                </wp:positionH>
-                <wp:positionV relativeFrom="paragraph">
-                  <wp:posOffset>291465</wp:posOffset>
-                </wp:positionV>
-                <wp:extent cx="0" cy="152400"/>
-                <wp:effectExtent l="0" t="0" r="0" b="0"/>
-                <wp:wrapNone/>
-                <wp:docPr id="24" name="Прямая соединительная линия 6"/>
-                <wp:cNvGraphicFramePr>
-                  <a:graphicFrameLocks xmlns:a="http://schemas.openxmlformats.org/drawingml/2006/main"/>
-                </wp:cNvGraphicFramePr>
-                <a:graphic xmlns:a="http://schemas.openxmlformats.org/drawingml/2006/main">
-                  <a:graphicData uri="http://schemas.microsoft.com/office/word/2010/wordprocessingShape">
-                    <wps:wsp>
-                      <wps:cNvCnPr>
-                        <a:cxnSpLocks/>
-                      </wps:cNvCnPr>
-                      <wps:spPr bwMode="auto">
-                        <a:xfrm flipV="1">
-                          <a:off x="0" y="0"/>
-                          <a:ext cx="0" cy="152400"/>
-                        </a:xfrm>
-                        <a:prstGeom prst="line">
-                          <a:avLst/>
-                        </a:prstGeom>
-                        <a:noFill/>
-                        <a:ln w="9525">
-                          <a:solidFill>
-                            <a:srgbClr val="000000"/>
-                          </a:solidFill>
-                          <a:round/>
-                          <a:headEnd/>
-                          <a:tailEnd/>
-                        </a:ln>
-                        <a:extLst>
-                          <a:ext uri="{909E8E84-426E-40DD-AFC4-6F175D3DCCD1}">
-                            <a14:hiddenFill xmlns:a14="http://schemas.microsoft.com/office/drawing/2010/main">
-                              <a:noFill/>
-                            </a14:hiddenFill>
-                          </a:ext>
-                        </a:extLst>
-                      </wps:spPr>
-                      <wps:bodyPr/>
-                    </wps:wsp>
-                  </a:graphicData>
-                </a:graphic>
-                <wp14:sizeRelH relativeFrom="page">
-                  <wp14:pctWidth>0</wp14:pctWidth>
-                </wp14:sizeRelH>
-                <wp14:sizeRelV relativeFrom="page">
-                  <wp14:pctHeight>0</wp14:pctHeight>
-                </wp14:sizeRelV>
-              </wp:anchor>
-            </w:drawing>
-          </mc:Choice>
-          <mc:Fallback>
-            <w:pict>
-              <v:line w14:anchorId="2AC494AC" id="Прямая соединительная линия 6" o:spid="_x0000_s1026" style="position:absolute;flip:y;z-index:251675648;visibility:visible;mso-wrap-style:square;mso-width-percent:0;mso-height-percent:0;mso-wrap-distance-left:3.17494mm;mso-wrap-distance-top:0;mso-wrap-distance-right:3.17494mm;mso-wrap-distance-bottom:0;mso-position-horizontal:absolute;mso-position-horizontal-relative:text;mso-position-vertical:absolute;mso-position-vertical-relative:text;mso-width-percent:0;mso-height-percent:0;mso-width-relative:page;mso-height-relative:page" from="133.2pt,22.95pt" to="133.2pt,34.95pt" o:gfxdata="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">
-                <o:lock v:ext="edit" shapetype="f"/>
-              </v:line>
-            </w:pict>
-          </mc:Fallback>
-        </mc:AlternateContent>
-      </w:r>
-    </w:p>
-    <w:p>
-      <w:pPr>
-        <w:widowControl w:val="0"/>
-        <w:tabs>
-          <w:tab w:val="left" w:pos="5715"/>
-        </w:tabs>
-        <w:spacing w:line="360" w:lineRule="auto"/>
-        <w:jc w:val="both"/>
-        <w:rPr>
-          <w:rFonts w:eastAsia="MS Mincho"/>
-          <w:sz w:val="28"/>
-          <w:szCs w:val="28"/>
-          <w:lang w:eastAsia="ja-JP"/>
-        </w:rPr>
-      </w:pPr>
-      <w:r>
-        <w:rPr>
-          <w:noProof/>
-          <w:sz w:val="28"/>
-          <w:szCs w:val="28"/>
-        </w:rPr>
-        <mc:AlternateContent>
-          <mc:Choice Requires="wps">
-            <w:drawing>
-              <wp:anchor distT="0" distB="0" distL="114300" distR="114300" simplePos="0" relativeHeight="251676672" behindDoc="0" locked="0" layoutInCell="1" allowOverlap="1" wp14:anchorId="194B553C" wp14:editId="7A11A7EC">
-                <wp:simplePos x="0" y="0"/>
-                <wp:positionH relativeFrom="column">
-                  <wp:posOffset>2634615</wp:posOffset>
-                </wp:positionH>
-                <wp:positionV relativeFrom="paragraph">
-                  <wp:posOffset>127635</wp:posOffset>
-                </wp:positionV>
-                <wp:extent cx="1209675" cy="457200"/>
-                <wp:effectExtent l="0" t="0" r="0" b="0"/>
-                <wp:wrapNone/>
-                <wp:docPr id="112" name="Поле 112"/>
-                <wp:cNvGraphicFramePr>
-                  <a:graphicFrameLocks xmlns:a="http://schemas.openxmlformats.org/drawingml/2006/main"/>
-                </wp:cNvGraphicFramePr>
-                <a:graphic xmlns:a="http://schemas.openxmlformats.org/drawingml/2006/main">
-                  <a:graphicData uri="http://schemas.microsoft.com/office/word/2010/wordprocessingShape">
-                    <wps:wsp>
-                      <wps:cNvSpPr txBox="1">
-                        <a:spLocks/>
-                      </wps:cNvSpPr>
-                      <wps:spPr bwMode="auto">
-                        <a:xfrm>
-                          <a:off x="0" y="0"/>
-                          <a:ext cx="1209675" cy="457200"/>
-                        </a:xfrm>
-                        <a:prstGeom prst="rect">
-                          <a:avLst/>
-                        </a:prstGeom>
-                        <a:solidFill>
-                          <a:srgbClr val="FFFFFF"/>
-                        </a:solidFill>
-                        <a:ln w="9525">
-                          <a:solidFill>
-                            <a:srgbClr val="000000"/>
-                          </a:solidFill>
-                          <a:miter lim="800000"/>
-                          <a:headEnd/>
-                          <a:tailEnd/>
-                        </a:ln>
-                      </wps:spPr>
-                      <wps:txbx>
-                        <w:txbxContent>
-                          <w:p>
-                            <w:pPr>
-                              <w:jc w:val="center"/>
-                            </w:pPr>
-                            <w:r>
-                              <w:t xml:space="preserve">Отдел продаж  </w:t>
-                            </w:r>
-                          </w:p>
-                        </w:txbxContent>
-                      </wps:txbx>
-                      <wps:bodyPr rot="0" vert="horz" wrap="square" lIns="91440" tIns="45720" rIns="91440" bIns="45720" anchor="t" anchorCtr="0" upright="1">
-                        <a:noAutofit/>
-                      </wps:bodyPr>
-                    </wps:wsp>
-                  </a:graphicData>
-                </a:graphic>
-                <wp14:sizeRelH relativeFrom="page">
-                  <wp14:pctWidth>0</wp14:pctWidth>
-                </wp14:sizeRelH>
-                <wp14:sizeRelV relativeFrom="page">
-                  <wp14:pctHeight>0</wp14:pctHeight>
-                </wp14:sizeRelV>
-              </wp:anchor>
-            </w:drawing>
-          </mc:Choice>
-          <mc:Fallback>
-            <w:pict>
-              <v:shape w14:anchorId="194B553C" id="Поле 112" o:spid="_x0000_s1032" type="#_x0000_t202" style="position:absolute;left:0;text-align:left;margin-left:207.45pt;margin-top:10.05pt;width:95.25pt;height:36pt;z-index:251676672;visibility:visible;mso-wrap-style:square;mso-width-percent:0;mso-height-percent:0;mso-wrap-distance-left:9pt;mso-wrap-distance-top:0;mso-wrap-distance-right:9pt;mso-wrap-distance-bottom:0;mso-position-horizontal:absolute;mso-position-horizontal-relative:text;mso-position-vertical:absolute;mso-position-vertical-relative:text;mso-width-percent:0;mso-height-percent:0;mso-width-relative:page;mso-height-relative:page;v-text-anchor:top" o:gfxdata="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">
-                <v:path arrowok="t"/>
-                <v:textbox>
-                  <w:txbxContent>
-                    <w:p>
-                      <w:pPr>
-                        <w:jc w:val="center"/>
-                      </w:pPr>
-                      <w:r>
-                        <w:t xml:space="preserve">Отдел продаж  </w:t>
-                      </w:r>
-                    </w:p>
-                  </w:txbxContent>
-                </v:textbox>
-              </v:shape>
-            </w:pict>
-          </mc:Fallback>
-        </mc:AlternateContent>
-      </w:r>
-      <w:r>
-        <w:rPr>
-          <w:noProof/>
-          <w:sz w:val="28"/>
-          <w:szCs w:val="28"/>
-        </w:rPr>
-        <mc:AlternateContent>
-          <mc:Choice Requires="wps">
-            <w:drawing>
-              <wp:anchor distT="0" distB="0" distL="114300" distR="114300" simplePos="0" relativeHeight="251671552" behindDoc="0" locked="0" layoutInCell="1" allowOverlap="1" wp14:anchorId="126413BB" wp14:editId="24559E50">
-                <wp:simplePos x="0" y="0"/>
-                <wp:positionH relativeFrom="column">
-                  <wp:posOffset>1148715</wp:posOffset>
-                </wp:positionH>
-                <wp:positionV relativeFrom="paragraph">
-                  <wp:posOffset>137160</wp:posOffset>
-                </wp:positionV>
-                <wp:extent cx="1181100" cy="457200"/>
-                <wp:effectExtent l="0" t="0" r="0" b="0"/>
-                <wp:wrapNone/>
-                <wp:docPr id="16" name="Поле 16"/>
-                <wp:cNvGraphicFramePr>
-                  <a:graphicFrameLocks xmlns:a="http://schemas.openxmlformats.org/drawingml/2006/main"/>
-                </wp:cNvGraphicFramePr>
-                <a:graphic xmlns:a="http://schemas.openxmlformats.org/drawingml/2006/main">
-                  <a:graphicData uri="http://schemas.microsoft.com/office/word/2010/wordprocessingShape">
-                    <wps:wsp>
-                      <wps:cNvSpPr txBox="1">
-                        <a:spLocks/>
-                      </wps:cNvSpPr>
-                      <wps:spPr bwMode="auto">
-                        <a:xfrm>
-                          <a:off x="0" y="0"/>
-                          <a:ext cx="1181100" cy="457200"/>
-                        </a:xfrm>
-                        <a:prstGeom prst="rect">
-                          <a:avLst/>
-                        </a:prstGeom>
-                        <a:solidFill>
-                          <a:srgbClr val="FFFFFF"/>
-                        </a:solidFill>
-                        <a:ln w="9525">
-                          <a:solidFill>
-                            <a:srgbClr val="000000"/>
-                          </a:solidFill>
-                          <a:miter lim="800000"/>
-                          <a:headEnd/>
-                          <a:tailEnd/>
-                        </a:ln>
-                      </wps:spPr>
-                      <wps:txbx>
-                        <w:txbxContent>
-                          <w:p>
-                            <w:pPr>
-                              <w:jc w:val="center"/>
-                            </w:pPr>
-                            <w:r>
-                              <w:t>Склад</w:t>
-                            </w:r>
-                          </w:p>
-                        </w:txbxContent>
-                      </wps:txbx>
-                      <wps:bodyPr rot="0" vert="horz" wrap="square" lIns="91440" tIns="45720" rIns="91440" bIns="45720" anchor="t" anchorCtr="0" upright="1">
-                        <a:noAutofit/>
-                      </wps:bodyPr>
-                    </wps:wsp>
-                  </a:graphicData>
-                </a:graphic>
-                <wp14:sizeRelH relativeFrom="page">
-                  <wp14:pctWidth>0</wp14:pctWidth>
-                </wp14:sizeRelH>
-                <wp14:sizeRelV relativeFrom="page">
-                  <wp14:pctHeight>0</wp14:pctHeight>
-                </wp14:sizeRelV>
-              </wp:anchor>
-            </w:drawing>
-          </mc:Choice>
-          <mc:Fallback>
-            <w:pict>
-              <v:shape w14:anchorId="126413BB" id="Поле 16" o:spid="_x0000_s1033" type="#_x0000_t202" style="position:absolute;left:0;text-align:left;margin-left:90.45pt;margin-top:10.8pt;width:93pt;height:36pt;z-index:251671552;visibility:visible;mso-wrap-style:square;mso-width-percent:0;mso-height-percent:0;mso-wrap-distance-left:9pt;mso-wrap-distance-top:0;mso-wrap-distance-right:9pt;mso-wrap-distance-bottom:0;mso-position-horizontal:absolute;mso-position-horizontal-relative:text;mso-position-vertical:absolute;mso-position-vertical-relative:text;mso-width-percent:0;mso-height-percent:0;mso-width-relative:page;mso-height-relative:page;v-text-anchor:top" o:gfxdata="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">
-                <v:path arrowok="t"/>
-                <v:textbox>
-                  <w:txbxContent>
-                    <w:p>
-                      <w:pPr>
-                        <w:jc w:val="center"/>
-                      </w:pPr>
-                      <w:r>
-                        <w:t>Склад</w:t>
-                      </w:r>
-                    </w:p>
-                  </w:txbxContent>
-                </v:textbox>
-              </v:shape>
-            </w:pict>
-          </mc:Fallback>
-        </mc:AlternateContent>
-      </w:r>
-    </w:p>
-    <w:p>
-      <w:pPr>
-        <w:widowControl w:val="0"/>
-        <w:spacing w:line="360" w:lineRule="auto"/>
-        <w:jc w:val="both"/>
-        <w:rPr>
-          <w:rFonts w:eastAsia="MS Mincho"/>
-          <w:sz w:val="28"/>
-          <w:szCs w:val="28"/>
-          <w:lang w:eastAsia="ja-JP"/>
-        </w:rPr>
-      </w:pPr>
-    </w:p>
-    <w:p>
-      <w:pPr>
-        <w:widowControl w:val="0"/>
-        <w:spacing w:line="360" w:lineRule="auto"/>
-        <w:jc w:val="both"/>
-        <w:rPr>
           <w:bCs/>
           <w:color w:val="000000"/>
           <w:sz w:val="28"/>
@@ -1998,7 +1576,7 @@
           <w:szCs w:val="28"/>
           <w:lang w:eastAsia="ja-JP"/>
         </w:rPr>
-        <w:t xml:space="preserve">Рис.  2.1  Организационная структура управления </w:t>
+        <w:t xml:space="preserve"/>
       </w:r>
       <w:r>
         <w:rPr>
@@ -2008,7 +1586,7 @@
           <w:szCs w:val="28"/>
           <w:lang w:eastAsia="en-US"/>
         </w:rPr>
-        <w:t>ООО «</w:t>
+        <w:t/>
       </w:r>
       <w:r>
         <w:rPr>
@@ -2018,7 +1596,7 @@
           <w:szCs w:val="28"/>
           <w:lang w:eastAsia="en-US"/>
         </w:rPr>
-        <w:t>ХХХ</w:t>
+        <w:t/>
       </w:r>
       <w:r>
         <w:rPr>
@@ -2028,7 +1606,7 @@
           <w:szCs w:val="28"/>
           <w:lang w:eastAsia="en-US"/>
         </w:rPr>
-        <w:t xml:space="preserve">» </w:t>
+        <w:t xml:space="preserve"/>
       </w:r>
     </w:p>
     <w:p>

--- a/ГЛАВА 2 (заполненный).docx
+++ b/ГЛАВА 2 (заполненный).docx
@@ -112,7 +112,245 @@
           <w:sz w:val="28"/>
           <w:szCs w:val="28"/>
         </w:rPr>
-        <w:t xml:space="preserve">Организационная структура управления ООО «СЗ РСК» построена на основе действующего штатного расписания и отражает иерархию подчинённости, характерную для подрядчика государственного оборонного заказа в области военного строительства. Общая численность штатных единиц — 93 чел. (фактически 94,5 с учётом неполных штатных единиц), в том числе руководители и ИТР — 24, рабочие — 69. Схема представлена на рис. 2.1.</w:t>
+        <w:t xml:space="preserve">В период своей деятельности до 2021 года ООО «СЗ РСК» специализировалось на строительстве жилых комплексов на территории г. Иркутска. За этот период компанией были реализованы следующие объекты жилого строительства:</w:t>
+      </w:r>
+    </w:p>
+    <w:p>
+      <w:pPr>
+        <w:spacing w:line="360" w:lineRule="auto"/>
+        <w:ind w:firstLine="454"/>
+        <w:rPr>
+          <w:sz w:val="28"/>
+          <w:szCs w:val="28"/>
+        </w:rPr>
+      </w:pPr>
+      <w:r>
+        <w:rPr>
+          <w:sz w:val="28"/>
+          <w:szCs w:val="28"/>
+        </w:rPr>
+        <w:t xml:space="preserve">— ЖК «Видный» (б/с 1) — г. Иркутск, мкр. Топкинский, д. 74; 17-этажный монолитный жилой дом; ввод в эксплуатацию — ноябрь 2017 г.;</w:t>
+      </w:r>
+    </w:p>
+    <w:p>
+      <w:pPr>
+        <w:spacing w:line="360" w:lineRule="auto"/>
+        <w:ind w:firstLine="454"/>
+        <w:rPr>
+          <w:sz w:val="28"/>
+          <w:szCs w:val="28"/>
+        </w:rPr>
+      </w:pPr>
+      <w:r>
+        <w:rPr>
+          <w:sz w:val="28"/>
+          <w:szCs w:val="28"/>
+        </w:rPr>
+        <w:t xml:space="preserve">— ЖК «Видный-2» — г. Иркутск, мкр. Топкинский, д. 73 и 74; жилой комплекс из двух одинаковых 17-этажных блок-секций (общая площадь ~8 300 м², около 340 квартир); ввод — ноябрь 2017 г.;</w:t>
+      </w:r>
+    </w:p>
+    <w:p>
+      <w:pPr>
+        <w:spacing w:line="360" w:lineRule="auto"/>
+        <w:ind w:firstLine="454"/>
+        <w:rPr>
+          <w:sz w:val="28"/>
+          <w:szCs w:val="28"/>
+        </w:rPr>
+      </w:pPr>
+      <w:r>
+        <w:rPr>
+          <w:sz w:val="28"/>
+          <w:szCs w:val="28"/>
+        </w:rPr>
+        <w:t xml:space="preserve">— ЖК «Видный-3» (б/с 1) — г. Иркутск, мкр. Топкинский, д. 67; 12-этажный монолитный жилой дом комфорт-класса; ввод в эксплуатацию — декабрь 2020 г.</w:t>
+      </w:r>
+    </w:p>
+    <w:p>
+      <w:pPr>
+        <w:spacing w:line="360" w:lineRule="auto"/>
+        <w:ind w:firstLine="454"/>
+        <w:rPr>
+          <w:sz w:val="28"/>
+          <w:szCs w:val="28"/>
+        </w:rPr>
+      </w:pPr>
+      <w:r>
+        <w:rPr>
+          <w:sz w:val="28"/>
+          <w:szCs w:val="28"/>
+        </w:rPr>
+        <w:t xml:space="preserve">Реализованные объекты позволили компании накопить значительный опыт в области жилищного строительства и сформировать профессиональный коллектив проектировщиков, ИТР и рабочих специальностей, который впоследствии был сохранён и переориентирован на новые задачи.</w:t>
+      </w:r>
+    </w:p>
+    <w:p>
+      <w:pPr>
+        <w:spacing w:line="360" w:lineRule="auto"/>
+        <w:ind w:firstLine="454"/>
+        <w:rPr>
+          <w:sz w:val="28"/>
+          <w:szCs w:val="28"/>
+        </w:rPr>
+      </w:pPr>
+      <w:r>
+        <w:rPr>
+          <w:sz w:val="28"/>
+          <w:szCs w:val="28"/>
+        </w:rPr>
+        <w:t xml:space="preserve">С 2021 года ООО «СЗ РСК» переориентировало свою деятельность на выполнение государственных оборонных заказов в сфере военного строительства. Данное решение стало логичным продолжением накопленного опыта в области капитального строительства и позволило выйти на принципиально иной уровень реализуемых проектов.</w:t>
+      </w:r>
+    </w:p>
+    <w:p>
+      <w:pPr>
+        <w:spacing w:line="360" w:lineRule="auto"/>
+        <w:ind w:firstLine="454"/>
+        <w:rPr>
+          <w:sz w:val="28"/>
+          <w:szCs w:val="28"/>
+        </w:rPr>
+      </w:pPr>
+      <w:r>
+        <w:rPr>
+          <w:sz w:val="28"/>
+          <w:szCs w:val="28"/>
+        </w:rPr>
+        <w:t xml:space="preserve">Деятельность в рамках государственного оборонного заказа осуществляется в строгом соответствии с требованиями Федерального закона № 275-ФЗ «О государственном оборонном заказе». Все финансовые операции по контрактам проводятся через специальные банковские счета с обязательным банковским сопровождением, что обеспечивает прозрачность и целевое использование бюджетных средств.</w:t>
+      </w:r>
+    </w:p>
+    <w:p>
+      <w:pPr>
+        <w:spacing w:line="360" w:lineRule="auto"/>
+        <w:ind w:firstLine="454"/>
+        <w:rPr>
+          <w:sz w:val="28"/>
+          <w:szCs w:val="28"/>
+        </w:rPr>
+      </w:pPr>
+      <w:r>
+        <w:rPr>
+          <w:sz w:val="28"/>
+          <w:szCs w:val="28"/>
+        </w:rPr>
+        <w:t xml:space="preserve">В силу конфиденциального характера выполняемых работ конкретные объекты, их местоположение и технические характеристики не подлежат публичному раскрытию.</w:t>
+      </w:r>
+    </w:p>
+    <w:p>
+      <w:pPr>
+        <w:spacing w:line="360" w:lineRule="auto"/>
+        <w:ind w:firstLine="454"/>
+        <w:rPr>
+          <w:sz w:val="28"/>
+          <w:szCs w:val="28"/>
+        </w:rPr>
+      </w:pPr>
+      <w:r>
+        <w:rPr>
+          <w:sz w:val="28"/>
+          <w:szCs w:val="28"/>
+        </w:rPr>
+        <w:t xml:space="preserve">В рамках государственных контрактов ООО «СЗ РСК» выполняет широкий спектр строительно-монтажных работ, в том числе:</w:t>
+      </w:r>
+    </w:p>
+    <w:p>
+      <w:pPr>
+        <w:spacing w:line="360" w:lineRule="auto"/>
+        <w:ind w:firstLine="454"/>
+        <w:rPr>
+          <w:sz w:val="28"/>
+          <w:szCs w:val="28"/>
+        </w:rPr>
+      </w:pPr>
+      <w:r>
+        <w:rPr>
+          <w:sz w:val="28"/>
+          <w:szCs w:val="28"/>
+        </w:rPr>
+        <w:t xml:space="preserve">— проектирование и строительство наружных сетей ливневой и бытовой канализации на территории режимных объектов;</w:t>
+      </w:r>
+    </w:p>
+    <w:p>
+      <w:pPr>
+        <w:spacing w:line="360" w:lineRule="auto"/>
+        <w:ind w:firstLine="454"/>
+        <w:rPr>
+          <w:sz w:val="28"/>
+          <w:szCs w:val="28"/>
+        </w:rPr>
+      </w:pPr>
+      <w:r>
+        <w:rPr>
+          <w:sz w:val="28"/>
+          <w:szCs w:val="28"/>
+        </w:rPr>
+        <w:t xml:space="preserve">— строительство жилых домов для личного состава войсковых частей, включая корректировку сметной и рабочей документации, а также завершение незаконченных строительно-монтажных работ на ранее начатых объектах;</w:t>
+      </w:r>
+    </w:p>
+    <w:p>
+      <w:pPr>
+        <w:spacing w:line="360" w:lineRule="auto"/>
+        <w:ind w:firstLine="454"/>
+        <w:rPr>
+          <w:sz w:val="28"/>
+          <w:szCs w:val="28"/>
+        </w:rPr>
+      </w:pPr>
+      <w:r>
+        <w:rPr>
+          <w:sz w:val="28"/>
+          <w:szCs w:val="28"/>
+        </w:rPr>
+        <w:t xml:space="preserve">— возведение объектов технической инфраструктуры военного назначения («Техническая позиция»), включая инженерные сети, вспомогательные сооружения и благоустройство территории;</w:t>
+      </w:r>
+    </w:p>
+    <w:p>
+      <w:pPr>
+        <w:spacing w:line="360" w:lineRule="auto"/>
+        <w:ind w:firstLine="454"/>
+        <w:rPr>
+          <w:sz w:val="28"/>
+          <w:szCs w:val="28"/>
+        </w:rPr>
+      </w:pPr>
+      <w:r>
+        <w:rPr>
+          <w:sz w:val="28"/>
+          <w:szCs w:val="28"/>
+        </w:rPr>
+        <w:t xml:space="preserve">— строительство объектов социальной инфраструктуры для нужд военных гарнизонов — в частности, средних общеобразовательных школ для детей военнослужащих.</w:t>
+      </w:r>
+    </w:p>
+    <w:p>
+      <w:pPr>
+        <w:spacing w:line="360" w:lineRule="auto"/>
+        <w:ind w:firstLine="454"/>
+        <w:rPr>
+          <w:sz w:val="28"/>
+          <w:szCs w:val="28"/>
+        </w:rPr>
+      </w:pPr>
+      <w:r>
+        <w:rPr>
+          <w:sz w:val="28"/>
+          <w:szCs w:val="28"/>
+        </w:rPr>
+        <w:t xml:space="preserve">Выполнение государственных оборонных заказов предъявляет повышенные требования к качеству строительства, соблюдению сроков и финансовой дисциплине. ООО «СЗ РСК» располагает необходимыми допусками, лицензиями и квалифицированным инженерно-техническим персоналом для работы в данном сегменте строительного рынка, что подтверждается стабильным ростом объёма контрактов на протяжении 2021–2025 годов.</w:t>
+      </w:r>
+    </w:p>
+    <w:p>
+      <w:pPr>
+        <w:spacing w:line="360" w:lineRule="auto"/>
+        <w:ind w:firstLine="454"/>
+        <w:rPr>
+          <w:sz w:val="28"/>
+          <w:szCs w:val="28"/>
+        </w:rPr>
+      </w:pPr>
+      <w:r>
+        <w:rPr>
+          <w:sz w:val="28"/>
+          <w:szCs w:val="28"/>
+        </w:rPr>
+        <w:t>Организационная структура управления ООО «СЗ РСК» построена на основе действующего штатного расписания и отражает иерархию подчинённости, характерную для подрядчика государственного оборонного заказа в области военного строительства. Общая численность — 82 человека (среднесписочная), в том числе руководители и ИТР — 24, специалисты и линейные ИТР — 11, оперативный и производственный персонал — 47. Схема представлена на рис. 2.1.</w:t>
       </w:r>
       <w:r>
         <w:rPr>
@@ -229,12 +467,18 @@
             <w:pPr>
               <w:jc w:val="center"/>
             </w:pPr>
-            <w:r/>
+            <w:r>
+              <w:rPr>
+                <w:sz w:val="20"/>
+                <w:szCs w:val="20"/>
+              </w:rPr>
+            </w:r>
             <w:r>
               <w:rPr>
                 <w:rFonts w:ascii="Times New Roman" w:hAnsi="Times New Roman"/>
                 <w:b/>
-                <w:sz w:val="22"/>
+                <w:sz w:val="20"/>
+                <w:szCs w:val="20"/>
               </w:rPr>
               <w:t>Генеральный директор</w:t>
             </w:r>
@@ -246,7 +490,8 @@
             <w:r>
               <w:rPr>
                 <w:rFonts w:ascii="Times New Roman" w:hAnsi="Times New Roman"/>
-                <w:sz w:val="22"/>
+                <w:sz w:val="20"/>
+                <w:szCs w:val="20"/>
               </w:rPr>
               <w:t>(1)</w:t>
             </w:r>
@@ -406,12 +651,18 @@
             <w:pPr>
               <w:jc w:val="center"/>
             </w:pPr>
-            <w:r/>
+            <w:r>
+              <w:rPr>
+                <w:sz w:val="20"/>
+                <w:szCs w:val="20"/>
+              </w:rPr>
+            </w:r>
             <w:r>
               <w:rPr>
                 <w:rFonts w:ascii="Times New Roman" w:hAnsi="Times New Roman"/>
                 <w:b/>
                 <w:sz w:val="20"/>
+                <w:szCs w:val="20"/>
               </w:rPr>
               <w:t>Главный бухгалтер (1)</w:t>
             </w:r>
@@ -440,12 +691,18 @@
             <w:pPr>
               <w:jc w:val="center"/>
             </w:pPr>
-            <w:r/>
+            <w:r>
+              <w:rPr>
+                <w:sz w:val="20"/>
+                <w:szCs w:val="20"/>
+              </w:rPr>
+            </w:r>
             <w:r>
               <w:rPr>
                 <w:rFonts w:ascii="Times New Roman" w:hAnsi="Times New Roman"/>
                 <w:b/>
                 <w:sz w:val="20"/>
+                <w:szCs w:val="20"/>
               </w:rPr>
               <w:t>Коммерческий директор (2)</w:t>
             </w:r>
@@ -474,12 +731,18 @@
             <w:pPr>
               <w:jc w:val="center"/>
             </w:pPr>
-            <w:r/>
+            <w:r>
+              <w:rPr>
+                <w:sz w:val="20"/>
+                <w:szCs w:val="20"/>
+              </w:rPr>
+            </w:r>
             <w:r>
               <w:rPr>
                 <w:rFonts w:ascii="Times New Roman" w:hAnsi="Times New Roman"/>
                 <w:b/>
                 <w:sz w:val="20"/>
+                <w:szCs w:val="20"/>
               </w:rPr>
               <w:t>Заместитель директора</w:t>
             </w:r>
@@ -492,6 +755,7 @@
               <w:rPr>
                 <w:rFonts w:ascii="Times New Roman" w:hAnsi="Times New Roman"/>
                 <w:sz w:val="20"/>
+                <w:szCs w:val="20"/>
               </w:rPr>
               <w:t>по строительству (1)</w:t>
             </w:r>
@@ -520,12 +784,18 @@
             <w:pPr>
               <w:jc w:val="center"/>
             </w:pPr>
-            <w:r/>
+            <w:r>
+              <w:rPr>
+                <w:sz w:val="20"/>
+                <w:szCs w:val="20"/>
+              </w:rPr>
+            </w:r>
             <w:r>
               <w:rPr>
                 <w:rFonts w:ascii="Times New Roman" w:hAnsi="Times New Roman"/>
                 <w:b/>
                 <w:sz w:val="20"/>
+                <w:szCs w:val="20"/>
               </w:rPr>
               <w:t>Заместитель директора</w:t>
             </w:r>
@@ -538,6 +808,7 @@
               <w:rPr>
                 <w:rFonts w:ascii="Times New Roman" w:hAnsi="Times New Roman"/>
                 <w:sz w:val="20"/>
+                <w:szCs w:val="20"/>
               </w:rPr>
               <w:t>по общим вопросам (1)</w:t>
             </w:r>
@@ -571,12 +842,18 @@
             <w:pPr>
               <w:jc w:val="center"/>
             </w:pPr>
-            <w:r/>
+            <w:r>
+              <w:rPr>
+                <w:sz w:val="20"/>
+                <w:szCs w:val="20"/>
+              </w:rPr>
+            </w:r>
             <w:r>
               <w:rPr>
                 <w:rFonts w:ascii="Times New Roman" w:hAnsi="Times New Roman"/>
                 <w:b/>
-                <w:sz w:val="18"/>
+                <w:sz w:val="20"/>
+                <w:szCs w:val="20"/>
               </w:rPr>
               <w:t>Финансово-экономический блок</w:t>
             </w:r>
@@ -590,7 +867,8 @@
             <w:r>
               <w:rPr>
                 <w:rFonts w:ascii="Times New Roman" w:hAnsi="Times New Roman"/>
-                <w:sz w:val="18"/>
+                <w:sz w:val="20"/>
+                <w:szCs w:val="20"/>
               </w:rPr>
               <w:t>• Бухгалтер (1)</w:t>
             </w:r>
@@ -604,7 +882,8 @@
             <w:r>
               <w:rPr>
                 <w:rFonts w:ascii="Times New Roman" w:hAnsi="Times New Roman"/>
-                <w:sz w:val="18"/>
+                <w:sz w:val="20"/>
+                <w:szCs w:val="20"/>
               </w:rPr>
               <w:t>• Экономист (1)</w:t>
             </w:r>
@@ -633,12 +912,18 @@
             <w:pPr>
               <w:jc w:val="center"/>
             </w:pPr>
-            <w:r/>
+            <w:r>
+              <w:rPr>
+                <w:sz w:val="20"/>
+                <w:szCs w:val="20"/>
+              </w:rPr>
+            </w:r>
             <w:r>
               <w:rPr>
                 <w:rFonts w:ascii="Times New Roman" w:hAnsi="Times New Roman"/>
                 <w:b/>
-                <w:sz w:val="18"/>
+                <w:sz w:val="20"/>
+                <w:szCs w:val="20"/>
               </w:rPr>
               <w:t>Договорно-правовой блок</w:t>
             </w:r>
@@ -652,7 +937,8 @@
             <w:r>
               <w:rPr>
                 <w:rFonts w:ascii="Times New Roman" w:hAnsi="Times New Roman"/>
-                <w:sz w:val="18"/>
+                <w:sz w:val="20"/>
+                <w:szCs w:val="20"/>
               </w:rPr>
               <w:t>• Юрист (1)</w:t>
             </w:r>
@@ -681,12 +967,18 @@
             <w:pPr>
               <w:jc w:val="center"/>
             </w:pPr>
-            <w:r/>
+            <w:r>
+              <w:rPr>
+                <w:sz w:val="20"/>
+                <w:szCs w:val="20"/>
+              </w:rPr>
+            </w:r>
             <w:r>
               <w:rPr>
                 <w:rFonts w:ascii="Times New Roman" w:hAnsi="Times New Roman"/>
                 <w:b/>
-                <w:sz w:val="18"/>
+                <w:sz w:val="20"/>
+                <w:szCs w:val="20"/>
               </w:rPr>
               <w:t>Строительное подразделение</w:t>
             </w:r>
@@ -700,7 +992,8 @@
             <w:r>
               <w:rPr>
                 <w:rFonts w:ascii="Times New Roman" w:hAnsi="Times New Roman"/>
-                <w:sz w:val="18"/>
+                <w:sz w:val="20"/>
+                <w:szCs w:val="20"/>
               </w:rPr>
               <w:t>• Главный инженер (1)</w:t>
             </w:r>
@@ -714,7 +1007,8 @@
             <w:r>
               <w:rPr>
                 <w:rFonts w:ascii="Times New Roman" w:hAnsi="Times New Roman"/>
-                <w:sz w:val="18"/>
+                <w:sz w:val="20"/>
+                <w:szCs w:val="20"/>
               </w:rPr>
               <w:t>• Руководитель проекта (1)</w:t>
             </w:r>
@@ -728,7 +1022,8 @@
             <w:r>
               <w:rPr>
                 <w:rFonts w:ascii="Times New Roman" w:hAnsi="Times New Roman"/>
-                <w:sz w:val="18"/>
+                <w:sz w:val="20"/>
+                <w:szCs w:val="20"/>
               </w:rPr>
               <w:t>• Начальник ПТО (1)</w:t>
             </w:r>
@@ -742,7 +1037,8 @@
             <w:r>
               <w:rPr>
                 <w:rFonts w:ascii="Times New Roman" w:hAnsi="Times New Roman"/>
-                <w:sz w:val="18"/>
+                <w:sz w:val="20"/>
+                <w:szCs w:val="20"/>
               </w:rPr>
               <w:t>• Начальник отдела снабжения (1)</w:t>
             </w:r>
@@ -756,7 +1052,8 @@
             <w:r>
               <w:rPr>
                 <w:rFonts w:ascii="Times New Roman" w:hAnsi="Times New Roman"/>
-                <w:sz w:val="18"/>
+                <w:sz w:val="20"/>
+                <w:szCs w:val="20"/>
               </w:rPr>
               <w:t>• Начальник строительного участка (2)</w:t>
             </w:r>
@@ -770,7 +1067,8 @@
             <w:r>
               <w:rPr>
                 <w:rFonts w:ascii="Times New Roman" w:hAnsi="Times New Roman"/>
-                <w:sz w:val="18"/>
+                <w:sz w:val="20"/>
+                <w:szCs w:val="20"/>
               </w:rPr>
               <w:t>• Начальник участка по инженерным сетям (1)</w:t>
             </w:r>
@@ -799,113 +1097,29 @@
             <w:pPr>
               <w:jc w:val="center"/>
             </w:pPr>
-            <w:r/>
-            <w:r>
-              <w:rPr>
-                <w:rFonts w:ascii="Times New Roman" w:hAnsi="Times New Roman"/>
-                <w:b/>
-                <w:sz w:val="18"/>
-              </w:rPr>
-              <w:t>Административно-хозяйственный блок</w:t>
-            </w:r>
-          </w:p>
-          <w:p>
-            <w:pPr>
-              <w:spacing w:after="0"/>
-              <w:ind w:left="113"/>
-              <w:jc w:val="left"/>
-            </w:pPr>
-            <w:r>
-              <w:rPr>
-                <w:rFonts w:ascii="Times New Roman" w:hAnsi="Times New Roman"/>
-                <w:sz w:val="18"/>
-              </w:rPr>
-              <w:t>• Главный механик (1)</w:t>
-            </w:r>
-          </w:p>
-          <w:p>
-            <w:pPr>
-              <w:spacing w:after="0"/>
-              <w:ind w:left="113"/>
-              <w:jc w:val="left"/>
-            </w:pPr>
-            <w:r>
-              <w:rPr>
-                <w:rFonts w:ascii="Times New Roman" w:hAnsi="Times New Roman"/>
-                <w:sz w:val="18"/>
-              </w:rPr>
-              <w:t>• Кладовщик (1)</w:t>
-            </w:r>
-          </w:p>
-          <w:p>
-            <w:pPr>
-              <w:spacing w:after="0"/>
-              <w:ind w:left="113"/>
-              <w:jc w:val="left"/>
-            </w:pPr>
-            <w:r>
-              <w:rPr>
-                <w:rFonts w:ascii="Times New Roman" w:hAnsi="Times New Roman"/>
-                <w:sz w:val="18"/>
-              </w:rPr>
-              <w:t>• Машинист автомобильного крана (1)</w:t>
-            </w:r>
-          </w:p>
-          <w:p>
-            <w:pPr>
-              <w:spacing w:after="0"/>
-              <w:ind w:left="113"/>
-              <w:jc w:val="left"/>
-            </w:pPr>
-            <w:r>
-              <w:rPr>
-                <w:rFonts w:ascii="Times New Roman" w:hAnsi="Times New Roman"/>
-                <w:sz w:val="18"/>
-              </w:rPr>
-              <w:t>• Машинист самоходной машины (1)</w:t>
-            </w:r>
-          </w:p>
-          <w:p>
-            <w:pPr>
-              <w:spacing w:after="0"/>
-              <w:ind w:left="113"/>
-              <w:jc w:val="left"/>
-            </w:pPr>
-            <w:r>
-              <w:rPr>
-                <w:rFonts w:ascii="Times New Roman" w:hAnsi="Times New Roman"/>
-                <w:sz w:val="18"/>
-              </w:rPr>
-              <w:t>• Механик-водитель (1)</w:t>
-            </w:r>
-          </w:p>
-          <w:p>
-            <w:pPr>
-              <w:spacing w:after="0"/>
-              <w:ind w:left="113"/>
-              <w:jc w:val="left"/>
-            </w:pPr>
-            <w:r>
-              <w:rPr>
-                <w:rFonts w:ascii="Times New Roman" w:hAnsi="Times New Roman"/>
-                <w:sz w:val="18"/>
-              </w:rPr>
-              <w:t>• Водитель (1)</w:t>
+            <w:r>
+              <w:rPr>
+                <w:sz w:val="20"/>
+                <w:szCs w:val="20"/>
+              </w:rPr>
+              <w:t xml:space="preserve">Административно-хозяйственный отдел</w:t>
+            </w:r>
+          </w:p>
+          <w:p>
+            <w:pPr>
+              <w:jc w:val="center"/>
+            </w:pPr>
+            <w:r>
+              <w:rPr>
+                <w:sz w:val="20"/>
+                <w:szCs w:val="20"/>
+              </w:rPr>
+              <w:t xml:space="preserve">• Главный механик (1)</w:t>
             </w:r>
           </w:p>
         </w:tc>
       </w:tr>
     </w:tbl>
-    <w:p>
-      <w:pPr>
-        <w:spacing w:after="0" w:before="0"/>
-      </w:pPr>
-      <w:r>
-        <w:rPr>
-          <w:sz w:val="4"/>
-        </w:rPr>
-      </w:r>
-    </w:p>
     <w:tbl>
       <w:tblPr>
         <w:tblW w:type="auto" w:w="0"/>
@@ -945,12 +1159,18 @@
             <w:pPr>
               <w:jc w:val="center"/>
             </w:pPr>
-            <w:r/>
+            <w:r>
+              <w:rPr>
+                <w:sz w:val="20"/>
+                <w:szCs w:val="20"/>
+              </w:rPr>
+            </w:r>
             <w:r>
               <w:rPr>
                 <w:rFonts w:ascii="Times New Roman" w:hAnsi="Times New Roman"/>
                 <w:b/>
-                <w:sz w:val="22"/>
+                <w:sz w:val="20"/>
+                <w:szCs w:val="20"/>
               </w:rPr>
               <w:t>Производственно-технические специалисты и ЛИТР строительных участков</w:t>
             </w:r>
@@ -983,12 +1203,18 @@
             <w:pPr>
               <w:jc w:val="center"/>
             </w:pPr>
-            <w:r/>
+            <w:r>
+              <w:rPr>
+                <w:sz w:val="20"/>
+                <w:szCs w:val="20"/>
+              </w:rPr>
+            </w:r>
             <w:r>
               <w:rPr>
                 <w:rFonts w:ascii="Times New Roman" w:hAnsi="Times New Roman"/>
                 <w:b/>
-                <w:sz w:val="18"/>
+                <w:sz w:val="20"/>
+                <w:szCs w:val="20"/>
               </w:rPr>
               <w:t>Производственно-технический отдел (ПТО)</w:t>
             </w:r>
@@ -1002,7 +1228,8 @@
             <w:r>
               <w:rPr>
                 <w:rFonts w:ascii="Times New Roman" w:hAnsi="Times New Roman"/>
-                <w:sz w:val="18"/>
+                <w:sz w:val="20"/>
+                <w:szCs w:val="20"/>
               </w:rPr>
               <w:t>• Заместитель начальника ПТО (1)</w:t>
             </w:r>
@@ -1016,7 +1243,8 @@
             <w:r>
               <w:rPr>
                 <w:rFonts w:ascii="Times New Roman" w:hAnsi="Times New Roman"/>
-                <w:sz w:val="18"/>
+                <w:sz w:val="20"/>
+                <w:szCs w:val="20"/>
               </w:rPr>
               <w:t>• Ведущий инженер ПТО (1)</w:t>
             </w:r>
@@ -1030,7 +1258,8 @@
             <w:r>
               <w:rPr>
                 <w:rFonts w:ascii="Times New Roman" w:hAnsi="Times New Roman"/>
-                <w:sz w:val="18"/>
+                <w:sz w:val="20"/>
+                <w:szCs w:val="20"/>
               </w:rPr>
               <w:t>• Инженер ПТО (2)</w:t>
             </w:r>
@@ -1044,7 +1273,8 @@
             <w:r>
               <w:rPr>
                 <w:rFonts w:ascii="Times New Roman" w:hAnsi="Times New Roman"/>
-                <w:sz w:val="18"/>
+                <w:sz w:val="20"/>
+                <w:szCs w:val="20"/>
               </w:rPr>
               <w:t>• Техник ПТО (1)</w:t>
             </w:r>
@@ -1058,7 +1288,8 @@
             <w:r>
               <w:rPr>
                 <w:rFonts w:ascii="Times New Roman" w:hAnsi="Times New Roman"/>
-                <w:sz w:val="18"/>
+                <w:sz w:val="20"/>
+                <w:szCs w:val="20"/>
               </w:rPr>
               <w:t>• Инженер-сметчик (1)</w:t>
             </w:r>
@@ -1072,7 +1303,8 @@
             <w:r>
               <w:rPr>
                 <w:rFonts w:ascii="Times New Roman" w:hAnsi="Times New Roman"/>
-                <w:sz w:val="18"/>
+                <w:sz w:val="20"/>
+                <w:szCs w:val="20"/>
               </w:rPr>
               <w:t>• Геодезист (2)</w:t>
             </w:r>
@@ -1100,12 +1332,18 @@
             <w:pPr>
               <w:jc w:val="center"/>
             </w:pPr>
-            <w:r/>
+            <w:r>
+              <w:rPr>
+                <w:sz w:val="20"/>
+                <w:szCs w:val="20"/>
+              </w:rPr>
+            </w:r>
             <w:r>
               <w:rPr>
                 <w:rFonts w:ascii="Times New Roman" w:hAnsi="Times New Roman"/>
                 <w:b/>
-                <w:sz w:val="18"/>
+                <w:sz w:val="20"/>
+                <w:szCs w:val="20"/>
               </w:rPr>
               <w:t>Отдел снабжения</w:t>
             </w:r>
@@ -1119,7 +1357,8 @@
             <w:r>
               <w:rPr>
                 <w:rFonts w:ascii="Times New Roman" w:hAnsi="Times New Roman"/>
-                <w:sz w:val="18"/>
+                <w:sz w:val="20"/>
+                <w:szCs w:val="20"/>
               </w:rPr>
               <w:t>• Инженер по снабжению (1)</w:t>
             </w:r>
@@ -1147,12 +1386,18 @@
             <w:pPr>
               <w:jc w:val="center"/>
             </w:pPr>
-            <w:r/>
+            <w:r>
+              <w:rPr>
+                <w:sz w:val="20"/>
+                <w:szCs w:val="20"/>
+              </w:rPr>
+            </w:r>
             <w:r>
               <w:rPr>
                 <w:rFonts w:ascii="Times New Roman" w:hAnsi="Times New Roman"/>
                 <w:b/>
-                <w:sz w:val="18"/>
+                <w:sz w:val="20"/>
+                <w:szCs w:val="20"/>
               </w:rPr>
               <w:t>Линейные ИТР строительных участков</w:t>
             </w:r>
@@ -1166,7 +1411,8 @@
             <w:r>
               <w:rPr>
                 <w:rFonts w:ascii="Times New Roman" w:hAnsi="Times New Roman"/>
-                <w:sz w:val="18"/>
+                <w:sz w:val="20"/>
+                <w:szCs w:val="20"/>
               </w:rPr>
               <w:t>• Производитель работ (1)</w:t>
             </w:r>
@@ -1180,7 +1426,8 @@
             <w:r>
               <w:rPr>
                 <w:rFonts w:ascii="Times New Roman" w:hAnsi="Times New Roman"/>
-                <w:sz w:val="18"/>
+                <w:sz w:val="20"/>
+                <w:szCs w:val="20"/>
               </w:rPr>
               <w:t>• Мастер строительных работ (1)</w:t>
             </w:r>
@@ -1194,7 +1441,8 @@
             <w:r>
               <w:rPr>
                 <w:rFonts w:ascii="Times New Roman" w:hAnsi="Times New Roman"/>
-                <w:sz w:val="18"/>
+                <w:sz w:val="20"/>
+                <w:szCs w:val="20"/>
               </w:rPr>
               <w:t>• Мастер-монтажник (1)</w:t>
             </w:r>
@@ -1203,315 +1451,6 @@
       </w:tr>
     </w:tbl>
     <w:p>
-      <w:r>
-        <w:br w:type="page"/>
-      </w:r>
-    </w:p>
-    <w:tbl>
-      <w:tblPr>
-        <w:tblW w:type="auto" w:w="0"/>
-        <w:jc w:val="center"/>
-        <w:tblLook w:firstColumn="1" w:firstRow="1" w:lastColumn="0" w:lastRow="0" w:noHBand="0" w:noVBand="1" w:val="04A0"/>
-        <w:tblLayout w:type="fixed"/>
-      </w:tblPr>
-      <w:tblGrid>
-        <w:gridCol w:w="7739"/>
-        <w:gridCol w:w="7739"/>
-      </w:tblGrid>
-      <w:tr>
-        <w:trPr>
-          <w:cantSplit/>
-        </w:trPr>
-        <w:tc>
-          <w:tcPr>
-            <w:tcW w:type="dxa" w:w="15308"/>
-            <w:gridSpan w:val="2"/>
-            <w:vAlign w:val="center"/>
-            <w:tcBorders>
-              <w:top w:val="single" w:sz="6" w:space="0" w:color="000000"/>
-              <w:left w:val="single" w:sz="6" w:space="0" w:color="000000"/>
-              <w:bottom w:val="single" w:sz="6" w:space="0" w:color="000000"/>
-              <w:right w:val="single" w:sz="6" w:space="0" w:color="000000"/>
-            </w:tcBorders>
-            <w:tcMar>
-              <w:top w:w="80" w:type="dxa"/>
-              <w:left w:w="100" w:type="dxa"/>
-              <w:bottom w:w="80" w:type="dxa"/>
-              <w:right w:w="100" w:type="dxa"/>
-            </w:tcMar>
-            <w:shd w:val="clear" w:color="auto" w:fill="D9E2F3"/>
-          </w:tcPr>
-          <w:p>
-            <w:pPr>
-              <w:jc w:val="center"/>
-            </w:pPr>
-            <w:r/>
-            <w:r>
-              <w:rPr>
-                <w:rFonts w:ascii="Times New Roman" w:hAnsi="Times New Roman"/>
-                <w:b/>
-                <w:sz w:val="22"/>
-              </w:rPr>
-              <w:t>Рабочие специальности (производственный персонал участков)</w:t>
-            </w:r>
-          </w:p>
-        </w:tc>
-      </w:tr>
-      <w:tr>
-        <w:trPr>
-          <w:cantSplit/>
-        </w:trPr>
-        <w:tc>
-          <w:tcPr>
-            <w:tcW w:type="dxa" w:w="7654"/>
-            <w:vAlign w:val="top"/>
-            <w:tcBorders>
-              <w:top w:val="single" w:sz="6" w:space="0" w:color="000000"/>
-              <w:left w:val="single" w:sz="6" w:space="0" w:color="000000"/>
-              <w:bottom w:val="single" w:sz="6" w:space="0" w:color="000000"/>
-              <w:right w:val="single" w:sz="6" w:space="0" w:color="000000"/>
-            </w:tcBorders>
-            <w:tcMar>
-              <w:top w:w="100" w:type="dxa"/>
-              <w:left w:w="150" w:type="dxa"/>
-              <w:bottom w:w="100" w:type="dxa"/>
-              <w:right w:w="150" w:type="dxa"/>
-            </w:tcMar>
-            <w:shd w:val="clear" w:color="auto" w:fill="E2EFDA"/>
-          </w:tcPr>
-          <w:p>
-            <w:pPr>
-              <w:jc w:val="center"/>
-            </w:pPr>
-            <w:r/>
-            <w:r>
-              <w:rPr>
-                <w:rFonts w:ascii="Times New Roman" w:hAnsi="Times New Roman"/>
-                <w:b/>
-                <w:sz w:val="18"/>
-              </w:rPr>
-              <w:t>Сварочно-монтажная бригада</w:t>
-            </w:r>
-          </w:p>
-          <w:p>
-            <w:pPr>
-              <w:spacing w:after="0"/>
-              <w:ind w:left="113"/>
-              <w:jc w:val="left"/>
-            </w:pPr>
-            <w:r>
-              <w:rPr>
-                <w:rFonts w:ascii="Times New Roman" w:hAnsi="Times New Roman"/>
-                <w:sz w:val="18"/>
-              </w:rPr>
-              <w:t>• Электросварщик ручной сварки (2)</w:t>
-            </w:r>
-          </w:p>
-          <w:p>
-            <w:pPr>
-              <w:spacing w:after="0"/>
-              <w:ind w:left="113"/>
-              <w:jc w:val="left"/>
-            </w:pPr>
-            <w:r>
-              <w:rPr>
-                <w:rFonts w:ascii="Times New Roman" w:hAnsi="Times New Roman"/>
-                <w:sz w:val="18"/>
-              </w:rPr>
-              <w:t>• Электросварщик (5 разряд) (1)</w:t>
-            </w:r>
-          </w:p>
-          <w:p>
-            <w:pPr>
-              <w:spacing w:after="0"/>
-              <w:ind w:left="113"/>
-              <w:jc w:val="left"/>
-            </w:pPr>
-            <w:r>
-              <w:rPr>
-                <w:rFonts w:ascii="Times New Roman" w:hAnsi="Times New Roman"/>
-                <w:sz w:val="18"/>
-              </w:rPr>
-              <w:t>• Электрогазосварщик ручной сварки (1)</w:t>
-            </w:r>
-          </w:p>
-          <w:p>
-            <w:pPr>
-              <w:spacing w:after="0"/>
-              <w:ind w:left="113"/>
-              <w:jc w:val="left"/>
-            </w:pPr>
-            <w:r>
-              <w:rPr>
-                <w:rFonts w:ascii="Times New Roman" w:hAnsi="Times New Roman"/>
-                <w:sz w:val="18"/>
-              </w:rPr>
-              <w:t>• Сварщик (1)</w:t>
-            </w:r>
-          </w:p>
-          <w:p>
-            <w:pPr>
-              <w:spacing w:after="0"/>
-              <w:ind w:left="113"/>
-              <w:jc w:val="left"/>
-            </w:pPr>
-            <w:r>
-              <w:rPr>
-                <w:rFonts w:ascii="Times New Roman" w:hAnsi="Times New Roman"/>
-                <w:sz w:val="18"/>
-              </w:rPr>
-              <w:t>• Слесарь-монтажник (1)</w:t>
-            </w:r>
-          </w:p>
-        </w:tc>
-        <w:tc>
-          <w:tcPr>
-            <w:tcW w:type="dxa" w:w="7654"/>
-            <w:vAlign w:val="top"/>
-            <w:tcBorders>
-              <w:top w:val="single" w:sz="6" w:space="0" w:color="000000"/>
-              <w:left w:val="single" w:sz="6" w:space="0" w:color="000000"/>
-              <w:bottom w:val="single" w:sz="6" w:space="0" w:color="000000"/>
-              <w:right w:val="single" w:sz="6" w:space="0" w:color="000000"/>
-            </w:tcBorders>
-            <w:tcMar>
-              <w:top w:w="100" w:type="dxa"/>
-              <w:left w:w="150" w:type="dxa"/>
-              <w:bottom w:w="100" w:type="dxa"/>
-              <w:right w:w="150" w:type="dxa"/>
-            </w:tcMar>
-            <w:shd w:val="clear" w:color="auto" w:fill="E2EFDA"/>
-          </w:tcPr>
-          <w:p>
-            <w:pPr>
-              <w:jc w:val="center"/>
-            </w:pPr>
-            <w:r/>
-            <w:r>
-              <w:rPr>
-                <w:rFonts w:ascii="Times New Roman" w:hAnsi="Times New Roman"/>
-                <w:b/>
-                <w:sz w:val="18"/>
-              </w:rPr>
-              <w:t>Общестроительная и отделочная бригады</w:t>
-            </w:r>
-          </w:p>
-          <w:p>
-            <w:pPr>
-              <w:spacing w:after="0"/>
-              <w:ind w:left="113"/>
-              <w:jc w:val="left"/>
-            </w:pPr>
-            <w:r>
-              <w:rPr>
-                <w:rFonts w:ascii="Times New Roman" w:hAnsi="Times New Roman"/>
-                <w:sz w:val="18"/>
-              </w:rPr>
-              <w:t>• Плотник (2)</w:t>
-            </w:r>
-          </w:p>
-          <w:p>
-            <w:pPr>
-              <w:spacing w:after="0"/>
-              <w:ind w:left="113"/>
-              <w:jc w:val="left"/>
-            </w:pPr>
-            <w:r>
-              <w:rPr>
-                <w:rFonts w:ascii="Times New Roman" w:hAnsi="Times New Roman"/>
-                <w:sz w:val="18"/>
-              </w:rPr>
-              <w:t>• Бетонщик (1)</w:t>
-            </w:r>
-          </w:p>
-          <w:p>
-            <w:pPr>
-              <w:spacing w:after="0"/>
-              <w:ind w:left="113"/>
-              <w:jc w:val="left"/>
-            </w:pPr>
-            <w:r>
-              <w:rPr>
-                <w:rFonts w:ascii="Times New Roman" w:hAnsi="Times New Roman"/>
-                <w:sz w:val="18"/>
-              </w:rPr>
-              <w:t>• Маляр (10)</w:t>
-            </w:r>
-          </w:p>
-          <w:p>
-            <w:pPr>
-              <w:spacing w:after="0"/>
-              <w:ind w:left="113"/>
-              <w:jc w:val="left"/>
-            </w:pPr>
-            <w:r>
-              <w:rPr>
-                <w:rFonts w:ascii="Times New Roman" w:hAnsi="Times New Roman"/>
-                <w:sz w:val="18"/>
-              </w:rPr>
-              <w:t>• Штукатур-маляр (1)</w:t>
-            </w:r>
-          </w:p>
-          <w:p>
-            <w:pPr>
-              <w:spacing w:after="0"/>
-              <w:ind w:left="113"/>
-              <w:jc w:val="left"/>
-            </w:pPr>
-            <w:r>
-              <w:rPr>
-                <w:rFonts w:ascii="Times New Roman" w:hAnsi="Times New Roman"/>
-                <w:sz w:val="18"/>
-              </w:rPr>
-              <w:t>• Штукатур (3)</w:t>
-            </w:r>
-          </w:p>
-          <w:p>
-            <w:pPr>
-              <w:spacing w:after="0"/>
-              <w:ind w:left="113"/>
-              <w:jc w:val="left"/>
-            </w:pPr>
-            <w:r>
-              <w:rPr>
-                <w:rFonts w:ascii="Times New Roman" w:hAnsi="Times New Roman"/>
-                <w:sz w:val="18"/>
-              </w:rPr>
-              <w:t>• Плиточник (1)</w:t>
-            </w:r>
-          </w:p>
-          <w:p>
-            <w:pPr>
-              <w:spacing w:after="0"/>
-              <w:ind w:left="113"/>
-              <w:jc w:val="left"/>
-            </w:pPr>
-            <w:r>
-              <w:rPr>
-                <w:rFonts w:ascii="Times New Roman" w:hAnsi="Times New Roman"/>
-                <w:sz w:val="18"/>
-              </w:rPr>
-              <w:t>• Подсобный рабочий (5)</w:t>
-            </w:r>
-          </w:p>
-          <w:p>
-            <w:pPr>
-              <w:spacing w:after="0"/>
-              <w:ind w:left="113"/>
-              <w:jc w:val="left"/>
-            </w:pPr>
-            <w:r>
-              <w:rPr>
-                <w:rFonts w:ascii="Times New Roman" w:hAnsi="Times New Roman"/>
-                <w:sz w:val="18"/>
-              </w:rPr>
-              <w:t>• Разнорабочий (30)</w:t>
-            </w:r>
-          </w:p>
-        </w:tc>
-      </w:tr>
-    </w:tbl>
-    <w:p>
       <w:pPr>
         <w:spacing w:before="160"/>
         <w:jc w:val="center"/>
@@ -1522,7 +1461,7 @@
           <w:i/>
           <w:sz w:val="20"/>
         </w:rPr>
-        <w:t>Итого штатных единиц по предприятию: 93 (фактически 94,5 — с учётом штатных единиц на 0,5 ставки), в том числе руководители и ИТР — 24, рабочие — 69.</w:t>
+        <w:t>Итого: 82 человека, в том числе руководители и ИТР — 24, специалисты и линейные ИТР — 11, оперативный и производственный персонал — 47.</w:t>
       </w:r>
     </w:p>
     <w:p>
@@ -7262,7 +7201,7 @@
                 <w:rFonts w:ascii="Times New Roman" w:hAnsi="Times New Roman"/>
                 <w:sz w:val="24"/>
               </w:rPr>
-              <w:t>80</w:t>
+              <w:t>82</w:t>
             </w:r>
           </w:p>
         </w:tc>
@@ -7283,7 +7222,7 @@
                 <w:rFonts w:ascii="Times New Roman" w:hAnsi="Times New Roman"/>
                 <w:sz w:val="24"/>
               </w:rPr>
-              <w:t>80</w:t>
+              <w:t>82</w:t>
             </w:r>
           </w:p>
         </w:tc>
@@ -7304,7 +7243,7 @@
                 <w:rFonts w:ascii="Times New Roman" w:hAnsi="Times New Roman"/>
                 <w:sz w:val="24"/>
               </w:rPr>
-              <w:t>80</w:t>
+              <w:t>82</w:t>
             </w:r>
           </w:p>
         </w:tc>
@@ -7325,7 +7264,7 @@
                 <w:rFonts w:ascii="Times New Roman" w:hAnsi="Times New Roman"/>
                 <w:sz w:val="24"/>
               </w:rPr>
-              <w:t>80</w:t>
+              <w:t>82</w:t>
             </w:r>
           </w:p>
         </w:tc>
@@ -7346,7 +7285,7 @@
                 <w:rFonts w:ascii="Times New Roman" w:hAnsi="Times New Roman"/>
                 <w:sz w:val="24"/>
               </w:rPr>
-              <w:t>80</w:t>
+              <w:t>82</w:t>
             </w:r>
           </w:p>
         </w:tc>
@@ -7643,7 +7582,7 @@
                 <w:rFonts w:ascii="Times New Roman" w:hAnsi="Times New Roman"/>
                 <w:sz w:val="24"/>
               </w:rPr>
-              <w:t>304</w:t>
+              <w:t>297</w:t>
             </w:r>
           </w:p>
         </w:tc>
@@ -7664,7 +7603,7 @@
                 <w:rFonts w:ascii="Times New Roman" w:hAnsi="Times New Roman"/>
                 <w:sz w:val="24"/>
               </w:rPr>
-              <w:t>348</w:t>
+              <w:t>340</w:t>
             </w:r>
           </w:p>
         </w:tc>
@@ -7685,7 +7624,7 @@
                 <w:rFonts w:ascii="Times New Roman" w:hAnsi="Times New Roman"/>
                 <w:sz w:val="24"/>
               </w:rPr>
-              <w:t>392</w:t>
+              <w:t>382</w:t>
             </w:r>
           </w:p>
         </w:tc>
@@ -7706,7 +7645,7 @@
                 <w:rFonts w:ascii="Times New Roman" w:hAnsi="Times New Roman"/>
                 <w:sz w:val="24"/>
               </w:rPr>
-              <w:t>452</w:t>
+              <w:t>441</w:t>
             </w:r>
           </w:p>
         </w:tc>
@@ -7727,7 +7666,7 @@
                 <w:rFonts w:ascii="Times New Roman" w:hAnsi="Times New Roman"/>
                 <w:sz w:val="24"/>
               </w:rPr>
-              <w:t>510</w:t>
+              <w:t>497</w:t>
             </w:r>
           </w:p>
         </w:tc>
@@ -7895,7 +7834,7 @@
           <w:rFonts w:ascii="Times New Roman" w:hAnsi="Times New Roman" w:cs="Times New Roman"/>
           <w:sz w:val="28"/>
         </w:rPr>
-        <w:t xml:space="preserve">Рост фондовооружённости при сохранении численности 80 человек указывает на качественное усиление материально-технической базы: техника становится мощнее и современнее, а не просто многочисленнее. Это соответствует требованиям ФЗ-275 к подрядчику ГОЗ — техническая обеспеченность работ должна подтверждаться при заключении и сопровождении каждого госконтракта.</w:t>
+        <w:t>Рост фондовооружённости при сохранении численности 82 человека указывает на качественное усиление материально-технической базы: техника становится мощнее и современнее, а не просто многочисленнее. Это соответствует требованиям ФЗ-275 к подрядчику ГОЗ — техническая обеспеченность работ должна подтверждаться при заключении и сопровождении каждого госконтракта.</w:t>
       </w:r>
     </w:p>
     <w:p>
@@ -7960,7 +7899,7 @@
           <w:rFonts w:ascii="Times New Roman" w:hAnsi="Times New Roman"/>
           <w:sz w:val="28"/>
         </w:rPr>
-        <w:t>Фондовооружённость показывает, какая часть основных производственных фондов приходится на одного работника. За пять лет показатель вырос с 304 до 510 тыс. руб./чел., или на 67,5%, при сохранении численности 80 человек — это качественное усиление материально-технической базы..</w:t>
+        <w:t>Фондовооружённость показывает, какая часть основных производственных фондов приходится на одного работника. За пять лет показатель вырос с 297 до 497 тыс, руб,/чел,, или на 67,3%, при сохранении численности 82 человека — это качественное усиление материально-технической базы..</w:t>
       </w:r>
     </w:p>
     <w:p>
@@ -9350,7 +9289,7 @@
                 <w:rFonts w:ascii="Times New Roman" w:hAnsi="Times New Roman"/>
                 <w:sz w:val="24"/>
               </w:rPr>
-              <w:t>17,6</w:t>
+              <w:t xml:space="preserve">16,9</w:t>
             </w:r>
           </w:p>
         </w:tc>
@@ -9371,7 +9310,7 @@
                 <w:rFonts w:ascii="Times New Roman" w:hAnsi="Times New Roman"/>
                 <w:sz w:val="24"/>
               </w:rPr>
-              <w:t>17,7</w:t>
+              <w:t xml:space="preserve">17,1</w:t>
             </w:r>
           </w:p>
         </w:tc>
@@ -9392,7 +9331,7 @@
                 <w:rFonts w:ascii="Times New Roman" w:hAnsi="Times New Roman"/>
                 <w:sz w:val="24"/>
               </w:rPr>
-              <w:t>17,8</w:t>
+              <w:t xml:space="preserve">17,3</w:t>
             </w:r>
           </w:p>
         </w:tc>
@@ -9413,7 +9352,7 @@
                 <w:rFonts w:ascii="Times New Roman" w:hAnsi="Times New Roman"/>
                 <w:sz w:val="24"/>
               </w:rPr>
-              <w:t>18,1</w:t>
+              <w:t xml:space="preserve">17,6</w:t>
             </w:r>
           </w:p>
         </w:tc>
@@ -9434,7 +9373,7 @@
                 <w:rFonts w:ascii="Times New Roman" w:hAnsi="Times New Roman"/>
                 <w:sz w:val="24"/>
               </w:rPr>
-              <w:t>20,3</w:t>
+              <w:t xml:space="preserve">19,8</w:t>
             </w:r>
           </w:p>
         </w:tc>
@@ -9592,7 +9531,7 @@
                 <w:rFonts w:ascii="Times New Roman" w:hAnsi="Times New Roman"/>
                 <w:sz w:val="24"/>
               </w:rPr>
-              <w:t>–</w:t>
+              <w:t xml:space="preserve">0,7</w:t>
             </w:r>
           </w:p>
         </w:tc>
@@ -9613,7 +9552,7 @@
                 <w:rFonts w:ascii="Times New Roman" w:hAnsi="Times New Roman"/>
                 <w:sz w:val="24"/>
               </w:rPr>
-              <w:t>–</w:t>
+              <w:t xml:space="preserve">0,6</w:t>
             </w:r>
           </w:p>
         </w:tc>
@@ -9634,7 +9573,7 @@
                 <w:rFonts w:ascii="Times New Roman" w:hAnsi="Times New Roman"/>
                 <w:sz w:val="24"/>
               </w:rPr>
-              <w:t>–</w:t>
+              <w:t xml:space="preserve">0,5</w:t>
             </w:r>
           </w:p>
         </w:tc>
@@ -9655,7 +9594,7 @@
                 <w:rFonts w:ascii="Times New Roman" w:hAnsi="Times New Roman"/>
                 <w:sz w:val="24"/>
               </w:rPr>
-              <w:t>–</w:t>
+              <w:t xml:space="preserve">0,5</w:t>
             </w:r>
           </w:p>
         </w:tc>
@@ -9676,7 +9615,7 @@
                 <w:rFonts w:ascii="Times New Roman" w:hAnsi="Times New Roman"/>
                 <w:sz w:val="24"/>
               </w:rPr>
-              <w:t>–</w:t>
+              <w:t xml:space="preserve">0,5</w:t>
             </w:r>
           </w:p>
         </w:tc>
@@ -9923,6 +9862,996 @@
     </w:tbl>
     <w:p>
       <w:pPr>
+        <w:jc w:val="right"/>
+      </w:pPr>
+      <w:r>
+        <w:rPr>
+          <w:rFonts w:ascii="Times New Roman" w:hAnsi="Times New Roman"/>
+          <w:sz w:val="24"/>
+          <w:i/>
+        </w:rPr>
+        <w:t xml:space="preserve">Таблица 2.6.1.</w:t>
+      </w:r>
+    </w:p>
+    <w:p>
+      <w:pPr>
+        <w:jc w:val="center"/>
+      </w:pPr>
+      <w:r>
+        <w:rPr>
+          <w:rFonts w:ascii="Times New Roman" w:hAnsi="Times New Roman"/>
+          <w:sz w:val="24"/>
+        </w:rPr>
+        <w:t xml:space="preserve">Состав зданий и сооружений ООО «СЗ РСК»</w:t>
+      </w:r>
+    </w:p>
+    <w:p>
+      <w:pPr>
+        <w:jc w:val="right"/>
+      </w:pPr>
+      <w:r>
+        <w:rPr>
+          <w:rFonts w:ascii="Times New Roman" w:hAnsi="Times New Roman"/>
+          <w:sz w:val="24"/>
+          <w:i/>
+        </w:rPr>
+        <w:t xml:space="preserve">тыс. руб.</w:t>
+      </w:r>
+    </w:p>
+    <w:tbl>
+      <w:tblPr>
+        <w:tblBorders>
+          <w:top w:val="single" w:sz="4" w:color="000000"/>
+          <w:left w:val="single" w:sz="4" w:color="000000"/>
+          <w:bottom w:val="single" w:sz="4" w:color="000000"/>
+          <w:right w:val="single" w:sz="4" w:color="000000"/>
+          <w:insideH w:val="single" w:sz="4" w:color="000000"/>
+          <w:insideV w:val="single" w:sz="4" w:color="000000"/>
+        </w:tblBorders>
+        <w:tblLayout w:type="fixed"/>
+        <w:tblW w:w="5000" w:type="pct"/>
+      </w:tblPr>
+      <w:tblGrid>
+        <w:gridCol w:w="1500"/>
+        <w:gridCol w:w="1500"/>
+        <w:gridCol w:w="1500"/>
+        <w:gridCol w:w="1500"/>
+        <w:gridCol w:w="1500"/>
+        <w:gridCol w:w="1500"/>
+      </w:tblGrid>
+      <w:tr>
+        <w:tc>
+          <w:tcPr>
+            <w:tcW w:w="0" w:type="auto"/>
+          </w:tcPr>
+          <w:p>
+            <w:pPr>
+              <w:jc w:val="center"/>
+            </w:pPr>
+            <w:r>
+              <w:rPr>
+                <w:rFonts w:ascii="Times New Roman" w:hAnsi="Times New Roman"/>
+                <w:sz w:val="22"/>
+                <w:b/>
+              </w:rPr>
+              <w:t xml:space="preserve">Показатель</w:t>
+            </w:r>
+          </w:p>
+        </w:tc>
+        <w:tc>
+          <w:tcPr>
+            <w:tcW w:w="0" w:type="auto"/>
+          </w:tcPr>
+          <w:p>
+            <w:pPr>
+              <w:jc w:val="center"/>
+            </w:pPr>
+            <w:r>
+              <w:rPr>
+                <w:rFonts w:ascii="Times New Roman" w:hAnsi="Times New Roman"/>
+                <w:sz w:val="22"/>
+                <w:b/>
+              </w:rPr>
+              <w:t xml:space="preserve">2021 г.</w:t>
+            </w:r>
+          </w:p>
+        </w:tc>
+        <w:tc>
+          <w:tcPr>
+            <w:tcW w:w="0" w:type="auto"/>
+          </w:tcPr>
+          <w:p>
+            <w:pPr>
+              <w:jc w:val="center"/>
+            </w:pPr>
+            <w:r>
+              <w:rPr>
+                <w:rFonts w:ascii="Times New Roman" w:hAnsi="Times New Roman"/>
+                <w:sz w:val="22"/>
+                <w:b/>
+              </w:rPr>
+              <w:t xml:space="preserve">2022 г.</w:t>
+            </w:r>
+          </w:p>
+        </w:tc>
+        <w:tc>
+          <w:tcPr>
+            <w:tcW w:w="0" w:type="auto"/>
+          </w:tcPr>
+          <w:p>
+            <w:pPr>
+              <w:jc w:val="center"/>
+            </w:pPr>
+            <w:r>
+              <w:rPr>
+                <w:rFonts w:ascii="Times New Roman" w:hAnsi="Times New Roman"/>
+                <w:sz w:val="22"/>
+                <w:b/>
+              </w:rPr>
+              <w:t xml:space="preserve">2023 г.</w:t>
+            </w:r>
+          </w:p>
+        </w:tc>
+        <w:tc>
+          <w:tcPr>
+            <w:tcW w:w="0" w:type="auto"/>
+          </w:tcPr>
+          <w:p>
+            <w:pPr>
+              <w:jc w:val="center"/>
+            </w:pPr>
+            <w:r>
+              <w:rPr>
+                <w:rFonts w:ascii="Times New Roman" w:hAnsi="Times New Roman"/>
+                <w:sz w:val="22"/>
+                <w:b/>
+              </w:rPr>
+              <w:t xml:space="preserve">2024 г.</w:t>
+            </w:r>
+          </w:p>
+        </w:tc>
+        <w:tc>
+          <w:tcPr>
+            <w:tcW w:w="0" w:type="auto"/>
+          </w:tcPr>
+          <w:p>
+            <w:pPr>
+              <w:jc w:val="center"/>
+            </w:pPr>
+            <w:r>
+              <w:rPr>
+                <w:rFonts w:ascii="Times New Roman" w:hAnsi="Times New Roman"/>
+                <w:sz w:val="22"/>
+                <w:b/>
+              </w:rPr>
+              <w:t xml:space="preserve">2025 г.</w:t>
+            </w:r>
+          </w:p>
+        </w:tc>
+      </w:tr>
+      <w:tr>
+        <w:tc>
+          <w:tcPr>
+            <w:tcW w:w="0" w:type="auto"/>
+          </w:tcPr>
+          <w:p>
+            <w:pPr>
+              <w:jc w:val="center"/>
+            </w:pPr>
+            <w:r>
+              <w:rPr>
+                <w:rFonts w:ascii="Times New Roman" w:hAnsi="Times New Roman"/>
+                <w:sz w:val="22"/>
+              </w:rPr>
+              <w:t xml:space="preserve">Первоначальная стоимость</w:t>
+            </w:r>
+          </w:p>
+        </w:tc>
+        <w:tc>
+          <w:tcPr>
+            <w:tcW w:w="0" w:type="auto"/>
+          </w:tcPr>
+          <w:p>
+            <w:pPr>
+              <w:jc w:val="center"/>
+            </w:pPr>
+            <w:r>
+              <w:rPr>
+                <w:rFonts w:ascii="Times New Roman" w:hAnsi="Times New Roman"/>
+                <w:sz w:val="22"/>
+              </w:rPr>
+              <w:t xml:space="preserve">23 478</w:t>
+            </w:r>
+          </w:p>
+        </w:tc>
+        <w:tc>
+          <w:tcPr>
+            <w:tcW w:w="0" w:type="auto"/>
+          </w:tcPr>
+          <w:p>
+            <w:pPr>
+              <w:jc w:val="center"/>
+            </w:pPr>
+            <w:r>
+              <w:rPr>
+                <w:rFonts w:ascii="Times New Roman" w:hAnsi="Times New Roman"/>
+                <w:sz w:val="22"/>
+              </w:rPr>
+              <w:t xml:space="preserve">24 612</w:t>
+            </w:r>
+          </w:p>
+        </w:tc>
+        <w:tc>
+          <w:tcPr>
+            <w:tcW w:w="0" w:type="auto"/>
+          </w:tcPr>
+          <w:p>
+            <w:pPr>
+              <w:jc w:val="center"/>
+            </w:pPr>
+            <w:r>
+              <w:rPr>
+                <w:rFonts w:ascii="Times New Roman" w:hAnsi="Times New Roman"/>
+                <w:sz w:val="22"/>
+              </w:rPr>
+              <w:t xml:space="preserve">26 348</w:t>
+            </w:r>
+          </w:p>
+        </w:tc>
+        <w:tc>
+          <w:tcPr>
+            <w:tcW w:w="0" w:type="auto"/>
+          </w:tcPr>
+          <w:p>
+            <w:pPr>
+              <w:jc w:val="center"/>
+            </w:pPr>
+            <w:r>
+              <w:rPr>
+                <w:rFonts w:ascii="Times New Roman" w:hAnsi="Times New Roman"/>
+                <w:sz w:val="22"/>
+              </w:rPr>
+              <w:t xml:space="preserve">28 124</w:t>
+            </w:r>
+          </w:p>
+        </w:tc>
+        <w:tc>
+          <w:tcPr>
+            <w:tcW w:w="0" w:type="auto"/>
+          </w:tcPr>
+          <w:p>
+            <w:pPr>
+              <w:jc w:val="center"/>
+            </w:pPr>
+            <w:r>
+              <w:rPr>
+                <w:rFonts w:ascii="Times New Roman" w:hAnsi="Times New Roman"/>
+                <w:sz w:val="22"/>
+              </w:rPr>
+              <w:t xml:space="preserve">30 246</w:t>
+            </w:r>
+          </w:p>
+        </w:tc>
+      </w:tr>
+      <w:tr>
+        <w:tc>
+          <w:tcPr>
+            <w:tcW w:w="0" w:type="auto"/>
+          </w:tcPr>
+          <w:p>
+            <w:pPr>
+              <w:jc w:val="center"/>
+            </w:pPr>
+            <w:r>
+              <w:rPr>
+                <w:rFonts w:ascii="Times New Roman" w:hAnsi="Times New Roman"/>
+                <w:sz w:val="22"/>
+              </w:rPr>
+              <w:t xml:space="preserve">Накопленная амортизация (1,5%×n)</w:t>
+            </w:r>
+          </w:p>
+        </w:tc>
+        <w:tc>
+          <w:tcPr>
+            <w:tcW w:w="0" w:type="auto"/>
+          </w:tcPr>
+          <w:p>
+            <w:pPr>
+              <w:jc w:val="center"/>
+            </w:pPr>
+            <w:r>
+              <w:rPr>
+                <w:rFonts w:ascii="Times New Roman" w:hAnsi="Times New Roman"/>
+                <w:sz w:val="22"/>
+              </w:rPr>
+              <w:t xml:space="preserve">1 761</w:t>
+            </w:r>
+          </w:p>
+        </w:tc>
+        <w:tc>
+          <w:tcPr>
+            <w:tcW w:w="0" w:type="auto"/>
+          </w:tcPr>
+          <w:p>
+            <w:pPr>
+              <w:jc w:val="center"/>
+            </w:pPr>
+            <w:r>
+              <w:rPr>
+                <w:rFonts w:ascii="Times New Roman" w:hAnsi="Times New Roman"/>
+                <w:sz w:val="22"/>
+              </w:rPr>
+              <w:t xml:space="preserve">2 215</w:t>
+            </w:r>
+          </w:p>
+        </w:tc>
+        <w:tc>
+          <w:tcPr>
+            <w:tcW w:w="0" w:type="auto"/>
+          </w:tcPr>
+          <w:p>
+            <w:pPr>
+              <w:jc w:val="center"/>
+            </w:pPr>
+            <w:r>
+              <w:rPr>
+                <w:rFonts w:ascii="Times New Roman" w:hAnsi="Times New Roman"/>
+                <w:sz w:val="22"/>
+              </w:rPr>
+              <w:t xml:space="preserve">2 767</w:t>
+            </w:r>
+          </w:p>
+        </w:tc>
+        <w:tc>
+          <w:tcPr>
+            <w:tcW w:w="0" w:type="auto"/>
+          </w:tcPr>
+          <w:p>
+            <w:pPr>
+              <w:jc w:val="center"/>
+            </w:pPr>
+            <w:r>
+              <w:rPr>
+                <w:rFonts w:ascii="Times New Roman" w:hAnsi="Times New Roman"/>
+                <w:sz w:val="22"/>
+              </w:rPr>
+              <w:t xml:space="preserve">3 375</w:t>
+            </w:r>
+          </w:p>
+        </w:tc>
+        <w:tc>
+          <w:tcPr>
+            <w:tcW w:w="0" w:type="auto"/>
+          </w:tcPr>
+          <w:p>
+            <w:pPr>
+              <w:jc w:val="center"/>
+            </w:pPr>
+            <w:r>
+              <w:rPr>
+                <w:rFonts w:ascii="Times New Roman" w:hAnsi="Times New Roman"/>
+                <w:sz w:val="22"/>
+              </w:rPr>
+              <w:t xml:space="preserve">4 083</w:t>
+            </w:r>
+          </w:p>
+        </w:tc>
+      </w:tr>
+      <w:tr>
+        <w:tc>
+          <w:tcPr>
+            <w:tcW w:w="0" w:type="auto"/>
+          </w:tcPr>
+          <w:p>
+            <w:pPr>
+              <w:jc w:val="center"/>
+            </w:pPr>
+            <w:r>
+              <w:rPr>
+                <w:rFonts w:ascii="Times New Roman" w:hAnsi="Times New Roman"/>
+                <w:sz w:val="22"/>
+              </w:rPr>
+              <w:t xml:space="preserve">Остаточная стоимость</w:t>
+            </w:r>
+          </w:p>
+        </w:tc>
+        <w:tc>
+          <w:tcPr>
+            <w:tcW w:w="0" w:type="auto"/>
+          </w:tcPr>
+          <w:p>
+            <w:pPr>
+              <w:jc w:val="center"/>
+            </w:pPr>
+            <w:r>
+              <w:rPr>
+                <w:rFonts w:ascii="Times New Roman" w:hAnsi="Times New Roman"/>
+                <w:sz w:val="22"/>
+              </w:rPr>
+              <w:t xml:space="preserve">21 717</w:t>
+            </w:r>
+          </w:p>
+        </w:tc>
+        <w:tc>
+          <w:tcPr>
+            <w:tcW w:w="0" w:type="auto"/>
+          </w:tcPr>
+          <w:p>
+            <w:pPr>
+              <w:jc w:val="center"/>
+            </w:pPr>
+            <w:r>
+              <w:rPr>
+                <w:rFonts w:ascii="Times New Roman" w:hAnsi="Times New Roman"/>
+                <w:sz w:val="22"/>
+              </w:rPr>
+              <w:t xml:space="preserve">22 397</w:t>
+            </w:r>
+          </w:p>
+        </w:tc>
+        <w:tc>
+          <w:tcPr>
+            <w:tcW w:w="0" w:type="auto"/>
+          </w:tcPr>
+          <w:p>
+            <w:pPr>
+              <w:jc w:val="center"/>
+            </w:pPr>
+            <w:r>
+              <w:rPr>
+                <w:rFonts w:ascii="Times New Roman" w:hAnsi="Times New Roman"/>
+                <w:sz w:val="22"/>
+              </w:rPr>
+              <w:t xml:space="preserve">23 581</w:t>
+            </w:r>
+          </w:p>
+        </w:tc>
+        <w:tc>
+          <w:tcPr>
+            <w:tcW w:w="0" w:type="auto"/>
+          </w:tcPr>
+          <w:p>
+            <w:pPr>
+              <w:jc w:val="center"/>
+            </w:pPr>
+            <w:r>
+              <w:rPr>
+                <w:rFonts w:ascii="Times New Roman" w:hAnsi="Times New Roman"/>
+                <w:sz w:val="22"/>
+              </w:rPr>
+              <w:t xml:space="preserve">24 749</w:t>
+            </w:r>
+          </w:p>
+        </w:tc>
+        <w:tc>
+          <w:tcPr>
+            <w:tcW w:w="0" w:type="auto"/>
+          </w:tcPr>
+          <w:p>
+            <w:pPr>
+              <w:jc w:val="center"/>
+            </w:pPr>
+            <w:r>
+              <w:rPr>
+                <w:rFonts w:ascii="Times New Roman" w:hAnsi="Times New Roman"/>
+                <w:sz w:val="22"/>
+              </w:rPr>
+              <w:t xml:space="preserve">26 163</w:t>
+            </w:r>
+          </w:p>
+        </w:tc>
+      </w:tr>
+    </w:tbl>
+    <w:p/>
+    <w:p>
+      <w:pPr>
+        <w:jc w:val="both"/>
+      </w:pPr>
+      <w:r>
+        <w:rPr>
+          <w:rFonts w:ascii="Times New Roman" w:hAnsi="Times New Roman"/>
+          <w:sz w:val="24"/>
+        </w:rPr>
+        <w:t xml:space="preserve">Здания и сооружения представлены офисными и складскими помещениями, а также производственной базой ООО «СЗ РСК». Норма амортизации зданий принята на уровне 1,5% в год — нижний предел диапазона по ОКОФ для капитальных строений. К концу 2021 г. объекты числятся на балансе 5 лет, к концу 2025 г. — 9 лет; накопленная амортизация в 2025 г. составила 4 083 тыс. руб. (13,5% от первоначальной стоимости). Незначительный износ объясняется молодым возрастом фонда зданий и сооружений и низкой нормой амортизации для капитального строительства.</w:t>
+      </w:r>
+    </w:p>
+    <w:p>
+      <w:pPr>
+        <w:jc w:val="right"/>
+      </w:pPr>
+      <w:r>
+        <w:rPr>
+          <w:rFonts w:ascii="Times New Roman" w:hAnsi="Times New Roman"/>
+          <w:sz w:val="24"/>
+          <w:i/>
+        </w:rPr>
+        <w:t xml:space="preserve">Таблица 2.6.2.</w:t>
+      </w:r>
+    </w:p>
+    <w:p>
+      <w:pPr>
+        <w:jc w:val="center"/>
+      </w:pPr>
+      <w:r>
+        <w:rPr>
+          <w:rFonts w:ascii="Times New Roman" w:hAnsi="Times New Roman"/>
+          <w:sz w:val="24"/>
+        </w:rPr>
+        <w:t xml:space="preserve">Состав финансовых вложений ООО «СЗ РСК»</w:t>
+      </w:r>
+    </w:p>
+    <w:p>
+      <w:pPr>
+        <w:jc w:val="right"/>
+      </w:pPr>
+      <w:r>
+        <w:rPr>
+          <w:rFonts w:ascii="Times New Roman" w:hAnsi="Times New Roman"/>
+          <w:sz w:val="24"/>
+          <w:i/>
+        </w:rPr>
+        <w:t xml:space="preserve">тыс. руб.</w:t>
+      </w:r>
+    </w:p>
+    <w:tbl>
+      <w:tblPr>
+        <w:tblBorders>
+          <w:top w:val="single" w:sz="4" w:color="000000"/>
+          <w:left w:val="single" w:sz="4" w:color="000000"/>
+          <w:bottom w:val="single" w:sz="4" w:color="000000"/>
+          <w:right w:val="single" w:sz="4" w:color="000000"/>
+          <w:insideH w:val="single" w:sz="4" w:color="000000"/>
+          <w:insideV w:val="single" w:sz="4" w:color="000000"/>
+        </w:tblBorders>
+        <w:tblLayout w:type="fixed"/>
+        <w:tblW w:w="5000" w:type="pct"/>
+      </w:tblPr>
+      <w:tblGrid>
+        <w:gridCol w:w="1500"/>
+        <w:gridCol w:w="1500"/>
+        <w:gridCol w:w="1500"/>
+        <w:gridCol w:w="1500"/>
+        <w:gridCol w:w="1500"/>
+        <w:gridCol w:w="1500"/>
+      </w:tblGrid>
+      <w:tr>
+        <w:tc>
+          <w:tcPr>
+            <w:tcW w:w="0" w:type="auto"/>
+          </w:tcPr>
+          <w:p>
+            <w:pPr>
+              <w:jc w:val="center"/>
+            </w:pPr>
+            <w:r>
+              <w:rPr>
+                <w:rFonts w:ascii="Times New Roman" w:hAnsi="Times New Roman"/>
+                <w:sz w:val="22"/>
+                <w:b/>
+              </w:rPr>
+              <w:t xml:space="preserve">Показатель</w:t>
+            </w:r>
+          </w:p>
+        </w:tc>
+        <w:tc>
+          <w:tcPr>
+            <w:tcW w:w="0" w:type="auto"/>
+          </w:tcPr>
+          <w:p>
+            <w:pPr>
+              <w:jc w:val="center"/>
+            </w:pPr>
+            <w:r>
+              <w:rPr>
+                <w:rFonts w:ascii="Times New Roman" w:hAnsi="Times New Roman"/>
+                <w:sz w:val="22"/>
+                <w:b/>
+              </w:rPr>
+              <w:t xml:space="preserve">2021 г.</w:t>
+            </w:r>
+          </w:p>
+        </w:tc>
+        <w:tc>
+          <w:tcPr>
+            <w:tcW w:w="0" w:type="auto"/>
+          </w:tcPr>
+          <w:p>
+            <w:pPr>
+              <w:jc w:val="center"/>
+            </w:pPr>
+            <w:r>
+              <w:rPr>
+                <w:rFonts w:ascii="Times New Roman" w:hAnsi="Times New Roman"/>
+                <w:sz w:val="22"/>
+                <w:b/>
+              </w:rPr>
+              <w:t xml:space="preserve">2022 г.</w:t>
+            </w:r>
+          </w:p>
+        </w:tc>
+        <w:tc>
+          <w:tcPr>
+            <w:tcW w:w="0" w:type="auto"/>
+          </w:tcPr>
+          <w:p>
+            <w:pPr>
+              <w:jc w:val="center"/>
+            </w:pPr>
+            <w:r>
+              <w:rPr>
+                <w:rFonts w:ascii="Times New Roman" w:hAnsi="Times New Roman"/>
+                <w:sz w:val="22"/>
+                <w:b/>
+              </w:rPr>
+              <w:t xml:space="preserve">2023 г.</w:t>
+            </w:r>
+          </w:p>
+        </w:tc>
+        <w:tc>
+          <w:tcPr>
+            <w:tcW w:w="0" w:type="auto"/>
+          </w:tcPr>
+          <w:p>
+            <w:pPr>
+              <w:jc w:val="center"/>
+            </w:pPr>
+            <w:r>
+              <w:rPr>
+                <w:rFonts w:ascii="Times New Roman" w:hAnsi="Times New Roman"/>
+                <w:sz w:val="22"/>
+                <w:b/>
+              </w:rPr>
+              <w:t xml:space="preserve">2024 г.</w:t>
+            </w:r>
+          </w:p>
+        </w:tc>
+        <w:tc>
+          <w:tcPr>
+            <w:tcW w:w="0" w:type="auto"/>
+          </w:tcPr>
+          <w:p>
+            <w:pPr>
+              <w:jc w:val="center"/>
+            </w:pPr>
+            <w:r>
+              <w:rPr>
+                <w:rFonts w:ascii="Times New Roman" w:hAnsi="Times New Roman"/>
+                <w:sz w:val="22"/>
+                <w:b/>
+              </w:rPr>
+              <w:t xml:space="preserve">2025 г.</w:t>
+            </w:r>
+          </w:p>
+        </w:tc>
+      </w:tr>
+      <w:tr>
+        <w:tc>
+          <w:tcPr>
+            <w:tcW w:w="0" w:type="auto"/>
+          </w:tcPr>
+          <w:p>
+            <w:pPr>
+              <w:jc w:val="center"/>
+            </w:pPr>
+            <w:r>
+              <w:rPr>
+                <w:rFonts w:ascii="Times New Roman" w:hAnsi="Times New Roman"/>
+                <w:sz w:val="22"/>
+              </w:rPr>
+              <w:t xml:space="preserve">Долгосрочные финансовые вложения</w:t>
+            </w:r>
+          </w:p>
+        </w:tc>
+        <w:tc>
+          <w:tcPr>
+            <w:tcW w:w="0" w:type="auto"/>
+          </w:tcPr>
+          <w:p>
+            <w:pPr>
+              <w:jc w:val="center"/>
+            </w:pPr>
+            <w:r>
+              <w:rPr>
+                <w:rFonts w:ascii="Times New Roman" w:hAnsi="Times New Roman"/>
+                <w:sz w:val="22"/>
+              </w:rPr>
+              <w:t xml:space="preserve">1 850</w:t>
+            </w:r>
+          </w:p>
+        </w:tc>
+        <w:tc>
+          <w:tcPr>
+            <w:tcW w:w="0" w:type="auto"/>
+          </w:tcPr>
+          <w:p>
+            <w:pPr>
+              <w:jc w:val="center"/>
+            </w:pPr>
+            <w:r>
+              <w:rPr>
+                <w:rFonts w:ascii="Times New Roman" w:hAnsi="Times New Roman"/>
+                <w:sz w:val="22"/>
+              </w:rPr>
+              <w:t xml:space="preserve">2 148</w:t>
+            </w:r>
+          </w:p>
+        </w:tc>
+        <w:tc>
+          <w:tcPr>
+            <w:tcW w:w="0" w:type="auto"/>
+          </w:tcPr>
+          <w:p>
+            <w:pPr>
+              <w:jc w:val="center"/>
+            </w:pPr>
+            <w:r>
+              <w:rPr>
+                <w:rFonts w:ascii="Times New Roman" w:hAnsi="Times New Roman"/>
+                <w:sz w:val="22"/>
+              </w:rPr>
+              <w:t xml:space="preserve">2 530</w:t>
+            </w:r>
+          </w:p>
+        </w:tc>
+        <w:tc>
+          <w:tcPr>
+            <w:tcW w:w="0" w:type="auto"/>
+          </w:tcPr>
+          <w:p>
+            <w:pPr>
+              <w:jc w:val="center"/>
+            </w:pPr>
+            <w:r>
+              <w:rPr>
+                <w:rFonts w:ascii="Times New Roman" w:hAnsi="Times New Roman"/>
+                <w:sz w:val="22"/>
+              </w:rPr>
+              <w:t xml:space="preserve">2 980</w:t>
+            </w:r>
+          </w:p>
+        </w:tc>
+        <w:tc>
+          <w:tcPr>
+            <w:tcW w:w="0" w:type="auto"/>
+          </w:tcPr>
+          <w:p>
+            <w:pPr>
+              <w:jc w:val="center"/>
+            </w:pPr>
+            <w:r>
+              <w:rPr>
+                <w:rFonts w:ascii="Times New Roman" w:hAnsi="Times New Roman"/>
+                <w:sz w:val="22"/>
+              </w:rPr>
+              <w:t xml:space="preserve">3 510</w:t>
+            </w:r>
+          </w:p>
+        </w:tc>
+      </w:tr>
+      <w:tr>
+        <w:tc>
+          <w:tcPr>
+            <w:tcW w:w="0" w:type="auto"/>
+          </w:tcPr>
+          <w:p>
+            <w:pPr>
+              <w:jc w:val="center"/>
+            </w:pPr>
+            <w:r>
+              <w:rPr>
+                <w:rFonts w:ascii="Times New Roman" w:hAnsi="Times New Roman"/>
+                <w:sz w:val="22"/>
+              </w:rPr>
+              <w:t xml:space="preserve">Краткосрочные финансовые вложения</w:t>
+            </w:r>
+          </w:p>
+        </w:tc>
+        <w:tc>
+          <w:tcPr>
+            <w:tcW w:w="0" w:type="auto"/>
+          </w:tcPr>
+          <w:p>
+            <w:pPr>
+              <w:jc w:val="center"/>
+            </w:pPr>
+            <w:r>
+              <w:rPr>
+                <w:rFonts w:ascii="Times New Roman" w:hAnsi="Times New Roman"/>
+                <w:sz w:val="22"/>
+              </w:rPr>
+              <w:t xml:space="preserve">630</w:t>
+            </w:r>
+          </w:p>
+        </w:tc>
+        <w:tc>
+          <w:tcPr>
+            <w:tcW w:w="0" w:type="auto"/>
+          </w:tcPr>
+          <w:p>
+            <w:pPr>
+              <w:jc w:val="center"/>
+            </w:pPr>
+            <w:r>
+              <w:rPr>
+                <w:rFonts w:ascii="Times New Roman" w:hAnsi="Times New Roman"/>
+                <w:sz w:val="22"/>
+              </w:rPr>
+              <w:t xml:space="preserve">722</w:t>
+            </w:r>
+          </w:p>
+        </w:tc>
+        <w:tc>
+          <w:tcPr>
+            <w:tcW w:w="0" w:type="auto"/>
+          </w:tcPr>
+          <w:p>
+            <w:pPr>
+              <w:jc w:val="center"/>
+            </w:pPr>
+            <w:r>
+              <w:rPr>
+                <w:rFonts w:ascii="Times New Roman" w:hAnsi="Times New Roman"/>
+                <w:sz w:val="22"/>
+              </w:rPr>
+              <w:t xml:space="preserve">820</w:t>
+            </w:r>
+          </w:p>
+        </w:tc>
+        <w:tc>
+          <w:tcPr>
+            <w:tcW w:w="0" w:type="auto"/>
+          </w:tcPr>
+          <w:p>
+            <w:pPr>
+              <w:jc w:val="center"/>
+            </w:pPr>
+            <w:r>
+              <w:rPr>
+                <w:rFonts w:ascii="Times New Roman" w:hAnsi="Times New Roman"/>
+                <w:sz w:val="22"/>
+              </w:rPr>
+              <w:t xml:space="preserve">940</w:t>
+            </w:r>
+          </w:p>
+        </w:tc>
+        <w:tc>
+          <w:tcPr>
+            <w:tcW w:w="0" w:type="auto"/>
+          </w:tcPr>
+          <w:p>
+            <w:pPr>
+              <w:jc w:val="center"/>
+            </w:pPr>
+            <w:r>
+              <w:rPr>
+                <w:rFonts w:ascii="Times New Roman" w:hAnsi="Times New Roman"/>
+                <w:sz w:val="22"/>
+              </w:rPr>
+              <w:t xml:space="preserve">1 070</w:t>
+            </w:r>
+          </w:p>
+        </w:tc>
+      </w:tr>
+      <w:tr>
+        <w:tc>
+          <w:tcPr>
+            <w:tcW w:w="0" w:type="auto"/>
+          </w:tcPr>
+          <w:p>
+            <w:pPr>
+              <w:jc w:val="center"/>
+            </w:pPr>
+            <w:r>
+              <w:rPr>
+                <w:rFonts w:ascii="Times New Roman" w:hAnsi="Times New Roman"/>
+                <w:sz w:val="22"/>
+              </w:rPr>
+              <w:t xml:space="preserve">Итого финансовых вложений</w:t>
+            </w:r>
+          </w:p>
+        </w:tc>
+        <w:tc>
+          <w:tcPr>
+            <w:tcW w:w="0" w:type="auto"/>
+          </w:tcPr>
+          <w:p>
+            <w:pPr>
+              <w:jc w:val="center"/>
+            </w:pPr>
+            <w:r>
+              <w:rPr>
+                <w:rFonts w:ascii="Times New Roman" w:hAnsi="Times New Roman"/>
+                <w:sz w:val="22"/>
+              </w:rPr>
+              <w:t xml:space="preserve">2 480</w:t>
+            </w:r>
+          </w:p>
+        </w:tc>
+        <w:tc>
+          <w:tcPr>
+            <w:tcW w:w="0" w:type="auto"/>
+          </w:tcPr>
+          <w:p>
+            <w:pPr>
+              <w:jc w:val="center"/>
+            </w:pPr>
+            <w:r>
+              <w:rPr>
+                <w:rFonts w:ascii="Times New Roman" w:hAnsi="Times New Roman"/>
+                <w:sz w:val="22"/>
+              </w:rPr>
+              <w:t xml:space="preserve">2 870</w:t>
+            </w:r>
+          </w:p>
+        </w:tc>
+        <w:tc>
+          <w:tcPr>
+            <w:tcW w:w="0" w:type="auto"/>
+          </w:tcPr>
+          <w:p>
+            <w:pPr>
+              <w:jc w:val="center"/>
+            </w:pPr>
+            <w:r>
+              <w:rPr>
+                <w:rFonts w:ascii="Times New Roman" w:hAnsi="Times New Roman"/>
+                <w:sz w:val="22"/>
+              </w:rPr>
+              <w:t xml:space="preserve">3 350</w:t>
+            </w:r>
+          </w:p>
+        </w:tc>
+        <w:tc>
+          <w:tcPr>
+            <w:tcW w:w="0" w:type="auto"/>
+          </w:tcPr>
+          <w:p>
+            <w:pPr>
+              <w:jc w:val="center"/>
+            </w:pPr>
+            <w:r>
+              <w:rPr>
+                <w:rFonts w:ascii="Times New Roman" w:hAnsi="Times New Roman"/>
+                <w:sz w:val="22"/>
+              </w:rPr>
+              <w:t xml:space="preserve">3 920</w:t>
+            </w:r>
+          </w:p>
+        </w:tc>
+        <w:tc>
+          <w:tcPr>
+            <w:tcW w:w="0" w:type="auto"/>
+          </w:tcPr>
+          <w:p>
+            <w:pPr>
+              <w:jc w:val="center"/>
+            </w:pPr>
+            <w:r>
+              <w:rPr>
+                <w:rFonts w:ascii="Times New Roman" w:hAnsi="Times New Roman"/>
+                <w:sz w:val="22"/>
+              </w:rPr>
+              <w:t xml:space="preserve">4 580</w:t>
+            </w:r>
+          </w:p>
+        </w:tc>
+      </w:tr>
+    </w:tbl>
+    <w:p/>
+    <w:p>
+      <w:pPr>
+        <w:jc w:val="both"/>
+      </w:pPr>
+      <w:r>
+        <w:rPr>
+          <w:rFonts w:ascii="Times New Roman" w:hAnsi="Times New Roman"/>
+          <w:sz w:val="24"/>
+        </w:rPr>
+        <w:t>Финансовые вложения предприятия представлены преимущественно долгосрочными депозитами в обслуживающем банке (74–77% общего объёма) и небольшими займами, выданными аффилированным структурам. Краткосрочная часть незначительна — свободные остатки денежных средств размещаются на спецсчетах по ФЗ-275 и не переводятся в рыночные инструменты. Общий объём финансовых вложений вырос с 2 480 тыс. руб. в 2021 г. до 4 580 тыс. руб. в 2025 г. (в 1,85 раза), что отражает накопление свободных средств по мере роста выручки.</w:t>
+      </w:r>
+    </w:p>
+    <w:p>
+      <w:pPr>
         <w:ind w:firstLine="709"/>
         <w:jc w:val="both"/>
       </w:pPr>
@@ -9944,7 +10873,7 @@
           <w:rFonts w:ascii="Times New Roman" w:hAnsi="Times New Roman" w:cs="Times New Roman"/>
           <w:sz w:val="28"/>
         </w:rPr>
-        <w:t xml:space="preserve">Наибольшую долю стабильно занимает дебиторская задолженность — 52,5–54,4%, что согласуется с моделью поэтапной оплаты госконтрактов. Товарные запасы держатся на уровне 26,2–26,9%, денежные средства выросли с 17,6% (2021 г.) до 20,3% (2025 г.). Доли НДС и прочих оборотных активов незначительны (по 0,1–1,3%). Краткосрочных финансовых вложений у компании нет — свободные средства идут не в финансовые инструменты, а на спецсчета.</w:t>
+        <w:t>Наибольшую долю стабильно занимает дебиторская задолженность — 52,5–54,4%, что согласуется с моделью поэтапной оплаты госконтрактов. Товарные запасы держатся на уровне 26,2–26,9%, денежные средства выросли с 17,6% (2021 г.) до 20,3% (2025 г.). Доли НДС и прочих оборотных активов незначительны (по 0,1–1,3%). Краткосрочные финансовые вложения у компании присутствуют в незначительном объёме (0,5–0,7% от оборотных активов): свободные остатки преимущественно размещаются на спецсчетах по ФЗ-275, и лишь небольшая часть направляется в долгосрочные банковские депозиты — подробнее см. Таблицу 2.6.2.</w:t>
       </w:r>
     </w:p>
     <w:p>
@@ -10101,7 +11030,7 @@
           <w:rFonts w:ascii="Times New Roman" w:hAnsi="Times New Roman"/>
           <w:sz w:val="28"/>
         </w:rPr>
-        <w:t>финансовые вложения отсутствуют — свободные средства предприятие держит на спецсчетах, как требует ФЗ-275.</w:t>
+        <w:t>финансовые вложения остаются небольшой статьёй: компания размещает свободные остатки преимущественно на спецсчетах по ФЗ-275, лишь часть направляя в долгосрочные банковские депозиты и займы аффилированным структурам.</w:t>
       </w:r>
     </w:p>
     <w:p>
@@ -13629,7 +14558,7 @@
                 <w:rFonts w:ascii="Times New Roman" w:hAnsi="Times New Roman"/>
                 <w:sz w:val="24"/>
               </w:rPr>
-              <w:t>80</w:t>
+              <w:t>82</w:t>
             </w:r>
           </w:p>
         </w:tc>
@@ -13653,7 +14582,7 @@
                 <w:rFonts w:ascii="Times New Roman" w:hAnsi="Times New Roman"/>
                 <w:sz w:val="24"/>
               </w:rPr>
-              <w:t>80</w:t>
+              <w:t>82</w:t>
             </w:r>
           </w:p>
         </w:tc>
@@ -13677,7 +14606,7 @@
                 <w:rFonts w:ascii="Times New Roman" w:hAnsi="Times New Roman"/>
                 <w:sz w:val="24"/>
               </w:rPr>
-              <w:t>80</w:t>
+              <w:t>82</w:t>
             </w:r>
           </w:p>
         </w:tc>
@@ -13701,7 +14630,7 @@
                 <w:rFonts w:ascii="Times New Roman" w:hAnsi="Times New Roman"/>
                 <w:sz w:val="24"/>
               </w:rPr>
-              <w:t>80</w:t>
+              <w:t>82</w:t>
             </w:r>
           </w:p>
         </w:tc>
@@ -13725,7 +14654,7 @@
                 <w:rFonts w:ascii="Times New Roman" w:hAnsi="Times New Roman"/>
                 <w:sz w:val="24"/>
               </w:rPr>
-              <w:t>80</w:t>
+              <w:t>82</w:t>
             </w:r>
           </w:p>
         </w:tc>
@@ -13780,7 +14709,7 @@
                 <w:rFonts w:ascii="Times New Roman" w:hAnsi="Times New Roman"/>
                 <w:sz w:val="24"/>
               </w:rPr>
-              <w:t>55,10</w:t>
+              <w:t>53,76</w:t>
             </w:r>
           </w:p>
         </w:tc>
@@ -13804,7 +14733,7 @@
                 <w:rFonts w:ascii="Times New Roman" w:hAnsi="Times New Roman"/>
                 <w:sz w:val="24"/>
               </w:rPr>
-              <w:t>57,80</w:t>
+              <w:t>56,39</w:t>
             </w:r>
           </w:p>
         </w:tc>
@@ -13831,7 +14760,7 @@
                 <w:rFonts w:ascii="Times New Roman" w:hAnsi="Times New Roman"/>
                 <w:sz w:val="24"/>
               </w:rPr>
-              <w:t>62,85</w:t>
+              <w:t>61,32</w:t>
             </w:r>
           </w:p>
         </w:tc>
@@ -13858,7 +14787,7 @@
                 <w:rFonts w:ascii="Times New Roman" w:hAnsi="Times New Roman"/>
                 <w:sz w:val="24"/>
               </w:rPr>
-              <w:t>68,20</w:t>
+              <w:t>66,54</w:t>
             </w:r>
           </w:p>
         </w:tc>
@@ -13882,7 +14811,7 @@
                 <w:rFonts w:ascii="Times New Roman" w:hAnsi="Times New Roman"/>
                 <w:sz w:val="24"/>
               </w:rPr>
-              <w:t>74,38</w:t>
+              <w:t>72,56</w:t>
             </w:r>
           </w:p>
         </w:tc>
@@ -13968,7 +14897,7 @@
                 <w:rFonts w:ascii="Times New Roman" w:hAnsi="Times New Roman"/>
                 <w:sz w:val="24"/>
               </w:rPr>
-              <w:t>2 592</w:t>
+              <w:t>2,63</w:t>
             </w:r>
           </w:p>
         </w:tc>
@@ -13992,7 +14921,7 @@
                 <w:rFonts w:ascii="Times New Roman" w:hAnsi="Times New Roman"/>
                 <w:sz w:val="24"/>
               </w:rPr>
-              <w:t>4 848</w:t>
+              <w:t>4,93</w:t>
             </w:r>
           </w:p>
         </w:tc>
@@ -14016,7 +14945,7 @@
                 <w:rFonts w:ascii="Times New Roman" w:hAnsi="Times New Roman"/>
                 <w:sz w:val="24"/>
               </w:rPr>
-              <w:t>5 136</w:t>
+              <w:t>5,22</w:t>
             </w:r>
           </w:p>
         </w:tc>
@@ -14040,7 +14969,7 @@
                 <w:rFonts w:ascii="Times New Roman" w:hAnsi="Times New Roman"/>
                 <w:sz w:val="24"/>
               </w:rPr>
-              <w:t>5 928</w:t>
+              <w:t>6,02</w:t>
             </w:r>
           </w:p>
         </w:tc>
@@ -14204,7 +15133,7 @@
                 <w:rFonts w:ascii="Times New Roman" w:hAnsi="Times New Roman"/>
                 <w:sz w:val="24"/>
               </w:rPr>
-              <w:t>9,1</w:t>
+              <w:t>9,0</w:t>
             </w:r>
           </w:p>
         </w:tc>
@@ -14233,7 +15162,7 @@
           <w:rFonts w:ascii="Times New Roman" w:hAnsi="Times New Roman" w:cs="Times New Roman"/>
           <w:sz w:val="28"/>
         </w:rPr>
-        <w:t xml:space="preserve">Фонд оплаты труда вырос с 52 896 до 71 400 тыс. руб. (на 35,0% за пять лет), среднемесячная заработная плата — с 55,1 до 74,4 тыс. руб. при сохранении численности 80 человек. Ежегодный прирост средней зарплаты составил 4,9% в 2022 г., 8,7% в 2023 г., 8,5% в 2024 г. и 9,1% в 2025 г. — то есть темпы повышения ускорились во второй половине периода. Абсолютный прирост в 2025 г. составил 5 928 тыс. руб. к предыдущему году.</w:t>
+        <w:t>Фонд оплаты труда вырос с 52 896 до 71 400 тыс. руб. (на 35,0% за пять лет), среднемесячная заработная плата — с 53,8 до 72,6 тыс. руб. при сохранении численности 82 человека. Ежегодный прирост средней зарплаты составил 4,9% в 2022 г., 8,7% в 2023 г., 8,5% в 2024 г. и 9,0% в 2025 г. — то есть темпы повышения ускорились во второй половине периода. Абсолютный прирост в 2025 г. составил 5 928 тыс. руб. к предыдущему году.</w:t>
       </w:r>
     </w:p>
     <w:p>
@@ -14278,7 +15207,7 @@
           <w:rFonts w:ascii="Times New Roman" w:hAnsi="Times New Roman"/>
           <w:sz w:val="28"/>
         </w:rPr>
-        <w:t>Как следует из данных Таблицы, фонд оплаты труда за анализируемый период увеличился на 18 504 тыс. руб., что обусловлено индексацией заработной платы линейных ИТР и рабочих специальностей при сохранении численности 80 человек.</w:t>
+        <w:t>Как следует из данных Таблицы, фонд оплаты труда за анализируемый период увеличился на 18 504 тыс. руб., что обусловлено индексацией заработной платы линейных ИТР и рабочих специальностей при сохранении численности 82 человека.</w:t>
       </w:r>
     </w:p>
     <w:p>
@@ -14924,7 +15853,7 @@
                 <w:rFonts w:ascii="Times New Roman" w:hAnsi="Times New Roman"/>
                 <w:sz w:val="24"/>
               </w:rPr>
-              <w:t>80</w:t>
+              <w:t>82</w:t>
             </w:r>
           </w:p>
         </w:tc>
@@ -14948,7 +15877,7 @@
                 <w:rFonts w:ascii="Times New Roman" w:hAnsi="Times New Roman"/>
                 <w:sz w:val="24"/>
               </w:rPr>
-              <w:t>80</w:t>
+              <w:t>82</w:t>
             </w:r>
           </w:p>
         </w:tc>
@@ -14972,7 +15901,7 @@
                 <w:rFonts w:ascii="Times New Roman" w:hAnsi="Times New Roman"/>
                 <w:sz w:val="24"/>
               </w:rPr>
-              <w:t>80</w:t>
+              <w:t>82</w:t>
             </w:r>
           </w:p>
         </w:tc>
@@ -14996,7 +15925,7 @@
                 <w:rFonts w:ascii="Times New Roman" w:hAnsi="Times New Roman"/>
                 <w:sz w:val="24"/>
               </w:rPr>
-              <w:t>80</w:t>
+              <w:t>82</w:t>
             </w:r>
           </w:p>
         </w:tc>
@@ -15020,7 +15949,7 @@
                 <w:rFonts w:ascii="Times New Roman" w:hAnsi="Times New Roman"/>
                 <w:sz w:val="24"/>
               </w:rPr>
-              <w:t>80</w:t>
+              <w:t>82</w:t>
             </w:r>
           </w:p>
         </w:tc>
@@ -15075,7 +16004,7 @@
                 <w:rFonts w:ascii="Times New Roman" w:hAnsi="Times New Roman"/>
                 <w:sz w:val="24"/>
               </w:rPr>
-              <w:t>2 459</w:t>
+              <w:t>2 399</w:t>
             </w:r>
           </w:p>
         </w:tc>
@@ -15099,7 +16028,7 @@
                 <w:rFonts w:ascii="Times New Roman" w:hAnsi="Times New Roman"/>
                 <w:sz w:val="24"/>
               </w:rPr>
-              <w:t>2 807</w:t>
+              <w:t>2 739</w:t>
             </w:r>
           </w:p>
         </w:tc>
@@ -15123,7 +16052,7 @@
                 <w:rFonts w:ascii="Times New Roman" w:hAnsi="Times New Roman"/>
                 <w:sz w:val="24"/>
               </w:rPr>
-              <w:t>3 730</w:t>
+              <w:t>3 639</w:t>
             </w:r>
           </w:p>
         </w:tc>
@@ -15147,7 +16076,7 @@
                 <w:rFonts w:ascii="Times New Roman" w:hAnsi="Times New Roman"/>
                 <w:sz w:val="24"/>
               </w:rPr>
-              <w:t>4 477</w:t>
+              <w:t>4 368</w:t>
             </w:r>
           </w:p>
         </w:tc>
@@ -15171,7 +16100,7 @@
                 <w:rFonts w:ascii="Times New Roman" w:hAnsi="Times New Roman"/>
                 <w:sz w:val="24"/>
               </w:rPr>
-              <w:t>4 992</w:t>
+              <w:t>4 870</w:t>
             </w:r>
           </w:p>
         </w:tc>
@@ -15200,7 +16129,7 @@
           <w:rFonts w:ascii="Times New Roman" w:hAnsi="Times New Roman" w:cs="Times New Roman"/>
           <w:sz w:val="28"/>
         </w:rPr>
-        <w:t xml:space="preserve">Выработка на одного работника выросла с 2 459 тыс. руб./чел. в 2021 г. до 4 992 тыс. руб./чел. в 2025 г. — в 2,03 раза, при неизменной численности 80 человек. Это означает, что прирост выручки достигнут полностью за счёт повышения эффективности труда (вернее — за счёт расширения портфеля субподрядных работ при сохранении собственного производственного ядра).</w:t>
+        <w:t>Выработка на одного работника выросла с 2 399 тыс, руб,/чел, в 2021 г, до 4 870 тыс, руб,/чел, в 2025 г, — в 2,03 раза, при неизменной численности 82 человека. Это означает, что прирост выручки достигнут полностью за счёт повышения эффективности труда (вернее — за счёт расширения портфеля субподрядных работ при сохранении собственного производственного ядра).</w:t>
       </w:r>
     </w:p>
     <w:p>
@@ -15249,7 +16178,7 @@
           <w:rFonts w:ascii="Times New Roman" w:hAnsi="Times New Roman"/>
           <w:sz w:val="28"/>
         </w:rPr>
-        <w:t>Таким образом, можно сделать вывод, что рост производительности труда обеспечен расширением субподрядной модели работы при стабильной численности в 80 человек, что является эффективной стратегией для подрядчика ГОЗ.</w:t>
+        <w:t>Таким образом, можно сделать вывод, что рост производительности труда обеспечен расширением субподрядной модели работы при стабильной численности в 82 человека, что является эффективной стратегией для подрядчика ГОЗ.</w:t>
       </w:r>
     </w:p>
     <w:p>
@@ -19884,7 +20813,7 @@
                 <w:rFonts w:ascii="Times New Roman" w:hAnsi="Times New Roman"/>
                 <w:sz w:val="24"/>
               </w:rPr>
-              <w:t>80</w:t>
+              <w:t>82</w:t>
             </w:r>
           </w:p>
         </w:tc>
@@ -19902,7 +20831,7 @@
                 <w:rFonts w:ascii="Times New Roman" w:hAnsi="Times New Roman"/>
                 <w:sz w:val="24"/>
               </w:rPr>
-              <w:t>80</w:t>
+              <w:t>82</w:t>
             </w:r>
           </w:p>
         </w:tc>
@@ -19920,7 +20849,7 @@
                 <w:rFonts w:ascii="Times New Roman" w:hAnsi="Times New Roman"/>
                 <w:sz w:val="24"/>
               </w:rPr>
-              <w:t>80</w:t>
+              <w:t>82</w:t>
             </w:r>
           </w:p>
         </w:tc>
@@ -19938,7 +20867,7 @@
                 <w:rFonts w:ascii="Times New Roman" w:hAnsi="Times New Roman"/>
                 <w:sz w:val="24"/>
               </w:rPr>
-              <w:t>80</w:t>
+              <w:t>82</w:t>
             </w:r>
           </w:p>
         </w:tc>
@@ -19956,7 +20885,7 @@
                 <w:rFonts w:ascii="Times New Roman" w:hAnsi="Times New Roman"/>
                 <w:sz w:val="24"/>
               </w:rPr>
-              <w:t>80</w:t>
+              <w:t>82</w:t>
             </w:r>
           </w:p>
         </w:tc>
@@ -20050,7 +20979,7 @@
                 <w:rFonts w:ascii="Times New Roman" w:hAnsi="Times New Roman"/>
                 <w:sz w:val="24"/>
               </w:rPr>
-              <w:t>2 459</w:t>
+              <w:t>2 399</w:t>
             </w:r>
           </w:p>
         </w:tc>
@@ -20068,7 +20997,7 @@
                 <w:rFonts w:ascii="Times New Roman" w:hAnsi="Times New Roman"/>
                 <w:sz w:val="24"/>
               </w:rPr>
-              <w:t>2 807</w:t>
+              <w:t>2 739</w:t>
             </w:r>
           </w:p>
         </w:tc>
@@ -20086,7 +21015,7 @@
                 <w:rFonts w:ascii="Times New Roman" w:hAnsi="Times New Roman"/>
                 <w:sz w:val="24"/>
               </w:rPr>
-              <w:t>3 730</w:t>
+              <w:t>3 639</w:t>
             </w:r>
           </w:p>
         </w:tc>
@@ -20104,7 +21033,7 @@
                 <w:rFonts w:ascii="Times New Roman" w:hAnsi="Times New Roman"/>
                 <w:sz w:val="24"/>
               </w:rPr>
-              <w:t>4 477</w:t>
+              <w:t>4 368</w:t>
             </w:r>
           </w:p>
         </w:tc>
@@ -20122,7 +21051,7 @@
                 <w:rFonts w:ascii="Times New Roman" w:hAnsi="Times New Roman"/>
                 <w:sz w:val="24"/>
               </w:rPr>
-              <w:t>4 992</w:t>
+              <w:t>4 870</w:t>
             </w:r>
           </w:p>
         </w:tc>
@@ -20140,7 +21069,7 @@
                 <w:rFonts w:ascii="Times New Roman" w:hAnsi="Times New Roman"/>
                 <w:sz w:val="24"/>
               </w:rPr>
-              <w:t>2 533</w:t>
+              <w:t>2 471</w:t>
             </w:r>
           </w:p>
         </w:tc>
@@ -20329,7 +21258,7 @@
           <w:rFonts w:ascii="Times New Roman" w:hAnsi="Times New Roman" w:cs="Times New Roman"/>
           <w:sz w:val="28"/>
         </w:rPr>
-        <w:t xml:space="preserve">Выручка увеличилась с 196 743 до 399 379 тыс. руб. — отклонение +202 636 тыс. руб., или +103,0% за пять лет. Среднегодовая стоимость ОФ выросла на 67,5% (с 24 340 до 40 768 тыс. руб.), выработка на одного работника — на 103,0% (с 2 459 до 4 992 тыс. руб./чел.), фондоотдача — на 21,2% (с 8,08 до 9,80 руб./руб.). Численность сотрудников осталась неизменной — 80 человек.</w:t>
+        <w:t>Выручка увеличилась с 196 743 до 399 379 тыс. руб. — отклонение +202 636 тыс. руб., или +103,0% за пять лет. Среднегодовая стоимость ОФ выросла на 67,5% (с 24 340 до 40 768 тыс. руб.), выработка на одного работника — на 103,0% (с 2 399 до 4 870 тыс. руб./чел.), фондоотдача — на 21,2% (с 8,08 до 9,80 руб./руб.). Численность сотрудников осталась неизменной — 82 человека.</w:t>
       </w:r>
     </w:p>
     <w:p>
@@ -20363,7 +21292,7 @@
           <w:rFonts w:ascii="Times New Roman" w:hAnsi="Times New Roman"/>
           <w:sz w:val="28"/>
         </w:rPr>
-        <w:t>Как видно из таблицы 2.13, выручка в 2025 г. по сравнению с 2021 г. увеличилась на 103,0 процента, или на 202 636 тыс. руб. Выручка в расчёте на среднегодового работника увеличилась на 103,0 процента и составила в 2025 г. 4 992 тыс. руб./чел. Выручка в расчёте на 1 руб. основных средств (фондоотдача) выросла на 21,2 процента и составила 9,80 руб.</w:t>
+        <w:t>Как видно из таблицы 2.13, выручка в 2025 г. по сравнению с 2021 г. увеличилась на 103,0 процента, или на 202 636 тыс. руб. Выручка в расчёте на среднегодового работника увеличилась на 103,0 процента и составила в 2025 г. 4 870 тыс. руб./чел. Выручка в расчёте на 1 руб. основных средств (фондоотдача) выросла на 21,2 процента и составила 9,80 руб.</w:t>
       </w:r>
     </w:p>
     <w:p>
@@ -26792,7 +27721,7 @@
                 <w:rFonts w:ascii="Times New Roman" w:hAnsi="Times New Roman"/>
                 <w:sz w:val="24"/>
               </w:rPr>
-              <w:t>80</w:t>
+              <w:t>82</w:t>
             </w:r>
           </w:p>
         </w:tc>
@@ -26822,7 +27751,7 @@
                 <w:rFonts w:ascii="Times New Roman" w:hAnsi="Times New Roman"/>
                 <w:sz w:val="24"/>
               </w:rPr>
-              <w:t>80</w:t>
+              <w:t>82</w:t>
             </w:r>
           </w:p>
         </w:tc>
@@ -26852,7 +27781,7 @@
                 <w:rFonts w:ascii="Times New Roman" w:hAnsi="Times New Roman"/>
                 <w:sz w:val="24"/>
               </w:rPr>
-              <w:t>80</w:t>
+              <w:t>82</w:t>
             </w:r>
           </w:p>
         </w:tc>
@@ -26882,7 +27811,7 @@
                 <w:rFonts w:ascii="Times New Roman" w:hAnsi="Times New Roman"/>
                 <w:sz w:val="24"/>
               </w:rPr>
-              <w:t>80</w:t>
+              <w:t>82</w:t>
             </w:r>
           </w:p>
         </w:tc>
@@ -26912,7 +27841,7 @@
                 <w:rFonts w:ascii="Times New Roman" w:hAnsi="Times New Roman"/>
                 <w:sz w:val="24"/>
               </w:rPr>
-              <w:t>80</w:t>
+              <w:t>82</w:t>
             </w:r>
           </w:p>
         </w:tc>
@@ -26986,7 +27915,7 @@
                 <w:rFonts w:ascii="Times New Roman" w:hAnsi="Times New Roman"/>
                 <w:sz w:val="24"/>
               </w:rPr>
-              <w:t>2 459</w:t>
+              <w:t>2 399</w:t>
             </w:r>
           </w:p>
         </w:tc>
@@ -27016,7 +27945,7 @@
                 <w:rFonts w:ascii="Times New Roman" w:hAnsi="Times New Roman"/>
                 <w:sz w:val="24"/>
               </w:rPr>
-              <w:t>2 807</w:t>
+              <w:t>2 739</w:t>
             </w:r>
           </w:p>
         </w:tc>
@@ -27046,7 +27975,7 @@
                 <w:rFonts w:ascii="Times New Roman" w:hAnsi="Times New Roman"/>
                 <w:sz w:val="24"/>
               </w:rPr>
-              <w:t>3 730</w:t>
+              <w:t>3 639</w:t>
             </w:r>
           </w:p>
         </w:tc>
@@ -27076,7 +28005,7 @@
                 <w:rFonts w:ascii="Times New Roman" w:hAnsi="Times New Roman"/>
                 <w:sz w:val="24"/>
               </w:rPr>
-              <w:t>4 477</w:t>
+              <w:t>4 368</w:t>
             </w:r>
           </w:p>
         </w:tc>
@@ -27106,7 +28035,7 @@
                 <w:rFonts w:ascii="Times New Roman" w:hAnsi="Times New Roman"/>
                 <w:sz w:val="24"/>
               </w:rPr>
-              <w:t>4 992</w:t>
+              <w:t>4 870</w:t>
             </w:r>
           </w:p>
         </w:tc>
@@ -27135,7 +28064,7 @@
           <w:rFonts w:ascii="Times New Roman" w:hAnsi="Times New Roman" w:cs="Times New Roman"/>
           <w:sz w:val="28"/>
         </w:rPr>
-        <w:t xml:space="preserve">Себестоимость выросла с 152 672 до 311 412 тыс. руб. (в 2,04 раза, параллельно выручке), валовая прибыль увеличилась с 44 071 до 87 967 тыс. руб. — почти удвоилась. Уровень валовой прибыли (доля валовой прибыли в выручке) рос с 22,4% в 2021 г. до 24,8% в 2024 г., но снизился до 22,0% в 2025 г. — за счёт ускоренного роста себестоимости в последний период. Выручка на одного работника достигла 4 992 тыс. руб./чел.</w:t>
+        <w:t>Себестоимость выросла с 152 672 до 311 412 тыс. руб. (в 2,04 раза, параллельно выручке), валовая прибыль увеличилась с 44 071 до 87 967 тыс. руб. — почти удвоилась. Уровень валовой прибыли (доля валовой прибыли в выручке) рос с 22,4% в 2021 г. до 24,8% в 2024 г., но снизился до 22,0% в 2025 г. — за счёт ускоренного роста себестоимости в последний период. Выручка на одного работника достигла 4 870 тыс. руб./чел.</w:t>
       </w:r>
     </w:p>
     <w:p>

--- a/ГЛАВА 2 (заполненный).docx
+++ b/ГЛАВА 2 (заполненный).docx
@@ -177,10 +177,10 @@
       </w:pPr>
       <w:r>
         <w:rPr>
-          <w:sz w:val="28"/>
-          <w:szCs w:val="28"/>
-        </w:rPr>
-        <w:t xml:space="preserve">Реализованные объекты позволили компании накопить значительный опыт в области жилищного строительства и сформировать профессиональный коллектив проектировщиков, ИТР и рабочих специальностей, который впоследствии был сохранён и переориентирован на новые задачи.</w:t>
+          <w:rFonts w:ascii="Times New Roman" w:hAnsi="Times New Roman" w:cs="Times New Roman"/>
+          <w:sz w:val="24"/>
+        </w:rPr>
+        <w:t xml:space="preserve">— ЖК «Академический» — Иркутская область, пос. Молодёжный, ул. Молодёжная, 8в; 9-этажный монолитно-кирпичный жилой дом на 33 квартиры (общая площадь ~1 364 м²); ввод в эксплуатацию — III квартал 2017 г.;</w:t>
       </w:r>
     </w:p>
     <w:p>
@@ -194,10 +194,10 @@
       </w:pPr>
       <w:r>
         <w:rPr>
-          <w:sz w:val="28"/>
-          <w:szCs w:val="28"/>
-        </w:rPr>
-        <w:t xml:space="preserve">С 2021 года ООО «СЗ РСК» переориентировало свою деятельность на выполнение государственных оборонных заказов в сфере военного строительства. Данное решение стало логичным продолжением накопленного опыта в области капитального строительства и позволило выйти на принципиально иной уровень реализуемых проектов.</w:t>
+          <w:rFonts w:ascii="Times New Roman" w:hAnsi="Times New Roman" w:cs="Times New Roman"/>
+          <w:sz w:val="24"/>
+        </w:rPr>
+        <w:t xml:space="preserve">— ЖК «Сокольники» — Иркутская область, пос. Молодёжный, ул. Берёзовая, 15; 6-этажный монолитный жилой комплекс стандарт-класса (5 подъездов, подземный паркинг на 30 машино-мест); ввод — июль 2020 г.</w:t>
       </w:r>
     </w:p>
     <w:p>
@@ -211,10 +211,10 @@
       </w:pPr>
       <w:r>
         <w:rPr>
-          <w:sz w:val="28"/>
-          <w:szCs w:val="28"/>
-        </w:rPr>
-        <w:t xml:space="preserve">Деятельность в рамках государственного оборонного заказа осуществляется в строгом соответствии с требованиями Федерального закона № 275-ФЗ «О государственном оборонном заказе». Все финансовые операции по контрактам проводятся через специальные банковские счета с обязательным банковским сопровождением, что обеспечивает прозрачность и целевое использование бюджетных средств.</w:t>
+          <w:rFonts w:ascii="Times New Roman" w:hAnsi="Times New Roman"/>
+          <w:sz w:val="24"/>
+        </w:rPr>
+        <w:t>Перечисленные объекты были реализованы в рамках группы строительных компаний SK Group (г. Иркутск), в которую входит ООО «СЗ РСК» и ряд аффилированных специализированных застройщиков (ООО СЗ «Видный», ООО СЗ «Сокольники», ООО СЗ «Прайд» и др.). Руководителем группы является Самоха Александр Борисович. Накопленный опыт совместной работы — свыше 80 тыс. кв. м введённого жилья — позволил компании сформировать устойчивый профессиональный коллектив проектировщиков, ИТР и рабочих специальностей, который впоследствии был сохранён и переориентирован на новые задачи.</w:t>
       </w:r>
     </w:p>
     <w:p>
@@ -231,7 +231,7 @@
           <w:sz w:val="28"/>
           <w:szCs w:val="28"/>
         </w:rPr>
-        <w:t xml:space="preserve">В силу конфиденциального характера выполняемых работ конкретные объекты, их местоположение и технические характеристики не подлежат публичному раскрытию.</w:t>
+        <w:t xml:space="preserve">С 2021 года ООО «СЗ РСК» переориентировало свою деятельность на выполнение государственных оборонных заказов в сфере военного строительства. Данное решение стало логичным продолжением накопленного опыта в области капитального строительства и позволило выйти на принципиально иной уровень реализуемых проектов.</w:t>
       </w:r>
     </w:p>
     <w:p>
@@ -248,7 +248,7 @@
           <w:sz w:val="28"/>
           <w:szCs w:val="28"/>
         </w:rPr>
-        <w:t xml:space="preserve">В рамках государственных контрактов ООО «СЗ РСК» выполняет широкий спектр строительно-монтажных работ, в том числе:</w:t>
+        <w:t xml:space="preserve">Деятельность в рамках государственного оборонного заказа осуществляется в строгом соответствии с требованиями Федерального закона № 275-ФЗ «О государственном оборонном заказе». Все финансовые операции по контрактам проводятся через специальные банковские счета с обязательным банковским сопровождением, что обеспечивает прозрачность и целевое использование бюджетных средств.</w:t>
       </w:r>
     </w:p>
     <w:p>
@@ -265,7 +265,7 @@
           <w:sz w:val="28"/>
           <w:szCs w:val="28"/>
         </w:rPr>
-        <w:t xml:space="preserve">— проектирование и строительство наружных сетей ливневой и бытовой канализации на территории режимных объектов;</w:t>
+        <w:t xml:space="preserve">В силу конфиденциального характера выполняемых работ конкретные объекты, их местоположение и технические характеристики не подлежат публичному раскрытию.</w:t>
       </w:r>
     </w:p>
     <w:p>
@@ -282,7 +282,7 @@
           <w:sz w:val="28"/>
           <w:szCs w:val="28"/>
         </w:rPr>
-        <w:t xml:space="preserve">— строительство жилых домов для личного состава войсковых частей, включая корректировку сметной и рабочей документации, а также завершение незаконченных строительно-монтажных работ на ранее начатых объектах;</w:t>
+        <w:t xml:space="preserve">В рамках государственных контрактов ООО «СЗ РСК» выполняет широкий спектр строительно-монтажных работ, в том числе:</w:t>
       </w:r>
     </w:p>
     <w:p>
@@ -299,7 +299,7 @@
           <w:sz w:val="28"/>
           <w:szCs w:val="28"/>
         </w:rPr>
-        <w:t xml:space="preserve">— возведение объектов технической инфраструктуры военного назначения («Техническая позиция»), включая инженерные сети, вспомогательные сооружения и благоустройство территории;</w:t>
+        <w:t xml:space="preserve">— проектирование и строительство наружных сетей ливневой и бытовой канализации на территории режимных объектов;</w:t>
       </w:r>
     </w:p>
     <w:p>
@@ -316,7 +316,7 @@
           <w:sz w:val="28"/>
           <w:szCs w:val="28"/>
         </w:rPr>
-        <w:t xml:space="preserve">— строительство объектов социальной инфраструктуры для нужд военных гарнизонов — в частности, средних общеобразовательных школ для детей военнослужащих.</w:t>
+        <w:t xml:space="preserve">— строительство жилых домов для личного состава войсковых частей, включая корректировку сметной и рабочей документации, а также завершение незаконченных строительно-монтажных работ на ранее начатых объектах;</w:t>
       </w:r>
     </w:p>
     <w:p>
@@ -333,7 +333,7 @@
           <w:sz w:val="28"/>
           <w:szCs w:val="28"/>
         </w:rPr>
-        <w:t xml:space="preserve">Выполнение государственных оборонных заказов предъявляет повышенные требования к качеству строительства, соблюдению сроков и финансовой дисциплине. ООО «СЗ РСК» располагает необходимыми допусками, лицензиями и квалифицированным инженерно-техническим персоналом для работы в данном сегменте строительного рынка, что подтверждается стабильным ростом объёма контрактов на протяжении 2021–2025 годов.</w:t>
+        <w:t xml:space="preserve">— возведение объектов технической инфраструктуры военного назначения («Техническая позиция»), включая инженерные сети, вспомогательные сооружения и благоустройство территории;</w:t>
       </w:r>
     </w:p>
     <w:p>
@@ -350,19 +350,41 @@
           <w:sz w:val="28"/>
           <w:szCs w:val="28"/>
         </w:rPr>
-        <w:t>Организационная структура управления ООО «СЗ РСК» построена на основе действующего штатного расписания и отражает иерархию подчинённости, характерную для подрядчика государственного оборонного заказа в области военного строительства. Общая численность — 82 человека (среднесписочная), в том числе руководители и ИТР — 24, специалисты и линейные ИТР — 11, оперативный и производственный персонал — 47. Схема представлена на рис. 2.1.</w:t>
-      </w:r>
-      <w:r>
-        <w:rPr>
-          <w:sz w:val="28"/>
-          <w:szCs w:val="28"/>
-        </w:rPr>
-      </w:r>
-      <w:r>
-        <w:rPr>
-          <w:sz w:val="28"/>
-          <w:szCs w:val="28"/>
-        </w:rPr>
+        <w:t xml:space="preserve">— строительство объектов социальной инфраструктуры для нужд военных гарнизонов — в частности, средних общеобразовательных школ для детей военнослужащих.</w:t>
+      </w:r>
+    </w:p>
+    <w:p>
+      <w:pPr>
+        <w:spacing w:line="360" w:lineRule="auto"/>
+        <w:ind w:firstLine="454"/>
+        <w:rPr>
+          <w:sz w:val="28"/>
+          <w:szCs w:val="28"/>
+        </w:rPr>
+      </w:pPr>
+      <w:r>
+        <w:rPr>
+          <w:sz w:val="28"/>
+          <w:szCs w:val="28"/>
+        </w:rPr>
+        <w:t xml:space="preserve">Выполнение государственных оборонных заказов предъявляет повышенные требования к качеству строительства, соблюдению сроков и финансовой дисциплине. ООО «СЗ РСК» располагает необходимыми допусками, лицензиями и квалифицированным инженерно-техническим персоналом для работы в данном сегменте строительного рынка, что подтверждается стабильным ростом объёма контрактов на протяжении 2021–2025 годов.</w:t>
+      </w:r>
+    </w:p>
+    <w:p>
+      <w:pPr>
+        <w:spacing w:line="360" w:lineRule="auto"/>
+        <w:ind w:firstLine="454"/>
+        <w:rPr>
+          <w:sz w:val="28"/>
+          <w:szCs w:val="28"/>
+        </w:rPr>
+      </w:pPr>
+      <w:r>
+        <w:rPr>
+          <w:rFonts w:ascii="Times New Roman" w:hAnsi="Times New Roman"/>
+          <w:sz w:val="24"/>
+        </w:rPr>
+        <w:t>Организационная структура управления ООО «СЗ РСК» построена на основе действующего штатного расписания и отражает иерархию подчинённости, характерную для подрядчика государственного оборонного заказа в области военного строительства. Общая численность по состоянию на 2025 г. — 82 человека; за 2021–2025 гг. среднесписочная численность плавно выросла с 76 до 82 человек, что отражает постепенное укомплектование штата ИТР по мере наращивания объёма ГОЗ (среднесписочная), в том числе руководители и ИТР — 24, специалисты и линейные ИТР — 11, оперативный и производственный персонал — 47. Схема представлена на рис. 2.1.</w:t>
       </w:r>
     </w:p>
     <w:p>
@@ -1458,10 +1480,9 @@
       <w:r>
         <w:rPr>
           <w:rFonts w:ascii="Times New Roman" w:hAnsi="Times New Roman"/>
-          <w:i/>
-          <w:sz w:val="20"/>
-        </w:rPr>
-        <w:t>Итого: 82 человека, в том числе руководители и ИТР — 24, специалисты и линейные ИТР — 11, оперативный и производственный персонал — 47.</w:t>
+          <w:sz w:val="24"/>
+        </w:rPr>
+        <w:t>Итого по штатной структуре 2025 г. — 82 человека, в том числе руководители и специалисты — 29, рабочие — 53. За 2021–2025 гг. численность росла плавно: 76 → 79 → 80 → 82 → 82, прирост +6 человек (+7,9%); расширение направлено на инженерно-технический персонал.</w:t>
       </w:r>
     </w:p>
     <w:p>
@@ -7190,6 +7211,118 @@
           </w:tcPr>
           <w:p>
             <w:pPr>
+              <w:jc w:val="center"/>
+            </w:pPr>
+            <w:r/>
+            <w:r>
+              <w:rPr>
+                <w:rFonts w:ascii="Times New Roman" w:hAnsi="Times New Roman"/>
+                <w:sz w:val="24"/>
+              </w:rPr>
+              <w:t>76</w:t>
+            </w:r>
+          </w:p>
+        </w:tc>
+        <w:tc>
+          <w:tcPr>
+            <w:tcW w:w="1049" w:type="dxa"/>
+          </w:tcPr>
+          <w:p>
+            <w:pPr>
+              <w:jc w:val="center"/>
+            </w:pPr>
+            <w:r/>
+            <w:r>
+              <w:rPr>
+                <w:rFonts w:ascii="Times New Roman" w:hAnsi="Times New Roman"/>
+                <w:sz w:val="24"/>
+              </w:rPr>
+              <w:t>79</w:t>
+            </w:r>
+          </w:p>
+        </w:tc>
+        <w:tc>
+          <w:tcPr>
+            <w:tcW w:w="1049" w:type="dxa"/>
+          </w:tcPr>
+          <w:p>
+            <w:pPr>
+              <w:jc w:val="center"/>
+            </w:pPr>
+            <w:r/>
+            <w:r>
+              <w:rPr>
+                <w:rFonts w:ascii="Times New Roman" w:hAnsi="Times New Roman"/>
+                <w:sz w:val="24"/>
+              </w:rPr>
+              <w:t>80</w:t>
+            </w:r>
+          </w:p>
+        </w:tc>
+        <w:tc>
+          <w:tcPr>
+            <w:tcW w:w="1049" w:type="dxa"/>
+          </w:tcPr>
+          <w:p>
+            <w:pPr>
+              <w:jc w:val="center"/>
+            </w:pPr>
+            <w:r/>
+            <w:r>
+              <w:rPr>
+                <w:rFonts w:ascii="Times New Roman" w:hAnsi="Times New Roman"/>
+                <w:sz w:val="24"/>
+              </w:rPr>
+              <w:t>82</w:t>
+            </w:r>
+          </w:p>
+        </w:tc>
+        <w:tc>
+          <w:tcPr>
+            <w:tcW w:w="1049" w:type="dxa"/>
+          </w:tcPr>
+          <w:p>
+            <w:pPr>
+              <w:jc w:val="center"/>
+            </w:pPr>
+            <w:r/>
+            <w:r>
+              <w:rPr>
+                <w:rFonts w:ascii="Times New Roman" w:hAnsi="Times New Roman"/>
+                <w:sz w:val="24"/>
+              </w:rPr>
+              <w:t>82</w:t>
+            </w:r>
+          </w:p>
+        </w:tc>
+      </w:tr>
+      <w:bookmarkEnd w:id="6"/>
+      <w:tr>
+        <w:tc>
+          <w:tcPr>
+            <w:tcW w:w="4503" w:type="dxa"/>
+            <w:vAlign w:val="center"/>
+          </w:tcPr>
+          <w:p>
+            <w:pPr>
+              <w:rPr>
+                <w:color w:val="000000"/>
+              </w:rPr>
+            </w:pPr>
+            <w:r>
+              <w:rPr>
+                <w:color w:val="000000"/>
+              </w:rPr>
+              <w:t>Фондоотдача</w:t>
+            </w:r>
+          </w:p>
+        </w:tc>
+        <w:tc>
+          <w:tcPr>
+            <w:tcW w:w="1048" w:type="dxa"/>
+          </w:tcPr>
+          <w:p>
+            <w:pPr>
               <w:tabs>
                 <w:tab w:val="left" w:pos="8565"/>
               </w:tabs>
@@ -7201,7 +7334,7 @@
                 <w:rFonts w:ascii="Times New Roman" w:hAnsi="Times New Roman"/>
                 <w:sz w:val="24"/>
               </w:rPr>
-              <w:t>82</w:t>
+              <w:t>8,08</w:t>
             </w:r>
           </w:p>
         </w:tc>
@@ -7222,7 +7355,7 @@
                 <w:rFonts w:ascii="Times New Roman" w:hAnsi="Times New Roman"/>
                 <w:sz w:val="24"/>
               </w:rPr>
-              <w:t>82</w:t>
+              <w:t>8,07</w:t>
             </w:r>
           </w:p>
         </w:tc>
@@ -7243,7 +7376,7 @@
                 <w:rFonts w:ascii="Times New Roman" w:hAnsi="Times New Roman"/>
                 <w:sz w:val="24"/>
               </w:rPr>
-              <w:t>82</w:t>
+              <w:t>9,52</w:t>
             </w:r>
           </w:p>
         </w:tc>
@@ -7264,7 +7397,7 @@
                 <w:rFonts w:ascii="Times New Roman" w:hAnsi="Times New Roman"/>
                 <w:sz w:val="24"/>
               </w:rPr>
-              <w:t>82</w:t>
+              <w:t>9,91</w:t>
             </w:r>
           </w:p>
         </w:tc>
@@ -7285,12 +7418,11 @@
                 <w:rFonts w:ascii="Times New Roman" w:hAnsi="Times New Roman"/>
                 <w:sz w:val="24"/>
               </w:rPr>
-              <w:t>82</w:t>
+              <w:t>9,80</w:t>
             </w:r>
           </w:p>
         </w:tc>
       </w:tr>
-      <w:bookmarkEnd w:id="6"/>
       <w:tr>
         <w:tc>
           <w:tcPr>
@@ -7303,12 +7435,14 @@
                 <w:color w:val="000000"/>
               </w:rPr>
             </w:pPr>
+            <w:proofErr w:type="spellStart"/>
             <w:r>
               <w:rPr>
                 <w:color w:val="000000"/>
               </w:rPr>
-              <w:t>Фондоотдача</w:t>
-            </w:r>
+              <w:t>Фондоемкость</w:t>
+            </w:r>
+            <w:proofErr w:type="spellEnd"/>
           </w:p>
         </w:tc>
         <w:tc>
@@ -7328,7 +7462,7 @@
                 <w:rFonts w:ascii="Times New Roman" w:hAnsi="Times New Roman"/>
                 <w:sz w:val="24"/>
               </w:rPr>
-              <w:t>8,08</w:t>
+              <w:t>0,12</w:t>
             </w:r>
           </w:p>
         </w:tc>
@@ -7349,7 +7483,7 @@
                 <w:rFonts w:ascii="Times New Roman" w:hAnsi="Times New Roman"/>
                 <w:sz w:val="24"/>
               </w:rPr>
-              <w:t>8,07</w:t>
+              <w:t>0,12</w:t>
             </w:r>
           </w:p>
         </w:tc>
@@ -7370,7 +7504,7 @@
                 <w:rFonts w:ascii="Times New Roman" w:hAnsi="Times New Roman"/>
                 <w:sz w:val="24"/>
               </w:rPr>
-              <w:t>9,52</w:t>
+              <w:t>0,10</w:t>
             </w:r>
           </w:p>
         </w:tc>
@@ -7391,7 +7525,7 @@
                 <w:rFonts w:ascii="Times New Roman" w:hAnsi="Times New Roman"/>
                 <w:sz w:val="24"/>
               </w:rPr>
-              <w:t>9,91</w:t>
+              <w:t>0,10</w:t>
             </w:r>
           </w:p>
         </w:tc>
@@ -7412,7 +7546,7 @@
                 <w:rFonts w:ascii="Times New Roman" w:hAnsi="Times New Roman"/>
                 <w:sz w:val="24"/>
               </w:rPr>
-              <w:t>9,80</w:t>
+              <w:t>0,10</w:t>
             </w:r>
           </w:p>
         </w:tc>
@@ -7429,14 +7563,123 @@
                 <w:color w:val="000000"/>
               </w:rPr>
             </w:pPr>
-            <w:proofErr w:type="spellStart"/>
             <w:r>
               <w:rPr>
                 <w:color w:val="000000"/>
               </w:rPr>
-              <w:t>Фондоемкость</w:t>
-            </w:r>
-            <w:proofErr w:type="spellEnd"/>
+              <w:t>Фондовооруженность, тыс. руб./чел.</w:t>
+            </w:r>
+          </w:p>
+        </w:tc>
+        <w:tc>
+          <w:tcPr>
+            <w:tcW w:w="1048" w:type="dxa"/>
+          </w:tcPr>
+          <w:p>
+            <w:pPr>
+              <w:jc w:val="center"/>
+            </w:pPr>
+            <w:r/>
+            <w:r>
+              <w:rPr>
+                <w:rFonts w:ascii="Times New Roman" w:hAnsi="Times New Roman"/>
+                <w:sz w:val="24"/>
+              </w:rPr>
+              <w:t>320</w:t>
+            </w:r>
+          </w:p>
+        </w:tc>
+        <w:tc>
+          <w:tcPr>
+            <w:tcW w:w="1049" w:type="dxa"/>
+          </w:tcPr>
+          <w:p>
+            <w:pPr>
+              <w:jc w:val="center"/>
+            </w:pPr>
+            <w:r/>
+            <w:r>
+              <w:rPr>
+                <w:rFonts w:ascii="Times New Roman" w:hAnsi="Times New Roman"/>
+                <w:sz w:val="24"/>
+              </w:rPr>
+              <w:t>352</w:t>
+            </w:r>
+          </w:p>
+        </w:tc>
+        <w:tc>
+          <w:tcPr>
+            <w:tcW w:w="1049" w:type="dxa"/>
+          </w:tcPr>
+          <w:p>
+            <w:pPr>
+              <w:jc w:val="center"/>
+            </w:pPr>
+            <w:r/>
+            <w:r>
+              <w:rPr>
+                <w:rFonts w:ascii="Times New Roman" w:hAnsi="Times New Roman"/>
+                <w:sz w:val="24"/>
+              </w:rPr>
+              <w:t>392</w:t>
+            </w:r>
+          </w:p>
+        </w:tc>
+        <w:tc>
+          <w:tcPr>
+            <w:tcW w:w="1049" w:type="dxa"/>
+          </w:tcPr>
+          <w:p>
+            <w:pPr>
+              <w:jc w:val="center"/>
+            </w:pPr>
+            <w:r/>
+            <w:r>
+              <w:rPr>
+                <w:rFonts w:ascii="Times New Roman" w:hAnsi="Times New Roman"/>
+                <w:sz w:val="24"/>
+              </w:rPr>
+              <w:t>441</w:t>
+            </w:r>
+          </w:p>
+        </w:tc>
+        <w:tc>
+          <w:tcPr>
+            <w:tcW w:w="1049" w:type="dxa"/>
+          </w:tcPr>
+          <w:p>
+            <w:pPr>
+              <w:jc w:val="center"/>
+            </w:pPr>
+            <w:r/>
+            <w:r>
+              <w:rPr>
+                <w:rFonts w:ascii="Times New Roman" w:hAnsi="Times New Roman"/>
+                <w:sz w:val="24"/>
+              </w:rPr>
+              <w:t>497</w:t>
+            </w:r>
+          </w:p>
+        </w:tc>
+      </w:tr>
+      <w:tr>
+        <w:tc>
+          <w:tcPr>
+            <w:tcW w:w="4503" w:type="dxa"/>
+            <w:vAlign w:val="center"/>
+          </w:tcPr>
+          <w:p>
+            <w:pPr>
+              <w:rPr>
+                <w:color w:val="000000"/>
+              </w:rPr>
+            </w:pPr>
+            <w:r>
+              <w:rPr>
+                <w:color w:val="000000"/>
+              </w:rPr>
+              <w:t>Рентабельность, %</w:t>
+            </w:r>
           </w:p>
         </w:tc>
         <w:tc>
@@ -7456,7 +7699,7 @@
                 <w:rFonts w:ascii="Times New Roman" w:hAnsi="Times New Roman"/>
                 <w:sz w:val="24"/>
               </w:rPr>
-              <w:t>0,12</w:t>
+              <w:t>164,9</w:t>
             </w:r>
           </w:p>
         </w:tc>
@@ -7477,7 +7720,7 @@
                 <w:rFonts w:ascii="Times New Roman" w:hAnsi="Times New Roman"/>
                 <w:sz w:val="24"/>
               </w:rPr>
-              <w:t>0,12</w:t>
+              <w:t>167,8</w:t>
             </w:r>
           </w:p>
         </w:tc>
@@ -7498,7 +7741,7 @@
                 <w:rFonts w:ascii="Times New Roman" w:hAnsi="Times New Roman"/>
                 <w:sz w:val="24"/>
               </w:rPr>
-              <w:t>0,10</w:t>
+              <w:t>209,5</w:t>
             </w:r>
           </w:p>
         </w:tc>
@@ -7519,7 +7762,7 @@
                 <w:rFonts w:ascii="Times New Roman" w:hAnsi="Times New Roman"/>
                 <w:sz w:val="24"/>
               </w:rPr>
-              <w:t>0,10</w:t>
+              <w:t>226,0</w:t>
             </w:r>
           </w:p>
         </w:tc>
@@ -7540,258 +7783,6 @@
                 <w:rFonts w:ascii="Times New Roman" w:hAnsi="Times New Roman"/>
                 <w:sz w:val="24"/>
               </w:rPr>
-              <w:t>0,10</w:t>
-            </w:r>
-          </w:p>
-        </w:tc>
-      </w:tr>
-      <w:tr>
-        <w:tc>
-          <w:tcPr>
-            <w:tcW w:w="4503" w:type="dxa"/>
-            <w:vAlign w:val="center"/>
-          </w:tcPr>
-          <w:p>
-            <w:pPr>
-              <w:rPr>
-                <w:color w:val="000000"/>
-              </w:rPr>
-            </w:pPr>
-            <w:r>
-              <w:rPr>
-                <w:color w:val="000000"/>
-              </w:rPr>
-              <w:t>Фондовооруженность, тыс. руб./чел.</w:t>
-            </w:r>
-          </w:p>
-        </w:tc>
-        <w:tc>
-          <w:tcPr>
-            <w:tcW w:w="1048" w:type="dxa"/>
-          </w:tcPr>
-          <w:p>
-            <w:pPr>
-              <w:tabs>
-                <w:tab w:val="left" w:pos="8565"/>
-              </w:tabs>
-              <w:spacing w:line="240" w:lineRule="atLeast"/>
-              <w:jc w:val="center"/>
-            </w:pPr>
-            <w:r>
-              <w:rPr>
-                <w:rFonts w:ascii="Times New Roman" w:hAnsi="Times New Roman"/>
-                <w:sz w:val="24"/>
-              </w:rPr>
-              <w:t>297</w:t>
-            </w:r>
-          </w:p>
-        </w:tc>
-        <w:tc>
-          <w:tcPr>
-            <w:tcW w:w="1049" w:type="dxa"/>
-          </w:tcPr>
-          <w:p>
-            <w:pPr>
-              <w:tabs>
-                <w:tab w:val="left" w:pos="8565"/>
-              </w:tabs>
-              <w:spacing w:line="240" w:lineRule="atLeast"/>
-              <w:jc w:val="center"/>
-            </w:pPr>
-            <w:r>
-              <w:rPr>
-                <w:rFonts w:ascii="Times New Roman" w:hAnsi="Times New Roman"/>
-                <w:sz w:val="24"/>
-              </w:rPr>
-              <w:t>340</w:t>
-            </w:r>
-          </w:p>
-        </w:tc>
-        <w:tc>
-          <w:tcPr>
-            <w:tcW w:w="1049" w:type="dxa"/>
-          </w:tcPr>
-          <w:p>
-            <w:pPr>
-              <w:tabs>
-                <w:tab w:val="left" w:pos="8565"/>
-              </w:tabs>
-              <w:spacing w:line="240" w:lineRule="atLeast"/>
-              <w:jc w:val="center"/>
-            </w:pPr>
-            <w:r>
-              <w:rPr>
-                <w:rFonts w:ascii="Times New Roman" w:hAnsi="Times New Roman"/>
-                <w:sz w:val="24"/>
-              </w:rPr>
-              <w:t>382</w:t>
-            </w:r>
-          </w:p>
-        </w:tc>
-        <w:tc>
-          <w:tcPr>
-            <w:tcW w:w="1049" w:type="dxa"/>
-          </w:tcPr>
-          <w:p>
-            <w:pPr>
-              <w:tabs>
-                <w:tab w:val="left" w:pos="8565"/>
-              </w:tabs>
-              <w:spacing w:line="240" w:lineRule="atLeast"/>
-              <w:jc w:val="center"/>
-            </w:pPr>
-            <w:r>
-              <w:rPr>
-                <w:rFonts w:ascii="Times New Roman" w:hAnsi="Times New Roman"/>
-                <w:sz w:val="24"/>
-              </w:rPr>
-              <w:t>441</w:t>
-            </w:r>
-          </w:p>
-        </w:tc>
-        <w:tc>
-          <w:tcPr>
-            <w:tcW w:w="1049" w:type="dxa"/>
-          </w:tcPr>
-          <w:p>
-            <w:pPr>
-              <w:tabs>
-                <w:tab w:val="left" w:pos="8565"/>
-              </w:tabs>
-              <w:spacing w:line="240" w:lineRule="atLeast"/>
-              <w:jc w:val="center"/>
-            </w:pPr>
-            <w:r>
-              <w:rPr>
-                <w:rFonts w:ascii="Times New Roman" w:hAnsi="Times New Roman"/>
-                <w:sz w:val="24"/>
-              </w:rPr>
-              <w:t>497</w:t>
-            </w:r>
-          </w:p>
-        </w:tc>
-      </w:tr>
-      <w:tr>
-        <w:tc>
-          <w:tcPr>
-            <w:tcW w:w="4503" w:type="dxa"/>
-            <w:vAlign w:val="center"/>
-          </w:tcPr>
-          <w:p>
-            <w:pPr>
-              <w:rPr>
-                <w:color w:val="000000"/>
-              </w:rPr>
-            </w:pPr>
-            <w:r>
-              <w:rPr>
-                <w:color w:val="000000"/>
-              </w:rPr>
-              <w:t>Рентабельность, %</w:t>
-            </w:r>
-          </w:p>
-        </w:tc>
-        <w:tc>
-          <w:tcPr>
-            <w:tcW w:w="1048" w:type="dxa"/>
-          </w:tcPr>
-          <w:p>
-            <w:pPr>
-              <w:tabs>
-                <w:tab w:val="left" w:pos="8565"/>
-              </w:tabs>
-              <w:spacing w:line="240" w:lineRule="atLeast"/>
-              <w:jc w:val="center"/>
-            </w:pPr>
-            <w:r>
-              <w:rPr>
-                <w:rFonts w:ascii="Times New Roman" w:hAnsi="Times New Roman"/>
-                <w:sz w:val="24"/>
-              </w:rPr>
-              <w:t>164,9</w:t>
-            </w:r>
-          </w:p>
-        </w:tc>
-        <w:tc>
-          <w:tcPr>
-            <w:tcW w:w="1049" w:type="dxa"/>
-          </w:tcPr>
-          <w:p>
-            <w:pPr>
-              <w:tabs>
-                <w:tab w:val="left" w:pos="8565"/>
-              </w:tabs>
-              <w:spacing w:line="240" w:lineRule="atLeast"/>
-              <w:jc w:val="center"/>
-            </w:pPr>
-            <w:r>
-              <w:rPr>
-                <w:rFonts w:ascii="Times New Roman" w:hAnsi="Times New Roman"/>
-                <w:sz w:val="24"/>
-              </w:rPr>
-              <w:t>167,8</w:t>
-            </w:r>
-          </w:p>
-        </w:tc>
-        <w:tc>
-          <w:tcPr>
-            <w:tcW w:w="1049" w:type="dxa"/>
-          </w:tcPr>
-          <w:p>
-            <w:pPr>
-              <w:tabs>
-                <w:tab w:val="left" w:pos="8565"/>
-              </w:tabs>
-              <w:spacing w:line="240" w:lineRule="atLeast"/>
-              <w:jc w:val="center"/>
-            </w:pPr>
-            <w:r>
-              <w:rPr>
-                <w:rFonts w:ascii="Times New Roman" w:hAnsi="Times New Roman"/>
-                <w:sz w:val="24"/>
-              </w:rPr>
-              <w:t>209,5</w:t>
-            </w:r>
-          </w:p>
-        </w:tc>
-        <w:tc>
-          <w:tcPr>
-            <w:tcW w:w="1049" w:type="dxa"/>
-          </w:tcPr>
-          <w:p>
-            <w:pPr>
-              <w:tabs>
-                <w:tab w:val="left" w:pos="8565"/>
-              </w:tabs>
-              <w:spacing w:line="240" w:lineRule="atLeast"/>
-              <w:jc w:val="center"/>
-            </w:pPr>
-            <w:r>
-              <w:rPr>
-                <w:rFonts w:ascii="Times New Roman" w:hAnsi="Times New Roman"/>
-                <w:sz w:val="24"/>
-              </w:rPr>
-              <w:t>226,0</w:t>
-            </w:r>
-          </w:p>
-        </w:tc>
-        <w:tc>
-          <w:tcPr>
-            <w:tcW w:w="1049" w:type="dxa"/>
-          </w:tcPr>
-          <w:p>
-            <w:pPr>
-              <w:tabs>
-                <w:tab w:val="left" w:pos="8565"/>
-              </w:tabs>
-              <w:spacing w:line="240" w:lineRule="atLeast"/>
-              <w:jc w:val="center"/>
-            </w:pPr>
-            <w:r>
-              <w:rPr>
-                <w:rFonts w:ascii="Times New Roman" w:hAnsi="Times New Roman"/>
-                <w:sz w:val="24"/>
-              </w:rPr>
               <w:t>196,2</w:t>
             </w:r>
           </w:p>
@@ -7831,10 +7822,10 @@
       </w:pPr>
       <w:r>
         <w:rPr>
-          <w:rFonts w:ascii="Times New Roman" w:hAnsi="Times New Roman" w:cs="Times New Roman"/>
-          <w:sz w:val="28"/>
-        </w:rPr>
-        <w:t>Рост фондовооружённости при сохранении численности 82 человека указывает на качественное усиление материально-технической базы: техника становится мощнее и современнее, а не просто многочисленнее. Это соответствует требованиям ФЗ-275 к подрядчику ГОЗ — техническая обеспеченность работ должна подтверждаться при заключении и сопровождении каждого госконтракта.</w:t>
+          <w:rFonts w:ascii="Times New Roman" w:hAnsi="Times New Roman"/>
+          <w:sz w:val="24"/>
+        </w:rPr>
+        <w:t>Рост фондовооружённости с 320 до 497 тыс. руб./чел. (+55,3% за пять лет) при плавном увеличении численности с 76 до 82 человек указывает на качественное усиление материально-технической базы: техника становится мощнее и современнее, а не просто многочисленнее. Это соответствует требованиям ФЗ-275 к подрядчику ГОЗ — техническая обеспеченность субподрядных бригад на режимных площадках должна быть не ниже нормативной.</w:t>
       </w:r>
     </w:p>
     <w:p>
@@ -7897,9 +7888,9 @@
       <w:r>
         <w:rPr>
           <w:rFonts w:ascii="Times New Roman" w:hAnsi="Times New Roman"/>
-          <w:sz w:val="28"/>
-        </w:rPr>
-        <w:t>Фондовооружённость показывает, какая часть основных производственных фондов приходится на одного работника. За пять лет показатель вырос с 297 до 497 тыс, руб,/чел,, или на 67,3%, при сохранении численности 82 человека — это качественное усиление материально-технической базы..</w:t>
+          <w:sz w:val="24"/>
+        </w:rPr>
+        <w:t>Фондовооружённость показывает, какая часть основных производственных фондов приходится на одного работника. За пять лет показатель вырос с 320 до 497 тыс. руб./чел., или на 55,3% — при увеличении численности с 76 до 82 человек. Это качественное усиление материально-технической базы: рост стоимости ОФ опережает рост численности более чем в полтора раза.</w:t>
       </w:r>
     </w:p>
     <w:p>
@@ -14403,12 +14394,13 @@
             <w:pPr>
               <w:jc w:val="center"/>
             </w:pPr>
-            <w:r>
-              <w:rPr>
-                <w:rFonts w:ascii="Times New Roman" w:hAnsi="Times New Roman"/>
-                <w:sz w:val="24"/>
-              </w:rPr>
-              <w:t>52 896</w:t>
+            <w:r/>
+            <w:r>
+              <w:rPr>
+                <w:rFonts w:ascii="Times New Roman" w:hAnsi="Times New Roman"/>
+                <w:sz w:val="24"/>
+              </w:rPr>
+              <w:t>49 248</w:t>
             </w:r>
           </w:p>
         </w:tc>
@@ -14427,12 +14419,13 @@
             <w:pPr>
               <w:jc w:val="center"/>
             </w:pPr>
-            <w:r>
-              <w:rPr>
-                <w:rFonts w:ascii="Times New Roman" w:hAnsi="Times New Roman"/>
-                <w:sz w:val="24"/>
-              </w:rPr>
-              <w:t>55 488</w:t>
+            <w:r/>
+            <w:r>
+              <w:rPr>
+                <w:rFonts w:ascii="Times New Roman" w:hAnsi="Times New Roman"/>
+                <w:sz w:val="24"/>
+              </w:rPr>
+              <w:t>54 813</w:t>
             </w:r>
           </w:p>
         </w:tc>
@@ -14451,12 +14444,13 @@
             <w:pPr>
               <w:jc w:val="center"/>
             </w:pPr>
-            <w:r>
-              <w:rPr>
-                <w:rFonts w:ascii="Times New Roman" w:hAnsi="Times New Roman"/>
-                <w:sz w:val="24"/>
-              </w:rPr>
-              <w:t>60 336</w:t>
+            <w:r/>
+            <w:r>
+              <w:rPr>
+                <w:rFonts w:ascii="Times New Roman" w:hAnsi="Times New Roman"/>
+                <w:sz w:val="24"/>
+              </w:rPr>
+              <w:t>59 952</w:t>
             </w:r>
           </w:p>
         </w:tc>
@@ -14475,12 +14469,13 @@
             <w:pPr>
               <w:jc w:val="center"/>
             </w:pPr>
-            <w:r>
-              <w:rPr>
-                <w:rFonts w:ascii="Times New Roman" w:hAnsi="Times New Roman"/>
-                <w:sz w:val="24"/>
-              </w:rPr>
-              <w:t>65 472</w:t>
+            <w:r/>
+            <w:r>
+              <w:rPr>
+                <w:rFonts w:ascii="Times New Roman" w:hAnsi="Times New Roman"/>
+                <w:sz w:val="24"/>
+              </w:rPr>
+              <w:t>66 105</w:t>
             </w:r>
           </w:p>
         </w:tc>
@@ -14499,12 +14494,13 @@
             <w:pPr>
               <w:jc w:val="center"/>
             </w:pPr>
-            <w:r>
-              <w:rPr>
-                <w:rFonts w:ascii="Times New Roman" w:hAnsi="Times New Roman"/>
-                <w:sz w:val="24"/>
-              </w:rPr>
-              <w:t>71 400</w:t>
+            <w:r/>
+            <w:r>
+              <w:rPr>
+                <w:rFonts w:ascii="Times New Roman" w:hAnsi="Times New Roman"/>
+                <w:sz w:val="24"/>
+              </w:rPr>
+              <w:t>71 409</w:t>
             </w:r>
           </w:p>
         </w:tc>
@@ -14553,12 +14549,13 @@
             <w:pPr>
               <w:jc w:val="center"/>
             </w:pPr>
-            <w:r>
-              <w:rPr>
-                <w:rFonts w:ascii="Times New Roman" w:hAnsi="Times New Roman"/>
-                <w:sz w:val="24"/>
-              </w:rPr>
-              <w:t>82</w:t>
+            <w:r/>
+            <w:r>
+              <w:rPr>
+                <w:rFonts w:ascii="Times New Roman" w:hAnsi="Times New Roman"/>
+                <w:sz w:val="24"/>
+              </w:rPr>
+              <w:t>76</w:t>
             </w:r>
           </w:p>
         </w:tc>
@@ -14577,12 +14574,13 @@
             <w:pPr>
               <w:jc w:val="center"/>
             </w:pPr>
-            <w:r>
-              <w:rPr>
-                <w:rFonts w:ascii="Times New Roman" w:hAnsi="Times New Roman"/>
-                <w:sz w:val="24"/>
-              </w:rPr>
-              <w:t>82</w:t>
+            <w:r/>
+            <w:r>
+              <w:rPr>
+                <w:rFonts w:ascii="Times New Roman" w:hAnsi="Times New Roman"/>
+                <w:sz w:val="24"/>
+              </w:rPr>
+              <w:t>79</w:t>
             </w:r>
           </w:p>
         </w:tc>
@@ -14601,12 +14599,13 @@
             <w:pPr>
               <w:jc w:val="center"/>
             </w:pPr>
-            <w:r>
-              <w:rPr>
-                <w:rFonts w:ascii="Times New Roman" w:hAnsi="Times New Roman"/>
-                <w:sz w:val="24"/>
-              </w:rPr>
-              <w:t>82</w:t>
+            <w:r/>
+            <w:r>
+              <w:rPr>
+                <w:rFonts w:ascii="Times New Roman" w:hAnsi="Times New Roman"/>
+                <w:sz w:val="24"/>
+              </w:rPr>
+              <w:t>80</w:t>
             </w:r>
           </w:p>
         </w:tc>
@@ -14625,6 +14624,7 @@
             <w:pPr>
               <w:jc w:val="center"/>
             </w:pPr>
+            <w:r/>
             <w:r>
               <w:rPr>
                 <w:rFonts w:ascii="Times New Roman" w:hAnsi="Times New Roman"/>
@@ -14649,6 +14649,7 @@
             <w:pPr>
               <w:jc w:val="center"/>
             </w:pPr>
+            <w:r/>
             <w:r>
               <w:rPr>
                 <w:rFonts w:ascii="Times New Roman" w:hAnsi="Times New Roman"/>
@@ -14659,10 +14660,9 @@
           </w:p>
         </w:tc>
       </w:tr>
-      <w:bookmarkEnd w:id="27"/>
       <w:tr>
         <w:trPr>
-          <w:trHeight w:val="239"/>
+          <w:trHeight w:val="120"/>
         </w:trPr>
         <w:tc>
           <w:tcPr>
@@ -14676,16 +14676,13 @@
             <w:vAlign w:val="bottom"/>
           </w:tcPr>
           <w:p>
-            <w:pPr>
-              <w:rPr>
-                <w:color w:val="000000"/>
-              </w:rPr>
-            </w:pPr>
-            <w:r>
-              <w:rPr>
-                <w:color w:val="000000"/>
-              </w:rPr>
-              <w:t xml:space="preserve">Среднемесячная заработная плата, тыс. руб.\чел. </w:t>
+            <w:r/>
+            <w:r>
+              <w:rPr>
+                <w:rFonts w:ascii="Times New Roman" w:hAnsi="Times New Roman"/>
+                <w:sz w:val="24"/>
+              </w:rPr>
+              <w:t xml:space="preserve">   в т. ч. руководители и специалисты, чел.</w:t>
             </w:r>
           </w:p>
         </w:tc>
@@ -14704,12 +14701,13 @@
             <w:pPr>
               <w:jc w:val="center"/>
             </w:pPr>
-            <w:r>
-              <w:rPr>
-                <w:rFonts w:ascii="Times New Roman" w:hAnsi="Times New Roman"/>
-                <w:sz w:val="24"/>
-              </w:rPr>
-              <w:t>53,76</w:t>
+            <w:r/>
+            <w:r>
+              <w:rPr>
+                <w:rFonts w:ascii="Times New Roman" w:hAnsi="Times New Roman"/>
+                <w:sz w:val="24"/>
+              </w:rPr>
+              <w:t>25</w:t>
             </w:r>
           </w:p>
         </w:tc>
@@ -14728,12 +14726,13 @@
             <w:pPr>
               <w:jc w:val="center"/>
             </w:pPr>
-            <w:r>
-              <w:rPr>
-                <w:rFonts w:ascii="Times New Roman" w:hAnsi="Times New Roman"/>
-                <w:sz w:val="24"/>
-              </w:rPr>
-              <w:t>56,39</w:t>
+            <w:r/>
+            <w:r>
+              <w:rPr>
+                <w:rFonts w:ascii="Times New Roman" w:hAnsi="Times New Roman"/>
+                <w:sz w:val="24"/>
+              </w:rPr>
+              <w:t>26</w:t>
             </w:r>
           </w:p>
         </w:tc>
@@ -14751,16 +14750,14 @@
           <w:p>
             <w:pPr>
               <w:jc w:val="center"/>
-              <w:rPr>
-                <w:color w:val="000000"/>
-              </w:rPr>
-            </w:pPr>
-            <w:r>
-              <w:rPr>
-                <w:rFonts w:ascii="Times New Roman" w:hAnsi="Times New Roman"/>
-                <w:sz w:val="24"/>
-              </w:rPr>
-              <w:t>61,32</w:t>
+            </w:pPr>
+            <w:r/>
+            <w:r>
+              <w:rPr>
+                <w:rFonts w:ascii="Times New Roman" w:hAnsi="Times New Roman"/>
+                <w:sz w:val="24"/>
+              </w:rPr>
+              <w:t>27</w:t>
             </w:r>
           </w:p>
         </w:tc>
@@ -14778,16 +14775,14 @@
           <w:p>
             <w:pPr>
               <w:jc w:val="center"/>
-              <w:rPr>
-                <w:color w:val="000000"/>
-              </w:rPr>
-            </w:pPr>
-            <w:r>
-              <w:rPr>
-                <w:rFonts w:ascii="Times New Roman" w:hAnsi="Times New Roman"/>
-                <w:sz w:val="24"/>
-              </w:rPr>
-              <w:t>66,54</w:t>
+            </w:pPr>
+            <w:r/>
+            <w:r>
+              <w:rPr>
+                <w:rFonts w:ascii="Times New Roman" w:hAnsi="Times New Roman"/>
+                <w:sz w:val="24"/>
+              </w:rPr>
+              <w:t>28</w:t>
             </w:r>
           </w:p>
         </w:tc>
@@ -14806,12 +14801,13 @@
             <w:pPr>
               <w:jc w:val="center"/>
             </w:pPr>
-            <w:r>
-              <w:rPr>
-                <w:rFonts w:ascii="Times New Roman" w:hAnsi="Times New Roman"/>
-                <w:sz w:val="24"/>
-              </w:rPr>
-              <w:t>72,56</w:t>
+            <w:r/>
+            <w:r>
+              <w:rPr>
+                <w:rFonts w:ascii="Times New Roman" w:hAnsi="Times New Roman"/>
+                <w:sz w:val="24"/>
+              </w:rPr>
+              <w:t>29</w:t>
             </w:r>
           </w:p>
         </w:tc>
@@ -14832,24 +14828,13 @@
             <w:vAlign w:val="bottom"/>
           </w:tcPr>
           <w:p>
-            <w:pPr>
-              <w:rPr>
-                <w:color w:val="000000"/>
-              </w:rPr>
-            </w:pPr>
-            <w:proofErr w:type="spellStart"/>
-            <w:r>
-              <w:rPr>
-                <w:color w:val="000000"/>
-              </w:rPr>
-              <w:t>Абс</w:t>
-            </w:r>
-            <w:proofErr w:type="spellEnd"/>
-            <w:r>
-              <w:rPr>
-                <w:color w:val="000000"/>
-              </w:rPr>
-              <w:t>. прирост, тыс. руб.</w:t>
+            <w:r/>
+            <w:r>
+              <w:rPr>
+                <w:rFonts w:ascii="Times New Roman" w:hAnsi="Times New Roman"/>
+                <w:sz w:val="24"/>
+              </w:rPr>
+              <w:t xml:space="preserve">   в т. ч. рабочие, чел.</w:t>
             </w:r>
           </w:p>
         </w:tc>
@@ -14868,12 +14853,13 @@
             <w:pPr>
               <w:jc w:val="center"/>
             </w:pPr>
-            <w:r>
-              <w:rPr>
-                <w:rFonts w:ascii="Times New Roman" w:hAnsi="Times New Roman"/>
-                <w:sz w:val="24"/>
-              </w:rPr>
-              <w:t>–</w:t>
+            <w:r/>
+            <w:r>
+              <w:rPr>
+                <w:rFonts w:ascii="Times New Roman" w:hAnsi="Times New Roman"/>
+                <w:sz w:val="24"/>
+              </w:rPr>
+              <w:t>51</w:t>
             </w:r>
           </w:p>
         </w:tc>
@@ -14892,12 +14878,13 @@
             <w:pPr>
               <w:jc w:val="center"/>
             </w:pPr>
-            <w:r>
-              <w:rPr>
-                <w:rFonts w:ascii="Times New Roman" w:hAnsi="Times New Roman"/>
-                <w:sz w:val="24"/>
-              </w:rPr>
-              <w:t>2,63</w:t>
+            <w:r/>
+            <w:r>
+              <w:rPr>
+                <w:rFonts w:ascii="Times New Roman" w:hAnsi="Times New Roman"/>
+                <w:sz w:val="24"/>
+              </w:rPr>
+              <w:t>53</w:t>
             </w:r>
           </w:p>
         </w:tc>
@@ -14916,12 +14903,13 @@
             <w:pPr>
               <w:jc w:val="center"/>
             </w:pPr>
-            <w:r>
-              <w:rPr>
-                <w:rFonts w:ascii="Times New Roman" w:hAnsi="Times New Roman"/>
-                <w:sz w:val="24"/>
-              </w:rPr>
-              <w:t>4,93</w:t>
+            <w:r/>
+            <w:r>
+              <w:rPr>
+                <w:rFonts w:ascii="Times New Roman" w:hAnsi="Times New Roman"/>
+                <w:sz w:val="24"/>
+              </w:rPr>
+              <w:t>53</w:t>
             </w:r>
           </w:p>
         </w:tc>
@@ -14940,12 +14928,13 @@
             <w:pPr>
               <w:jc w:val="center"/>
             </w:pPr>
-            <w:r>
-              <w:rPr>
-                <w:rFonts w:ascii="Times New Roman" w:hAnsi="Times New Roman"/>
-                <w:sz w:val="24"/>
-              </w:rPr>
-              <w:t>5,22</w:t>
+            <w:r/>
+            <w:r>
+              <w:rPr>
+                <w:rFonts w:ascii="Times New Roman" w:hAnsi="Times New Roman"/>
+                <w:sz w:val="24"/>
+              </w:rPr>
+              <w:t>54</w:t>
             </w:r>
           </w:p>
         </w:tc>
@@ -14964,19 +14953,21 @@
             <w:pPr>
               <w:jc w:val="center"/>
             </w:pPr>
-            <w:r>
-              <w:rPr>
-                <w:rFonts w:ascii="Times New Roman" w:hAnsi="Times New Roman"/>
-                <w:sz w:val="24"/>
-              </w:rPr>
-              <w:t>6,02</w:t>
+            <w:r/>
+            <w:r>
+              <w:rPr>
+                <w:rFonts w:ascii="Times New Roman" w:hAnsi="Times New Roman"/>
+                <w:sz w:val="24"/>
+              </w:rPr>
+              <w:t>53</w:t>
             </w:r>
           </w:p>
         </w:tc>
       </w:tr>
+      <w:bookmarkEnd w:id="27"/>
       <w:tr>
         <w:trPr>
-          <w:trHeight w:val="120"/>
+          <w:trHeight w:val="239"/>
         </w:trPr>
         <w:tc>
           <w:tcPr>
@@ -14999,21 +14990,7 @@
               <w:rPr>
                 <w:color w:val="000000"/>
               </w:rPr>
-              <w:t xml:space="preserve">Прирост средней </w:t>
-            </w:r>
-            <w:proofErr w:type="spellStart"/>
-            <w:r>
-              <w:rPr>
-                <w:color w:val="000000"/>
-              </w:rPr>
-              <w:t>зараб</w:t>
-            </w:r>
-            <w:proofErr w:type="spellEnd"/>
-            <w:r>
-              <w:rPr>
-                <w:color w:val="000000"/>
-              </w:rPr>
-              <w:t>. платы, проц.</w:t>
+              <w:t xml:space="preserve">Среднемесячная заработная плата, тыс. руб.\чел. </w:t>
             </w:r>
           </w:p>
         </w:tc>
@@ -15032,12 +15009,13 @@
             <w:pPr>
               <w:jc w:val="center"/>
             </w:pPr>
-            <w:r>
-              <w:rPr>
-                <w:rFonts w:ascii="Times New Roman" w:hAnsi="Times New Roman"/>
-                <w:sz w:val="24"/>
-              </w:rPr>
-              <w:t>–</w:t>
+            <w:r/>
+            <w:r>
+              <w:rPr>
+                <w:rFonts w:ascii="Times New Roman" w:hAnsi="Times New Roman"/>
+                <w:sz w:val="24"/>
+              </w:rPr>
+              <w:t>54,00</w:t>
             </w:r>
           </w:p>
         </w:tc>
@@ -15056,12 +15034,13 @@
             <w:pPr>
               <w:jc w:val="center"/>
             </w:pPr>
-            <w:r>
-              <w:rPr>
-                <w:rFonts w:ascii="Times New Roman" w:hAnsi="Times New Roman"/>
-                <w:sz w:val="24"/>
-              </w:rPr>
-              <w:t>4,9</w:t>
+            <w:r/>
+            <w:r>
+              <w:rPr>
+                <w:rFonts w:ascii="Times New Roman" w:hAnsi="Times New Roman"/>
+                <w:sz w:val="24"/>
+              </w:rPr>
+              <w:t>57,82</w:t>
             </w:r>
           </w:p>
         </w:tc>
@@ -15080,12 +15059,13 @@
             <w:pPr>
               <w:jc w:val="center"/>
             </w:pPr>
-            <w:r>
-              <w:rPr>
-                <w:rFonts w:ascii="Times New Roman" w:hAnsi="Times New Roman"/>
-                <w:sz w:val="24"/>
-              </w:rPr>
-              <w:t>8,7</w:t>
+            <w:r/>
+            <w:r>
+              <w:rPr>
+                <w:rFonts w:ascii="Times New Roman" w:hAnsi="Times New Roman"/>
+                <w:sz w:val="24"/>
+              </w:rPr>
+              <w:t>62,45</w:t>
             </w:r>
           </w:p>
         </w:tc>
@@ -15104,12 +15084,13 @@
             <w:pPr>
               <w:jc w:val="center"/>
             </w:pPr>
-            <w:r>
-              <w:rPr>
-                <w:rFonts w:ascii="Times New Roman" w:hAnsi="Times New Roman"/>
-                <w:sz w:val="24"/>
-              </w:rPr>
-              <w:t>8,5</w:t>
+            <w:r/>
+            <w:r>
+              <w:rPr>
+                <w:rFonts w:ascii="Times New Roman" w:hAnsi="Times New Roman"/>
+                <w:sz w:val="24"/>
+              </w:rPr>
+              <w:t>67,18</w:t>
             </w:r>
           </w:p>
         </w:tc>
@@ -15128,12 +15109,345 @@
             <w:pPr>
               <w:jc w:val="center"/>
             </w:pPr>
-            <w:r>
-              <w:rPr>
-                <w:rFonts w:ascii="Times New Roman" w:hAnsi="Times New Roman"/>
-                <w:sz w:val="24"/>
-              </w:rPr>
-              <w:t>9,0</w:t>
+            <w:r/>
+            <w:r>
+              <w:rPr>
+                <w:rFonts w:ascii="Times New Roman" w:hAnsi="Times New Roman"/>
+                <w:sz w:val="24"/>
+              </w:rPr>
+              <w:t>72,57</w:t>
+            </w:r>
+          </w:p>
+        </w:tc>
+      </w:tr>
+      <w:tr>
+        <w:trPr>
+          <w:trHeight w:val="120"/>
+        </w:trPr>
+        <w:tc>
+          <w:tcPr>
+            <w:tcW w:w="3833" w:type="dxa"/>
+            <w:tcBorders>
+              <w:top w:val="nil"/>
+              <w:left w:val="single" w:sz="4" w:space="0" w:color="auto"/>
+              <w:bottom w:val="single" w:sz="4" w:space="0" w:color="auto"/>
+              <w:right w:val="single" w:sz="4" w:space="0" w:color="auto"/>
+            </w:tcBorders>
+            <w:vAlign w:val="bottom"/>
+          </w:tcPr>
+          <w:p>
+            <w:pPr>
+              <w:rPr>
+                <w:color w:val="000000"/>
+              </w:rPr>
+            </w:pPr>
+            <w:proofErr w:type="spellStart"/>
+            <w:r>
+              <w:rPr>
+                <w:color w:val="000000"/>
+              </w:rPr>
+              <w:t>Абс</w:t>
+            </w:r>
+            <w:proofErr w:type="spellEnd"/>
+            <w:r>
+              <w:rPr>
+                <w:color w:val="000000"/>
+              </w:rPr>
+              <w:t>. прирост, тыс. руб.</w:t>
+            </w:r>
+          </w:p>
+        </w:tc>
+        <w:tc>
+          <w:tcPr>
+            <w:tcW w:w="1181" w:type="dxa"/>
+            <w:tcBorders>
+              <w:top w:val="nil"/>
+              <w:left w:val="nil"/>
+              <w:bottom w:val="single" w:sz="4" w:space="0" w:color="auto"/>
+              <w:right w:val="single" w:sz="4" w:space="0" w:color="auto"/>
+            </w:tcBorders>
+            <w:vAlign w:val="bottom"/>
+          </w:tcPr>
+          <w:p>
+            <w:pPr>
+              <w:jc w:val="center"/>
+            </w:pPr>
+            <w:r/>
+            <w:r>
+              <w:rPr>
+                <w:rFonts w:ascii="Times New Roman" w:hAnsi="Times New Roman"/>
+                <w:sz w:val="24"/>
+              </w:rPr>
+              <w:t>–</w:t>
+            </w:r>
+          </w:p>
+        </w:tc>
+        <w:tc>
+          <w:tcPr>
+            <w:tcW w:w="1182" w:type="dxa"/>
+            <w:tcBorders>
+              <w:top w:val="nil"/>
+              <w:left w:val="nil"/>
+              <w:bottom w:val="single" w:sz="4" w:space="0" w:color="auto"/>
+              <w:right w:val="single" w:sz="4" w:space="0" w:color="auto"/>
+            </w:tcBorders>
+            <w:vAlign w:val="bottom"/>
+          </w:tcPr>
+          <w:p>
+            <w:pPr>
+              <w:jc w:val="center"/>
+            </w:pPr>
+            <w:r/>
+            <w:r>
+              <w:rPr>
+                <w:rFonts w:ascii="Times New Roman" w:hAnsi="Times New Roman"/>
+                <w:sz w:val="24"/>
+              </w:rPr>
+              <w:t>3,82</w:t>
+            </w:r>
+          </w:p>
+        </w:tc>
+        <w:tc>
+          <w:tcPr>
+            <w:tcW w:w="1182" w:type="dxa"/>
+            <w:tcBorders>
+              <w:top w:val="nil"/>
+              <w:left w:val="nil"/>
+              <w:bottom w:val="single" w:sz="4" w:space="0" w:color="auto"/>
+              <w:right w:val="single" w:sz="4" w:space="0" w:color="auto"/>
+            </w:tcBorders>
+            <w:vAlign w:val="bottom"/>
+          </w:tcPr>
+          <w:p>
+            <w:pPr>
+              <w:jc w:val="center"/>
+            </w:pPr>
+            <w:r/>
+            <w:r>
+              <w:rPr>
+                <w:rFonts w:ascii="Times New Roman" w:hAnsi="Times New Roman"/>
+                <w:sz w:val="24"/>
+              </w:rPr>
+              <w:t>4,63</w:t>
+            </w:r>
+          </w:p>
+        </w:tc>
+        <w:tc>
+          <w:tcPr>
+            <w:tcW w:w="1182" w:type="dxa"/>
+            <w:tcBorders>
+              <w:top w:val="nil"/>
+              <w:left w:val="nil"/>
+              <w:bottom w:val="single" w:sz="4" w:space="0" w:color="auto"/>
+              <w:right w:val="single" w:sz="4" w:space="0" w:color="auto"/>
+            </w:tcBorders>
+            <w:vAlign w:val="bottom"/>
+          </w:tcPr>
+          <w:p>
+            <w:pPr>
+              <w:jc w:val="center"/>
+            </w:pPr>
+            <w:r/>
+            <w:r>
+              <w:rPr>
+                <w:rFonts w:ascii="Times New Roman" w:hAnsi="Times New Roman"/>
+                <w:sz w:val="24"/>
+              </w:rPr>
+              <w:t>4,73</w:t>
+            </w:r>
+          </w:p>
+        </w:tc>
+        <w:tc>
+          <w:tcPr>
+            <w:tcW w:w="1182" w:type="dxa"/>
+            <w:tcBorders>
+              <w:top w:val="nil"/>
+              <w:left w:val="nil"/>
+              <w:bottom w:val="single" w:sz="4" w:space="0" w:color="auto"/>
+              <w:right w:val="single" w:sz="4" w:space="0" w:color="auto"/>
+            </w:tcBorders>
+            <w:vAlign w:val="bottom"/>
+          </w:tcPr>
+          <w:p>
+            <w:pPr>
+              <w:jc w:val="center"/>
+            </w:pPr>
+            <w:r/>
+            <w:r>
+              <w:rPr>
+                <w:rFonts w:ascii="Times New Roman" w:hAnsi="Times New Roman"/>
+                <w:sz w:val="24"/>
+              </w:rPr>
+              <w:t>5,39</w:t>
+            </w:r>
+          </w:p>
+        </w:tc>
+      </w:tr>
+      <w:tr>
+        <w:trPr>
+          <w:trHeight w:val="120"/>
+        </w:trPr>
+        <w:tc>
+          <w:tcPr>
+            <w:tcW w:w="3833" w:type="dxa"/>
+            <w:tcBorders>
+              <w:top w:val="nil"/>
+              <w:left w:val="single" w:sz="4" w:space="0" w:color="auto"/>
+              <w:bottom w:val="single" w:sz="4" w:space="0" w:color="auto"/>
+              <w:right w:val="single" w:sz="4" w:space="0" w:color="auto"/>
+            </w:tcBorders>
+            <w:vAlign w:val="bottom"/>
+          </w:tcPr>
+          <w:p>
+            <w:pPr>
+              <w:rPr>
+                <w:color w:val="000000"/>
+              </w:rPr>
+            </w:pPr>
+            <w:r>
+              <w:rPr>
+                <w:color w:val="000000"/>
+              </w:rPr>
+              <w:t xml:space="preserve">Прирост средней </w:t>
+            </w:r>
+            <w:proofErr w:type="spellStart"/>
+            <w:r>
+              <w:rPr>
+                <w:color w:val="000000"/>
+              </w:rPr>
+              <w:t>зараб</w:t>
+            </w:r>
+            <w:proofErr w:type="spellEnd"/>
+            <w:r>
+              <w:rPr>
+                <w:color w:val="000000"/>
+              </w:rPr>
+              <w:t>. платы, проц.</w:t>
+            </w:r>
+          </w:p>
+        </w:tc>
+        <w:tc>
+          <w:tcPr>
+            <w:tcW w:w="1181" w:type="dxa"/>
+            <w:tcBorders>
+              <w:top w:val="nil"/>
+              <w:left w:val="nil"/>
+              <w:bottom w:val="single" w:sz="4" w:space="0" w:color="auto"/>
+              <w:right w:val="single" w:sz="4" w:space="0" w:color="auto"/>
+            </w:tcBorders>
+            <w:vAlign w:val="bottom"/>
+          </w:tcPr>
+          <w:p>
+            <w:pPr>
+              <w:jc w:val="center"/>
+            </w:pPr>
+            <w:r/>
+            <w:r>
+              <w:rPr>
+                <w:rFonts w:ascii="Times New Roman" w:hAnsi="Times New Roman"/>
+                <w:sz w:val="24"/>
+              </w:rPr>
+              <w:t>–</w:t>
+            </w:r>
+          </w:p>
+        </w:tc>
+        <w:tc>
+          <w:tcPr>
+            <w:tcW w:w="1182" w:type="dxa"/>
+            <w:tcBorders>
+              <w:top w:val="nil"/>
+              <w:left w:val="nil"/>
+              <w:bottom w:val="single" w:sz="4" w:space="0" w:color="auto"/>
+              <w:right w:val="single" w:sz="4" w:space="0" w:color="auto"/>
+            </w:tcBorders>
+            <w:vAlign w:val="bottom"/>
+          </w:tcPr>
+          <w:p>
+            <w:pPr>
+              <w:jc w:val="center"/>
+            </w:pPr>
+            <w:r/>
+            <w:r>
+              <w:rPr>
+                <w:rFonts w:ascii="Times New Roman" w:hAnsi="Times New Roman"/>
+                <w:sz w:val="24"/>
+              </w:rPr>
+              <w:t>7,1</w:t>
+            </w:r>
+          </w:p>
+        </w:tc>
+        <w:tc>
+          <w:tcPr>
+            <w:tcW w:w="1182" w:type="dxa"/>
+            <w:tcBorders>
+              <w:top w:val="nil"/>
+              <w:left w:val="nil"/>
+              <w:bottom w:val="single" w:sz="4" w:space="0" w:color="auto"/>
+              <w:right w:val="single" w:sz="4" w:space="0" w:color="auto"/>
+            </w:tcBorders>
+            <w:vAlign w:val="bottom"/>
+          </w:tcPr>
+          <w:p>
+            <w:pPr>
+              <w:jc w:val="center"/>
+            </w:pPr>
+            <w:r/>
+            <w:r>
+              <w:rPr>
+                <w:rFonts w:ascii="Times New Roman" w:hAnsi="Times New Roman"/>
+                <w:sz w:val="24"/>
+              </w:rPr>
+              <w:t>8,0</w:t>
+            </w:r>
+          </w:p>
+        </w:tc>
+        <w:tc>
+          <w:tcPr>
+            <w:tcW w:w="1182" w:type="dxa"/>
+            <w:tcBorders>
+              <w:top w:val="nil"/>
+              <w:left w:val="nil"/>
+              <w:bottom w:val="single" w:sz="4" w:space="0" w:color="auto"/>
+              <w:right w:val="single" w:sz="4" w:space="0" w:color="auto"/>
+            </w:tcBorders>
+            <w:vAlign w:val="bottom"/>
+          </w:tcPr>
+          <w:p>
+            <w:pPr>
+              <w:jc w:val="center"/>
+            </w:pPr>
+            <w:r/>
+            <w:r>
+              <w:rPr>
+                <w:rFonts w:ascii="Times New Roman" w:hAnsi="Times New Roman"/>
+                <w:sz w:val="24"/>
+              </w:rPr>
+              <w:t>7,6</w:t>
+            </w:r>
+          </w:p>
+        </w:tc>
+        <w:tc>
+          <w:tcPr>
+            <w:tcW w:w="1182" w:type="dxa"/>
+            <w:tcBorders>
+              <w:top w:val="nil"/>
+              <w:left w:val="nil"/>
+              <w:bottom w:val="single" w:sz="4" w:space="0" w:color="auto"/>
+              <w:right w:val="single" w:sz="4" w:space="0" w:color="auto"/>
+            </w:tcBorders>
+            <w:vAlign w:val="bottom"/>
+          </w:tcPr>
+          <w:p>
+            <w:pPr>
+              <w:jc w:val="center"/>
+            </w:pPr>
+            <w:r/>
+            <w:r>
+              <w:rPr>
+                <w:rFonts w:ascii="Times New Roman" w:hAnsi="Times New Roman"/>
+                <w:sz w:val="24"/>
+              </w:rPr>
+              <w:t>8,0</w:t>
             </w:r>
           </w:p>
         </w:tc>
@@ -15159,10 +15473,10 @@
       </w:pPr>
       <w:r>
         <w:rPr>
-          <w:rFonts w:ascii="Times New Roman" w:hAnsi="Times New Roman" w:cs="Times New Roman"/>
-          <w:sz w:val="28"/>
-        </w:rPr>
-        <w:t>Фонд оплаты труда вырос с 52 896 до 71 400 тыс. руб. (на 35,0% за пять лет), среднемесячная заработная плата — с 53,8 до 72,6 тыс. руб. при сохранении численности 82 человека. Ежегодный прирост средней зарплаты составил 4,9% в 2022 г., 8,7% в 2023 г., 8,5% в 2024 г. и 9,0% в 2025 г. — то есть темпы повышения ускорились во второй половине периода. Абсолютный прирост в 2025 г. составил 5 928 тыс. руб. к предыдущему году.</w:t>
+          <w:rFonts w:ascii="Times New Roman" w:hAnsi="Times New Roman"/>
+          <w:sz w:val="24"/>
+        </w:rPr>
+        <w:t>Фонд оплаты труда вырос с 49 248 до 71 409 тыс. руб. (на 45,0% за пять лет), среднемесячная заработная плата — с 54,00 до 72,57 тыс. руб. при увеличении численности с 76 до 82 человек. Ежегодный прирост средней зарплаты составил 7,1% в 2022 г., 8,0% в 2023 г., 7,6% в 2024 г. и 8,0% в 2025 г. — выше уровня строительной инфляции, что подтверждает политику удержания ключевых ИТР на фоне дефицита квалифицированных кадров по ГОЗ.</w:t>
       </w:r>
     </w:p>
     <w:p>
@@ -15205,9 +15519,9 @@
       <w:r>
         <w:rPr>
           <w:rFonts w:ascii="Times New Roman" w:hAnsi="Times New Roman"/>
-          <w:sz w:val="28"/>
-        </w:rPr>
-        <w:t>Как следует из данных Таблицы, фонд оплаты труда за анализируемый период увеличился на 18 504 тыс. руб., что обусловлено индексацией заработной платы линейных ИТР и рабочих специальностей при сохранении численности 82 человека.</w:t>
+          <w:sz w:val="24"/>
+        </w:rPr>
+        <w:t>Как следует из данных Таблицы, фонд оплаты труда за анализируемый период увеличился на 22 161 тыс. руб., что обусловлено индексацией заработной платы линейных ИТР и рабочих специальностей, а также постепенным наймом инженерно-технических сотрудников (численность выросла с 76 до 82 человек).</w:t>
       </w:r>
     </w:p>
     <w:p>
@@ -15848,12 +16162,13 @@
             <w:pPr>
               <w:jc w:val="center"/>
             </w:pPr>
-            <w:r>
-              <w:rPr>
-                <w:rFonts w:ascii="Times New Roman" w:hAnsi="Times New Roman"/>
-                <w:sz w:val="24"/>
-              </w:rPr>
-              <w:t>82</w:t>
+            <w:r/>
+            <w:r>
+              <w:rPr>
+                <w:rFonts w:ascii="Times New Roman" w:hAnsi="Times New Roman"/>
+                <w:sz w:val="24"/>
+              </w:rPr>
+              <w:t>76</w:t>
             </w:r>
           </w:p>
         </w:tc>
@@ -15872,12 +16187,13 @@
             <w:pPr>
               <w:jc w:val="center"/>
             </w:pPr>
-            <w:r>
-              <w:rPr>
-                <w:rFonts w:ascii="Times New Roman" w:hAnsi="Times New Roman"/>
-                <w:sz w:val="24"/>
-              </w:rPr>
-              <w:t>82</w:t>
+            <w:r/>
+            <w:r>
+              <w:rPr>
+                <w:rFonts w:ascii="Times New Roman" w:hAnsi="Times New Roman"/>
+                <w:sz w:val="24"/>
+              </w:rPr>
+              <w:t>79</w:t>
             </w:r>
           </w:p>
         </w:tc>
@@ -15896,12 +16212,13 @@
             <w:pPr>
               <w:jc w:val="center"/>
             </w:pPr>
-            <w:r>
-              <w:rPr>
-                <w:rFonts w:ascii="Times New Roman" w:hAnsi="Times New Roman"/>
-                <w:sz w:val="24"/>
-              </w:rPr>
-              <w:t>82</w:t>
+            <w:r/>
+            <w:r>
+              <w:rPr>
+                <w:rFonts w:ascii="Times New Roman" w:hAnsi="Times New Roman"/>
+                <w:sz w:val="24"/>
+              </w:rPr>
+              <w:t>80</w:t>
             </w:r>
           </w:p>
         </w:tc>
@@ -15920,6 +16237,7 @@
             <w:pPr>
               <w:jc w:val="center"/>
             </w:pPr>
+            <w:r/>
             <w:r>
               <w:rPr>
                 <w:rFonts w:ascii="Times New Roman" w:hAnsi="Times New Roman"/>
@@ -15944,6 +16262,7 @@
             <w:pPr>
               <w:jc w:val="center"/>
             </w:pPr>
+            <w:r/>
             <w:r>
               <w:rPr>
                 <w:rFonts w:ascii="Times New Roman" w:hAnsi="Times New Roman"/>
@@ -15999,12 +16318,13 @@
             <w:pPr>
               <w:jc w:val="center"/>
             </w:pPr>
-            <w:r>
-              <w:rPr>
-                <w:rFonts w:ascii="Times New Roman" w:hAnsi="Times New Roman"/>
-                <w:sz w:val="24"/>
-              </w:rPr>
-              <w:t>2 399</w:t>
+            <w:r/>
+            <w:r>
+              <w:rPr>
+                <w:rFonts w:ascii="Times New Roman" w:hAnsi="Times New Roman"/>
+                <w:sz w:val="24"/>
+              </w:rPr>
+              <w:t>2 589</w:t>
             </w:r>
           </w:p>
         </w:tc>
@@ -16023,12 +16343,13 @@
             <w:pPr>
               <w:jc w:val="center"/>
             </w:pPr>
-            <w:r>
-              <w:rPr>
-                <w:rFonts w:ascii="Times New Roman" w:hAnsi="Times New Roman"/>
-                <w:sz w:val="24"/>
-              </w:rPr>
-              <w:t>2 739</w:t>
+            <w:r/>
+            <w:r>
+              <w:rPr>
+                <w:rFonts w:ascii="Times New Roman" w:hAnsi="Times New Roman"/>
+                <w:sz w:val="24"/>
+              </w:rPr>
+              <w:t>2 843</w:t>
             </w:r>
           </w:p>
         </w:tc>
@@ -16047,12 +16368,13 @@
             <w:pPr>
               <w:jc w:val="center"/>
             </w:pPr>
-            <w:r>
-              <w:rPr>
-                <w:rFonts w:ascii="Times New Roman" w:hAnsi="Times New Roman"/>
-                <w:sz w:val="24"/>
-              </w:rPr>
-              <w:t>3 639</w:t>
+            <w:r/>
+            <w:r>
+              <w:rPr>
+                <w:rFonts w:ascii="Times New Roman" w:hAnsi="Times New Roman"/>
+                <w:sz w:val="24"/>
+              </w:rPr>
+              <w:t>3 730</w:t>
             </w:r>
           </w:p>
         </w:tc>
@@ -16071,6 +16393,7 @@
             <w:pPr>
               <w:jc w:val="center"/>
             </w:pPr>
+            <w:r/>
             <w:r>
               <w:rPr>
                 <w:rFonts w:ascii="Times New Roman" w:hAnsi="Times New Roman"/>
@@ -16095,6 +16418,7 @@
             <w:pPr>
               <w:jc w:val="center"/>
             </w:pPr>
+            <w:r/>
             <w:r>
               <w:rPr>
                 <w:rFonts w:ascii="Times New Roman" w:hAnsi="Times New Roman"/>
@@ -16126,10 +16450,10 @@
       </w:pPr>
       <w:r>
         <w:rPr>
-          <w:rFonts w:ascii="Times New Roman" w:hAnsi="Times New Roman" w:cs="Times New Roman"/>
-          <w:sz w:val="28"/>
-        </w:rPr>
-        <w:t>Выработка на одного работника выросла с 2 399 тыс, руб,/чел, в 2021 г, до 4 870 тыс, руб,/чел, в 2025 г, — в 2,03 раза, при неизменной численности 82 человека. Это означает, что прирост выручки достигнут полностью за счёт повышения эффективности труда (вернее — за счёт расширения портфеля субподрядных работ при сохранении собственного производственного ядра).</w:t>
+          <w:rFonts w:ascii="Times New Roman" w:hAnsi="Times New Roman"/>
+          <w:sz w:val="24"/>
+        </w:rPr>
+        <w:t>Выработка на одного работника выросла с 2 589 тыс. руб./чел. в 2021 г. до 4 870 тыс. руб./чел. в 2025 г. — в 1,88 раза, при плавном росте численности с 76 до 82 человек. Это означает, что прирост выручки достигнут преимущественно за счёт повышения эффективности труда — расширения субподрядной модели работы и повышения производительности собственных бригад, — а не за счёт линейного увеличения штата.</w:t>
       </w:r>
     </w:p>
     <w:p>
@@ -16161,9 +16485,9 @@
       <w:r>
         <w:rPr>
           <w:rFonts w:ascii="Times New Roman" w:hAnsi="Times New Roman"/>
-          <w:sz w:val="28"/>
-        </w:rPr>
-        <w:t>Из данных расчетов видно, что при неизменной численности сотрудников выручка увеличивается за счёт роста выработки. Показатель вырос в период 2021–2025 гг. на 2 533 тыс. руб./чел., или на 103,0 процента.</w:t>
+          <w:sz w:val="24"/>
+        </w:rPr>
+        <w:t>Из данных расчётов видно, что при плавном росте численности сотрудников с 76 до 82 человек выручка увеличивается опережающими темпами — за счёт роста выработки. Показатель вырос в период 2021–2025 гг. на 2 281 тыс. руб./чел., или на 88,1%.</w:t>
       </w:r>
     </w:p>
     <w:p>
@@ -16176,9 +16500,9 @@
       <w:r>
         <w:rPr>
           <w:rFonts w:ascii="Times New Roman" w:hAnsi="Times New Roman"/>
-          <w:sz w:val="28"/>
-        </w:rPr>
-        <w:t>Таким образом, можно сделать вывод, что рост производительности труда обеспечен расширением субподрядной модели работы при стабильной численности в 82 человека, что является эффективной стратегией для подрядчика ГОЗ.</w:t>
+          <w:sz w:val="24"/>
+        </w:rPr>
+        <w:t>Таким образом, рост производительности труда обеспечен сочетанием двух факторов: расширением субподрядной модели работы и плавным укомплектованием инженерно-технического персонала (с 76 до 82 человек за пять лет). Для подрядчика ГОЗ это эффективная стратегия — наращивать объём контрактов без скачкообразного роста постоянных затрат на ФОТ.</w:t>
       </w:r>
     </w:p>
     <w:p>
@@ -20808,6 +21132,64 @@
             <w:pPr>
               <w:jc w:val="center"/>
             </w:pPr>
+            <w:r/>
+            <w:r>
+              <w:rPr>
+                <w:rFonts w:ascii="Times New Roman" w:hAnsi="Times New Roman"/>
+                <w:sz w:val="24"/>
+              </w:rPr>
+              <w:t>76</w:t>
+            </w:r>
+          </w:p>
+        </w:tc>
+        <w:tc>
+          <w:tcPr>
+            <w:tcW w:w="0" w:type="auto"/>
+            <w:vAlign w:val="bottom"/>
+          </w:tcPr>
+          <w:p>
+            <w:pPr>
+              <w:jc w:val="center"/>
+            </w:pPr>
+            <w:r/>
+            <w:r>
+              <w:rPr>
+                <w:rFonts w:ascii="Times New Roman" w:hAnsi="Times New Roman"/>
+                <w:sz w:val="24"/>
+              </w:rPr>
+              <w:t>79</w:t>
+            </w:r>
+          </w:p>
+        </w:tc>
+        <w:tc>
+          <w:tcPr>
+            <w:tcW w:w="0" w:type="auto"/>
+            <w:vAlign w:val="bottom"/>
+          </w:tcPr>
+          <w:p>
+            <w:pPr>
+              <w:jc w:val="center"/>
+            </w:pPr>
+            <w:r/>
+            <w:r>
+              <w:rPr>
+                <w:rFonts w:ascii="Times New Roman" w:hAnsi="Times New Roman"/>
+                <w:sz w:val="24"/>
+              </w:rPr>
+              <w:t>80</w:t>
+            </w:r>
+          </w:p>
+        </w:tc>
+        <w:tc>
+          <w:tcPr>
+            <w:tcW w:w="0" w:type="auto"/>
+            <w:vAlign w:val="bottom"/>
+          </w:tcPr>
+          <w:p>
+            <w:pPr>
+              <w:jc w:val="center"/>
+            </w:pPr>
+            <w:r/>
             <w:r>
               <w:rPr>
                 <w:rFonts w:ascii="Times New Roman" w:hAnsi="Times New Roman"/>
@@ -20826,6 +21208,7 @@
             <w:pPr>
               <w:jc w:val="center"/>
             </w:pPr>
+            <w:r/>
             <w:r>
               <w:rPr>
                 <w:rFonts w:ascii="Times New Roman" w:hAnsi="Times New Roman"/>
@@ -20844,12 +21227,13 @@
             <w:pPr>
               <w:jc w:val="center"/>
             </w:pPr>
-            <w:r>
-              <w:rPr>
-                <w:rFonts w:ascii="Times New Roman" w:hAnsi="Times New Roman"/>
-                <w:sz w:val="24"/>
-              </w:rPr>
-              <w:t>82</w:t>
+            <w:r/>
+            <w:r>
+              <w:rPr>
+                <w:rFonts w:ascii="Times New Roman" w:hAnsi="Times New Roman"/>
+                <w:sz w:val="24"/>
+              </w:rPr>
+              <w:t>6</w:t>
             </w:r>
           </w:p>
         </w:tc>
@@ -20862,66 +21246,13 @@
             <w:pPr>
               <w:jc w:val="center"/>
             </w:pPr>
-            <w:r>
-              <w:rPr>
-                <w:rFonts w:ascii="Times New Roman" w:hAnsi="Times New Roman"/>
-                <w:sz w:val="24"/>
-              </w:rPr>
-              <w:t>82</w:t>
-            </w:r>
-          </w:p>
-        </w:tc>
-        <w:tc>
-          <w:tcPr>
-            <w:tcW w:w="0" w:type="auto"/>
-            <w:vAlign w:val="bottom"/>
-          </w:tcPr>
-          <w:p>
-            <w:pPr>
-              <w:jc w:val="center"/>
-            </w:pPr>
-            <w:r>
-              <w:rPr>
-                <w:rFonts w:ascii="Times New Roman" w:hAnsi="Times New Roman"/>
-                <w:sz w:val="24"/>
-              </w:rPr>
-              <w:t>82</w:t>
-            </w:r>
-          </w:p>
-        </w:tc>
-        <w:tc>
-          <w:tcPr>
-            <w:tcW w:w="0" w:type="auto"/>
-            <w:vAlign w:val="bottom"/>
-          </w:tcPr>
-          <w:p>
-            <w:pPr>
-              <w:jc w:val="center"/>
-            </w:pPr>
-            <w:r>
-              <w:rPr>
-                <w:rFonts w:ascii="Times New Roman" w:hAnsi="Times New Roman"/>
-                <w:sz w:val="24"/>
-              </w:rPr>
-              <w:t>0</w:t>
-            </w:r>
-          </w:p>
-        </w:tc>
-        <w:tc>
-          <w:tcPr>
-            <w:tcW w:w="0" w:type="auto"/>
-            <w:vAlign w:val="bottom"/>
-          </w:tcPr>
-          <w:p>
-            <w:pPr>
-              <w:jc w:val="center"/>
-            </w:pPr>
-            <w:r>
-              <w:rPr>
-                <w:rFonts w:ascii="Times New Roman" w:hAnsi="Times New Roman"/>
-                <w:sz w:val="24"/>
-              </w:rPr>
-              <w:t>0,0</w:t>
+            <w:r/>
+            <w:r>
+              <w:rPr>
+                <w:rFonts w:ascii="Times New Roman" w:hAnsi="Times New Roman"/>
+                <w:sz w:val="24"/>
+              </w:rPr>
+              <w:t>7,9</w:t>
             </w:r>
           </w:p>
         </w:tc>
@@ -20974,12 +21305,13 @@
             <w:pPr>
               <w:jc w:val="center"/>
             </w:pPr>
-            <w:r>
-              <w:rPr>
-                <w:rFonts w:ascii="Times New Roman" w:hAnsi="Times New Roman"/>
-                <w:sz w:val="24"/>
-              </w:rPr>
-              <w:t>2 399</w:t>
+            <w:r/>
+            <w:r>
+              <w:rPr>
+                <w:rFonts w:ascii="Times New Roman" w:hAnsi="Times New Roman"/>
+                <w:sz w:val="24"/>
+              </w:rPr>
+              <w:t>2 589</w:t>
             </w:r>
           </w:p>
         </w:tc>
@@ -20992,12 +21324,13 @@
             <w:pPr>
               <w:jc w:val="center"/>
             </w:pPr>
-            <w:r>
-              <w:rPr>
-                <w:rFonts w:ascii="Times New Roman" w:hAnsi="Times New Roman"/>
-                <w:sz w:val="24"/>
-              </w:rPr>
-              <w:t>2 739</w:t>
+            <w:r/>
+            <w:r>
+              <w:rPr>
+                <w:rFonts w:ascii="Times New Roman" w:hAnsi="Times New Roman"/>
+                <w:sz w:val="24"/>
+              </w:rPr>
+              <w:t>2 843</w:t>
             </w:r>
           </w:p>
         </w:tc>
@@ -21010,12 +21343,13 @@
             <w:pPr>
               <w:jc w:val="center"/>
             </w:pPr>
-            <w:r>
-              <w:rPr>
-                <w:rFonts w:ascii="Times New Roman" w:hAnsi="Times New Roman"/>
-                <w:sz w:val="24"/>
-              </w:rPr>
-              <w:t>3 639</w:t>
+            <w:r/>
+            <w:r>
+              <w:rPr>
+                <w:rFonts w:ascii="Times New Roman" w:hAnsi="Times New Roman"/>
+                <w:sz w:val="24"/>
+              </w:rPr>
+              <w:t>3 730</w:t>
             </w:r>
           </w:p>
         </w:tc>
@@ -21028,6 +21362,7 @@
             <w:pPr>
               <w:jc w:val="center"/>
             </w:pPr>
+            <w:r/>
             <w:r>
               <w:rPr>
                 <w:rFonts w:ascii="Times New Roman" w:hAnsi="Times New Roman"/>
@@ -21046,6 +21381,7 @@
             <w:pPr>
               <w:jc w:val="center"/>
             </w:pPr>
+            <w:r/>
             <w:r>
               <w:rPr>
                 <w:rFonts w:ascii="Times New Roman" w:hAnsi="Times New Roman"/>
@@ -21064,12 +21400,13 @@
             <w:pPr>
               <w:jc w:val="center"/>
             </w:pPr>
-            <w:r>
-              <w:rPr>
-                <w:rFonts w:ascii="Times New Roman" w:hAnsi="Times New Roman"/>
-                <w:sz w:val="24"/>
-              </w:rPr>
-              <w:t>2 471</w:t>
+            <w:r/>
+            <w:r>
+              <w:rPr>
+                <w:rFonts w:ascii="Times New Roman" w:hAnsi="Times New Roman"/>
+                <w:sz w:val="24"/>
+              </w:rPr>
+              <w:t>2 282</w:t>
             </w:r>
           </w:p>
         </w:tc>
@@ -21082,12 +21419,13 @@
             <w:pPr>
               <w:jc w:val="center"/>
             </w:pPr>
-            <w:r>
-              <w:rPr>
-                <w:rFonts w:ascii="Times New Roman" w:hAnsi="Times New Roman"/>
-                <w:sz w:val="24"/>
-              </w:rPr>
-              <w:t>103,0</w:t>
+            <w:r/>
+            <w:r>
+              <w:rPr>
+                <w:rFonts w:ascii="Times New Roman" w:hAnsi="Times New Roman"/>
+                <w:sz w:val="24"/>
+              </w:rPr>
+              <w:t>88,1</w:t>
             </w:r>
           </w:p>
         </w:tc>
@@ -21255,10 +21593,10 @@
       </w:pPr>
       <w:r>
         <w:rPr>
-          <w:rFonts w:ascii="Times New Roman" w:hAnsi="Times New Roman" w:cs="Times New Roman"/>
-          <w:sz w:val="28"/>
-        </w:rPr>
-        <w:t>Выручка увеличилась с 196 743 до 399 379 тыс. руб. — отклонение +202 636 тыс. руб., или +103,0% за пять лет. Среднегодовая стоимость ОФ выросла на 67,5% (с 24 340 до 40 768 тыс. руб.), выработка на одного работника — на 103,0% (с 2 399 до 4 870 тыс. руб./чел.), фондоотдача — на 21,2% (с 8,08 до 9,80 руб./руб.). Численность сотрудников осталась неизменной — 82 человека.</w:t>
+          <w:rFonts w:ascii="Times New Roman" w:hAnsi="Times New Roman"/>
+          <w:sz w:val="24"/>
+        </w:rPr>
+        <w:t>Выручка увеличилась с 196 743 до 399 379 тыс. руб. — отклонение +202 636 тыс. руб., или +103,0% за пять лет. Среднегодовая стоимость ОФ выросла на 67,5% (с 24 340 до 40 768 тыс. руб.), выработка на одного работника — на 88,1% (с 2 589 до 4 870 тыс. руб./чел.), фондоотдача — на 21,2% (с 8,08 до 9,80). Численность за период выросла с 76 до 82 человек (+6 чел., +7,9%).</w:t>
       </w:r>
     </w:p>
     <w:p>
@@ -27710,18 +28048,14 @@
           <w:p>
             <w:pPr>
               <w:jc w:val="center"/>
-              <w:rPr>
-                <w:sz w:val="28"/>
-                <w:szCs w:val="28"/>
-                <w:highlight w:val="cyan"/>
-              </w:rPr>
-            </w:pPr>
-            <w:r>
-              <w:rPr>
-                <w:rFonts w:ascii="Times New Roman" w:hAnsi="Times New Roman"/>
-                <w:sz w:val="24"/>
-              </w:rPr>
-              <w:t>82</w:t>
+            </w:pPr>
+            <w:r/>
+            <w:r>
+              <w:rPr>
+                <w:rFonts w:ascii="Times New Roman" w:hAnsi="Times New Roman"/>
+                <w:sz w:val="24"/>
+              </w:rPr>
+              <w:t>76</w:t>
             </w:r>
           </w:p>
         </w:tc>
@@ -27740,18 +28074,14 @@
           <w:p>
             <w:pPr>
               <w:jc w:val="center"/>
-              <w:rPr>
-                <w:sz w:val="28"/>
-                <w:szCs w:val="28"/>
-                <w:highlight w:val="cyan"/>
-              </w:rPr>
-            </w:pPr>
-            <w:r>
-              <w:rPr>
-                <w:rFonts w:ascii="Times New Roman" w:hAnsi="Times New Roman"/>
-                <w:sz w:val="24"/>
-              </w:rPr>
-              <w:t>82</w:t>
+            </w:pPr>
+            <w:r/>
+            <w:r>
+              <w:rPr>
+                <w:rFonts w:ascii="Times New Roman" w:hAnsi="Times New Roman"/>
+                <w:sz w:val="24"/>
+              </w:rPr>
+              <w:t>79</w:t>
             </w:r>
           </w:p>
         </w:tc>
@@ -27770,18 +28100,14 @@
           <w:p>
             <w:pPr>
               <w:jc w:val="center"/>
-              <w:rPr>
-                <w:sz w:val="28"/>
-                <w:szCs w:val="28"/>
-                <w:highlight w:val="cyan"/>
-              </w:rPr>
-            </w:pPr>
-            <w:r>
-              <w:rPr>
-                <w:rFonts w:ascii="Times New Roman" w:hAnsi="Times New Roman"/>
-                <w:sz w:val="24"/>
-              </w:rPr>
-              <w:t>82</w:t>
+            </w:pPr>
+            <w:r/>
+            <w:r>
+              <w:rPr>
+                <w:rFonts w:ascii="Times New Roman" w:hAnsi="Times New Roman"/>
+                <w:sz w:val="24"/>
+              </w:rPr>
+              <w:t>80</w:t>
             </w:r>
           </w:p>
         </w:tc>
@@ -27800,12 +28126,8 @@
           <w:p>
             <w:pPr>
               <w:jc w:val="center"/>
-              <w:rPr>
-                <w:sz w:val="28"/>
-                <w:szCs w:val="28"/>
-                <w:highlight w:val="cyan"/>
-              </w:rPr>
-            </w:pPr>
+            </w:pPr>
+            <w:r/>
             <w:r>
               <w:rPr>
                 <w:rFonts w:ascii="Times New Roman" w:hAnsi="Times New Roman"/>
@@ -27830,12 +28152,8 @@
           <w:p>
             <w:pPr>
               <w:jc w:val="center"/>
-              <w:rPr>
-                <w:sz w:val="28"/>
-                <w:szCs w:val="28"/>
-                <w:highlight w:val="cyan"/>
-              </w:rPr>
-            </w:pPr>
+            </w:pPr>
+            <w:r/>
             <w:r>
               <w:rPr>
                 <w:rFonts w:ascii="Times New Roman" w:hAnsi="Times New Roman"/>
@@ -27904,18 +28222,14 @@
           <w:p>
             <w:pPr>
               <w:jc w:val="center"/>
-              <w:rPr>
-                <w:sz w:val="28"/>
-                <w:szCs w:val="28"/>
-                <w:highlight w:val="cyan"/>
-              </w:rPr>
-            </w:pPr>
-            <w:r>
-              <w:rPr>
-                <w:rFonts w:ascii="Times New Roman" w:hAnsi="Times New Roman"/>
-                <w:sz w:val="24"/>
-              </w:rPr>
-              <w:t>2 399</w:t>
+            </w:pPr>
+            <w:r/>
+            <w:r>
+              <w:rPr>
+                <w:rFonts w:ascii="Times New Roman" w:hAnsi="Times New Roman"/>
+                <w:sz w:val="24"/>
+              </w:rPr>
+              <w:t>2 589</w:t>
             </w:r>
           </w:p>
         </w:tc>
@@ -27934,18 +28248,14 @@
           <w:p>
             <w:pPr>
               <w:jc w:val="center"/>
-              <w:rPr>
-                <w:sz w:val="28"/>
-                <w:szCs w:val="28"/>
-                <w:highlight w:val="cyan"/>
-              </w:rPr>
-            </w:pPr>
-            <w:r>
-              <w:rPr>
-                <w:rFonts w:ascii="Times New Roman" w:hAnsi="Times New Roman"/>
-                <w:sz w:val="24"/>
-              </w:rPr>
-              <w:t>2 739</w:t>
+            </w:pPr>
+            <w:r/>
+            <w:r>
+              <w:rPr>
+                <w:rFonts w:ascii="Times New Roman" w:hAnsi="Times New Roman"/>
+                <w:sz w:val="24"/>
+              </w:rPr>
+              <w:t>2 843</w:t>
             </w:r>
           </w:p>
         </w:tc>
@@ -27964,18 +28274,14 @@
           <w:p>
             <w:pPr>
               <w:jc w:val="center"/>
-              <w:rPr>
-                <w:sz w:val="28"/>
-                <w:szCs w:val="28"/>
-                <w:highlight w:val="cyan"/>
-              </w:rPr>
-            </w:pPr>
-            <w:r>
-              <w:rPr>
-                <w:rFonts w:ascii="Times New Roman" w:hAnsi="Times New Roman"/>
-                <w:sz w:val="24"/>
-              </w:rPr>
-              <w:t>3 639</w:t>
+            </w:pPr>
+            <w:r/>
+            <w:r>
+              <w:rPr>
+                <w:rFonts w:ascii="Times New Roman" w:hAnsi="Times New Roman"/>
+                <w:sz w:val="24"/>
+              </w:rPr>
+              <w:t>3 730</w:t>
             </w:r>
           </w:p>
         </w:tc>
@@ -27994,12 +28300,8 @@
           <w:p>
             <w:pPr>
               <w:jc w:val="center"/>
-              <w:rPr>
-                <w:sz w:val="28"/>
-                <w:szCs w:val="28"/>
-                <w:highlight w:val="cyan"/>
-              </w:rPr>
-            </w:pPr>
+            </w:pPr>
+            <w:r/>
             <w:r>
               <w:rPr>
                 <w:rFonts w:ascii="Times New Roman" w:hAnsi="Times New Roman"/>
@@ -28024,12 +28326,8 @@
           <w:p>
             <w:pPr>
               <w:jc w:val="center"/>
-              <w:rPr>
-                <w:sz w:val="28"/>
-                <w:szCs w:val="28"/>
-                <w:highlight w:val="cyan"/>
-              </w:rPr>
-            </w:pPr>
+            </w:pPr>
+            <w:r/>
             <w:r>
               <w:rPr>
                 <w:rFonts w:ascii="Times New Roman" w:hAnsi="Times New Roman"/>
